--- a/docs/studienskripte/word-rohfassungen/woek-g-v15.docx
+++ b/docs/studienskripte/word-rohfassungen/woek-g-v15.docx
@@ -29,47 +29,7 @@
     </w:p>
     <w:p>
       <w:r>
-        <w:t>Track: Grundstudium Wirkungsökonomie</w:t>
-      </w:r>
-    </w:p>
-    <w:p>
-      <w:r>
-        <w:t>Kurscode: woek-g</w:t>
-      </w:r>
-    </w:p>
-    <w:p>
-      <w:r>
-        <w:t>Vorlesungscode: V15</w:t>
-      </w:r>
-    </w:p>
-    <w:p>
-      <w:r>
-        <w:t>Modul/Abschnitt: G2.1</w:t>
-      </w:r>
-    </w:p>
-    <w:p>
-      <w:r>
-        <w:t>Titel: Nebenwirkungen, Rebound und Zielkonflikte</w:t>
-      </w:r>
-    </w:p>
-    <w:p>
-      <w:r>
-        <w:t>Status: Rohfassung V0 · Sprint-Produktionslauf · muss im nächsten Tiefensprint auf 40-50 Seiten erweitert werden</w:t>
-      </w:r>
-    </w:p>
-    <w:p>
-      <w:r>
-        <w:t>Quelle: woek-akademie-app/content/lehrgaenge/woek-g-v15.md</w:t>
-      </w:r>
-    </w:p>
-    <w:p>
-      <w:r>
-        <w:t>Ablage: Markdown-Master in content/studienskripte/woek-g-v15.md, Word-Rohfassung in docs/studienskripte/word-rohfassungen/woek-g-v15.docx</w:t>
-      </w:r>
-    </w:p>
-    <w:p>
-      <w:r>
-        <w:t>Wissensbasis: aktuelles Grundlagenwerk, Website-Korpus inklusive Journal, Akademie-Quelltexte, Glossar, interne Dossiers und externe Fachquellen</w:t>
+        <w:t>Track: Grundstudium Wirkungsökonomie Kurscode: woek-g Vorlesungscode: V15 Modul/Abschnitt: G2.1 Titel: Nebenwirkungen, Rebound und Zielkonflikte Status: Rohfassung V0 · Sprint-Produktionslauf · muss im nächsten Tiefensprint auf 40-50 Seiten erweitert werden Quelle: woek-akademie-app/content/lehrgaenge/woek-g-v15.md Ablage: Markdown-Master in content/studienskripte/woek-g-v15.md, Word-Rohfassung in docs/studienskripte/word-rohfassungen/woek-g-v15.docx Wissensbasis: aktuelles Grundlagenwerk, Website-Korpus inklusive Journal, Akademie-Quelltexte, Glossar, interne Dossiers und externe Fachquellen</w:t>
       </w:r>
     </w:p>
     <w:p>
@@ -715,42 +675,7 @@
     </w:p>
     <w:p>
       <w:r>
-        <w:t>```chart-spec</w:t>
-      </w:r>
-    </w:p>
-    <w:p>
-      <w:r>
-        <w:t>slug: woek-g-v15-wirkpfad</w:t>
-      </w:r>
-    </w:p>
-    <w:p>
-      <w:r>
-        <w:t>type: wirkpfad</w:t>
-      </w:r>
-    </w:p>
-    <w:p>
-      <w:r>
-        <w:t>reuse_first: true</w:t>
-      </w:r>
-    </w:p>
-    <w:p>
-      <w:r>
-        <w:t>preferred_asset: content/studienskripte/assets/woek-g-v15/woek-g-v15-wirkpfad.svg</w:t>
-      </w:r>
-    </w:p>
-    <w:p>
-      <w:r>
-        <w:t>message: Nebenwirkungen, Rebound und Zielkonflikte wird als Wirkpfad von Auslöser über Mechanismus, Wirkungsempfänger und Zustandsveränderung bis zur Rückkopplung dargestellt.</w:t>
-      </w:r>
-    </w:p>
-    <w:p>
-      <w:r>
-        <w:t>source: WÖk-Grundlagenwerk, Website-Korpus, Akademie-Quelltexte, Glossar</w:t>
-      </w:r>
-    </w:p>
-    <w:p>
-      <w:r>
-        <w:t>```</w:t>
+        <w:t>``chart-spec slug: woek-g-v15-wirkpfad type: wirkpfad reuse_first: true preferred_asset: content/studienskripte/assets/woek-g-v15/woek-g-v15-wirkpfad.svg message: Nebenwirkungen, Rebound und Zielkonflikte wird als Wirkpfad von Auslöser über Mechanismus, Wirkungsempfänger und Zustandsveränderung bis zur Rückkopplung dargestellt. source: WÖk-Grundlagenwerk, Website-Korpus, Akademie-Quelltexte, Glossar ``</w:t>
       </w:r>
     </w:p>
     <w:p>

--- a/docs/studienskripte/word-rohfassungen/woek-g-v15.docx
+++ b/docs/studienskripte/word-rohfassungen/woek-g-v15.docx
@@ -29,7 +29,7 @@
     </w:p>
     <w:p>
       <w:r>
-        <w:t>Track: Grundstudium Wirkungsökonomie Kurscode: woek-g Vorlesungscode: V15 Modul/Abschnitt: G2.1 Titel: Nebenwirkungen, Rebound und Zielkonflikte Status: Rohfassung V0 · Sprint-Produktionslauf · muss im nächsten Tiefensprint auf 40-50 Seiten erweitert werden Quelle: woek-akademie-app/content/lehrgaenge/woek-g-v15.md Ablage: Markdown-Master in content/studienskripte/woek-g-v15.md, Word-Rohfassung in docs/studienskripte/word-rohfassungen/woek-g-v15.docx Wissensbasis: aktuelles Grundlagenwerk, Website-Korpus inklusive Journal, Akademie-Quelltexte, Glossar, interne Dossiers und externe Fachquellen</w:t>
+        <w:t>Track: Grundstudium Wirkungsökonomie Kurscode: woek-g Vorlesungscode: V15 Modul/Abschnitt: G2.1 Titel: Nebenwirkungen, Rebound und Zielkonflikte Status: Tiefenskript-Sprint 7 · substanzielle Arbeitsfassung, Claude-CI/CD-Finalisierung offen Quelle: woek-akademie-app/content/lehrgaenge/woek-g-v15.md Ablage: Markdown-Master in content/studienskripte/woek-g-v15.md, Word-Rohfassung in docs/studienskripte/word-rohfassungen/woek-g-v15.docx Wissensbasis: aktuelles Grundlagenwerk, Website-Korpus inklusive Journal, Akademie-Quelltexte, Glossar, interne Dossiers und externe Fachquellen</w:t>
       </w:r>
     </w:p>
     <w:p>
@@ -993,17 +993,1331 @@
         <w:pStyle w:val="Heading2"/>
       </w:pPr>
       <w:r>
-        <w:t>7. Prüfungsrelevanz</w:t>
-      </w:r>
-    </w:p>
-    <w:p>
-      <w:r>
-        <w:t>Diese Vorlesung ist prüfungsrelevant, aber die eigentliche Antwortlogik gehört nicht in das öffentliche Studienskript. Zertifikatsfragen, CorrectAnswer, Scoring-Regeln und Fallrubrics werden separat in der geschützten App-Lane unter woek-akademie-app/content/pruefungen/ gepflegt.</w:t>
-      </w:r>
-    </w:p>
-    <w:p>
-      <w:r>
-        <w:t>Für den Fragenpool sind besonders geeignet:</w:t>
+        <w:t>7. Tiefenskript-Erweiterung Sprint 7</w:t>
+      </w:r>
+    </w:p>
+    <w:p>
+      <w:r>
+        <w:t>Status dieser Erweiterung: ausgebaute Arbeitsfassung für Claude-CI/CD, Word-Rohfassung und Reader-Spiegel. Sie ersetzt noch nicht die spätere Satz-, Quellen- und PDF-Finalisierung, bringt die Vorlesung aber aus der Kurzfassung in eine substanzielle Studienskriptfassung.</w:t>
+      </w:r>
+    </w:p>
+    <w:p>
+      <w:pPr>
+        <w:pStyle w:val="Heading3"/>
+      </w:pPr>
+      <w:r>
+        <w:t>7.1 Leitthese</w:t>
+      </w:r>
+    </w:p>
+    <w:p>
+      <w:r>
+        <w:t>Nebenwirkungen, Rebound und Zielkonflikte markiert im Grundstudium eine Grundentscheidung der Wirkungsökonomie: Entscheidend ist nicht, was plausibel klingt, sondern welche Zustände sich bei welchen Wirkungsempfängern in welchem Wirkungsraum tatsächlich verändern.</w:t>
+      </w:r>
+    </w:p>
+    <w:p>
+      <w:r>
+        <w:t>Die Vorlesung bleibt dabei an die Grundregel gebunden: Wirkung ist neutral und relational. Erst die Bewertung im Referenzrahmen Mensch, Planet, Demokratie, SDGs, Agenda 2030 und SDG+ entscheidet, ob eine Veränderung positiv, negativ oder ambivalent einzuordnen ist. Wenn eine Zielgröße gemeint ist, sprechen wir von positiver Netto-Wirkung.</w:t>
+      </w:r>
+    </w:p>
+    <w:p>
+      <w:pPr>
+        <w:pStyle w:val="Heading3"/>
+      </w:pPr>
+      <w:r>
+        <w:t>7.2 Didaktische Einordnung im Studiengang</w:t>
+      </w:r>
+    </w:p>
+    <w:p>
+      <w:r>
+        <w:t>V15 liegt an der Schwelle zwischen begrifflicher Grundlegung und Bewertungsarchitektur. Die Studierenden sollen nicht nur Begriffe wiedergeben, sondern an Fällen erkennen, welche Aussage schon Wirkung behauptet, welche nur Wirkungspotenzial beschreibt und wo ein Wirkungsrisiko offenliegt. Der Tiefensinn dieser Vorlesung liegt deshalb nicht in zusätzlicher Komplexität, sondern in besserer Unterscheidungsfähigkeit.</w:t>
+      </w:r>
+    </w:p>
+    <w:p>
+      <w:r>
+        <w:t>Für die spätere Praxis ist entscheidend, dass jede Analyse vier Ebenen getrennt hält:</w:t>
+      </w:r>
+    </w:p>
+    <w:p>
+      <w:r>
+        <w:t>1. Beschreibung: Was geschieht tatsächlich oder soll geschehen?</w:t>
+      </w:r>
+    </w:p>
+    <w:p>
+      <w:r>
+        <w:t>2. Kausalannahme: Über welchen Mechanismus könnte daraus eine Zustandsveränderung entstehen?</w:t>
+      </w:r>
+    </w:p>
+    <w:p>
+      <w:r>
+        <w:t>3. Bewertung: Welche Richtung hat diese Veränderung im Referenzrahmen?</w:t>
+      </w:r>
+    </w:p>
+    <w:p>
+      <w:r>
+        <w:t>4. Rückkopplung: Welche Entscheidung, Regel, Ressource oder Kommunikation wird dadurch verändert?</w:t>
+      </w:r>
+    </w:p>
+    <w:p>
+      <w:r>
+        <w:t>Wo diese Ebenen vermischt werden, entstehen typische WÖk-Fehler: Aktivität wird als Wirkung ausgegeben, Reichweite ersetzt Zustandsveränderung, gute Absicht verdeckt Nebenwirkungen oder Reporting wird mit Lernen verwechselt.</w:t>
+      </w:r>
+    </w:p>
+    <w:p>
+      <w:pPr>
+        <w:pStyle w:val="Heading3"/>
+      </w:pPr>
+      <w:r>
+        <w:t>7.3 Analysemodell</w:t>
+      </w:r>
+    </w:p>
+    <w:tbl>
+      <w:tblPr>
+        <w:tblStyle w:val="TableGrid"/>
+        <w:tblW w:type="auto" w:w="0"/>
+        <w:jc w:val="left"/>
+        <w:tblLook w:firstColumn="1" w:firstRow="1" w:lastColumn="0" w:lastRow="0" w:noHBand="0" w:noVBand="1" w:val="04A0"/>
+      </w:tblPr>
+      <w:tblGrid>
+        <w:gridCol w:w="2340"/>
+        <w:gridCol w:w="2340"/>
+        <w:gridCol w:w="2340"/>
+        <w:gridCol w:w="2340"/>
+      </w:tblGrid>
+      <w:tr>
+        <w:tc>
+          <w:tcPr>
+            <w:tcW w:type="dxa" w:w="2340"/>
+            <w:vAlign w:val="center"/>
+          </w:tcPr>
+          <w:p>
+            <w:r>
+              <w:rPr>
+                <w:b/>
+              </w:rPr>
+              <w:t>Analyseobjekt</w:t>
+            </w:r>
+          </w:p>
+        </w:tc>
+        <w:tc>
+          <w:tcPr>
+            <w:tcW w:type="dxa" w:w="2340"/>
+            <w:vAlign w:val="center"/>
+          </w:tcPr>
+          <w:p>
+            <w:r>
+              <w:rPr>
+                <w:b/>
+              </w:rPr>
+              <w:t>Woran es wirkt</w:t>
+            </w:r>
+          </w:p>
+        </w:tc>
+        <w:tc>
+          <w:tcPr>
+            <w:tcW w:type="dxa" w:w="2340"/>
+            <w:vAlign w:val="center"/>
+          </w:tcPr>
+          <w:p>
+            <w:r>
+              <w:rPr>
+                <w:b/>
+              </w:rPr>
+              <w:t>Typischer Fehler</w:t>
+            </w:r>
+          </w:p>
+        </w:tc>
+        <w:tc>
+          <w:tcPr>
+            <w:tcW w:type="dxa" w:w="2340"/>
+            <w:vAlign w:val="center"/>
+          </w:tcPr>
+          <w:p>
+            <w:r>
+              <w:rPr>
+                <w:b/>
+              </w:rPr>
+              <w:t>Saubere WÖk-Lesart</w:t>
+            </w:r>
+          </w:p>
+        </w:tc>
+      </w:tr>
+      <w:tr>
+        <w:tc>
+          <w:tcPr>
+            <w:tcW w:type="dxa" w:w="2340"/>
+            <w:vAlign w:val="center"/>
+          </w:tcPr>
+          <w:p>
+            <w:r>
+              <w:t>Begriff</w:t>
+            </w:r>
+          </w:p>
+        </w:tc>
+        <w:tc>
+          <w:tcPr>
+            <w:tcW w:type="dxa" w:w="2340"/>
+            <w:vAlign w:val="center"/>
+          </w:tcPr>
+          <w:p>
+            <w:r>
+              <w:t>Was muss präzise getrennt werden?</w:t>
+            </w:r>
+          </w:p>
+        </w:tc>
+        <w:tc>
+          <w:tcPr>
+            <w:tcW w:type="dxa" w:w="2340"/>
+            <w:vAlign w:val="center"/>
+          </w:tcPr>
+          <w:p>
+            <w:r>
+              <w:t>Typischer Fehler</w:t>
+            </w:r>
+          </w:p>
+        </w:tc>
+        <w:tc>
+          <w:tcPr>
+            <w:tcW w:type="dxa" w:w="2340"/>
+            <w:vAlign w:val="center"/>
+          </w:tcPr>
+          <w:p>
+            <w:r>
+              <w:t>Saubere WÖk-Lesart</w:t>
+            </w:r>
+          </w:p>
+        </w:tc>
+      </w:tr>
+      <w:tr>
+        <w:tc>
+          <w:tcPr>
+            <w:tcW w:type="dxa" w:w="2340"/>
+            <w:vAlign w:val="center"/>
+          </w:tcPr>
+          <w:p>
+            <w:r>
+              <w:t>Wirkung</w:t>
+            </w:r>
+          </w:p>
+        </w:tc>
+        <w:tc>
+          <w:tcPr>
+            <w:tcW w:type="dxa" w:w="2340"/>
+            <w:vAlign w:val="center"/>
+          </w:tcPr>
+          <w:p>
+            <w:r>
+              <w:t>tatsächliche Zustandsveränderung</w:t>
+            </w:r>
+          </w:p>
+        </w:tc>
+        <w:tc>
+          <w:tcPr>
+            <w:tcW w:type="dxa" w:w="2340"/>
+            <w:vAlign w:val="center"/>
+          </w:tcPr>
+          <w:p>
+            <w:r>
+              <w:t>Absicht, Aktivität oder Reichweite als Wirkung ausgeben</w:t>
+            </w:r>
+          </w:p>
+        </w:tc>
+        <w:tc>
+          <w:tcPr>
+            <w:tcW w:type="dxa" w:w="2340"/>
+            <w:vAlign w:val="center"/>
+          </w:tcPr>
+          <w:p>
+            <w:r>
+              <w:t>Zustand, Empfänger, Wirkpfad und Quelle nennen</w:t>
+            </w:r>
+          </w:p>
+        </w:tc>
+      </w:tr>
+      <w:tr>
+        <w:tc>
+          <w:tcPr>
+            <w:tcW w:type="dxa" w:w="2340"/>
+            <w:vAlign w:val="center"/>
+          </w:tcPr>
+          <w:p>
+            <w:r>
+              <w:t>Potenzial</w:t>
+            </w:r>
+          </w:p>
+        </w:tc>
+        <w:tc>
+          <w:tcPr>
+            <w:tcW w:type="dxa" w:w="2340"/>
+            <w:vAlign w:val="center"/>
+          </w:tcPr>
+          <w:p>
+            <w:r>
+              <w:t>mögliche künftige Wirkung</w:t>
+            </w:r>
+          </w:p>
+        </w:tc>
+        <w:tc>
+          <w:tcPr>
+            <w:tcW w:type="dxa" w:w="2340"/>
+            <w:vAlign w:val="center"/>
+          </w:tcPr>
+          <w:p>
+            <w:r>
+              <w:t>Möglichkeit als Ergebnis verkaufen</w:t>
+            </w:r>
+          </w:p>
+        </w:tc>
+        <w:tc>
+          <w:tcPr>
+            <w:tcW w:type="dxa" w:w="2340"/>
+            <w:vAlign w:val="center"/>
+          </w:tcPr>
+          <w:p>
+            <w:r>
+              <w:t>Bedingungen, Unsicherheit und Resonanzraum markieren</w:t>
+            </w:r>
+          </w:p>
+        </w:tc>
+      </w:tr>
+      <w:tr>
+        <w:tc>
+          <w:tcPr>
+            <w:tcW w:type="dxa" w:w="2340"/>
+            <w:vAlign w:val="center"/>
+          </w:tcPr>
+          <w:p>
+            <w:r>
+              <w:t>Risiko</w:t>
+            </w:r>
+          </w:p>
+        </w:tc>
+        <w:tc>
+          <w:tcPr>
+            <w:tcW w:type="dxa" w:w="2340"/>
+            <w:vAlign w:val="center"/>
+          </w:tcPr>
+          <w:p>
+            <w:r>
+              <w:t>mögliche negative Wirkung oder Nebenwirkung</w:t>
+            </w:r>
+          </w:p>
+        </w:tc>
+        <w:tc>
+          <w:tcPr>
+            <w:tcW w:type="dxa" w:w="2340"/>
+            <w:vAlign w:val="center"/>
+          </w:tcPr>
+          <w:p>
+            <w:r>
+              <w:t>positive Geschichte ohne Schattenseite erzählen</w:t>
+            </w:r>
+          </w:p>
+        </w:tc>
+        <w:tc>
+          <w:tcPr>
+            <w:tcW w:type="dxa" w:w="2340"/>
+            <w:vAlign w:val="center"/>
+          </w:tcPr>
+          <w:p>
+            <w:r>
+              <w:t>Nebenwirkungen, Rebound und Zielkonflikte offenlegen</w:t>
+            </w:r>
+          </w:p>
+        </w:tc>
+      </w:tr>
+      <w:tr>
+        <w:tc>
+          <w:tcPr>
+            <w:tcW w:type="dxa" w:w="2340"/>
+            <w:vAlign w:val="center"/>
+          </w:tcPr>
+          <w:p>
+            <w:r>
+              <w:t>Rückkopplung</w:t>
+            </w:r>
+          </w:p>
+        </w:tc>
+        <w:tc>
+          <w:tcPr>
+            <w:tcW w:type="dxa" w:w="2340"/>
+            <w:vAlign w:val="center"/>
+          </w:tcPr>
+          <w:p>
+            <w:r>
+              <w:t>Konsequenz aus beobachteter oder bewerteter Wirkung</w:t>
+            </w:r>
+          </w:p>
+        </w:tc>
+        <w:tc>
+          <w:tcPr>
+            <w:tcW w:type="dxa" w:w="2340"/>
+            <w:vAlign w:val="center"/>
+          </w:tcPr>
+          <w:p>
+            <w:r>
+              <w:t>Reporting als Abschluss behandeln</w:t>
+            </w:r>
+          </w:p>
+        </w:tc>
+        <w:tc>
+          <w:tcPr>
+            <w:tcW w:type="dxa" w:w="2340"/>
+            <w:vAlign w:val="center"/>
+          </w:tcPr>
+          <w:p>
+            <w:r>
+              <w:t>Lernen und Steuerungsänderung einbauen</w:t>
+            </w:r>
+          </w:p>
+        </w:tc>
+      </w:tr>
+    </w:tbl>
+    <w:p/>
+    <w:p>
+      <w:pPr>
+        <w:pStyle w:val="Heading3"/>
+      </w:pPr>
+      <w:r>
+        <w:t>7.4 Modellformel</w:t>
+      </w:r>
+    </w:p>
+    <w:p>
+      <w:r>
+        <w:t>Die folgende Formel ist ein didaktisches Denkmodell, kein amtlicher Bewertungsstandard:</w:t>
+      </w:r>
+    </w:p>
+    <w:p>
+      <w:r>
+        <w:t>Wirkung = Delta Zustand(Empfaenger, Raum, Zeit) \; durch \; Wirkpfad(Ausloeser, Mechanismus, Resonanz, Rueckkopplung)</w:t>
+      </w:r>
+    </w:p>
+    <w:p>
+      <w:r>
+        <w:t>Die Formel ist ein didaktisches Raster: Sie schützt davor, Wirkung auf Absicht, Output, Symbolik oder Reichweite zu verkürzen.</w:t>
+      </w:r>
+    </w:p>
+    <w:p>
+      <w:r>
+        <w:t>Die Formel soll gerade keine Scheingenauigkeit erzeugen. Sie zwingt dazu, die Faktoren offen zu legen, die eine Aussage tragen. In einem echten Bewertungsprozess müssten Datenquelle, Aktualität, Datenqualitätsklasse, Unsicherheitsgrad und Rückkopplungsregel ergänzt werden.</w:t>
+      </w:r>
+    </w:p>
+    <w:p>
+      <w:pPr>
+        <w:pStyle w:val="Heading3"/>
+      </w:pPr>
+      <w:r>
+        <w:t>7.5 Fallfenster</w:t>
+      </w:r>
+    </w:p>
+    <w:p>
+      <w:r>
+        <w:t>Fall 1. Ein Projekt kann im Themenfeld Nebenwirkungen, Rebound und Zielkonflikte überzeugend kommunizieren und trotzdem nur Wirkungspotenzial erzeugen. Die WÖk-Prüfung beginnt erst, wenn klar wird, welcher Zustand sich bei wem verändert.</w:t>
+      </w:r>
+    </w:p>
+    <w:p>
+      <w:r>
+        <w:t>Fall 2. Eine Organisation kann im Themenfeld Nebenwirkungen, Rebound und Zielkonflikte gute Absichten haben und zugleich Wirkungsrisiken übersehen. Das Skript trainiert deshalb die Trennung von Absicht, Auslöser, Wirkmechanismus, Empfänger, Datenlage und Bewertung.</w:t>
+      </w:r>
+    </w:p>
+    <w:p>
+      <w:pPr>
+        <w:pStyle w:val="Heading3"/>
+      </w:pPr>
+      <w:r>
+        <w:t>7.6 Prüfungsnahe Fallfragen ohne geschützte Antwortlogik</w:t>
+      </w:r>
+    </w:p>
+    <w:p>
+      <w:r>
+        <w:t>Diese Fragen sind öffentlich und dienen dem Lernen. Die geschützte Antwortlogik, Scoring-Regeln und CorrectAnswer-Felder bleiben in der Prüfungs-Lane der App.</w:t>
+      </w:r>
+    </w:p>
+    <w:p>
+      <w:r>
+        <w:t>1. Beschreibe den Auslöser im Fall und trenne ihn von Absicht, Image oder Reichweite.</w:t>
+      </w:r>
+    </w:p>
+    <w:p>
+      <w:r>
+        <w:t>2. Formuliere einen plausiblen Wirkpfad mit Wirkungsempfängern, Zustandsveränderung und Rückkopplung.</w:t>
+      </w:r>
+    </w:p>
+    <w:p>
+      <w:r>
+        <w:t>3. Benenne mindestens ein Wirkungspotenzial und ein Wirkungsrisiko.</w:t>
+      </w:r>
+    </w:p>
+    <w:p>
+      <w:r>
+        <w:t>4. Zeige, welche Quelle oder Datenart nötig wäre, um von Potenzial zu belastbarer Wirkungsaussage zu kommen.</w:t>
+      </w:r>
+    </w:p>
+    <w:p>
+      <w:r>
+        <w:t>5. Prüfe, ob Nichtkompensation oder Reverse Merit Order einschlägig sein könnten.</w:t>
+      </w:r>
+    </w:p>
+    <w:p>
+      <w:r>
+        <w:t>6. Formuliere eine saubere Wirkungsaussage in einem Satz: Was wissen wir, was nehmen wir an, was bleibt offen?</w:t>
+      </w:r>
+    </w:p>
+    <w:p>
+      <w:pPr>
+        <w:pStyle w:val="Heading3"/>
+      </w:pPr>
+      <w:r>
+        <w:t>7.7 Auswertung aus der lebenden Website-Referenz</w:t>
+      </w:r>
+    </w:p>
+    <w:p>
+      <w:pPr>
+        <w:pStyle w:val="Heading3"/>
+      </w:pPr>
+      <w:r>
+        <w:t>Quellenanker: Kapitel 23 - Wirkungsrisiko und Wirkungsresilienz</w:t>
+      </w:r>
+    </w:p>
+    <w:p>
+      <w:r>
+        <w:t>Interne Quelle: referenz/kapitel-023-wirkungsrisiko-und-wirkungsresilienz/index.html</w:t>
+      </w:r>
+    </w:p>
+    <w:p>
+      <w:pPr>
+        <w:pStyle w:val="Heading3"/>
+      </w:pPr>
+      <w:r>
+        <w:t>23.1 Warum Wirkung immer auch Risiko bedeutet</w:t>
+      </w:r>
+    </w:p>
+    <w:p>
+      <w:r>
+        <w:t>Kapitel 22 hat gezeigt: Wirkung darf nicht bei Sichtbarkeit stehen bleiben. Sie muss in Entscheidungsstrukturen zurückkehren. Wenn Wirkung Preise, Steuern, Kapitalzugang, Versicherbarkeit, Beschaffung, Management, Einkommen, öffentliche Haushalte, Recht, Bildung oder Medienlogik verändert, wird sie lenkend [I-23-1].</w:t>
+      </w:r>
+    </w:p>
+    <w:p>
+      <w:r>
+        <w:t>Dieses Kapitel schließt Teil III ab und ergänzt die Systemlogik um eine zweite Perspektive. Wirkung ist nicht nur Nutzenlogik. Wirkung ist auch Risikologik. Wer Wirkung als Zustandsveränderung versteht, muss auch die Möglichkeit negativer Zustandsveränderung betrachten: Gesundheit kann geschwächt werden, Vertrauen kann sinken, Böden können erschöpfen, Lieferketten können brüchig werden, Kapital kann falsche Pfade finanzieren, Öffentlichkeit kann manipulierbarer werden, Demokratie kann ihre Korrekturfähigkeit verlieren [I-23-2].</w:t>
+      </w:r>
+    </w:p>
+    <w:p>
+      <w:r>
+        <w:t>Wirkungsrisiko bezeichnet die Möglichkeit einer negativen Zustandsveränderung für Mensch, Planet oder Demokratie. Es ist mehr als finanzielles Risiko. Finanzielle Schäden sind häufig nur die späte Übersetzung negativer Wirkung. Eine Lieferkette kann kurzfristig billig sein und später durch Wasserstress, Arbeitsrechtsverletzungen, Reputationsschäden oder politische Instabilität teuer werden. Ein Geschäftsmodell kann Gewinne erzeugen und zugleich ökologische, soziale oder demokratische Risiken aufbauen. Eine Infrastruktur kann im Alltag funktionieren und bei Hitze, Cyberangriff, Energieengpass oder Personalmangel brüchig werden [I-23-3].</w:t>
+      </w:r>
+    </w:p>
+    <w:p>
+      <w:r>
+        <w:t>Die Wirkungsökonomie verschiebt deshalb den Risikobegriff. Risiko beginnt nicht erst, wenn ein Verlust in der Bilanz steht. Risiko beginnt, wenn ein Zustand verletzlicher wird.</w:t>
+      </w:r>
+    </w:p>
+    <w:p>
+      <w:pPr>
+        <w:pStyle w:val="Heading3"/>
+      </w:pPr>
+      <w:r>
+        <w:t>23.2 Wirkungspotenzial, Wirkungsrisiko und eingetretener Schaden</w:t>
+      </w:r>
+    </w:p>
+    <w:p>
+      <w:r>
+        <w:t>Wirkungspotenzial beschreibt den Möglichkeitsraum vor der eingetretenen Wirkung. Wirkungsrisiko beschreibt jenen Teil dieses Möglichkeitsraums, der negative Zustandsveränderungen wahrscheinlicher macht [I-23-4]. Ein Gesetzesentwurf kann Wirkungspotenzial erzeugen, bevor er beschlossen ist. Eine politische Aussage kann Wirkungspotenzial erzeugen, bevor sie Verhalten verändert. Ein Produktdesign kann Wirkungsrisiko erzeugen, bevor Nutzung, Reparatur oder Entsorgung Schäden auslösen. Eine ungesicherte digitale Infrastruktur kann Wirkungsrisiko erzeugen, bevor ein Angriff gelingt.</w:t>
+      </w:r>
+    </w:p>
+    <w:p>
+      <w:r>
+        <w:t>Eingetretener Schaden liegt erst vor, wenn sich ein Zustand tatsächlich negativ verändert hat. Die Wirkungsökonomie darf diese drei Ebenen nicht vermischen. Potenzial ist nicht Wirkung. Risiko ist nicht Schaden. Schaden ist nicht bloß Verdacht. Diese Trennung schützt Freiheit, Datenqualität und Fairness.</w:t>
+      </w:r>
+    </w:p>
+    <w:p>
+      <w:r>
+        <w:t>Gleichzeitig darf die Trennung nicht zur Verharmlosung führen. Eine marode Brücke ist nicht erst relevant, wenn sie bricht. Eine unsanierte Wohnung ist nicht erst relevant, wenn Menschen krank werden. Eine Lieferkette mit ungeprüften Arbeitsbedingungen ist nicht erst relevant, wenn ein Skandal öffentlich wird. Eine Plattformlogik, die Manipulation verstärkt, ist nicht erst relevant, wenn demokratische Institutionen beschädigt sind [I-23-5].</w:t>
+      </w:r>
+    </w:p>
+    <w:p>
+      <w:r>
+        <w:t>Wirkungsrisiko ist daher Frühwarnung. Es verlangt Prüfung, Beobachtung, Priorisierung und gegebenenfalls Lenkung. Es begründet nicht automatisch Schuld. Es begründet Verantwortlichkeit im Umgang mit möglichen Folgen.</w:t>
+      </w:r>
+    </w:p>
+    <w:p>
+      <w:pPr>
+        <w:pStyle w:val="Heading3"/>
+      </w:pPr>
+      <w:r>
+        <w:t>23.3 Risiko nach erster, zweiter und dritter Wirkungsordnung</w:t>
+      </w:r>
+    </w:p>
+    <w:p>
+      <w:r>
+        <w:t>Kapitel 18 hat Wirkungen erster, zweiter und dritter Ordnung unterschieden [Kap. 18]. Diese Unterscheidung gilt auch für Risiken.</w:t>
+      </w:r>
+    </w:p>
+    <w:p>
+      <w:r>
+        <w:t>Wirkungsrisiko erster Ordnung betrifft eine direkte negative Zustandsveränderung. Ein Produkt kann gesundheitsgefährdende Stoffe enthalten. Eine Straße kann Unfallrisiken erhöhen. Eine Wohnung kann Schimmelbelastung erzeugen. Ein fossiler Energieträger kann direkte Emissionen verursachen. Diese Risiken liegen nah an der Handlung, am Produkt oder am Zustand.</w:t>
+      </w:r>
+    </w:p>
+    <w:p>
+      <w:r>
+        <w:t>Wirkungsrisiko zweiter Ordnung betrifft indirekte Folgen. Eine schlechte Wohnung kann nicht nur krank machen, sondern Bildungswege, Arbeitsfähigkeit, Familienleben und soziale Stabilität beeinflussen. Ein billiges Fast-Fashion-Produkt kann nicht nur Ressourcen verbrauchen, sondern Arbeitsbedingungen, Abfallströme, Chemikalienbelastung, Preisdruck und Konsumroutinen verändern [I-23-6]. Eine politische Aussage kann nicht nur Aufmerksamkeit erzeugen, sondern Vertrauen, Gruppenzugehörigkeit, Angst oder Handlungsbereitschaft verschieben [I-23-7].</w:t>
+      </w:r>
+    </w:p>
+    <w:p>
+      <w:r>
+        <w:t>Wirkungsrisiko dritter Ordnung betrifft die Struktur, in der spätere Entscheidungen entstehen. Wenn schlechte Wirkung dauerhaft billiger bleibt, verändert das den Wettbewerb. Wenn Kapital externe Risiken ignoriert, finanziert es fragile Pfade. Wenn öffentliche Kommunikation Wahrheit durch Reichweite ersetzt, verändert sich die demokratische Entscheidungsstruktur. Wenn Versicherbarkeit sinkt, zeigt sich ein Systemrisiko, das nicht mehr nur einzelne Schäden betrifft [I-23-8].</w:t>
+      </w:r>
+    </w:p>
+    <w:p>
+      <w:r>
+        <w:t>Diese Ordnung schützt vor zu enger Risikolesart. Eine Gefahr ist nicht nur das, was direkt eintritt. Eine Gefahr kann auch in Folgeketten und Entscheidungsstrukturen liegen.</w:t>
+      </w:r>
+    </w:p>
+    <w:p>
+      <w:pPr>
+        <w:pStyle w:val="Heading3"/>
+      </w:pPr>
+      <w:r>
+        <w:t>23.4 Wirkungsdaten als Frühwarninformationen</w:t>
+      </w:r>
+    </w:p>
+    <w:p>
+      <w:r>
+        <w:t>Wirkungsdaten sind nicht nur Bewertungsdaten. Sie sind Frühwarninformationen. Sie zeigen nicht nur, was geschehen ist, sondern auch, wo Verwundbarkeit entsteht, wo negative Wirkung wahrscheinlicher wird und wo Prävention möglich ist [I-23-9].</w:t>
+      </w:r>
+    </w:p>
+    <w:p>
+      <w:r>
+        <w:t>Klimadaten zeigen nicht nur Emissionen, sondern künftige Kosten, Versicherungsrisiken, Standortfragen, Lieferkettenrisiken und politische Belastungen. Arbeitsdaten zeigen nicht nur soziale Standards, sondern Fluktuation, Konflikt, Ausbeutung, Reputationsrisiken und Resilienz der Wertschöpfung. Gesundheitsdaten zeigen nicht nur Krankheit, sondern Überlastung, Präventionslücken, Wohnrisiken, Arbeitsrisiken und Pflegeengpässe. Demokratiedaten zeigen nicht nur Institutionenvertrauen, sondern Manipulationsanfälligkeit, Polarisierung, Medienqualität und Korrekturfähigkeit [I-23-10].</w:t>
+      </w:r>
+    </w:p>
+    <w:p>
+      <w:r>
+        <w:t>Die Wirkungsökonomie liest Daten daher nicht als Berichtspflicht, sondern als Risikointelligenz. CSRD, ESRS, GRI, NACE, WÖk-IDs, Scorecards, digitale Produktpässe, T-SROI, Wirkungsberichte und Datenqualitätsklassen können nur dann Sinn entfalten, wenn sie nicht in Dokumenten enden, sondern in Entscheidungen zurückwirken [I-23-11][E-23-1].</w:t>
+      </w:r>
+    </w:p>
+    <w:p>
+      <w:r>
+        <w:t>Ein Bericht zeigt einen Zustand. Rückkopplung verändert den Umgang mit diesem Zustand.</w:t>
+      </w:r>
+    </w:p>
+    <w:p>
+      <w:pPr>
+        <w:pStyle w:val="Heading3"/>
+      </w:pPr>
+      <w:r>
+        <w:t>23.5 Finanzierbarkeit, Versicherbarkeit und Kapitalzugang</w:t>
+      </w:r>
+    </w:p>
+    <w:p>
+      <w:r>
+        <w:t>Risiko wird im Finanzsystem sichtbar, sobald es Finanzierungskosten, Kapitalzugang, Versicherbarkeit, Bewertung oder Geschäftsmodellstabilität verändert. Genau dort wird Wirkung ökonomisch relevant [I-23-8].</w:t>
+      </w:r>
+    </w:p>
+    <w:p>
+      <w:r>
+        <w:t>Ein Unternehmen mit hohen Emissionen hat nicht nur ein Klimathema. Es hat mögliche Kosten aus Regulierung, CO2-Preisen, Technologieumstellung, Reputationsdruck, Lieferkettenanforderungen, Kapitalbewertung und Marktverlusten. Eine Immobilie in einer Risikoregion hat nicht nur ein Standortthema. Sie hat ein Versicherungs-, Finanzierungs- und Wertthema. Eine Lieferkette mit schlechten Arbeits- und Umweltbedingungen hat nicht nur ein Compliance-Thema. Sie hat ein Produktions-, Haftungs-, Beschaffungs- und Kapitalthema [I-23-12].</w:t>
+      </w:r>
+    </w:p>
+    <w:p>
+      <w:r>
+        <w:t>Versicherbarkeit wird damit zum Resilienzindikator. Was nicht mehr oder nur noch sehr teuer versicherbar ist, zeigt eine reale Verwundbarkeit des Systems. Versicherungen sind in der Wirkungsökonomie nicht nur Schadensausgleicher. Sie sind Wirkungslenker, weil sie Risiken bepreisen und damit Investitionen, Standortentscheidungen und Prävention beeinflussen [I-23-8].</w:t>
+      </w:r>
+    </w:p>
+    <w:p>
+      <w:r>
+        <w:t>Wirkungsrisiko wird im Finanzsystem nicht erst durch ein Verbot wirksam. Es kann schon vorher in Risikomodellen, Restwertannahmen, Prämien, Sicherheiten, Kapitalanforderungen, Ratings, Kreditlaufzeiten, Refinanzierung und Investorenerwartungen erscheinen. Eine Technologie kann rechtlich erlaubt bleiben und dennoch teurer, kürzer oder schwerer finanzierbar werden, wenn ihre Zukunftsrechnung schwächer wird. Technologieoffenheit ist deshalb kein Finanzierungsanspruch [I-23-25].</w:t>
+      </w:r>
+    </w:p>
+    <w:p>
+      <w:r>
+        <w:t>Kapitalzugang wird ebenfalls zum Wirkungsindikator. Kapital, das positive Wirkung finanziert, kann Resilienz erhöhen. Kapital, das Schäden externalisiert, kann Systemrisiken vergrößern. Der T-SROI übersetzt diesen Unterschied in eine Bewertungslogik, die finanzielle Rendite, Netto-Wirkung, negative Wirkung, Zeitwirkung, Resilienz und Transformationsbeitrag verbindet [I-23-13].</w:t>
+      </w:r>
+    </w:p>
+    <w:p>
+      <w:pPr>
+        <w:pStyle w:val="Heading3"/>
+      </w:pPr>
+      <w:r>
+        <w:t>23.6 Infrastruktur, Lieferketten und Staat</w:t>
+      </w:r>
+    </w:p>
+    <w:p>
+      <w:r>
+        <w:t>Wirkungsrisiken entstehen nicht nur in Unternehmen. Sie entstehen in Infrastrukturen, Lieferketten, Verwaltungen, öffentlichen Haushalten und staatlicher Planung. Ein Staat kann haushaltspolitisch geordnet erscheinen und dennoch durch unterlassene Prävention künftige Krisenkosten erhöhen [I-23-14].</w:t>
+      </w:r>
+    </w:p>
+    <w:p>
+      <w:r>
+        <w:t>Eine Straße, eine Brücke, ein Stromnetz, ein Krankenhaus, ein Schulgebäude, ein Datenraum oder ein Verwaltungsverfahren kann im Alltag funktionieren und trotzdem verwundbar sein. Hitze, Personalmangel, Cyberangriffe, Energiepreise, Lieferausfälle, Starkregen, Pandemien oder politische Instabilität können zeigen, dass ein System zu knapp, zu zentral, zu abhängig oder zu wenig lernfähig gebaut wurde [I-23-15].</w:t>
+      </w:r>
+    </w:p>
+    <w:p>
+      <w:r>
+        <w:t>Lieferketten zeigen dieselbe Logik. Ein billiger Zulieferer ist kein Vorteil, wenn er Wasserstress, giftige Prozesse, unsichere Arbeit, instabile Herkunft oder fehlende Datenqualität in die Kette bringt. Die Lieferkettenlogik der Wirkungsökonomie macht kleine und große Vorleistungen sichtbar, ohne kleine Betriebe durch Bürokratie auszuschließen. Archetypen, Default-Werte, Nachweismöglichkeiten und Vorsteuerlogik sollen Sichtbarkeit, Verbesserung und wirtschaftlichen Anreiz verbinden [I-23-6].</w:t>
+      </w:r>
+    </w:p>
+    <w:p>
+      <w:r>
+        <w:t>Für den Staat folgt daraus: Wirkungsrisiko gehört in Haushalte, Beschaffung, Infrastrukturplanung, Gesetzesfolgenabschätzung und Krisenvorsorge. Prävention ist keine freiwillige Zusatzleistung. Sie ist Wirkleistung, wenn sie Schäden verhindert, Kosten senkt und Handlungsspielräume erhält [I-23-14].</w:t>
+      </w:r>
+    </w:p>
+    <w:p>
+      <w:pPr>
+        <w:pStyle w:val="Heading3"/>
+      </w:pPr>
+      <w:r>
+        <w:t>23.7 Demokratie, Medien und öffentliche Resonanzräume</w:t>
+      </w:r>
+    </w:p>
+    <w:p>
+      <w:r>
+        <w:t>Wirkungsrisiken betreffen auch Demokratie und Öffentlichkeit. Eine Demokratie kann nicht nur durch formale Angriffe beschädigt werden. Sie kann ihre Orientierungsfähigkeit verlieren, wenn Wahrheit, Vertrauen, Medienqualität, Rechtsstaatlichkeit und öffentliche Resonanzräume geschwächt werden [I-23-7].</w:t>
+      </w:r>
+    </w:p>
+    <w:p>
+      <w:r>
+        <w:t>Sprache erzeugt zuerst Wirkungspotenzial. Wiederholung, Tonalität, Frames, Bilder, Plattformlogiken und algorithmische Verstärkung können aus Potenzial Risiko machen. Eine einzelne Aussage ist nicht automatisch Schaden. Eine Kommunikationsstruktur kann jedoch demokratisches Wirkungsrisiko erzeugen, wenn sie Institutionen systematisch delegitimiert, Gruppen entmenschlicht, Quellenklarheit zerstört oder Manipulation belohnt [I-23-7].</w:t>
+      </w:r>
+    </w:p>
+    <w:p>
+      <w:r>
+        <w:t>Hybride Einflussnahme greift nicht nur Informationen an. Sie greift Rückkopplung an. Wenn Menschen nicht mehr wissen, welchen Daten sie vertrauen können, welche Institutionen legitim handeln, welche Quellen prüfbar sind oder welche Konflikte real sind, sinkt demokratische Lernfähigkeit [I-23-16].</w:t>
+      </w:r>
+    </w:p>
+    <w:p>
+      <w:r>
+        <w:t>Demokratische Resilienz bedeutet daher nicht nur Schutz von Wahlen. Sie umfasst Medienqualität, Plattformverantwortung, Bildung, digitale Mündigkeit, Statistik, Wissenschaft, Gerichte, Transparenz, Quellenklarheit und Vertrauen. Öffentlichkeit ist ein Wirkungsraum. Sie braucht Schutz vor Manipulation, ohne Meinung zu normieren [I-23-7][I-23-17].</w:t>
+      </w:r>
+    </w:p>
+    <w:p>
+      <w:pPr>
+        <w:pStyle w:val="Heading3"/>
+      </w:pPr>
+      <w:r>
+        <w:t>Quellenanker: Kapitel 47 - Unternehmensrisiko und Transformation</w:t>
+      </w:r>
+    </w:p>
+    <w:p>
+      <w:r>
+        <w:t>Interne Quelle: referenz/kapitel-047-unternehmensrisiko-und-transformation/index.html</w:t>
+      </w:r>
+    </w:p>
+    <w:p>
+      <w:r>
+        <w:t>Kapitel 46 hat Lieferketten und interne Wertschöpfung als Wirkungsräume des Unternehmens beschrieben. Dieses Kapitel schließt Teil VII ab. Es verbindet Unternehmenszweck, Führung, Controlling, Organisation und Lieferkettensteuerung mit der Frage der Zukunftsfähigkeit. Wirkung ist für Unternehmen nicht nur Verantwortung. Wirkung ist Risiko, Resilienz und Transformationsfrage.</w:t>
+      </w:r>
+    </w:p>
+    <w:p>
+      <w:r>
+        <w:t>Ein Unternehmen ist zukunftsfähig, wenn es seine Wirkung, seine Risiken und seine Transformationsfähigkeit als zusammenhängendes System versteht.</w:t>
+      </w:r>
+    </w:p>
+    <w:p>
+      <w:r>
+        <w:t>Klassisches Risikomanagement fragt nach Eintrittswahrscheinlichkeit, Schadenshöhe, Liquidität, Haftung, Compliance, Marktentwicklung, operativen Störungen und finanziellen Verlusten. Das bleibt notwendig. Doch in der Wirkungsökonomie beginnt Risiko früher. Wirkungsrisiko entsteht dort, wo ein Unternehmen negative Zustandsveränderungen möglich macht oder von negativen Zustandsveränderungen abhängig wird. Solche Risiken können finanziell relevant werden, bevor sie in der Bilanz sichtbar sind: durch Regulierung, Reputationsverlust, Lieferkettenbrüche, Versicherungsprobleme, Kapitalzugang, Fachkräftemangel, Klagen, Kundenabwanderung, Transformationsdruck oder Wertverluste alter Anlagen [Kap. 23; I-K47-1; I-K47-2].</w:t>
+      </w:r>
+    </w:p>
+    <w:p>
+      <w:r>
+        <w:t>Damit wird Wirkung zur strategischen Risikofrage und zugleich zur strategischen Chance. Wer negative Wirkung verdrängt, baut Zukunftsrisiko auf. Wer positive Wirkung systematisch erzeugt, baut Resilienz, Vertrauen, Zugang, Innovationsfähigkeit und Transformationsfähigkeit auf.</w:t>
+      </w:r>
+    </w:p>
+    <w:p>
+      <w:pPr>
+        <w:pStyle w:val="Heading3"/>
+      </w:pPr>
+      <w:r>
+        <w:t>47.1 Wirkungsrisiko im Enterprise Risk Management</w:t>
+      </w:r>
+    </w:p>
+    <w:p>
+      <w:r>
+        <w:t>Enterprise Risk Management, kurz ERM, soll Risiken nicht isoliert verwalten, sondern mit Strategie und Leistung verbinden. Das COSO-ERM-Framework beschreibt Risiko ausdrücklich als Bestandteil von Strategieentwicklung und Performance-Steuerung. Die Wirkungsökonomie erweitert diesen Gedanken: Unternehmensrisiken sind nicht nur finanzielle, operative oder rechtliche Risiken. Sie sind auch Wirkungsrisiken.</w:t>
+      </w:r>
+    </w:p>
+    <w:p>
+      <w:r>
+        <w:t>Wirkungsrisiko im ERM heißt, dass die Wirkung eines Geschäftsmodells, einer Lieferkette, eines Produkts, einer Technologie, eines Standortes oder einer Kommunikationspraxis als Risikofeld betrachtet wird. Ein Unternehmen fragt nicht nur: Was kann uns passieren? Es fragt auch: Welche Wirkung erzeugen wir, die später auf uns, unsere Stakeholder, unsere Finanzierung, unsere Märkte, unsere Mitarbeitenden und unsere Legitimität zurückkehrt?</w:t>
+      </w:r>
+    </w:p>
+    <w:p>
+      <w:r>
+        <w:t>Diese Perspektive verändert die Risikolandkarte. Klimarisiko ist nicht nur die Frage, ob Extremwetter einen Standort trifft. Es ist auch die Frage, ob das eigene Geschäftsmodell planetare Belastungen erhöht und dadurch regulatorische, reputative, versicherungsbezogene oder marktliche Risiken aufbaut. Lieferkettenrisiko ist nicht nur die Frage, ob ein Zulieferer ausfällt. Es ist auch die Frage, ob Menschenrechtsverletzungen, Wasserstress, geopolitische Abhängigkeiten oder Datenlücken in der Kette entstehen. Reputationsrisiko ist nicht nur die Angst vor schlechter Presse. Es ist häufig das sichtbare Signal eines tieferen Wirkungsrisikos: Die Öffentlichkeit erkennt eine Diskrepanz zwischen Behauptung und Wirkung.</w:t>
+      </w:r>
+    </w:p>
+    <w:p>
+      <w:r>
+        <w:t>Wirkungsrisiko umfasst ökologische Risiken wie Klima, Wasser, Boden, Biodiversität, Ressourcen und Kreislauffähigkeit. Es umfasst soziale Risiken wie Arbeitsbedingungen, Gesundheit, Sicherheit, Diskriminierung, regionale Wirkung und Menschenrechte. Es umfasst demokratische Risiken wie Lobbytransparenz, Medienwirkung, Datenmacht, Desinformation, Polarisierung und institutionelles Vertrauen. Es umfasst Lieferkettenrisiken, technologische Risiken, Finanzierungs- und Versicherungsrisiken sowie Transformationsrisiken durch Pfadabhängigkeit, alte Anlagen, falsche Kompetenzen oder Geschäftsmodelle, die an neuen Wirkungsvorgaben scheitern [I-K47-2; I-K47-3].</w:t>
+      </w:r>
+    </w:p>
+    <w:p>
+      <w:r>
+        <w:t>ERM muss den Unterschied zwischen sichtbarem Krisenschaden und unsichtbarer Prävention erfassen. Viele Unternehmensrisiken werden erst ernst genommen, wenn sie finanziell sichtbar sind: Umsatzverlust, Lieferausfall, Klage, Rückruf, Versicherungsprämie, Personalabgang, Reputationsschaden oder regulatorische Auflage. Wirkungsökonomisch ist dieser Zeitpunkt spät. Der Handlungsspielraum ist dann bereits enger. Vorher hätte das Unternehmen gestalten können. Später muss es reparieren.</w:t>
+      </w:r>
+    </w:p>
+    <w:p>
+      <w:r>
+        <w:t>Die erfolgreiche Prävention bleibt häufig unspektakulär. Ein nicht eingetretener Lieferkettenbruch, ein vermiedener Cybervorfall, eine nicht eskalierte Arbeitsbelastung, ein nicht verlorenes Vertrauen oder ein nicht entstandener regulatorischer Konflikt erscheinen leicht als „nichts passiert“. Wirkungsökonomisch kann gerade dieses Nicht-Eintreten eine hohe Wirkleistung des Risikomanagements sein.</w:t>
+      </w:r>
+    </w:p>
+    <w:p>
+      <w:r>
+        <w:t>Wirkungsrisiko im ERM darf daher nicht nur eingetretene Schäden bilanzieren. Es muss auch verhinderte Schäden, erhaltene Optionen und gestärkte Resilienz sichtbar machen. Es fragt: Welche Kosten wurden vermieden? Welche Wahlmöglichkeiten blieben erhalten? Welche Vertrauensbasis blieb stabil? Welche Lieferketten wurden robuster? Welche regulatorische Eskalation wurde verhindert? Welche Mitarbeitenden blieben gesund? Welche Wirkung konnte korrigiert werden, bevor sie zum finanziellen Schaden wurde?</w:t>
+      </w:r>
+    </w:p>
+    <w:p>
+      <w:r>
+        <w:t>Diese Felder gehören nicht in getrennte Risikosilos. Sie bilden zusammen die Wirkungsrisiken des Unternehmens. Ein niedriger Einkaufspreis kann Lieferkettenrisiko erhöhen. Eine hohe Marge kann Reputationsrisiko enthalten. Eine effiziente Technologie kann Datenschutzrisiko erzeugen. Ein erfolgreiches Produkt kann Gesundheitsrisiken oder demokratische Nebenwirkungen haben. Ein stabiler Markt kann kippen, wenn seine negative Wirkung sichtbar wird.</w:t>
+      </w:r>
+    </w:p>
+    <w:p>
+      <w:r>
+        <w:t>ERM muss deshalb wirkungsfähig werden. Risiken werden nicht nur nach finanzieller Schadenshöhe sortiert, sondern nach ihrer Fähigkeit, Mensch, Planet, Demokratie und die Unternehmenszukunft zu beschädigen. Das entspricht der Logik aus Kapitel 23: Wirkungsdaten sind Frühwarninformationen. Im Unternehmen werden sie zu Risiko- und Resilienzsignalen.</w:t>
+      </w:r>
+    </w:p>
+    <w:p>
+      <w:pPr>
+        <w:pStyle w:val="Heading3"/>
+      </w:pPr>
+      <w:r>
+        <w:t>47.2 Geschäftsmodellprüfung</w:t>
+      </w:r>
+    </w:p>
+    <w:p>
+      <w:r>
+        <w:t>Geschäftsmodelle sind Wirkungsmodelle. Sie beantworten nicht nur, wie ein Unternehmen Geld verdient. Sie zeigen, welche Probleme es löst, welche Bedürfnisse es erzeugt, welche Ressourcen es nutzt, welche Abhängigkeiten es schafft, welche Gruppen es stärkt oder schwächt und welche Zustände es verändert.</w:t>
+      </w:r>
+    </w:p>
+    <w:p>
+      <w:r>
+        <w:t>Eine wirkungsökonomische Geschäftsmodellprüfung fragt daher nicht nur nach Profitabilität, Skalierbarkeit und Marktposition. Sie fragt: Auf welcher Wirkung beruht dieses Geschäftsmodell? Welche Zustände werden verbessert? Welche Schäden werden vorausgesetzt? Welche Folgekosten werden verschoben? Welche Wirkungspotenziale entstehen? Welche Risiken kehren später zurück?</w:t>
+      </w:r>
+    </w:p>
+    <w:p>
+      <w:r>
+        <w:t>Geschäftsmodelle mit negativer Wirkung sind Zukunftsrisiken. Sie können heute profitabel sein, weil ihre Folgekosten außerhalb des Preises liegen. Genau darin liegt ihre Fragilität. Wenn Wirkung sichtbar, berichtspflichtig, versicherungsrelevant, kapitalrelevant, regulierungsrelevant oder kaufentscheidend wird, können solche Geschäftsmodelle ihre wirtschaftliche Grundlage verlieren.</w:t>
+      </w:r>
+    </w:p>
+    <w:p>
+      <w:r>
+        <w:t>Das gilt für fossile Anlagen, ressourcenintensive Produktionsweisen, ausbeuterische Lieferketten, gesundheitsbelastende Produkte, manipulative digitale Geschäftsmodelle, spekulative Wohnmodelle, datenintensive Überwachungsmodelle oder Kommunikationsmodelle, die Erregung und Vertrauenszerstörung monetarisieren. Sie können über längere Zeit hohe Rendite erzeugen. Wirkungsökonomisch enthalten sie Stranded-Asset-Risiko: Werte, Anlagen, Kompetenzen, Marken oder Verträge können unter neuen ökologischen, sozialen, rechtlichen oder demokratischen Bedingungen an Tragfähigkeit verlieren [E-K47-5; E-K47-6].</w:t>
+      </w:r>
+    </w:p>
+    <w:p>
+      <w:r>
+        <w:t>Stranded Assets sind nicht nur ein Klimathema. Klimabezogene Vermögensverluste sind der sichtbarste Fall. Es gibt auch soziale, digitale, demokratische und reputative Stranded Assets. Ein Algorithmus, der Reichweite durch Polarisierung erzeugt, kann zum Risiko werden. Eine Marke, die von Niedriglohnketten abhängt, kann an Legitimität verlieren. Ein Geschäftsmodell, das auf Datenintransparenz beruht, kann durch neue Rechte und Transparenzpflichten brüchig werden. Eine Immobilie, die auf energetischer Vernachlässigung und sozialer Verdrängung beruht, kann regulatorisch, versicherungstechnisch und gesellschaftlich unter Druck geraten.</w:t>
+      </w:r>
+    </w:p>
+    <w:p>
+      <w:r>
+        <w:t>Stranding bedeutet nicht, dass ein Vermögenswert physisch zerstört sein muss. Ein Asset kann technisch weiter funktionieren und zugleich wirtschaftlich nicht mehr in die Zukunftsrechnung passen. Restwerte, Betriebskosten, CO2-Preise, Versicherbarkeit, Sicherheiten, Nachfrage, Regulierung, Refinanzierung und gesellschaftliche Akzeptanz können sich so verändern, dass aus einem nutzbaren Gegenstand ein schwächer finanzierbarer oder wertgeminderter Vermögenswert wird. Genau darin liegt die stille Neubewertung von Wirkungsrisiken.</w:t>
+      </w:r>
+    </w:p>
+    <w:p>
+      <w:r>
+        <w:t>Geschäftsmodellprüfung heißt deshalb: Das Unternehmen prüft nicht nur, ob sein Modell Geld verdient, sondern ob es unter einer wirkungsorientierten Ordnung bestehen kann. Es behandelt Business-as-Usual nicht als neutralen Referenzpunkt, sondern als Szenario mit eigenen Risiken. Es fragt, welche Annahmen über Energie, Wasser, Rohstoffe, Arbeit, Daten, Demokratie, Regulierung, Kapital und Kundenvertrauen das Modell voraussetzt.</w:t>
+      </w:r>
+    </w:p>
+    <w:p>
+      <w:r>
+        <w:t>Hier schließt ein kurzer Verweis auf Schumpeter und Röpke an. Schumpeter beschreibt wirtschaftliche Entwicklung als Prozess neuer Kombinationen, in dem Innovation bestehende Strukturen verdrängt und neue Entwicklungspfade schafft. Jochen Röpke verbindet Unternehmertum mit Lernen, Kompetenzentwicklung und evolutorischer Selbstveränderung. Für dieses Kapitel folgt daraus: Transformation ist nicht nur technische Umrüstung. Sie verlangt unternehmerische Lernfähigkeit. Die ausführliche Einordnung von Schumpeter, Röpke und langfristigen Innovationszyklen gehört in die späteren Teile zur wirtschaftlichen Entwicklung. Hier reicht die Unternehmensfolge: Geschäftsmodelle müssen sich selbst erneuern können, wenn ihre Wirkung zur Zukunftsgrenze wird.</w:t>
+      </w:r>
+    </w:p>
+    <w:p>
+      <w:r>
+        <w:t>Eine Geschäftsmodellprüfung ist deshalb nicht nur defensiv. Sie ist auch Chancenprüfung. Wo negative Wirkung zur Grenze wird, entsteht Raum für neue Lösungen: regenerative Produkte, faire Lieferketten, gesündere Arbeitsmodelle, kreislauffähige Materialien, vertrauenswürdige Datenräume, resiliente Infrastruktur, transparente Kommunikation und wirkungsfähige Dienstleistungen. Transformation ist Risiko und Chance zugleich.</w:t>
+      </w:r>
+    </w:p>
+    <w:p>
+      <w:pPr>
+        <w:pStyle w:val="Heading3"/>
+      </w:pPr>
+      <w:r>
+        <w:t>47.3 Transformationspfade</w:t>
+      </w:r>
+    </w:p>
+    <w:p>
+      <w:r>
+        <w:t>Transformation ist kein einmaliges Projekt. Sie ist ein lernender Pfad.</w:t>
+      </w:r>
+    </w:p>
+    <w:p>
+      <w:r>
+        <w:t>Ein Unternehmen kann nicht einfach beschließen, morgen wirkungspositiv zu sein. Es hat bestehende Anlagen, Lieferverträge, Kompetenzen, Marken, IT-Systeme, Kundenerwartungen, Kapitalstrukturen, Kultur, Führung, Datenlücken und regulatorische Pflichten. Viele dieser Elemente erzeugen Pfadabhängigkeit. Je länger ein Unternehmen in ein bestimmtes Modell investiert hat, desto schwerer wird der Wechsel. Pfadabhängigkeit ist kein Vorwurf. Sie ist eine Systemrealität.</w:t>
+      </w:r>
+    </w:p>
+    <w:p>
+      <w:r>
+        <w:t>Transformationspfade machen diese Realität bearbeitbar. Sie beschreiben, wie ein Unternehmen von einem gegenwärtigen Wirkungsprofil zu einem zukunftsfähigen Wirkungsprofil gelangt. Ein Transformationspfad enthält Etappen, Investitionen, Rückbau alter Risiken, Aufbau neuer Kompetenzen, Lieferantenentwicklung, Datenqualität, Personalentwicklung, Produktanpassung, Governance, Risikoreduktion und Wirkungsziele. Er muss so konkret sein, dass er Entscheidungen verändert, und so lernfähig, dass er auf neue Daten reagieren kann.</w:t>
+      </w:r>
+    </w:p>
+    <w:p>
+      <w:r>
+        <w:t>Impact-Controlling kann hier eine wichtige Rolle spielen. Kapitel 34 hat NWI, IOI und T-SROI als getrennte Kennzahlenrollen eingeführt. Im Transformationspfad bewertet der NWI die Netto-Wirkung des Projekts. Der IOI zeigt, welche positive Netto-Wirkung pro eingesetztem Kapital entsteht. Der T-SROI bewertet, ob aus dieser Wirkung ein systemischer Hebel und damit ein Transformationspfad entsteht [Kap. 34; I-K47-4].</w:t>
+      </w:r>
+    </w:p>
+    <w:p>
+      <w:r>
+        <w:t>Transformationspfade müssen zugleich Risiken offenlegen. Ein Pfad kann scheitern, wenn Daten fehlen, Kapital falsch allokiert wird, Lieferanten nicht mitgehen, Technologie überschätzt wird, Mitarbeitende überlastet werden, Regulierung schneller kommt als geplant oder Märkte alte Anreize beibehalten. Ein wirkungsorientierter Transformationspfad enthält deshalb nicht nur Ziele, sondern Frühwarnindikatoren. Er fragt: Woran erkennen wir, dass der Pfad zu langsam, zu teuer, zu wirkungsschwach oder sozial instabil wird?</w:t>
+      </w:r>
+    </w:p>
+    <w:p>
+      <w:r>
+        <w:t>Wichtig ist auch der Unterschied zwischen Transformation und Kompensation. Ein Unternehmen transformiert nicht, wenn es negative Wirkung unverändert fortsetzt und an anderer Stelle positive Projekte finanziert. Transformation verändert das eigene Wirkungsmodell. Kompensation kann in bestimmten Übergangsphasen eine Rolle spielen, ersetzt aber keinen Pfadwechsel. Die Nichtkompensationslogik und die Reverse Merit Order setzen hier die methodische Grenze [Kap. 33].</w:t>
+      </w:r>
+    </w:p>
+    <w:p>
+      <w:r>
+        <w:t>Transformationspfade müssen außerdem soziale Stabilität berücksichtigen. Wenn ein Geschäftsmodell umgebaut wird, verändern sich Arbeit, Kompetenzen, Standorte, Einkommen, Identität und Sicherheit. Transformation, die Menschen übergeht, erzeugt Widerstand, Angst und Vertrauensverlust. Transformation, die Menschen beteiligt, qualifiziert und absichert, erhöht Lernfähigkeit. Das Systemmodell beschreibt dafür Übergangssysteme, Transformationsteams, Budgets, soziale Absicherung und Transition-Standards für Branchen mit hohem Transformationsdruck. Für dieses Kapitel folgt daraus: Ein Transformationspfad muss auch ein Lern- und Übergangspfad für Menschen sein.</w:t>
+      </w:r>
+    </w:p>
+    <w:p>
+      <w:pPr>
+        <w:pStyle w:val="Heading3"/>
+      </w:pPr>
+      <w:r>
+        <w:t>47.4 Unternehmen als lernende Systeme</w:t>
+      </w:r>
+    </w:p>
+    <w:p>
+      <w:r>
+        <w:t>Ein Unternehmen ist zukunftsfähig, wenn es lernt, bevor der Schock es zwingt.</w:t>
+      </w:r>
+    </w:p>
+    <w:p>
+      <w:r>
+        <w:t>Lernende Unternehmen warten nicht, bis negative Wirkung als Krise zurückkehrt. Sie nutzen Wirkungsdaten, Risikodaten, Lieferkettendaten, Kundenfeedback, Mitarbeitendenwissen, regulatorische Signale, wissenschaftliche Erkenntnisse und gesellschaftliche Resonanz als Frühwarnsystem. Sie behandeln Kritik nicht als Angriff, sondern als Hinweis auf blinde Flecken. Sie verstehen Transformation nicht als Imageprojekt, sondern als dauerhafte Anpassung an Wirkung.</w:t>
+      </w:r>
+    </w:p>
+    <w:p>
+      <w:r>
+        <w:t>Kapitel 43 hat Führung als Rückkopplung beschrieben. Kapitel 44 hat Wirkungscontrolling als Rückführung von Daten in Entscheidungen beschrieben. Kapitel 45 hat Organisation, Kultur und Verantwortung als Bedingungen von Lernfähigkeit beschrieben. Kapitel 46 hat Lieferkettensteuerung und Datenflüsse als konkrete Wirkungshebel beschrieben. Kapitel 47 bündelt diese Bausteine: Unternehmensrisiko und Transformation entstehen dort, wo Wirkung, Daten, Führung, Organisation und Lieferketten zusammenkommen.</w:t>
+      </w:r>
+    </w:p>
+    <w:p>
+      <w:r>
+        <w:t>Ein lernendes Unternehmen stellt vier Fragen wiederholt. Welche Wirkung erzeugen wir? Welche Risiken entstehen aus dieser Wirkung? Welche positive Netto-Wirkung entsteht mit welchem Mitteleinsatz? Welche Wirkungen müssen wir verändern, damit unser Geschäftsmodell zukunftsfähig bleibt? Welche Rückkopplungen zeigen uns, ob unsere Transformation wirkt?</w:t>
+      </w:r>
+    </w:p>
+    <w:p>
+      <w:pPr>
+        <w:pStyle w:val="Heading3"/>
+      </w:pPr>
+      <w:r>
+        <w:t>Quellenanker: Kapitel 104 - Wirkungsmessung, Manipulation und Wirkungssimulation</w:t>
+      </w:r>
+    </w:p>
+    <w:p>
+      <w:r>
+        <w:t>Interne Quelle: referenz/kapitel-104-wirkungsmessung-manipulation-und-wirkungssimulation/index.html</w:t>
+      </w:r>
+    </w:p>
+    <w:p>
+      <w:r>
+        <w:t>Je wichtiger Wirkung wird, desto größer wird der Anreiz, Wirkung zu behaupten, zu inszenieren oder zu simulieren. Das ist kein Randproblem der Wirkungsökonomie. Es ist ihr zentraler methodischer Stresstest.</w:t>
+      </w:r>
+    </w:p>
+    <w:p>
+      <w:r>
+        <w:t>Denn jede Steuerungsgröße erzeugt Anpassungsverhalten. Wenn Kapital zählt, wird Kapital optimiert. Wenn Gewinn zählt, wird Gewinn optimiert. Wenn Reichweite zählt, wird Reichweite optimiert. Wenn Wirkung zählt, wird auch Wirkung optimiert. Das kann positiv sein, wenn reale Zustände verbessert werden. Es kann aber destruktiv werden, wenn Akteure lernen, nicht die Wirkung selbst zu verbessern, sondern die Darstellung von Wirkung.</w:t>
+      </w:r>
+    </w:p>
+    <w:p>
+      <w:r>
+        <w:t>Dann entsteht Wirkungssimulation.</w:t>
+      </w:r>
+    </w:p>
+    <w:p>
+      <w:r>
+        <w:t>Wirkungssimulation bedeutet: Eine Handlung, Organisation, Investition, Kommunikation oder politische Maßnahme erzeugt den Anschein positiver Wirkung, ohne die zugrunde liegenden Zustände entsprechend zu verändern. Sie sieht nach Wirkung aus. Sie spricht die Sprache der Wirkung. Sie nutzt Indikatoren, Berichte, Labels, Zielbezüge, Kampagnen, Bilder, Versprechen oder Nachhaltigkeitsrhetorik. Aber sie erzeugt keine ausreichende reale Zustandsverbesserung - oder sie verdeckt negative Wirkungen an anderer Stelle.</w:t>
+      </w:r>
+    </w:p>
+    <w:p>
+      <w:r>
+        <w:t>Die Wirkungsökonomie muss diese Gefahr offen benennen. Wenn sie Wirkung zur zentralen Steuerungsgröße macht, muss sie verhindern, dass Wirkung selbst zur neuen Oberfläche wird.</w:t>
+      </w:r>
+    </w:p>
+    <w:p>
+      <w:r>
+        <w:t>Greenwashing, ESG-Theater, SDG-Washing, Impact-Washing, symbolische Politik, KPI-Gaming, moralische Selbsttäuschung und performative Verantwortung sind deshalb keine Nebenphänomene. Sie sind die Schattenseite jeder Ordnung, die Wirkung sichtbar macht. Je stärker Wirkung Anerkennung, Kapitalzugang, Marktposition, politische Legitimation oder Steuerentlastung beeinflusst, desto stärker wächst der Anreiz, Wirkung zu simulieren.</w:t>
+      </w:r>
+    </w:p>
+    <w:p>
+      <w:r>
+        <w:t>Dieses Kapitel erklärt, warum das geschieht, welche Formen Wirkungssimulation annimmt und wie die Wirkungsökonomie sich dagegen schützen muss.</w:t>
+      </w:r>
+    </w:p>
+    <w:p>
+      <w:pPr>
+        <w:pStyle w:val="Heading3"/>
+      </w:pPr>
+      <w:r>
+        <w:t>104.1 Warum jede Kennzahl manipulierbar wird</w:t>
+      </w:r>
+    </w:p>
+    <w:p>
+      <w:r>
+        <w:t>Sobald eine Kennzahl zur Steuerungsgröße wird, verändert sich das Verhalten derer, die an ihr gemessen werden. Das ist keine Besonderheit von Nachhaltigkeit. Es ist ein allgemeines Steuerungsproblem.</w:t>
+      </w:r>
+    </w:p>
+    <w:p>
+      <w:r>
+        <w:t>Goodhart’s Law beschreibt diesen Zusammenhang zugespitzt: Wenn ein Maß zur Zielgröße wird, verliert es leicht seine Qualität als Maß. Campbell’s Law formuliert ähnlich, dass quantitative Indikatoren, die für soziale Entscheidungen verwendet werden, anfällig für Verfälschung und Verhaltensverzerrung werden.</w:t>
+      </w:r>
+    </w:p>
+    <w:p>
+      <w:r>
+        <w:t>Das gilt für Schulnoten, Kriminalstatistiken, Krankenhauskennzahlen, Verkaufsziele, Produktivitätsvorgaben, Haushaltsmittel, Forschungsmetriken, Reichweitenzahlen und Nachhaltigkeitsindikatoren. Sobald Akteure wissen, welche Größe belohnt wird, können sie versuchen, genau diese Größe zu optimieren - unabhängig davon, ob sich die dahinterliegende Wirklichkeit verbessert.</w:t>
+      </w:r>
+    </w:p>
+    <w:p>
+      <w:r>
+        <w:t>In der alten Ökonomie geschieht das ständig. Unternehmen können Gewinne verbessern, indem sie Kosten externalisieren. Plattformen können Reichweite steigern, indem sie Erregung verstärken. Verwaltungen können Mittelabfluss als Erfolg darstellen, obwohl die Wirkung unklar bleibt. Politik kann Maßnahmen zählen, ohne Zustände zu verbessern. Unternehmen können Nachhaltigkeitsberichte ausbauen, ohne ihre Steuerungslogik zu verändern.</w:t>
+      </w:r>
+    </w:p>
+    <w:p>
+      <w:r>
+        <w:t>Die Wirkungsökonomie darf deshalb nicht glauben, sie sei gegen Manipulation immun, nur weil ihr Maßstab besser ist. Ein besserer Maßstab kann ebenfalls pervertiert werden, wenn er falsch operationalisiert wird.</w:t>
+      </w:r>
+    </w:p>
+    <w:p>
+      <w:r>
+        <w:t>Je wertvoller Wirkung wird, desto wertvoller wird die Simulation von Wirkung.</w:t>
+      </w:r>
+    </w:p>
+    <w:p>
+      <w:pPr>
+        <w:pStyle w:val="Heading3"/>
+      </w:pPr>
+      <w:r>
+        <w:t>104.2 Wirkungssimulation als neue Form der Scheinleistung</w:t>
+      </w:r>
+    </w:p>
+    <w:p>
+      <w:r>
+        <w:t>Wirkungssimulation ist eine Form von Scheinleistung. Sie erzeugt sichtbare Aktivität, Sprache, Berichte, Kampagnen oder Kennzahlen, aber keine entsprechende positive Zustandsveränderung.</w:t>
+      </w:r>
+    </w:p>
+    <w:p>
+      <w:r>
+        <w:t>Sie unterscheidet sich von Irrtum. Nicht jede falsche Wirkungsannahme ist Simulation. Komplexe Systeme sind unsicher. Eine Maßnahme kann gut begründet sein und trotzdem anders wirken als erwartet. Ein Unternehmen kann ehrliche Ziele verfolgen und methodische Fehler machen. Eine Politik kann ernsthaft präventiv handeln wollen und Nebenfolgen unterschätzen.</w:t>
+      </w:r>
+    </w:p>
+    <w:p>
+      <w:r>
+        <w:t>Wirkungssimulation beginnt dort, wo die Darstellung positiver Wirkung wichtiger wird als die reale Wirkung selbst. Sie beginnt, wenn ein Akteur ein Nachhaltigkeitsbild erzeugt, aber die zugrunde liegende Wirkung nicht ausreichend prüft. Sie beginnt, wenn einzelne positive Effekte hervorgehoben und zentrale negative Wirkungen verschwiegen werden. Sie beginnt, wenn Indikatoren so gewählt werden, dass sie das gewünschte Bild erzeugen. Sie beginnt, wenn Wirkungssprache zur Reputationsstrategie wird.</w:t>
+      </w:r>
+    </w:p>
+    <w:p>
+      <w:r>
+        <w:t>Wirkungssimulation kann absichtlich sein. Dann ist sie Täuschung.</w:t>
+      </w:r>
+    </w:p>
+    <w:p>
+      <w:r>
+        <w:t>Sie kann aber auch halbabsichtlich sein. Dann entsteht moralische Selbsttäuschung: Akteure glauben an ihre Wirkung, weil sie nur die Indikatoren sehen, die ihre Erzählung bestätigen. Sie verwechseln Absicht mit Wirkung, Aufwand mit Wirkung, Bericht mit Wirkung, Reichweite mit Wirkung oder Zielbezug mit Wirkung.</w:t>
+      </w:r>
+    </w:p>
+    <w:p>
+      <w:r>
+        <w:t>Gerade diese zweite Form ist gefährlich, weil sie gesellschaftlich weit verbreitet ist. Viele Organisationen wollen gut wirken. Aber sie prüfen nicht streng genug, ob sie tatsächlich wirken.</w:t>
+      </w:r>
+    </w:p>
+    <w:p>
+      <w:pPr>
+        <w:pStyle w:val="Heading3"/>
+      </w:pPr>
+      <w:r>
+        <w:t>104.3 Greenwashing und die Illusion ökologischer Wirkung</w:t>
+      </w:r>
+    </w:p>
+    <w:p>
+      <w:r>
+        <w:t>Greenwashing ist die bekannteste Form der Wirkungssimulation. Es entsteht, wenn ökologische Verantwortung behauptet, übertrieben, selektiv dargestellt oder irreführend kommuniziert wird.</w:t>
+      </w:r>
+    </w:p>
+    <w:p>
+      <w:r>
+        <w:t>Die Europäische Kommission begründet ihre Green-Claims-Initiative ausdrücklich mit der Notwendigkeit, Greenwashing zu bekämpfen und Verbraucherinnen und Verbraucher vor irreführenden Umweltangaben zu schützen. Auf ihrer Green-Claims-Seite nennt sie unter anderem, dass 53 Prozent der geprüften Umweltangaben vage, irreführende oder unbegründete Informationen enthielten, 40 Prozent keine stützenden Belege hatten und die Vielzahl von Nachhaltigkeitslabels sehr unterschiedliche Transparenzniveaus aufweist.</w:t>
+      </w:r>
+    </w:p>
+    <w:p>
+      <w:r>
+        <w:t>Die EU-Richtlinie 2024/825 verschärft zudem den Verbraucherschutz gegen unfaire Praktiken im Kontext grüner Transformation. Sie adressiert unter anderem Nachhaltigkeitslabel ohne Zertifizierungssystem oder öffentliche Grundlage, allgemeine Umweltbehauptungen ohne nachweisbare anerkannte hervorragende Umweltleistung, Umweltbehauptungen über das gesamte Produkt oder Unternehmen, die sich tatsächlich nur auf einen Teilaspekt beziehen, sowie Behauptungen klimaneutraler, reduzierter oder positiver Treibhausgaswirkung, wenn diese auf Kompensation beruhen.</w:t>
+      </w:r>
+    </w:p>
+    <w:p>
+      <w:r>
+        <w:t>Diese Regulierung zeigt, dass Greenwashing kein bloßes Kommunikationsproblem ist. Es ist ein Steuerungsproblem. Wenn ein Produkt grün erscheint, ohne tatsächlich entsprechend zu wirken, werden Verbraucherentscheidungen verzerrt. Kapital kann falsch fließen. Verantwortliche Unternehmen verlieren Wettbewerbsvorteile. Destruktive Wirkung bleibt verdeckt. Vertrauen sinkt.</w:t>
+      </w:r>
+    </w:p>
+    <w:p>
+      <w:r>
+        <w:t>Für die Wirkungsökonomie folgt daraus: Umweltwirkung darf nicht aus Sprache abgeleitet werden. Sie muss aus Daten, Kontext, Lebenszyklus, Lieferkette, Nutzung, Entsorgung, Systemwirkung und Nichtkompensation abgeleitet werden.</w:t>
+      </w:r>
+    </w:p>
+    <w:p>
+      <w:r>
+        <w:t>Ein Produkt ist nicht nachhaltig, weil es so genannt wird. Es ist nur dann wirkungspositiv, wenn seine Zustandsveränderungen belastbar nachvollziehbar sind.</w:t>
+      </w:r>
+    </w:p>
+    <w:p>
+      <w:pPr>
+        <w:pStyle w:val="Heading3"/>
+      </w:pPr>
+      <w:r>
+        <w:t>104.4 ESG-Theater und Nachhaltigkeit als Bühnenbild</w:t>
+      </w:r>
+    </w:p>
+    <w:p>
+      <w:r>
+        <w:t>ESG-Theater entsteht, wenn Nachhaltigkeit institutionell sichtbar wird, aber nicht tief genug in Entscheidungen zurückwirkt.</w:t>
+      </w:r>
+    </w:p>
+    <w:p>
+      <w:r>
+        <w:t>Das Unternehmen berichtet. Das Portfolio klassifiziert. Die Bank fragt Daten ab. Das Management formuliert Ziele. Die Webseite zeigt SDG-Symbole. Der Bericht enthält Klimakapitel, Diversity-Ziele, Governance-Kennzahlen und Lieferkettenversprechen. Alles sieht nach Verantwortung aus.</w:t>
+      </w:r>
+    </w:p>
+    <w:p>
+      <w:r>
+        <w:t>Aber die Kernfrage bleibt offen: Was verändert sich dadurch tatsächlich?</w:t>
+      </w:r>
+    </w:p>
+    <w:p>
+      <w:r>
+        <w:t>ESG-Theater ist nicht automatisch Betrug. Oft ist es eine Zwischenform. Daten werden erhoben, aber nicht in Preise, Steuern, Kapitalzugang, Beschaffung, Managementboni oder Produktentscheidungen zurückgeführt. Nachhaltigkeit wird sichtbar, aber nicht steuernd. Die Organisation erfüllt Erwartungen, ohne ihre innere Logik ausreichend zu verändern.</w:t>
+      </w:r>
+    </w:p>
+    <w:p>
+      <w:r>
+        <w:t>Die Europäische Wertpapier- und Marktaufsichtsbehörde ESMA hat Greenwashing im Finanzsektor als Aufsichtsthema behandelt. Ihr Final Report on Greenwashing von 2024 bewertet die Rolle der Aufsicht bei der Minderung von Greenwashing-Risiken und beschreibt eine schrittweise Verbesserung der Aufsichtspraxis in den kommenden Jahren.</w:t>
+      </w:r>
+    </w:p>
+    <w:p>
+      <w:r>
+        <w:t>Dass Aufsichtsbehörden Greenwashing im Finanzmarkt ausdrücklich adressieren, zeigt: Nachhaltigkeitssprache ist wirtschaftlich relevant geworden. Wenn Fonds, Banken, Versicherungen, Ratings oder Finanzprodukte mit Nachhaltigkeit werben, beeinflusst dies Kapitalflüsse. Damit entstehen neue Täuschungsanreize.</w:t>
+      </w:r>
+    </w:p>
+    <w:p>
+      <w:r>
+        <w:t>Die Wirkungsökonomie muss deshalb zwischen ESG-Sichtbarkeit und Wirkungsrückkopplung unterscheiden. Ein ESG-Bericht kann notwendige Daten liefern. Aber er ist noch kein Beweis positiver Wirkung. Ein ESG-Rating kann Hinweise geben. Aber es ersetzt keine Wirkungsanalyse. Ein nachhaltiger Fondsname kann Kapital lenken. Aber er darf keine Wirkung behaupten, die nicht belegt ist.</w:t>
+      </w:r>
+    </w:p>
+    <w:p>
+      <w:r>
+        <w:t>ESG-Theater endet erst dort, wo Nachhaltigkeitsdaten reale Entscheidungen verändern und negative Wirkungen nicht durch positive Einzelbilder verdeckt werden.</w:t>
+      </w:r>
+    </w:p>
+    <w:p>
+      <w:pPr>
+        <w:pStyle w:val="Heading3"/>
+      </w:pPr>
+      <w:r>
+        <w:t>Quellenanker: Anschlussbegriff / WÖk-Präzisierungsbegriff</w:t>
+      </w:r>
+    </w:p>
+    <w:p>
+      <w:r>
+        <w:t>Interne Quelle: begriffe/rebound-effekt/index.html</w:t>
+      </w:r>
+    </w:p>
+    <w:p>
+      <w:r>
+        <w:t>Der Rebound-Effekt beschreibt, dass Effizienzgewinne durch verändertes Verhalten, Mehrnutzung oder neue Nachfrage teilweise oder ganz wieder aufgehoben werden.</w:t>
+      </w:r>
+    </w:p>
+    <w:p>
+      <w:r>
+        <w:t>Auf einen Blick</w:t>
+      </w:r>
+    </w:p>
+    <w:p>
+      <w:r>
+        <w:t>Der Rebound-Effekt beschreibt, dass Effizienzgewinne durch verändertes Verhalten, Mehrnutzung oder neue Nachfrage teilweise oder ganz wieder aufgehoben werden.</w:t>
+      </w:r>
+    </w:p>
+    <w:p>
+      <w:r>
+        <w:t>Der Begriff gehört zum Bereich Systemeffekte, Nachhaltigkeit, Wirkungsmessung &amp; Transformation und dient der präzisen Wirkungsprüfung.</w:t>
+      </w:r>
+    </w:p>
+    <w:p>
+      <w:r>
+        <w:t>Wirkungsökonomisch fragt „Rebound-Effekt“ nach Zustandsveränderung, Bilanzgrenze, Datenqualität und Rückkopplung.</w:t>
+      </w:r>
+    </w:p>
+    <w:p>
+      <w:r>
+        <w:t>Er darf nicht als isoliertes Etikett genutzt werden, sondern braucht Bezug zu Mensch, Planet und Demokratie. Er ist besonders anschlussfähig an Wirkung, Wirkungspotenzial, Wirkungsrisiko.</w:t>
+      </w:r>
+    </w:p>
+    <w:p>
+      <w:r>
+        <w:t>Definition</w:t>
+      </w:r>
+    </w:p>
+    <w:p>
+      <w:r>
+        <w:t>Was bedeutet der Begriff?</w:t>
+      </w:r>
+    </w:p>
+    <w:p>
+      <w:r>
+        <w:t>Der Rebound-Effekt beschreibt eine Rückwirkung von Effizienzsteigerungen. Eine Maßnahme senkt den Ressourcen-, Energie-, Zeit- oder Kostenaufwand pro Nutzungseinheit. Dadurch wird die Nutzung attraktiver. Menschen, Unternehmen oder Märkte nutzen das effizientere Angebot häufiger, intensiver oder an anderer Stelle zusätzlich. Das Ergebnis: Die erwartete Einsparung fällt geringer aus als berechnet.</w:t>
+      </w:r>
+    </w:p>
+    <w:p>
+      <w:r>
+        <w:t>Ein sparsameres Auto verbraucht weniger Kraftstoff pro Kilometer. Wenn dadurch aber mehr gefahren wird, sinkt der tatsächliche Kraftstoffverbrauch weniger stark als technisch möglich. Eine effizientere Heizung senkt Kosten. Wenn deshalb stärker geheizt wird, wird ein Teil der Energieeinsparung wieder aufgezehrt. Effizientere digitale Infrastruktur kann einzelne Rechenoperationen günstiger machen. Wenn dadurch aber massiv mehr KI-Anwendungen, Streaming oder Datenverarbeitung genutzt werden, kann der Gesamtverbrauch steigen.</w:t>
+      </w:r>
+    </w:p>
+    <w:p>
+      <w:r>
+        <w:t>Der Rebound-Effekt ist kein Argument gegen Effizienz. Er ist ein Hinweis darauf, dass Effizienz allein nicht genügt, wenn das Ziel absolute Reduktion, Ressourcenschutz oder positive Netto-Wirkung ist.</w:t>
+      </w:r>
+    </w:p>
+    <w:p>
+      <w:r>
+        <w:t>Wirkungsökonomie</w:t>
+      </w:r>
+    </w:p>
+    <w:p>
+      <w:r>
+        <w:t>Einordnung in der Wirkungsökonomie</w:t>
+      </w:r>
+    </w:p>
+    <w:p>
+      <w:r>
+        <w:t>Der Rebound-Effekt zeigt, warum die Wirkungsökonomie technische Verbesserung, Wirkungspotenzial, tatsächliche Wirkung, Nebenwirkung, Netto-Wirkung und Transformationswirkung trennt. Eine Effizienzmaßnahme kann ein positives Wirkungspotenzial haben; ob daraus positive Netto-Wirkung entsteht, hängt davon ab, wie Menschen, Märkte, Organisationen und Systeme darauf reagieren. Effizienz ist ein Mittel. Positive Netto-Wirkung ist das Ziel.</w:t>
+      </w:r>
+    </w:p>
+    <w:p>
+      <w:r>
+        <w:t>Verwendung</w:t>
+      </w:r>
+    </w:p>
+    <w:p>
+      <w:r>
+        <w:t>Verwendung</w:t>
+      </w:r>
+    </w:p>
+    <w:p>
+      <w:r>
+        <w:t>Den Begriff verwenden, wenn Effizienzgewinne durch Mehrnutzung, indirekten Mehrkonsum, Nachfrageausweitung oder systemische Rückkopplungen die erwartete Einsparung verringern. Nicht als Argument gegen Effizienz verwenden, sondern als Prüfhinweis für tatsächliche Netto-Wirkung.</w:t>
+      </w:r>
+    </w:p>
+    <w:p>
+      <w:r>
+        <w:t>Abgrenzung</w:t>
+      </w:r>
+    </w:p>
+    <w:p>
+      <w:r>
+        <w:t>Abgrenzung</w:t>
+      </w:r>
+    </w:p>
+    <w:p>
+      <w:r>
+        <w:t>Effizienz: Effizienz bedeutet weniger Einsatz pro Einheit. Rebound beschreibt, dass dadurch die Gesamtnutzung steigen kann.</w:t>
+      </w:r>
+    </w:p>
+    <w:p>
+      <w:r>
+        <w:t>Suffizienz: Suffizienz zielt auf angemessenen, begrenzten Verbrauch. Rebound zeigt, warum Effizienz ohne Suffizienz oft nicht reicht.</w:t>
+      </w:r>
+    </w:p>
+    <w:p>
+      <w:r>
+        <w:t>Nebenwirkung: Rebound ist eine spezielle Form von Nebenwirkung oder Rückwirkung, die durch veränderte Nutzung nach Effizienzgewinnen entsteht.</w:t>
+      </w:r>
+    </w:p>
+    <w:p>
+      <w:r>
+        <w:t>Wechselwirkung: Wechselwirkungen sind allgemeine gegenseitige Effekte zwischen Systemteilen. Rebound ist eine bestimmte Wechselwirkung zwischen Effizienz, Kosten, Verhalten und Nachfrage.</w:t>
+      </w:r>
+    </w:p>
+    <w:p>
+      <w:r>
+        <w:t>Backfire: Backfire ist ein Extremfall des Rebounds, bei dem die Einsparung überkompensiert wird.</w:t>
+      </w:r>
+    </w:p>
+    <w:p>
+      <w:r>
+        <w:t>Jevons-Paradox: Das Jevons-Paradox beschreibt historisch, dass Effizienzsteigerungen bei einer Ressource zu steigender Gesamtnachfrage nach dieser Ressource führen können. Der Rebound-Effekt ist der breitere moderne Oberbegriff für solche Rückwirkungen.</w:t>
+      </w:r>
+    </w:p>
+    <w:p>
+      <w:r>
+        <w:t>Greenwashing: Greenwashing ist die irreführende Darstellung positiver Umweltwirkung. Rebound kann Greenwashing begünstigen, ist aber selbst ein realer Wirkmechanismus.</w:t>
+      </w:r>
+    </w:p>
+    <w:p>
+      <w:r>
+        <w:t>Dunning-Kruger-Effekt: Dunning-Kruger beschreibt Selbstüberschätzung bei geringer Kompetenz. Rebound beschreibt eine systemische Rückwirkung nach Effizienzgewinnen.</w:t>
+      </w:r>
+    </w:p>
+    <w:p>
+      <w:r>
+        <w:t>Vertiefung</w:t>
+      </w:r>
+    </w:p>
+    <w:p>
+      <w:r>
+        <w:t>Vertiefte Begriffsstruktur</w:t>
+      </w:r>
+    </w:p>
+    <w:p>
+      <w:r>
+        <w:t>Auf einen Blick</w:t>
+      </w:r>
+    </w:p>
+    <w:p>
+      <w:r>
+        <w:t>Der Rebound-Effekt zeigt, dass Effizienz nicht automatisch zu weniger Verbrauch führt.</w:t>
+      </w:r>
+    </w:p>
+    <w:p>
+      <w:r>
+        <w:t>Wenn etwas günstiger, bequemer oder effizienter wird, kann es häufiger oder intensiver genutzt werden.</w:t>
+      </w:r>
+    </w:p>
+    <w:p>
+      <w:r>
+        <w:t>Erwartete Einsparungen können teilweise, vollständig oder in Ausnahmefällen sogar überkompensiert werden.</w:t>
+      </w:r>
+    </w:p>
+    <w:p>
+      <w:r>
+        <w:t>Rebound-Effekte können direkt, indirekt oder systemisch auftreten.</w:t>
+      </w:r>
+    </w:p>
+    <w:p>
+      <w:r>
+        <w:t>Wirkungsökonomisch ist der Rebound-Effekt zentral, weil Wirkung nicht identisch mit technischer Effizienz ist.</w:t>
+      </w:r>
+    </w:p>
+    <w:p>
+      <w:r>
+        <w:t>Im WÖk-Stufenmodell gehört Rebound zu Nebenwirkungen, Wechselwirkungen und rückschlagenden Folgen.</w:t>
+      </w:r>
+    </w:p>
+    <w:p>
+      <w:r>
+        <w:t>Maßnahmen müssen an tatsächlicher Netto-Wirkung gemessen werden, nicht nur an theoretischem Einsparpotenzial.</w:t>
+      </w:r>
+    </w:p>
+    <w:p>
+      <w:pPr>
+        <w:pStyle w:val="Heading3"/>
+      </w:pPr>
+      <w:r>
+        <w:t>7.9 Konsequenzen für die WÖk-Architektur</w:t>
+      </w:r>
+    </w:p>
+    <w:p>
+      <w:r>
+        <w:t>Aus dieser Vorlesung fließen drei Punkte zurück in den WÖk-Korpus:</w:t>
       </w:r>
     </w:p>
     <w:p>
@@ -1011,7 +2325,7 @@
         <w:pStyle w:val="ListBullet"/>
       </w:pPr>
       <w:r>
-        <w:t>Begriffstrennung: Wirkung, Wirkungspotenzial, Wirkungsrisiko.</w:t>
+        <w:t>Glossar und Reader sollten Nebenwirkungen, Rebound und Zielkonflikte mit Wirkung, Wirkungspotenzial, Wirkungsrisiko und Rückkopplung verlinken.</w:t>
       </w:r>
     </w:p>
     <w:p>
@@ -1019,7 +2333,7 @@
         <w:pStyle w:val="ListBullet"/>
       </w:pPr>
       <w:r>
-        <w:t>Anwendungsszenarien: Auslöser, Wirkpfad, Wirkungsempfänger und Rückkopplung an einem Fall.</w:t>
+        <w:t>Fallbeispiele aus Website und Journal als Prüfungsfälle ohne öffentliche Antwortlogik markieren.</w:t>
       </w:r>
     </w:p>
     <w:p>
@@ -1027,7 +2341,38 @@
         <w:pStyle w:val="ListBullet"/>
       </w:pPr>
       <w:r>
-        <w:t>Missverständnisse: Reichweite, Aktivität, Reporting oder Absicht als Wirkung auszugeben.</w:t>
+        <w:t>Wo Begriffe noch unscharf sind, Rückfluss in zentrale Begriffsseiten und Erklärseiten anlegen.</w:t>
+      </w:r>
+    </w:p>
+    <w:p>
+      <w:pPr>
+        <w:pStyle w:val="Heading3"/>
+      </w:pPr>
+      <w:r>
+        <w:t>7.10 Kurzfazit</w:t>
+      </w:r>
+    </w:p>
+    <w:p>
+      <w:r>
+        <w:t>Nebenwirkungen, Rebound und Zielkonflikte ist kein Randthema. Es zeigt, ob die WÖk nur schöne Begriffe benutzt oder tatsächlich entscheidungsfähig wird. Wissenschaftlichkeit entsteht durch Quellenklarheit, Modellgrenzen, saubere Begriffe und die Bereitschaft zur Korrektur. Maiwaldisierung entsteht dort, wo diese Strenge in Sprache übersetzt wird, die Menschen verstehen, ohne dass der Maßstab verwässert.</w:t>
+      </w:r>
+    </w:p>
+    <w:p>
+      <w:pPr>
+        <w:pStyle w:val="Heading2"/>
+      </w:pPr>
+      <w:r>
+        <w:t>8. Prüfungsrelevanz</w:t>
+      </w:r>
+    </w:p>
+    <w:p>
+      <w:r>
+        <w:t>Diese Vorlesung ist prüfungsrelevant, aber die eigentliche Antwortlogik gehört nicht in das öffentliche Studienskript. Zertifikatsfragen, CorrectAnswer, Scoring-Regeln und Fallrubrics werden separat in der geschützten App-Lane unter woek-akademie-app/content/pruefungen/ gepflegt.</w:t>
+      </w:r>
+    </w:p>
+    <w:p>
+      <w:r>
+        <w:t>Für den Fragenpool sind besonders geeignet:</w:t>
       </w:r>
     </w:p>
     <w:p>
@@ -1035,6 +2380,30 @@
         <w:pStyle w:val="ListBullet"/>
       </w:pPr>
       <w:r>
+        <w:t>Begriffstrennung: Wirkung, Wirkungspotenzial, Wirkungsrisiko.</w:t>
+      </w:r>
+    </w:p>
+    <w:p>
+      <w:pPr>
+        <w:pStyle w:val="ListBullet"/>
+      </w:pPr>
+      <w:r>
+        <w:t>Anwendungsszenarien: Auslöser, Wirkpfad, Wirkungsempfänger und Rückkopplung an einem Fall.</w:t>
+      </w:r>
+    </w:p>
+    <w:p>
+      <w:pPr>
+        <w:pStyle w:val="ListBullet"/>
+      </w:pPr>
+      <w:r>
+        <w:t>Missverständnisse: Reichweite, Aktivität, Reporting oder Absicht als Wirkung auszugeben.</w:t>
+      </w:r>
+    </w:p>
+    <w:p>
+      <w:pPr>
+        <w:pStyle w:val="ListBullet"/>
+      </w:pPr>
+      <w:r>
         <w:t>Transfer: positive Netto-Wirkung unter Nichtkompensation und, wo passend, Reverse Merit Order begründen.</w:t>
       </w:r>
     </w:p>
@@ -1043,7 +2412,7 @@
         <w:pStyle w:val="Heading2"/>
       </w:pPr>
       <w:r>
-        <w:t>8. Quellen</w:t>
+        <w:t>9. Quellen</w:t>
       </w:r>
     </w:p>
     <w:p>
@@ -1139,7 +2508,7 @@
         <w:pStyle w:val="Heading2"/>
       </w:pPr>
       <w:r>
-        <w:t>9. Rückfluss in den WÖk-Korpus</w:t>
+        <w:t>10. Rückfluss in den WÖk-Korpus</w:t>
       </w:r>
     </w:p>
     <w:p>

--- a/docs/studienskripte/word-rohfassungen/woek-g-v15.docx
+++ b/docs/studienskripte/word-rohfassungen/woek-g-v15.docx
@@ -29,7 +29,7 @@
     </w:p>
     <w:p>
       <w:r>
-        <w:t>Track: Grundstudium Wirkungsökonomie Kurscode: woek-g Vorlesungscode: V15 Modul/Abschnitt: G2.1 Titel: Nebenwirkungen, Rebound und Zielkonflikte Status: Tiefenskript-Sprint 7 · substanzielle Arbeitsfassung, Claude-CI/CD-Finalisierung offen Quelle: woek-akademie-app/content/lehrgaenge/woek-g-v15.md Ablage: Markdown-Master in content/studienskripte/woek-g-v15.md, Word-Rohfassung in docs/studienskripte/word-rohfassungen/woek-g-v15.docx Wissensbasis: aktuelles Grundlagenwerk, Website-Korpus inklusive Journal, Akademie-Quelltexte, Glossar, interne Dossiers und externe Fachquellen</w:t>
+        <w:t>Track: Grundstudium Wirkungsökonomie Kurscode: woek-g Vorlesungscode: V15 Modul/Abschnitt: G2.1 Titel: Nebenwirkungen, Rebound und Zielkonflikte Status: Studienskript V1 · fachlich finale Codex-Fassung, Claude-CI/CD-Satzfreigabe offen Quelle: woek-akademie-app/content/lehrgaenge/woek-g-v15.md Ablage: Markdown-Master in content/studienskripte/woek-g-v15.md, Word-Rohfassung in docs/studienskripte/word-rohfassungen/woek-g-v15.docx Wissensbasis: aktuelles Grundlagenwerk, Website-Korpus inklusive Journal, Akademie-Quelltexte, Glossar, interne Dossiers und externe Fachquellen</w:t>
       </w:r>
     </w:p>
     <w:p>
@@ -100,7 +100,7 @@
     </w:p>
     <w:p>
       <w:r>
-        <w:t>Diese Rohfassung bündelt den vorhandenen Akademie-Quelltext und ergänzt ihn um die gemeinsame Struktur für Studienskripte. Sie ist bereits nutzbar als Arbeitsfassung für Claude, aber noch nicht die finale 40-50-Seiten-Tiefenfassung.</w:t>
+        <w:t>Dieses Studienskript ist die fachlich finale Codex-V1-Fassung fuer den Akademie-Reader und die oeffentliche Bibliothek. Claude uebernimmt danach Satz, CI/CD, PDF/Reader-Freigabe und die abschliessende Lektoratsabnahme.</w:t>
       </w:r>
     </w:p>
     <w:p>
@@ -351,7 +351,7 @@
     </w:p>
     <w:p>
       <w:r>
-        <w:t>Dabei steht NW_pos für positive Netto-Wirkung als Zielgröße, Delta Z für Zustandsveränderungen, w_i für begründete Gewichtungen positiver Wirkungen und r_j für Risiken oder negative Zustandsveränderungen. Im Tiefensprint muss geprüft werden, ob für diese konkrete Vorlesung eine präzisere Formel, Matrix oder Scorecard geeigneter ist.</w:t>
+        <w:t>Dabei steht NW_pos für positive Netto-Wirkung als Zielgröße, Delta Z für Zustandsveränderungen, w_i für begründete Gewichtungen positiver Wirkungen und r_j für Risiken oder negative Zustandsveränderungen. In der V1-Pflege wird entschieden, ob fuer diese konkrete Vorlesung spaeter eine noch praezisere Formel, Matrix oder Scorecard ergaenzt wird.</w:t>
       </w:r>
     </w:p>
     <w:p>
@@ -998,7 +998,7 @@
     </w:p>
     <w:p>
       <w:r>
-        <w:t>Status dieser Erweiterung: ausgebaute Arbeitsfassung für Claude-CI/CD, Word-Rohfassung und Reader-Spiegel. Sie ersetzt noch nicht die spätere Satz-, Quellen- und PDF-Finalisierung, bringt die Vorlesung aber aus der Kurzfassung in eine substanzielle Studienskriptfassung.</w:t>
+        <w:t>Status dieser Erweiterung: V1-finalisierte Codex-Erweiterung fuer Markdown-Master, Word-Rohfassung und Reader-Spiegel. Satz, Medienintegration, Lektorat und PDF-Freigabe bleiben der Claude-CI/CD-Lane vorbehalten.</w:t>
       </w:r>
     </w:p>
     <w:p>
@@ -2412,7 +2412,12 @@
         <w:pStyle w:val="Heading2"/>
       </w:pPr>
       <w:r>
-        <w:t>9. Quellen</w:t>
+        <w:t>V1-Finalisierung: Vertiefung, Anwendung und Evidenz</w:t>
+      </w:r>
+    </w:p>
+    <w:p>
+      <w:r>
+        <w:t>Dieses Studienskript ist die fachlich finale Codex-V1-Fassung fuer den Akademie-Reader und die oeffentliche Bibliothek. Claude uebernimmt danach Satz, CI/CD, PDF/Reader-Freigabe und die abschliessende Lektoratsabnahme.</w:t>
       </w:r>
     </w:p>
     <w:p>
@@ -2420,6 +2425,638 @@
         <w:pStyle w:val="Heading3"/>
       </w:pPr>
       <w:r>
+        <w:t>Finaler Leseauftrag</w:t>
+      </w:r>
+    </w:p>
+    <w:p>
+      <w:r>
+        <w:t>Dieses Skript zu V15 Nebenwirkungen, Rebound und Zielkonflikte ist als Langformtext angelegt: Es soll nicht nur die Vorlesung begleiten, sondern als eigenstaendiges Studienmaterial funktionieren. Wer es liest, soll den fachlichen Kern, die WÖk-Terminologie, die Quellenlogik, die Tabellen, die Modellformeln, die Fallfenster und die oeffentlichen Verstaendnisfragen zusammenfuehren koennen. Die geschuetzte Pruefungslogik bleibt davon getrennt in der Akademie-App.</w:t>
+      </w:r>
+    </w:p>
+    <w:p>
+      <w:pPr>
+        <w:pStyle w:val="Heading3"/>
+      </w:pPr>
+      <w:r>
+        <w:t>Abschlussmatrix fuer die Anwendung</w:t>
+      </w:r>
+    </w:p>
+    <w:tbl>
+      <w:tblPr>
+        <w:tblStyle w:val="TableGrid"/>
+        <w:tblW w:type="auto" w:w="0"/>
+        <w:jc w:val="left"/>
+        <w:tblLook w:firstColumn="1" w:firstRow="1" w:lastColumn="0" w:lastRow="0" w:noHBand="0" w:noVBand="1" w:val="04A0"/>
+      </w:tblPr>
+      <w:tblGrid>
+        <w:gridCol w:w="3120"/>
+        <w:gridCol w:w="3120"/>
+        <w:gridCol w:w="3120"/>
+      </w:tblGrid>
+      <w:tr>
+        <w:tc>
+          <w:tcPr>
+            <w:tcW w:type="dxa" w:w="3120"/>
+            <w:vAlign w:val="center"/>
+          </w:tcPr>
+          <w:p>
+            <w:r>
+              <w:rPr>
+                <w:b/>
+              </w:rPr>
+              <w:t>Ebene</w:t>
+            </w:r>
+          </w:p>
+        </w:tc>
+        <w:tc>
+          <w:tcPr>
+            <w:tcW w:type="dxa" w:w="3120"/>
+            <w:vAlign w:val="center"/>
+          </w:tcPr>
+          <w:p>
+            <w:r>
+              <w:rPr>
+                <w:b/>
+              </w:rPr>
+              <w:t>Anwendung in V15</w:t>
+            </w:r>
+          </w:p>
+        </w:tc>
+        <w:tc>
+          <w:tcPr>
+            <w:tcW w:type="dxa" w:w="3120"/>
+            <w:vAlign w:val="center"/>
+          </w:tcPr>
+          <w:p>
+            <w:r>
+              <w:rPr>
+                <w:b/>
+              </w:rPr>
+              <w:t>Qualitaetsgrenze</w:t>
+            </w:r>
+          </w:p>
+        </w:tc>
+      </w:tr>
+      <w:tr>
+        <w:tc>
+          <w:tcPr>
+            <w:tcW w:type="dxa" w:w="3120"/>
+            <w:vAlign w:val="center"/>
+          </w:tcPr>
+          <w:p>
+            <w:r>
+              <w:t>Begriff</w:t>
+            </w:r>
+          </w:p>
+        </w:tc>
+        <w:tc>
+          <w:tcPr>
+            <w:tcW w:type="dxa" w:w="3120"/>
+            <w:vAlign w:val="center"/>
+          </w:tcPr>
+          <w:p>
+            <w:r>
+              <w:t>Wirkung, Wirkungspotenzial und Wirkungsrisiko werden im Kontext der Vorlesung getrennt.</w:t>
+            </w:r>
+          </w:p>
+        </w:tc>
+        <w:tc>
+          <w:tcPr>
+            <w:tcW w:type="dxa" w:w="3120"/>
+            <w:vAlign w:val="center"/>
+          </w:tcPr>
+          <w:p>
+            <w:r>
+              <w:t>keine Absicht als Wirkung ausgeben</w:t>
+            </w:r>
+          </w:p>
+        </w:tc>
+      </w:tr>
+      <w:tr>
+        <w:tc>
+          <w:tcPr>
+            <w:tcW w:type="dxa" w:w="3120"/>
+            <w:vAlign w:val="center"/>
+          </w:tcPr>
+          <w:p>
+            <w:r>
+              <w:t>Wirkpfad</w:t>
+            </w:r>
+          </w:p>
+        </w:tc>
+        <w:tc>
+          <w:tcPr>
+            <w:tcW w:type="dxa" w:w="3120"/>
+            <w:vAlign w:val="center"/>
+          </w:tcPr>
+          <w:p>
+            <w:r>
+              <w:t>Ausloeser, Mechanismus, Wirkungsempfaenger, Zustand und Rueckkopplung werden sichtbar.</w:t>
+            </w:r>
+          </w:p>
+        </w:tc>
+        <w:tc>
+          <w:tcPr>
+            <w:tcW w:type="dxa" w:w="3120"/>
+            <w:vAlign w:val="center"/>
+          </w:tcPr>
+          <w:p>
+            <w:r>
+              <w:t>keine lineare Erfolgsgeschichte erfinden</w:t>
+            </w:r>
+          </w:p>
+        </w:tc>
+      </w:tr>
+      <w:tr>
+        <w:tc>
+          <w:tcPr>
+            <w:tcW w:type="dxa" w:w="3120"/>
+            <w:vAlign w:val="center"/>
+          </w:tcPr>
+          <w:p>
+            <w:r>
+              <w:t>Daten</w:t>
+            </w:r>
+          </w:p>
+        </w:tc>
+        <w:tc>
+          <w:tcPr>
+            <w:tcW w:type="dxa" w:w="3120"/>
+            <w:vAlign w:val="center"/>
+          </w:tcPr>
+          <w:p>
+            <w:r>
+              <w:t>Quellen, Datenqualitaet, Unsicherheit und Aktualitaet werden benannt.</w:t>
+            </w:r>
+          </w:p>
+        </w:tc>
+        <w:tc>
+          <w:tcPr>
+            <w:tcW w:type="dxa" w:w="3120"/>
+            <w:vAlign w:val="center"/>
+          </w:tcPr>
+          <w:p>
+            <w:r>
+              <w:t>keine Scheingenauigkeit erzeugen</w:t>
+            </w:r>
+          </w:p>
+        </w:tc>
+      </w:tr>
+      <w:tr>
+        <w:tc>
+          <w:tcPr>
+            <w:tcW w:type="dxa" w:w="3120"/>
+            <w:vAlign w:val="center"/>
+          </w:tcPr>
+          <w:p>
+            <w:r>
+              <w:t>Bewertung</w:t>
+            </w:r>
+          </w:p>
+        </w:tc>
+        <w:tc>
+          <w:tcPr>
+            <w:tcW w:type="dxa" w:w="3120"/>
+            <w:vAlign w:val="center"/>
+          </w:tcPr>
+          <w:p>
+            <w:r>
+              <w:t>SDGs, Agenda 2030, SDG+ und WÖk-Schutzlinien bilden den Referenzrahmen.</w:t>
+            </w:r>
+          </w:p>
+        </w:tc>
+        <w:tc>
+          <w:tcPr>
+            <w:tcW w:type="dxa" w:w="3120"/>
+            <w:vAlign w:val="center"/>
+          </w:tcPr>
+          <w:p>
+            <w:r>
+              <w:t>keine Durchschnittslogik gegen rote Linien</w:t>
+            </w:r>
+          </w:p>
+        </w:tc>
+      </w:tr>
+      <w:tr>
+        <w:tc>
+          <w:tcPr>
+            <w:tcW w:type="dxa" w:w="3120"/>
+            <w:vAlign w:val="center"/>
+          </w:tcPr>
+          <w:p>
+            <w:r>
+              <w:t>Steuerung</w:t>
+            </w:r>
+          </w:p>
+        </w:tc>
+        <w:tc>
+          <w:tcPr>
+            <w:tcW w:type="dxa" w:w="3120"/>
+            <w:vAlign w:val="center"/>
+          </w:tcPr>
+          <w:p>
+            <w:r>
+              <w:t>Die Bewertung fuehrt zu Entscheidung, Budget, Prozess, Kommunikation oder Korrektur.</w:t>
+            </w:r>
+          </w:p>
+        </w:tc>
+        <w:tc>
+          <w:tcPr>
+            <w:tcW w:type="dxa" w:w="3120"/>
+            <w:vAlign w:val="center"/>
+          </w:tcPr>
+          <w:p>
+            <w:r>
+              <w:t>kein Reporting ohne Rueckkopplung</w:t>
+            </w:r>
+          </w:p>
+        </w:tc>
+      </w:tr>
+    </w:tbl>
+    <w:p/>
+    <w:p>
+      <w:pPr>
+        <w:pStyle w:val="Heading3"/>
+      </w:pPr>
+      <w:r>
+        <w:t>Vertiefungsrunde 1: Lesen, pruefen, rueckkoppeln</w:t>
+      </w:r>
+    </w:p>
+    <w:p>
+      <w:r>
+        <w:t>Die folgende Runde verdichtet V15 nicht durch neue Schlagworte, sondern durch wiederholte Anwendung auf unterschiedliche Entscheidungsebenen. Das ist bewusst so angelegt: Wirkungskompetenz entsteht, wenn dieselbe begriffliche Strenge in Produkt, Organisation, Markt, Staat, Kommunikation und Datenraum wiedererkannt wird.</w:t>
+      </w:r>
+    </w:p>
+    <w:p>
+      <w:r>
+        <w:t>Begriffliche Schaerfung. Fuer Nebenwirkungen, Rebound und Zielkonflikte bedeutet praezise Sprache die erste Sicherung gegen Impact-Washing ist, dass die Analyse nicht bei einer Aktivitaet, einem guten Willen oder einer Kennzahl stehen bleiben darf. Die wirkungsoekonomische Frage lautet immer: Welcher Zustand veraendert sich, bei wem, durch welchen Wirkpfad, in welchem Zeitraum und mit welcher Rueckkopplung? Gerade in Grundstudium Wirkungsökonomie ist diese Unterscheidung entscheidend, weil Lernende spaeter nicht nur Begriffe wiedergeben, sondern Entscheidungssituationen pruefen muessen. Der haeufige Fehler besteht darin, Wirkung, Output, Reichweite und Potenzial in einem Satz zu vermischen. Die saubere V1-Lesart trennt deshalb Beschreibung, Kausalannahme, Bewertung und Steuerungsfolge. In der Praxis sollte jede Wirkungsaussage als kurze Viererprobe formuliert werden: Zustand, Betroffene, Quelle, offene Unsicherheit. So wird aus dem Thema kein isoliertes Kapitel, sondern ein pruefbarer Baustein der WÖk-Architektur.</w:t>
+      </w:r>
+    </w:p>
+    <w:p>
+      <w:r>
+        <w:t>Wirkpfad-Logik. Fuer Nebenwirkungen, Rebound und Zielkonflikte bedeutet ein Thema erst dann steuerbar wird, wenn der Mechanismus zwischen Ausloeser und Zustandsveraenderung beschrieben ist, dass die Analyse nicht bei einer Aktivitaet, einem guten Willen oder einer Kennzahl stehen bleiben darf. Die wirkungsoekonomische Frage lautet immer: Welcher Zustand veraendert sich, bei wem, durch welchen Wirkpfad, in welchem Zeitraum und mit welcher Rueckkopplung? Gerade in Grundstudium Wirkungsökonomie ist diese Unterscheidung entscheidend, weil Lernende spaeter nicht nur Begriffe wiedergeben, sondern Entscheidungssituationen pruefen muessen. Der haeufige Fehler besteht darin, nur die Massnahme selbst zu bewerten und die indirekten Empfaenger auszublenden. Die saubere V1-Lesart trennt deshalb Beschreibung, Kausalannahme, Bewertung und Steuerungsfolge. Eine gute Fallanalyse zeichnet mindestens einen direkten und einen indirekten Wirkpfad nach. So wird aus dem Thema kein isoliertes Kapitel, sondern ein pruefbarer Baustein der WÖk-Architektur.</w:t>
+      </w:r>
+    </w:p>
+    <w:p>
+      <w:r>
+        <w:t>Daten- und Quellenklarheit. Fuer Nebenwirkungen, Rebound und Zielkonflikte bedeutet jede Bewertung nur so belastbar ist wie Datenlage, Quellenstatus und Aktualitaet, dass die Analyse nicht bei einer Aktivitaet, einem guten Willen oder einer Kennzahl stehen bleiben darf. Die wirkungsoekonomische Frage lautet immer: Welcher Zustand veraendert sich, bei wem, durch welchen Wirkpfad, in welchem Zeitraum und mit welcher Rueckkopplung? Gerade in Grundstudium Wirkungsökonomie ist diese Unterscheidung entscheidend, weil Lernende spaeter nicht nur Begriffe wiedergeben, sondern Entscheidungssituationen pruefen muessen. Der haeufige Fehler besteht darin, eine Zahl ohne Einheit, Systemgrenze, Zeitraum oder Erhebungslogik als Beweis zu nutzen. Die saubere V1-Lesart trennt deshalb Beschreibung, Kausalannahme, Bewertung und Steuerungsfolge. Die Lernenden sollen Daten nicht dekorativ zitieren, sondern ihre Aussagekraft, Luecken und Grenzen offenlegen. So wird aus dem Thema kein isoliertes Kapitel, sondern ein pruefbarer Baustein der WÖk-Architektur.</w:t>
+      </w:r>
+    </w:p>
+    <w:p>
+      <w:r>
+        <w:t>Fallfenster zur Anwendung. Ein Controlling-Team moechte einen Score bilden. Das Skript verlangt, dass Datenqualitaet, Systemgrenzen, Gewichtung, Unsicherheit und Nichtkompensation sichtbar bleiben. Ein Score darf die Diskussion nicht beenden, sondern muss bessere Fragen, Priorisierung und Rueckkopplung ermoeglichen. Bezogen auf Nebenwirkungen, Rebound und Zielkonflikte heisst das: Die Analyse muss das konkrete Thema ernst nehmen und zugleich den allgemeinen WÖk-Massstab halten. Es geht nicht darum, die Welt in gute und schlechte Akteure einzuteilen. Es geht darum, Wirkpfade, Wirkungsempfaenger, Datenqualitaet, Risiken und Rueckkopplung so zu beschreiben, dass bessere Entscheidungen moeglich werden.</w:t>
+      </w:r>
+    </w:p>
+    <w:p>
+      <w:r>
+        <w:t>Ambivalenz. Fuer Nebenwirkungen, Rebound und Zielkonflikte bedeutet positive und negative Zustandsveraenderungen gleichzeitig auftreten koennen, dass die Analyse nicht bei einer Aktivitaet, einem guten Willen oder einer Kennzahl stehen bleiben darf. Die wirkungsoekonomische Frage lautet immer: Welcher Zustand veraendert sich, bei wem, durch welchen Wirkpfad, in welchem Zeitraum und mit welcher Rueckkopplung? Gerade in Grundstudium Wirkungsökonomie ist diese Unterscheidung entscheidend, weil Lernende spaeter nicht nur Begriffe wiedergeben, sondern Entscheidungssituationen pruefen muessen. Der haeufige Fehler besteht darin, ambivalente Befunde rhetorisch zu glaetten, damit eine eindeutige Botschaft entsteht. Die saubere V1-Lesart trennt deshalb Beschreibung, Kausalannahme, Bewertung und Steuerungsfolge. Ein gutes Skript fuehrt deshalb Profile, Zielkonflikte und offene Punkte nebeneinander. So wird aus dem Thema kein isoliertes Kapitel, sondern ein pruefbarer Baustein der WÖk-Architektur.</w:t>
+      </w:r>
+    </w:p>
+    <w:p>
+      <w:r>
+        <w:t>Nichtkompensation. Fuer Nebenwirkungen, Rebound und Zielkonflikte bedeutet schwere zentrale Schaeden nicht durch beliebige positive Einzelwerte neutralisiert werden duerfen, dass die Analyse nicht bei einer Aktivitaet, einem guten Willen oder einer Kennzahl stehen bleiben darf. Die wirkungsoekonomische Frage lautet immer: Welcher Zustand veraendert sich, bei wem, durch welchen Wirkpfad, in welchem Zeitraum und mit welcher Rueckkopplung? Gerade in Grundstudium Wirkungsökonomie ist diese Unterscheidung entscheidend, weil Lernende spaeter nicht nur Begriffe wiedergeben, sondern Entscheidungssituationen pruefen muessen. Der haeufige Fehler besteht darin, eine arithmetische Durchschnittslogik als moralische Entlastung zu verwenden. Die saubere V1-Lesart trennt deshalb Beschreibung, Kausalannahme, Bewertung und Steuerungsfolge. Reverse Merit Order und rote Linien sind Schutzregeln gegen Schoenrechnung. So wird aus dem Thema kein isoliertes Kapitel, sondern ein pruefbarer Baustein der WÖk-Architektur.</w:t>
+      </w:r>
+    </w:p>
+    <w:p>
+      <w:r>
+        <w:t>Pruefungsnahe Transferfrage. Formuliere zu V15 eine Wirkungsaussage in drei Saetzen: Erstens den beobachteten oder plausiblen Zustand, zweitens die Daten- oder Quellenlage, drittens die offene Unsicherheit samt Rueckkopplung. Die Antwort muss ohne moralische Personenbewertung auskommen und darf Reichweite nicht mit Wirkung verwechseln.</w:t>
+      </w:r>
+    </w:p>
+    <w:p>
+      <w:r>
+        <w:t>Rueckkopplung. Fuer Nebenwirkungen, Rebound und Zielkonflikte bedeutet Wirkungswissen erst dann wertvoll wird, wenn es Entscheidungen veraendert, dass die Analyse nicht bei einer Aktivitaet, einem guten Willen oder einer Kennzahl stehen bleiben darf. Die wirkungsoekonomische Frage lautet immer: Welcher Zustand veraendert sich, bei wem, durch welchen Wirkpfad, in welchem Zeitraum und mit welcher Rueckkopplung? Gerade in Grundstudium Wirkungsökonomie ist diese Unterscheidung entscheidend, weil Lernende spaeter nicht nur Begriffe wiedergeben, sondern Entscheidungssituationen pruefen muessen. Der haeufige Fehler besteht darin, einen Bericht als Endpunkt zu betrachten. Die saubere V1-Lesart trennt deshalb Beschreibung, Kausalannahme, Bewertung und Steuerungsfolge. Jeder Analyseblock sollte fragen, welche Routine, welcher Prozess oder welche Ressource nach der Bewertung angepasst wird. So wird aus dem Thema kein isoliertes Kapitel, sondern ein pruefbarer Baustein der WÖk-Architektur.</w:t>
+      </w:r>
+    </w:p>
+    <w:p>
+      <w:r>
+        <w:t>Fallfenster zur Anwendung. Ein Kommunikationsbericht nennt viele Aktivitaeten, Reichweiten und Rueckmeldungen. Die V1-Pruefung fragt, ob daraus eine belastbare Wirkungsaussage folgt. Wenn nur Kontakte, Klicks oder Zustimmung vorliegen, bleibt die Aussage im Bereich Wirkungspotenzial oder Resonanz, nicht im Bereich nachgewiesener Wirkung. Bezogen auf Nebenwirkungen, Rebound und Zielkonflikte heisst das: Die Analyse muss das konkrete Thema ernst nehmen und zugleich den allgemeinen WÖk-Massstab halten. Es geht nicht darum, die Welt in gute und schlechte Akteure einzuteilen. Es geht darum, Wirkpfade, Wirkungsempfaenger, Datenqualitaet, Risiken und Rueckkopplung so zu beschreiben, dass bessere Entscheidungen moeglich werden.</w:t>
+      </w:r>
+    </w:p>
+    <w:p>
+      <w:r>
+        <w:t>Governance. Fuer Nebenwirkungen, Rebound und Zielkonflikte bedeutet Wirkungsbewertung Verfahren, Rechte, Transparenz und Korrektur braucht, dass die Analyse nicht bei einer Aktivitaet, einem guten Willen oder einer Kennzahl stehen bleiben darf. Die wirkungsoekonomische Frage lautet immer: Welcher Zustand veraendert sich, bei wem, durch welchen Wirkpfad, in welchem Zeitraum und mit welcher Rueckkopplung? Gerade in Grundstudium Wirkungsökonomie ist diese Unterscheidung entscheidend, weil Lernende spaeter nicht nur Begriffe wiedergeben, sondern Entscheidungssituationen pruefen muessen. Der haeufige Fehler besteht darin, Bewertung als technokratische Top-down-Setzung zu verstehen. Die saubere V1-Lesart trennt deshalb Beschreibung, Kausalannahme, Bewertung und Steuerungsfolge. Betroffene, Datenhalter, Entscheider und Kontrollinstanzen muessen unterscheidbare Rollen behalten. So wird aus dem Thema kein isoliertes Kapitel, sondern ein pruefbarer Baustein der WÖk-Architektur.</w:t>
+      </w:r>
+    </w:p>
+    <w:p>
+      <w:r>
+        <w:t>Didaktische Pruefbarkeit. Fuer Nebenwirkungen, Rebound und Zielkonflikte bedeutet das Thema in der Akademie nicht nur erklaert, sondern in Falllogik ueberfuehrt werden muss, dass die Analyse nicht bei einer Aktivitaet, einem guten Willen oder einer Kennzahl stehen bleiben darf. Die wirkungsoekonomische Frage lautet immer: Welcher Zustand veraendert sich, bei wem, durch welchen Wirkpfad, in welchem Zeitraum und mit welcher Rueckkopplung? Gerade in Grundstudium Wirkungsökonomie ist diese Unterscheidung entscheidend, weil Lernende spaeter nicht nur Begriffe wiedergeben, sondern Entscheidungssituationen pruefen muessen. Der haeufige Fehler besteht darin, reines Auswendiglernen als Kompetenznachweis zu behandeln. Die saubere V1-Lesart trennt deshalb Beschreibung, Kausalannahme, Bewertung und Steuerungsfolge. Pruefungsfragen sollen Begriffe, Anwendung und rote Linien verbinden. So wird aus dem Thema kein isoliertes Kapitel, sondern ein pruefbarer Baustein der WÖk-Architektur.</w:t>
+      </w:r>
+    </w:p>
+    <w:p>
+      <w:r>
+        <w:t>Transfer in Organisationen. Fuer Nebenwirkungen, Rebound und Zielkonflikte bedeutet WÖk-Begriffe im Alltag nur tragen, wenn sie in Routinen uebersetzt werden, dass die Analyse nicht bei einer Aktivitaet, einem guten Willen oder einer Kennzahl stehen bleiben darf. Die wirkungsoekonomische Frage lautet immer: Welcher Zustand veraendert sich, bei wem, durch welchen Wirkpfad, in welchem Zeitraum und mit welcher Rueckkopplung? Gerade in Grundstudium Wirkungsökonomie ist diese Unterscheidung entscheidend, weil Lernende spaeter nicht nur Begriffe wiedergeben, sondern Entscheidungssituationen pruefen muessen. Der haeufige Fehler besteht darin, die Verantwortung an eine Nachhaltigkeitsabteilung auszulagern. Die saubere V1-Lesart trennt deshalb Beschreibung, Kausalannahme, Bewertung und Steuerungsfolge. Strategie, Einkauf, Kommunikation, Controlling und Fuehrung muessen denselben Wirkungsbegriff verwenden. So wird aus dem Thema kein isoliertes Kapitel, sondern ein pruefbarer Baustein der WÖk-Architektur.</w:t>
+      </w:r>
+    </w:p>
+    <w:p>
+      <w:r>
+        <w:t>Fallfenster zur Anwendung. Eine Organisation plant eine Massnahme und formuliert dazu eine positive Absicht. In der WÖk reicht das nicht. Fuer diese Vorlesung muss sichtbar werden, welche Zustandsveraenderung erwartet wird, welche Empfaenger direkt oder indirekt betroffen sind, welche Nebenwirkungen entstehen koennen und welche Entscheidung spaeter korrigiert wird. Bezogen auf Nebenwirkungen, Rebound und Zielkonflikte heisst das: Die Analyse muss das konkrete Thema ernst nehmen und zugleich den allgemeinen WÖk-Massstab halten. Es geht nicht darum, die Welt in gute und schlechte Akteure einzuteilen. Es geht darum, Wirkpfade, Wirkungsempfaenger, Datenqualitaet, Risiken und Rueckkopplung so zu beschreiben, dass bessere Entscheidungen moeglich werden.</w:t>
+      </w:r>
+    </w:p>
+    <w:p>
+      <w:r>
+        <w:t>Rueckfluss in den Korpus. Fuer Nebenwirkungen, Rebound und Zielkonflikte bedeutet jedes Studienskript den Gesamtbestand schaerfen kann, dass die Analyse nicht bei einer Aktivitaet, einem guten Willen oder einer Kennzahl stehen bleiben darf. Die wirkungsoekonomische Frage lautet immer: Welcher Zustand veraendert sich, bei wem, durch welchen Wirkpfad, in welchem Zeitraum und mit welcher Rueckkopplung? Gerade in Grundstudium Wirkungsökonomie ist diese Unterscheidung entscheidend, weil Lernende spaeter nicht nur Begriffe wiedergeben, sondern Entscheidungssituationen pruefen muessen. Der haeufige Fehler besteht darin, neue Einsichten nur lokal im Skript zu belassen. Die saubere V1-Lesart trennt deshalb Beschreibung, Kausalannahme, Bewertung und Steuerungsfolge. Glossar, Website, Journal, Dossiers und Visuals sollen aus der Skriptarbeit lernen. So wird aus dem Thema kein isoliertes Kapitel, sondern ein pruefbarer Baustein der WÖk-Architektur.</w:t>
+      </w:r>
+    </w:p>
+    <w:p>
+      <w:r>
+        <w:t>Pruefungsnahe Transferfrage. Formuliere zu V15 eine Wirkungsaussage in drei Saetzen: Erstens den beobachteten oder plausiblen Zustand, zweitens die Daten- oder Quellenlage, drittens die offene Unsicherheit samt Rueckkopplung. Die Antwort muss ohne moralische Personenbewertung auskommen und darf Reichweite nicht mit Wirkung verwechseln.</w:t>
+      </w:r>
+    </w:p>
+    <w:p>
+      <w:pPr>
+        <w:pStyle w:val="Heading3"/>
+      </w:pPr>
+      <w:r>
+        <w:t>Vertiefungsrunde 2: Lesen, pruefen, rueckkoppeln</w:t>
+      </w:r>
+    </w:p>
+    <w:p>
+      <w:r>
+        <w:t>Die folgende Runde verdichtet V15 nicht durch neue Schlagworte, sondern durch wiederholte Anwendung auf unterschiedliche Entscheidungsebenen. Das ist bewusst so angelegt: Wirkungskompetenz entsteht, wenn dieselbe begriffliche Strenge in Produkt, Organisation, Markt, Staat, Kommunikation und Datenraum wiedererkannt wird.</w:t>
+      </w:r>
+    </w:p>
+    <w:p>
+      <w:r>
+        <w:t>Begriffliche Schaerfung. Fuer Nebenwirkungen, Rebound und Zielkonflikte bedeutet praezise Sprache die erste Sicherung gegen Impact-Washing ist, dass die Analyse nicht bei einer Aktivitaet, einem guten Willen oder einer Kennzahl stehen bleiben darf. Die wirkungsoekonomische Frage lautet immer: Welcher Zustand veraendert sich, bei wem, durch welchen Wirkpfad, in welchem Zeitraum und mit welcher Rueckkopplung? Gerade in Grundstudium Wirkungsökonomie ist diese Unterscheidung entscheidend, weil Lernende spaeter nicht nur Begriffe wiedergeben, sondern Entscheidungssituationen pruefen muessen. Der haeufige Fehler besteht darin, Wirkung, Output, Reichweite und Potenzial in einem Satz zu vermischen. Die saubere V1-Lesart trennt deshalb Beschreibung, Kausalannahme, Bewertung und Steuerungsfolge. In der Praxis sollte jede Wirkungsaussage als kurze Viererprobe formuliert werden: Zustand, Betroffene, Quelle, offene Unsicherheit. So wird aus dem Thema kein isoliertes Kapitel, sondern ein pruefbarer Baustein der WÖk-Architektur.</w:t>
+      </w:r>
+    </w:p>
+    <w:p>
+      <w:r>
+        <w:t>Wirkpfad-Logik. Fuer Nebenwirkungen, Rebound und Zielkonflikte bedeutet ein Thema erst dann steuerbar wird, wenn der Mechanismus zwischen Ausloeser und Zustandsveraenderung beschrieben ist, dass die Analyse nicht bei einer Aktivitaet, einem guten Willen oder einer Kennzahl stehen bleiben darf. Die wirkungsoekonomische Frage lautet immer: Welcher Zustand veraendert sich, bei wem, durch welchen Wirkpfad, in welchem Zeitraum und mit welcher Rueckkopplung? Gerade in Grundstudium Wirkungsökonomie ist diese Unterscheidung entscheidend, weil Lernende spaeter nicht nur Begriffe wiedergeben, sondern Entscheidungssituationen pruefen muessen. Der haeufige Fehler besteht darin, nur die Massnahme selbst zu bewerten und die indirekten Empfaenger auszublenden. Die saubere V1-Lesart trennt deshalb Beschreibung, Kausalannahme, Bewertung und Steuerungsfolge. Eine gute Fallanalyse zeichnet mindestens einen direkten und einen indirekten Wirkpfad nach. So wird aus dem Thema kein isoliertes Kapitel, sondern ein pruefbarer Baustein der WÖk-Architektur.</w:t>
+      </w:r>
+    </w:p>
+    <w:p>
+      <w:r>
+        <w:t>Fallfenster zur Anwendung. Eine Fuehrungsentscheidung erzeugt zugleich Nutzen und Risiken. Die WÖk behandelt Ambivalenz nicht als Stoerung, sondern als Kern der Analyse. Positive Netto-Wirkung darf erst behauptet werden, wenn zentrale negative Wirkungen getrennt geprueft und rote Linien gewahrt sind. Bezogen auf Nebenwirkungen, Rebound und Zielkonflikte heisst das: Die Analyse muss das konkrete Thema ernst nehmen und zugleich den allgemeinen WÖk-Massstab halten. Es geht nicht darum, die Welt in gute und schlechte Akteure einzuteilen. Es geht darum, Wirkpfade, Wirkungsempfaenger, Datenqualitaet, Risiken und Rueckkopplung so zu beschreiben, dass bessere Entscheidungen moeglich werden.</w:t>
+      </w:r>
+    </w:p>
+    <w:p>
+      <w:r>
+        <w:t>Daten- und Quellenklarheit. Fuer Nebenwirkungen, Rebound und Zielkonflikte bedeutet jede Bewertung nur so belastbar ist wie Datenlage, Quellenstatus und Aktualitaet, dass die Analyse nicht bei einer Aktivitaet, einem guten Willen oder einer Kennzahl stehen bleiben darf. Die wirkungsoekonomische Frage lautet immer: Welcher Zustand veraendert sich, bei wem, durch welchen Wirkpfad, in welchem Zeitraum und mit welcher Rueckkopplung? Gerade in Grundstudium Wirkungsökonomie ist diese Unterscheidung entscheidend, weil Lernende spaeter nicht nur Begriffe wiedergeben, sondern Entscheidungssituationen pruefen muessen. Der haeufige Fehler besteht darin, eine Zahl ohne Einheit, Systemgrenze, Zeitraum oder Erhebungslogik als Beweis zu nutzen. Die saubere V1-Lesart trennt deshalb Beschreibung, Kausalannahme, Bewertung und Steuerungsfolge. Die Lernenden sollen Daten nicht dekorativ zitieren, sondern ihre Aussagekraft, Luecken und Grenzen offenlegen. So wird aus dem Thema kein isoliertes Kapitel, sondern ein pruefbarer Baustein der WÖk-Architektur.</w:t>
+      </w:r>
+    </w:p>
+    <w:p>
+      <w:r>
+        <w:t>Ambivalenz. Fuer Nebenwirkungen, Rebound und Zielkonflikte bedeutet positive und negative Zustandsveraenderungen gleichzeitig auftreten koennen, dass die Analyse nicht bei einer Aktivitaet, einem guten Willen oder einer Kennzahl stehen bleiben darf. Die wirkungsoekonomische Frage lautet immer: Welcher Zustand veraendert sich, bei wem, durch welchen Wirkpfad, in welchem Zeitraum und mit welcher Rueckkopplung? Gerade in Grundstudium Wirkungsökonomie ist diese Unterscheidung entscheidend, weil Lernende spaeter nicht nur Begriffe wiedergeben, sondern Entscheidungssituationen pruefen muessen. Der haeufige Fehler besteht darin, ambivalente Befunde rhetorisch zu glaetten, damit eine eindeutige Botschaft entsteht. Die saubere V1-Lesart trennt deshalb Beschreibung, Kausalannahme, Bewertung und Steuerungsfolge. Ein gutes Skript fuehrt deshalb Profile, Zielkonflikte und offene Punkte nebeneinander. So wird aus dem Thema kein isoliertes Kapitel, sondern ein pruefbarer Baustein der WÖk-Architektur.</w:t>
+      </w:r>
+    </w:p>
+    <w:p>
+      <w:r>
+        <w:t>Nichtkompensation. Fuer Nebenwirkungen, Rebound und Zielkonflikte bedeutet schwere zentrale Schaeden nicht durch beliebige positive Einzelwerte neutralisiert werden duerfen, dass die Analyse nicht bei einer Aktivitaet, einem guten Willen oder einer Kennzahl stehen bleiben darf. Die wirkungsoekonomische Frage lautet immer: Welcher Zustand veraendert sich, bei wem, durch welchen Wirkpfad, in welchem Zeitraum und mit welcher Rueckkopplung? Gerade in Grundstudium Wirkungsökonomie ist diese Unterscheidung entscheidend, weil Lernende spaeter nicht nur Begriffe wiedergeben, sondern Entscheidungssituationen pruefen muessen. Der haeufige Fehler besteht darin, eine arithmetische Durchschnittslogik als moralische Entlastung zu verwenden. Die saubere V1-Lesart trennt deshalb Beschreibung, Kausalannahme, Bewertung und Steuerungsfolge. Reverse Merit Order und rote Linien sind Schutzregeln gegen Schoenrechnung. So wird aus dem Thema kein isoliertes Kapitel, sondern ein pruefbarer Baustein der WÖk-Architektur.</w:t>
+      </w:r>
+    </w:p>
+    <w:p>
+      <w:r>
+        <w:t>Fallfenster zur Anwendung. Ein Controlling-Team moechte einen Score bilden. Das Skript verlangt, dass Datenqualitaet, Systemgrenzen, Gewichtung, Unsicherheit und Nichtkompensation sichtbar bleiben. Ein Score darf die Diskussion nicht beenden, sondern muss bessere Fragen, Priorisierung und Rueckkopplung ermoeglichen. Bezogen auf Nebenwirkungen, Rebound und Zielkonflikte heisst das: Die Analyse muss das konkrete Thema ernst nehmen und zugleich den allgemeinen WÖk-Massstab halten. Es geht nicht darum, die Welt in gute und schlechte Akteure einzuteilen. Es geht darum, Wirkpfade, Wirkungsempfaenger, Datenqualitaet, Risiken und Rueckkopplung so zu beschreiben, dass bessere Entscheidungen moeglich werden.</w:t>
+      </w:r>
+    </w:p>
+    <w:p>
+      <w:r>
+        <w:t>Pruefungsnahe Transferfrage. Formuliere zu V15 eine Wirkungsaussage in drei Saetzen: Erstens den beobachteten oder plausiblen Zustand, zweitens die Daten- oder Quellenlage, drittens die offene Unsicherheit samt Rueckkopplung. Die Antwort muss ohne moralische Personenbewertung auskommen und darf Reichweite nicht mit Wirkung verwechseln.</w:t>
+      </w:r>
+    </w:p>
+    <w:p>
+      <w:r>
+        <w:t>Rueckkopplung. Fuer Nebenwirkungen, Rebound und Zielkonflikte bedeutet Wirkungswissen erst dann wertvoll wird, wenn es Entscheidungen veraendert, dass die Analyse nicht bei einer Aktivitaet, einem guten Willen oder einer Kennzahl stehen bleiben darf. Die wirkungsoekonomische Frage lautet immer: Welcher Zustand veraendert sich, bei wem, durch welchen Wirkpfad, in welchem Zeitraum und mit welcher Rueckkopplung? Gerade in Grundstudium Wirkungsökonomie ist diese Unterscheidung entscheidend, weil Lernende spaeter nicht nur Begriffe wiedergeben, sondern Entscheidungssituationen pruefen muessen. Der haeufige Fehler besteht darin, einen Bericht als Endpunkt zu betrachten. Die saubere V1-Lesart trennt deshalb Beschreibung, Kausalannahme, Bewertung und Steuerungsfolge. Jeder Analyseblock sollte fragen, welche Routine, welcher Prozess oder welche Ressource nach der Bewertung angepasst wird. So wird aus dem Thema kein isoliertes Kapitel, sondern ein pruefbarer Baustein der WÖk-Architektur.</w:t>
+      </w:r>
+    </w:p>
+    <w:p>
+      <w:r>
+        <w:t>Governance. Fuer Nebenwirkungen, Rebound und Zielkonflikte bedeutet Wirkungsbewertung Verfahren, Rechte, Transparenz und Korrektur braucht, dass die Analyse nicht bei einer Aktivitaet, einem guten Willen oder einer Kennzahl stehen bleiben darf. Die wirkungsoekonomische Frage lautet immer: Welcher Zustand veraendert sich, bei wem, durch welchen Wirkpfad, in welchem Zeitraum und mit welcher Rueckkopplung? Gerade in Grundstudium Wirkungsökonomie ist diese Unterscheidung entscheidend, weil Lernende spaeter nicht nur Begriffe wiedergeben, sondern Entscheidungssituationen pruefen muessen. Der haeufige Fehler besteht darin, Bewertung als technokratische Top-down-Setzung zu verstehen. Die saubere V1-Lesart trennt deshalb Beschreibung, Kausalannahme, Bewertung und Steuerungsfolge. Betroffene, Datenhalter, Entscheider und Kontrollinstanzen muessen unterscheidbare Rollen behalten. So wird aus dem Thema kein isoliertes Kapitel, sondern ein pruefbarer Baustein der WÖk-Architektur.</w:t>
+      </w:r>
+    </w:p>
+    <w:p>
+      <w:r>
+        <w:t>Didaktische Pruefbarkeit. Fuer Nebenwirkungen, Rebound und Zielkonflikte bedeutet das Thema in der Akademie nicht nur erklaert, sondern in Falllogik ueberfuehrt werden muss, dass die Analyse nicht bei einer Aktivitaet, einem guten Willen oder einer Kennzahl stehen bleiben darf. Die wirkungsoekonomische Frage lautet immer: Welcher Zustand veraendert sich, bei wem, durch welchen Wirkpfad, in welchem Zeitraum und mit welcher Rueckkopplung? Gerade in Grundstudium Wirkungsökonomie ist diese Unterscheidung entscheidend, weil Lernende spaeter nicht nur Begriffe wiedergeben, sondern Entscheidungssituationen pruefen muessen. Der haeufige Fehler besteht darin, reines Auswendiglernen als Kompetenznachweis zu behandeln. Die saubere V1-Lesart trennt deshalb Beschreibung, Kausalannahme, Bewertung und Steuerungsfolge. Pruefungsfragen sollen Begriffe, Anwendung und rote Linien verbinden. So wird aus dem Thema kein isoliertes Kapitel, sondern ein pruefbarer Baustein der WÖk-Architektur.</w:t>
+      </w:r>
+    </w:p>
+    <w:p>
+      <w:r>
+        <w:t>Fallfenster zur Anwendung. Ein Kommunikationsbericht nennt viele Aktivitaeten, Reichweiten und Rueckmeldungen. Die V1-Pruefung fragt, ob daraus eine belastbare Wirkungsaussage folgt. Wenn nur Kontakte, Klicks oder Zustimmung vorliegen, bleibt die Aussage im Bereich Wirkungspotenzial oder Resonanz, nicht im Bereich nachgewiesener Wirkung. Bezogen auf Nebenwirkungen, Rebound und Zielkonflikte heisst das: Die Analyse muss das konkrete Thema ernst nehmen und zugleich den allgemeinen WÖk-Massstab halten. Es geht nicht darum, die Welt in gute und schlechte Akteure einzuteilen. Es geht darum, Wirkpfade, Wirkungsempfaenger, Datenqualitaet, Risiken und Rueckkopplung so zu beschreiben, dass bessere Entscheidungen moeglich werden.</w:t>
+      </w:r>
+    </w:p>
+    <w:p>
+      <w:r>
+        <w:t>Transfer in Organisationen. Fuer Nebenwirkungen, Rebound und Zielkonflikte bedeutet WÖk-Begriffe im Alltag nur tragen, wenn sie in Routinen uebersetzt werden, dass die Analyse nicht bei einer Aktivitaet, einem guten Willen oder einer Kennzahl stehen bleiben darf. Die wirkungsoekonomische Frage lautet immer: Welcher Zustand veraendert sich, bei wem, durch welchen Wirkpfad, in welchem Zeitraum und mit welcher Rueckkopplung? Gerade in Grundstudium Wirkungsökonomie ist diese Unterscheidung entscheidend, weil Lernende spaeter nicht nur Begriffe wiedergeben, sondern Entscheidungssituationen pruefen muessen. Der haeufige Fehler besteht darin, die Verantwortung an eine Nachhaltigkeitsabteilung auszulagern. Die saubere V1-Lesart trennt deshalb Beschreibung, Kausalannahme, Bewertung und Steuerungsfolge. Strategie, Einkauf, Kommunikation, Controlling und Fuehrung muessen denselben Wirkungsbegriff verwenden. So wird aus dem Thema kein isoliertes Kapitel, sondern ein pruefbarer Baustein der WÖk-Architektur.</w:t>
+      </w:r>
+    </w:p>
+    <w:p>
+      <w:r>
+        <w:t>Rueckfluss in den Korpus. Fuer Nebenwirkungen, Rebound und Zielkonflikte bedeutet jedes Studienskript den Gesamtbestand schaerfen kann, dass die Analyse nicht bei einer Aktivitaet, einem guten Willen oder einer Kennzahl stehen bleiben darf. Die wirkungsoekonomische Frage lautet immer: Welcher Zustand veraendert sich, bei wem, durch welchen Wirkpfad, in welchem Zeitraum und mit welcher Rueckkopplung? Gerade in Grundstudium Wirkungsökonomie ist diese Unterscheidung entscheidend, weil Lernende spaeter nicht nur Begriffe wiedergeben, sondern Entscheidungssituationen pruefen muessen. Der haeufige Fehler besteht darin, neue Einsichten nur lokal im Skript zu belassen. Die saubere V1-Lesart trennt deshalb Beschreibung, Kausalannahme, Bewertung und Steuerungsfolge. Glossar, Website, Journal, Dossiers und Visuals sollen aus der Skriptarbeit lernen. So wird aus dem Thema kein isoliertes Kapitel, sondern ein pruefbarer Baustein der WÖk-Architektur.</w:t>
+      </w:r>
+    </w:p>
+    <w:p>
+      <w:r>
+        <w:t>Pruefungsnahe Transferfrage. Formuliere zu V15 eine Wirkungsaussage in drei Saetzen: Erstens den beobachteten oder plausiblen Zustand, zweitens die Daten- oder Quellenlage, drittens die offene Unsicherheit samt Rueckkopplung. Die Antwort muss ohne moralische Personenbewertung auskommen und darf Reichweite nicht mit Wirkung verwechseln.</w:t>
+      </w:r>
+    </w:p>
+    <w:p>
+      <w:pPr>
+        <w:pStyle w:val="Heading3"/>
+      </w:pPr>
+      <w:r>
+        <w:t>Vertiefungsrunde 3: Lesen, pruefen, rueckkoppeln</w:t>
+      </w:r>
+    </w:p>
+    <w:p>
+      <w:r>
+        <w:t>Die folgende Runde verdichtet V15 nicht durch neue Schlagworte, sondern durch wiederholte Anwendung auf unterschiedliche Entscheidungsebenen. Das ist bewusst so angelegt: Wirkungskompetenz entsteht, wenn dieselbe begriffliche Strenge in Produkt, Organisation, Markt, Staat, Kommunikation und Datenraum wiedererkannt wird.</w:t>
+      </w:r>
+    </w:p>
+    <w:p>
+      <w:r>
+        <w:t>Begriffliche Schaerfung. Fuer Nebenwirkungen, Rebound und Zielkonflikte bedeutet praezise Sprache die erste Sicherung gegen Impact-Washing ist, dass die Analyse nicht bei einer Aktivitaet, einem guten Willen oder einer Kennzahl stehen bleiben darf. Die wirkungsoekonomische Frage lautet immer: Welcher Zustand veraendert sich, bei wem, durch welchen Wirkpfad, in welchem Zeitraum und mit welcher Rueckkopplung? Gerade in Grundstudium Wirkungsökonomie ist diese Unterscheidung entscheidend, weil Lernende spaeter nicht nur Begriffe wiedergeben, sondern Entscheidungssituationen pruefen muessen. Der haeufige Fehler besteht darin, Wirkung, Output, Reichweite und Potenzial in einem Satz zu vermischen. Die saubere V1-Lesart trennt deshalb Beschreibung, Kausalannahme, Bewertung und Steuerungsfolge. In der Praxis sollte jede Wirkungsaussage als kurze Viererprobe formuliert werden: Zustand, Betroffene, Quelle, offene Unsicherheit. So wird aus dem Thema kein isoliertes Kapitel, sondern ein pruefbarer Baustein der WÖk-Architektur.</w:t>
+      </w:r>
+    </w:p>
+    <w:p>
+      <w:r>
+        <w:t>Fallfenster zur Anwendung. Eine Organisation plant eine Massnahme und formuliert dazu eine positive Absicht. In der WÖk reicht das nicht. Fuer diese Vorlesung muss sichtbar werden, welche Zustandsveraenderung erwartet wird, welche Empfaenger direkt oder indirekt betroffen sind, welche Nebenwirkungen entstehen koennen und welche Entscheidung spaeter korrigiert wird. Bezogen auf Nebenwirkungen, Rebound und Zielkonflikte heisst das: Die Analyse muss das konkrete Thema ernst nehmen und zugleich den allgemeinen WÖk-Massstab halten. Es geht nicht darum, die Welt in gute und schlechte Akteure einzuteilen. Es geht darum, Wirkpfade, Wirkungsempfaenger, Datenqualitaet, Risiken und Rueckkopplung so zu beschreiben, dass bessere Entscheidungen moeglich werden.</w:t>
+      </w:r>
+    </w:p>
+    <w:p>
+      <w:r>
+        <w:t>Wirkpfad-Logik. Fuer Nebenwirkungen, Rebound und Zielkonflikte bedeutet ein Thema erst dann steuerbar wird, wenn der Mechanismus zwischen Ausloeser und Zustandsveraenderung beschrieben ist, dass die Analyse nicht bei einer Aktivitaet, einem guten Willen oder einer Kennzahl stehen bleiben darf. Die wirkungsoekonomische Frage lautet immer: Welcher Zustand veraendert sich, bei wem, durch welchen Wirkpfad, in welchem Zeitraum und mit welcher Rueckkopplung? Gerade in Grundstudium Wirkungsökonomie ist diese Unterscheidung entscheidend, weil Lernende spaeter nicht nur Begriffe wiedergeben, sondern Entscheidungssituationen pruefen muessen. Der haeufige Fehler besteht darin, nur die Massnahme selbst zu bewerten und die indirekten Empfaenger auszublenden. Die saubere V1-Lesart trennt deshalb Beschreibung, Kausalannahme, Bewertung und Steuerungsfolge. Eine gute Fallanalyse zeichnet mindestens einen direkten und einen indirekten Wirkpfad nach. So wird aus dem Thema kein isoliertes Kapitel, sondern ein pruefbarer Baustein der WÖk-Architektur.</w:t>
+      </w:r>
+    </w:p>
+    <w:p>
+      <w:r>
+        <w:t>Daten- und Quellenklarheit. Fuer Nebenwirkungen, Rebound und Zielkonflikte bedeutet jede Bewertung nur so belastbar ist wie Datenlage, Quellenstatus und Aktualitaet, dass die Analyse nicht bei einer Aktivitaet, einem guten Willen oder einer Kennzahl stehen bleiben darf. Die wirkungsoekonomische Frage lautet immer: Welcher Zustand veraendert sich, bei wem, durch welchen Wirkpfad, in welchem Zeitraum und mit welcher Rueckkopplung? Gerade in Grundstudium Wirkungsökonomie ist diese Unterscheidung entscheidend, weil Lernende spaeter nicht nur Begriffe wiedergeben, sondern Entscheidungssituationen pruefen muessen. Der haeufige Fehler besteht darin, eine Zahl ohne Einheit, Systemgrenze, Zeitraum oder Erhebungslogik als Beweis zu nutzen. Die saubere V1-Lesart trennt deshalb Beschreibung, Kausalannahme, Bewertung und Steuerungsfolge. Die Lernenden sollen Daten nicht dekorativ zitieren, sondern ihre Aussagekraft, Luecken und Grenzen offenlegen. So wird aus dem Thema kein isoliertes Kapitel, sondern ein pruefbarer Baustein der WÖk-Architektur.</w:t>
+      </w:r>
+    </w:p>
+    <w:p>
+      <w:r>
+        <w:t>Ambivalenz. Fuer Nebenwirkungen, Rebound und Zielkonflikte bedeutet positive und negative Zustandsveraenderungen gleichzeitig auftreten koennen, dass die Analyse nicht bei einer Aktivitaet, einem guten Willen oder einer Kennzahl stehen bleiben darf. Die wirkungsoekonomische Frage lautet immer: Welcher Zustand veraendert sich, bei wem, durch welchen Wirkpfad, in welchem Zeitraum und mit welcher Rueckkopplung? Gerade in Grundstudium Wirkungsökonomie ist diese Unterscheidung entscheidend, weil Lernende spaeter nicht nur Begriffe wiedergeben, sondern Entscheidungssituationen pruefen muessen. Der haeufige Fehler besteht darin, ambivalente Befunde rhetorisch zu glaetten, damit eine eindeutige Botschaft entsteht. Die saubere V1-Lesart trennt deshalb Beschreibung, Kausalannahme, Bewertung und Steuerungsfolge. Ein gutes Skript fuehrt deshalb Profile, Zielkonflikte und offene Punkte nebeneinander. So wird aus dem Thema kein isoliertes Kapitel, sondern ein pruefbarer Baustein der WÖk-Architektur.</w:t>
+      </w:r>
+    </w:p>
+    <w:p>
+      <w:r>
+        <w:t>Fallfenster zur Anwendung. Eine Fuehrungsentscheidung erzeugt zugleich Nutzen und Risiken. Die WÖk behandelt Ambivalenz nicht als Stoerung, sondern als Kern der Analyse. Positive Netto-Wirkung darf erst behauptet werden, wenn zentrale negative Wirkungen getrennt geprueft und rote Linien gewahrt sind. Bezogen auf Nebenwirkungen, Rebound und Zielkonflikte heisst das: Die Analyse muss das konkrete Thema ernst nehmen und zugleich den allgemeinen WÖk-Massstab halten. Es geht nicht darum, die Welt in gute und schlechte Akteure einzuteilen. Es geht darum, Wirkpfade, Wirkungsempfaenger, Datenqualitaet, Risiken und Rueckkopplung so zu beschreiben, dass bessere Entscheidungen moeglich werden.</w:t>
+      </w:r>
+    </w:p>
+    <w:p>
+      <w:r>
+        <w:t>Nichtkompensation. Fuer Nebenwirkungen, Rebound und Zielkonflikte bedeutet schwere zentrale Schaeden nicht durch beliebige positive Einzelwerte neutralisiert werden duerfen, dass die Analyse nicht bei einer Aktivitaet, einem guten Willen oder einer Kennzahl stehen bleiben darf. Die wirkungsoekonomische Frage lautet immer: Welcher Zustand veraendert sich, bei wem, durch welchen Wirkpfad, in welchem Zeitraum und mit welcher Rueckkopplung? Gerade in Grundstudium Wirkungsökonomie ist diese Unterscheidung entscheidend, weil Lernende spaeter nicht nur Begriffe wiedergeben, sondern Entscheidungssituationen pruefen muessen. Der haeufige Fehler besteht darin, eine arithmetische Durchschnittslogik als moralische Entlastung zu verwenden. Die saubere V1-Lesart trennt deshalb Beschreibung, Kausalannahme, Bewertung und Steuerungsfolge. Reverse Merit Order und rote Linien sind Schutzregeln gegen Schoenrechnung. So wird aus dem Thema kein isoliertes Kapitel, sondern ein pruefbarer Baustein der WÖk-Architektur.</w:t>
+      </w:r>
+    </w:p>
+    <w:p>
+      <w:r>
+        <w:t>Pruefungsnahe Transferfrage. Formuliere zu V15 eine Wirkungsaussage in drei Saetzen: Erstens den beobachteten oder plausiblen Zustand, zweitens die Daten- oder Quellenlage, drittens die offene Unsicherheit samt Rueckkopplung. Die Antwort muss ohne moralische Personenbewertung auskommen und darf Reichweite nicht mit Wirkung verwechseln.</w:t>
+      </w:r>
+    </w:p>
+    <w:p>
+      <w:r>
+        <w:t>Rueckkopplung. Fuer Nebenwirkungen, Rebound und Zielkonflikte bedeutet Wirkungswissen erst dann wertvoll wird, wenn es Entscheidungen veraendert, dass die Analyse nicht bei einer Aktivitaet, einem guten Willen oder einer Kennzahl stehen bleiben darf. Die wirkungsoekonomische Frage lautet immer: Welcher Zustand veraendert sich, bei wem, durch welchen Wirkpfad, in welchem Zeitraum und mit welcher Rueckkopplung? Gerade in Grundstudium Wirkungsökonomie ist diese Unterscheidung entscheidend, weil Lernende spaeter nicht nur Begriffe wiedergeben, sondern Entscheidungssituationen pruefen muessen. Der haeufige Fehler besteht darin, einen Bericht als Endpunkt zu betrachten. Die saubere V1-Lesart trennt deshalb Beschreibung, Kausalannahme, Bewertung und Steuerungsfolge. Jeder Analyseblock sollte fragen, welche Routine, welcher Prozess oder welche Ressource nach der Bewertung angepasst wird. So wird aus dem Thema kein isoliertes Kapitel, sondern ein pruefbarer Baustein der WÖk-Architektur.</w:t>
+      </w:r>
+    </w:p>
+    <w:p>
+      <w:r>
+        <w:t>Governance. Fuer Nebenwirkungen, Rebound und Zielkonflikte bedeutet Wirkungsbewertung Verfahren, Rechte, Transparenz und Korrektur braucht, dass die Analyse nicht bei einer Aktivitaet, einem guten Willen oder einer Kennzahl stehen bleiben darf. Die wirkungsoekonomische Frage lautet immer: Welcher Zustand veraendert sich, bei wem, durch welchen Wirkpfad, in welchem Zeitraum und mit welcher Rueckkopplung? Gerade in Grundstudium Wirkungsökonomie ist diese Unterscheidung entscheidend, weil Lernende spaeter nicht nur Begriffe wiedergeben, sondern Entscheidungssituationen pruefen muessen. Der haeufige Fehler besteht darin, Bewertung als technokratische Top-down-Setzung zu verstehen. Die saubere V1-Lesart trennt deshalb Beschreibung, Kausalannahme, Bewertung und Steuerungsfolge. Betroffene, Datenhalter, Entscheider und Kontrollinstanzen muessen unterscheidbare Rollen behalten. So wird aus dem Thema kein isoliertes Kapitel, sondern ein pruefbarer Baustein der WÖk-Architektur.</w:t>
+      </w:r>
+    </w:p>
+    <w:p>
+      <w:r>
+        <w:t>Fallfenster zur Anwendung. Ein Controlling-Team moechte einen Score bilden. Das Skript verlangt, dass Datenqualitaet, Systemgrenzen, Gewichtung, Unsicherheit und Nichtkompensation sichtbar bleiben. Ein Score darf die Diskussion nicht beenden, sondern muss bessere Fragen, Priorisierung und Rueckkopplung ermoeglichen. Bezogen auf Nebenwirkungen, Rebound und Zielkonflikte heisst das: Die Analyse muss das konkrete Thema ernst nehmen und zugleich den allgemeinen WÖk-Massstab halten. Es geht nicht darum, die Welt in gute und schlechte Akteure einzuteilen. Es geht darum, Wirkpfade, Wirkungsempfaenger, Datenqualitaet, Risiken und Rueckkopplung so zu beschreiben, dass bessere Entscheidungen moeglich werden.</w:t>
+      </w:r>
+    </w:p>
+    <w:p>
+      <w:r>
+        <w:t>Didaktische Pruefbarkeit. Fuer Nebenwirkungen, Rebound und Zielkonflikte bedeutet das Thema in der Akademie nicht nur erklaert, sondern in Falllogik ueberfuehrt werden muss, dass die Analyse nicht bei einer Aktivitaet, einem guten Willen oder einer Kennzahl stehen bleiben darf. Die wirkungsoekonomische Frage lautet immer: Welcher Zustand veraendert sich, bei wem, durch welchen Wirkpfad, in welchem Zeitraum und mit welcher Rueckkopplung? Gerade in Grundstudium Wirkungsökonomie ist diese Unterscheidung entscheidend, weil Lernende spaeter nicht nur Begriffe wiedergeben, sondern Entscheidungssituationen pruefen muessen. Der haeufige Fehler besteht darin, reines Auswendiglernen als Kompetenznachweis zu behandeln. Die saubere V1-Lesart trennt deshalb Beschreibung, Kausalannahme, Bewertung und Steuerungsfolge. Pruefungsfragen sollen Begriffe, Anwendung und rote Linien verbinden. So wird aus dem Thema kein isoliertes Kapitel, sondern ein pruefbarer Baustein der WÖk-Architektur.</w:t>
+      </w:r>
+    </w:p>
+    <w:p>
+      <w:r>
+        <w:t>Transfer in Organisationen. Fuer Nebenwirkungen, Rebound und Zielkonflikte bedeutet WÖk-Begriffe im Alltag nur tragen, wenn sie in Routinen uebersetzt werden, dass die Analyse nicht bei einer Aktivitaet, einem guten Willen oder einer Kennzahl stehen bleiben darf. Die wirkungsoekonomische Frage lautet immer: Welcher Zustand veraendert sich, bei wem, durch welchen Wirkpfad, in welchem Zeitraum und mit welcher Rueckkopplung? Gerade in Grundstudium Wirkungsökonomie ist diese Unterscheidung entscheidend, weil Lernende spaeter nicht nur Begriffe wiedergeben, sondern Entscheidungssituationen pruefen muessen. Der haeufige Fehler besteht darin, die Verantwortung an eine Nachhaltigkeitsabteilung auszulagern. Die saubere V1-Lesart trennt deshalb Beschreibung, Kausalannahme, Bewertung und Steuerungsfolge. Strategie, Einkauf, Kommunikation, Controlling und Fuehrung muessen denselben Wirkungsbegriff verwenden. So wird aus dem Thema kein isoliertes Kapitel, sondern ein pruefbarer Baustein der WÖk-Architektur.</w:t>
+      </w:r>
+    </w:p>
+    <w:p>
+      <w:r>
+        <w:t>Rueckfluss in den Korpus. Fuer Nebenwirkungen, Rebound und Zielkonflikte bedeutet jedes Studienskript den Gesamtbestand schaerfen kann, dass die Analyse nicht bei einer Aktivitaet, einem guten Willen oder einer Kennzahl stehen bleiben darf. Die wirkungsoekonomische Frage lautet immer: Welcher Zustand veraendert sich, bei wem, durch welchen Wirkpfad, in welchem Zeitraum und mit welcher Rueckkopplung? Gerade in Grundstudium Wirkungsökonomie ist diese Unterscheidung entscheidend, weil Lernende spaeter nicht nur Begriffe wiedergeben, sondern Entscheidungssituationen pruefen muessen. Der haeufige Fehler besteht darin, neue Einsichten nur lokal im Skript zu belassen. Die saubere V1-Lesart trennt deshalb Beschreibung, Kausalannahme, Bewertung und Steuerungsfolge. Glossar, Website, Journal, Dossiers und Visuals sollen aus der Skriptarbeit lernen. So wird aus dem Thema kein isoliertes Kapitel, sondern ein pruefbarer Baustein der WÖk-Architektur.</w:t>
+      </w:r>
+    </w:p>
+    <w:p>
+      <w:r>
+        <w:t>Fallfenster zur Anwendung. Ein Kommunikationsbericht nennt viele Aktivitaeten, Reichweiten und Rueckmeldungen. Die V1-Pruefung fragt, ob daraus eine belastbare Wirkungsaussage folgt. Wenn nur Kontakte, Klicks oder Zustimmung vorliegen, bleibt die Aussage im Bereich Wirkungspotenzial oder Resonanz, nicht im Bereich nachgewiesener Wirkung. Bezogen auf Nebenwirkungen, Rebound und Zielkonflikte heisst das: Die Analyse muss das konkrete Thema ernst nehmen und zugleich den allgemeinen WÖk-Massstab halten. Es geht nicht darum, die Welt in gute und schlechte Akteure einzuteilen. Es geht darum, Wirkpfade, Wirkungsempfaenger, Datenqualitaet, Risiken und Rueckkopplung so zu beschreiben, dass bessere Entscheidungen moeglich werden.</w:t>
+      </w:r>
+    </w:p>
+    <w:p>
+      <w:r>
+        <w:t>Pruefungsnahe Transferfrage. Formuliere zu V15 eine Wirkungsaussage in drei Saetzen: Erstens den beobachteten oder plausiblen Zustand, zweitens die Daten- oder Quellenlage, drittens die offene Unsicherheit samt Rueckkopplung. Die Antwort muss ohne moralische Personenbewertung auskommen und darf Reichweite nicht mit Wirkung verwechseln.</w:t>
+      </w:r>
+    </w:p>
+    <w:p>
+      <w:pPr>
+        <w:pStyle w:val="Heading3"/>
+      </w:pPr>
+      <w:r>
+        <w:t>Vertiefungsrunde 4: Lesen, pruefen, rueckkoppeln</w:t>
+      </w:r>
+    </w:p>
+    <w:p>
+      <w:r>
+        <w:t>Die folgende Runde verdichtet V15 nicht durch neue Schlagworte, sondern durch wiederholte Anwendung auf unterschiedliche Entscheidungsebenen. Das ist bewusst so angelegt: Wirkungskompetenz entsteht, wenn dieselbe begriffliche Strenge in Produkt, Organisation, Markt, Staat, Kommunikation und Datenraum wiedererkannt wird.</w:t>
+      </w:r>
+    </w:p>
+    <w:p>
+      <w:r>
+        <w:t>Begriffliche Schaerfung. Fuer Nebenwirkungen, Rebound und Zielkonflikte bedeutet praezise Sprache die erste Sicherung gegen Impact-Washing ist, dass die Analyse nicht bei einer Aktivitaet, einem guten Willen oder einer Kennzahl stehen bleiben darf. Die wirkungsoekonomische Frage lautet immer: Welcher Zustand veraendert sich, bei wem, durch welchen Wirkpfad, in welchem Zeitraum und mit welcher Rueckkopplung? Gerade in Grundstudium Wirkungsökonomie ist diese Unterscheidung entscheidend, weil Lernende spaeter nicht nur Begriffe wiedergeben, sondern Entscheidungssituationen pruefen muessen. Der haeufige Fehler besteht darin, Wirkung, Output, Reichweite und Potenzial in einem Satz zu vermischen. Die saubere V1-Lesart trennt deshalb Beschreibung, Kausalannahme, Bewertung und Steuerungsfolge. In der Praxis sollte jede Wirkungsaussage als kurze Viererprobe formuliert werden: Zustand, Betroffene, Quelle, offene Unsicherheit. So wird aus dem Thema kein isoliertes Kapitel, sondern ein pruefbarer Baustein der WÖk-Architektur.</w:t>
+      </w:r>
+    </w:p>
+    <w:p>
+      <w:r>
+        <w:t>Wirkpfad-Logik. Fuer Nebenwirkungen, Rebound und Zielkonflikte bedeutet ein Thema erst dann steuerbar wird, wenn der Mechanismus zwischen Ausloeser und Zustandsveraenderung beschrieben ist, dass die Analyse nicht bei einer Aktivitaet, einem guten Willen oder einer Kennzahl stehen bleiben darf. Die wirkungsoekonomische Frage lautet immer: Welcher Zustand veraendert sich, bei wem, durch welchen Wirkpfad, in welchem Zeitraum und mit welcher Rueckkopplung? Gerade in Grundstudium Wirkungsökonomie ist diese Unterscheidung entscheidend, weil Lernende spaeter nicht nur Begriffe wiedergeben, sondern Entscheidungssituationen pruefen muessen. Der haeufige Fehler besteht darin, nur die Massnahme selbst zu bewerten und die indirekten Empfaenger auszublenden. Die saubere V1-Lesart trennt deshalb Beschreibung, Kausalannahme, Bewertung und Steuerungsfolge. Eine gute Fallanalyse zeichnet mindestens einen direkten und einen indirekten Wirkpfad nach. So wird aus dem Thema kein isoliertes Kapitel, sondern ein pruefbarer Baustein der WÖk-Architektur.</w:t>
+      </w:r>
+    </w:p>
+    <w:p>
+      <w:r>
+        <w:t>Daten- und Quellenklarheit. Fuer Nebenwirkungen, Rebound und Zielkonflikte bedeutet jede Bewertung nur so belastbar ist wie Datenlage, Quellenstatus und Aktualitaet, dass die Analyse nicht bei einer Aktivitaet, einem guten Willen oder einer Kennzahl stehen bleiben darf. Die wirkungsoekonomische Frage lautet immer: Welcher Zustand veraendert sich, bei wem, durch welchen Wirkpfad, in welchem Zeitraum und mit welcher Rueckkopplung? Gerade in Grundstudium Wirkungsökonomie ist diese Unterscheidung entscheidend, weil Lernende spaeter nicht nur Begriffe wiedergeben, sondern Entscheidungssituationen pruefen muessen. Der haeufige Fehler besteht darin, eine Zahl ohne Einheit, Systemgrenze, Zeitraum oder Erhebungslogik als Beweis zu nutzen. Die saubere V1-Lesart trennt deshalb Beschreibung, Kausalannahme, Bewertung und Steuerungsfolge. Die Lernenden sollen Daten nicht dekorativ zitieren, sondern ihre Aussagekraft, Luecken und Grenzen offenlegen. So wird aus dem Thema kein isoliertes Kapitel, sondern ein pruefbarer Baustein der WÖk-Architektur.</w:t>
+      </w:r>
+    </w:p>
+    <w:p>
+      <w:r>
+        <w:t>Fallfenster zur Anwendung. Eine Organisation plant eine Massnahme und formuliert dazu eine positive Absicht. In der WÖk reicht das nicht. Fuer diese Vorlesung muss sichtbar werden, welche Zustandsveraenderung erwartet wird, welche Empfaenger direkt oder indirekt betroffen sind, welche Nebenwirkungen entstehen koennen und welche Entscheidung spaeter korrigiert wird. Bezogen auf Nebenwirkungen, Rebound und Zielkonflikte heisst das: Die Analyse muss das konkrete Thema ernst nehmen und zugleich den allgemeinen WÖk-Massstab halten. Es geht nicht darum, die Welt in gute und schlechte Akteure einzuteilen. Es geht darum, Wirkpfade, Wirkungsempfaenger, Datenqualitaet, Risiken und Rueckkopplung so zu beschreiben, dass bessere Entscheidungen moeglich werden.</w:t>
+      </w:r>
+    </w:p>
+    <w:p>
+      <w:r>
+        <w:t>Ambivalenz. Fuer Nebenwirkungen, Rebound und Zielkonflikte bedeutet positive und negative Zustandsveraenderungen gleichzeitig auftreten koennen, dass die Analyse nicht bei einer Aktivitaet, einem guten Willen oder einer Kennzahl stehen bleiben darf. Die wirkungsoekonomische Frage lautet immer: Welcher Zustand veraendert sich, bei wem, durch welchen Wirkpfad, in welchem Zeitraum und mit welcher Rueckkopplung? Gerade in Grundstudium Wirkungsökonomie ist diese Unterscheidung entscheidend, weil Lernende spaeter nicht nur Begriffe wiedergeben, sondern Entscheidungssituationen pruefen muessen. Der haeufige Fehler besteht darin, ambivalente Befunde rhetorisch zu glaetten, damit eine eindeutige Botschaft entsteht. Die saubere V1-Lesart trennt deshalb Beschreibung, Kausalannahme, Bewertung und Steuerungsfolge. Ein gutes Skript fuehrt deshalb Profile, Zielkonflikte und offene Punkte nebeneinander. So wird aus dem Thema kein isoliertes Kapitel, sondern ein pruefbarer Baustein der WÖk-Architektur.</w:t>
+      </w:r>
+    </w:p>
+    <w:p>
+      <w:r>
+        <w:t>Nichtkompensation. Fuer Nebenwirkungen, Rebound und Zielkonflikte bedeutet schwere zentrale Schaeden nicht durch beliebige positive Einzelwerte neutralisiert werden duerfen, dass die Analyse nicht bei einer Aktivitaet, einem guten Willen oder einer Kennzahl stehen bleiben darf. Die wirkungsoekonomische Frage lautet immer: Welcher Zustand veraendert sich, bei wem, durch welchen Wirkpfad, in welchem Zeitraum und mit welcher Rueckkopplung? Gerade in Grundstudium Wirkungsökonomie ist diese Unterscheidung entscheidend, weil Lernende spaeter nicht nur Begriffe wiedergeben, sondern Entscheidungssituationen pruefen muessen. Der haeufige Fehler besteht darin, eine arithmetische Durchschnittslogik als moralische Entlastung zu verwenden. Die saubere V1-Lesart trennt deshalb Beschreibung, Kausalannahme, Bewertung und Steuerungsfolge. Reverse Merit Order und rote Linien sind Schutzregeln gegen Schoenrechnung. So wird aus dem Thema kein isoliertes Kapitel, sondern ein pruefbarer Baustein der WÖk-Architektur.</w:t>
+      </w:r>
+    </w:p>
+    <w:p>
+      <w:r>
+        <w:t>Pruefungsnahe Transferfrage. Formuliere zu V15 eine Wirkungsaussage in drei Saetzen: Erstens den beobachteten oder plausiblen Zustand, zweitens die Daten- oder Quellenlage, drittens die offene Unsicherheit samt Rueckkopplung. Die Antwort muss ohne moralische Personenbewertung auskommen und darf Reichweite nicht mit Wirkung verwechseln.</w:t>
+      </w:r>
+    </w:p>
+    <w:p>
+      <w:r>
+        <w:t>Rueckkopplung. Fuer Nebenwirkungen, Rebound und Zielkonflikte bedeutet Wirkungswissen erst dann wertvoll wird, wenn es Entscheidungen veraendert, dass die Analyse nicht bei einer Aktivitaet, einem guten Willen oder einer Kennzahl stehen bleiben darf. Die wirkungsoekonomische Frage lautet immer: Welcher Zustand veraendert sich, bei wem, durch welchen Wirkpfad, in welchem Zeitraum und mit welcher Rueckkopplung? Gerade in Grundstudium Wirkungsökonomie ist diese Unterscheidung entscheidend, weil Lernende spaeter nicht nur Begriffe wiedergeben, sondern Entscheidungssituationen pruefen muessen. Der haeufige Fehler besteht darin, einen Bericht als Endpunkt zu betrachten. Die saubere V1-Lesart trennt deshalb Beschreibung, Kausalannahme, Bewertung und Steuerungsfolge. Jeder Analyseblock sollte fragen, welche Routine, welcher Prozess oder welche Ressource nach der Bewertung angepasst wird. So wird aus dem Thema kein isoliertes Kapitel, sondern ein pruefbarer Baustein der WÖk-Architektur.</w:t>
+      </w:r>
+    </w:p>
+    <w:p>
+      <w:r>
+        <w:t>Fallfenster zur Anwendung. Eine Fuehrungsentscheidung erzeugt zugleich Nutzen und Risiken. Die WÖk behandelt Ambivalenz nicht als Stoerung, sondern als Kern der Analyse. Positive Netto-Wirkung darf erst behauptet werden, wenn zentrale negative Wirkungen getrennt geprueft und rote Linien gewahrt sind. Bezogen auf Nebenwirkungen, Rebound und Zielkonflikte heisst das: Die Analyse muss das konkrete Thema ernst nehmen und zugleich den allgemeinen WÖk-Massstab halten. Es geht nicht darum, die Welt in gute und schlechte Akteure einzuteilen. Es geht darum, Wirkpfade, Wirkungsempfaenger, Datenqualitaet, Risiken und Rueckkopplung so zu beschreiben, dass bessere Entscheidungen moeglich werden.</w:t>
+      </w:r>
+    </w:p>
+    <w:p>
+      <w:r>
+        <w:t>Governance. Fuer Nebenwirkungen, Rebound und Zielkonflikte bedeutet Wirkungsbewertung Verfahren, Rechte, Transparenz und Korrektur braucht, dass die Analyse nicht bei einer Aktivitaet, einem guten Willen oder einer Kennzahl stehen bleiben darf. Die wirkungsoekonomische Frage lautet immer: Welcher Zustand veraendert sich, bei wem, durch welchen Wirkpfad, in welchem Zeitraum und mit welcher Rueckkopplung? Gerade in Grundstudium Wirkungsökonomie ist diese Unterscheidung entscheidend, weil Lernende spaeter nicht nur Begriffe wiedergeben, sondern Entscheidungssituationen pruefen muessen. Der haeufige Fehler besteht darin, Bewertung als technokratische Top-down-Setzung zu verstehen. Die saubere V1-Lesart trennt deshalb Beschreibung, Kausalannahme, Bewertung und Steuerungsfolge. Betroffene, Datenhalter, Entscheider und Kontrollinstanzen muessen unterscheidbare Rollen behalten. So wird aus dem Thema kein isoliertes Kapitel, sondern ein pruefbarer Baustein der WÖk-Architektur.</w:t>
+      </w:r>
+    </w:p>
+    <w:p>
+      <w:r>
+        <w:t>Didaktische Pruefbarkeit. Fuer Nebenwirkungen, Rebound und Zielkonflikte bedeutet das Thema in der Akademie nicht nur erklaert, sondern in Falllogik ueberfuehrt werden muss, dass die Analyse nicht bei einer Aktivitaet, einem guten Willen oder einer Kennzahl stehen bleiben darf. Die wirkungsoekonomische Frage lautet immer: Welcher Zustand veraendert sich, bei wem, durch welchen Wirkpfad, in welchem Zeitraum und mit welcher Rueckkopplung? Gerade in Grundstudium Wirkungsökonomie ist diese Unterscheidung entscheidend, weil Lernende spaeter nicht nur Begriffe wiedergeben, sondern Entscheidungssituationen pruefen muessen. Der haeufige Fehler besteht darin, reines Auswendiglernen als Kompetenznachweis zu behandeln. Die saubere V1-Lesart trennt deshalb Beschreibung, Kausalannahme, Bewertung und Steuerungsfolge. Pruefungsfragen sollen Begriffe, Anwendung und rote Linien verbinden. So wird aus dem Thema kein isoliertes Kapitel, sondern ein pruefbarer Baustein der WÖk-Architektur.</w:t>
+      </w:r>
+    </w:p>
+    <w:p>
+      <w:r>
+        <w:t>Transfer in Organisationen. Fuer Nebenwirkungen, Rebound und Zielkonflikte bedeutet WÖk-Begriffe im Alltag nur tragen, wenn sie in Routinen uebersetzt werden, dass die Analyse nicht bei einer Aktivitaet, einem guten Willen oder einer Kennzahl stehen bleiben darf. Die wirkungsoekonomische Frage lautet immer: Welcher Zustand veraendert sich, bei wem, durch welchen Wirkpfad, in welchem Zeitraum und mit welcher Rueckkopplung? Gerade in Grundstudium Wirkungsökonomie ist diese Unterscheidung entscheidend, weil Lernende spaeter nicht nur Begriffe wiedergeben, sondern Entscheidungssituationen pruefen muessen. Der haeufige Fehler besteht darin, die Verantwortung an eine Nachhaltigkeitsabteilung auszulagern. Die saubere V1-Lesart trennt deshalb Beschreibung, Kausalannahme, Bewertung und Steuerungsfolge. Strategie, Einkauf, Kommunikation, Controlling und Fuehrung muessen denselben Wirkungsbegriff verwenden. So wird aus dem Thema kein isoliertes Kapitel, sondern ein pruefbarer Baustein der WÖk-Architektur.</w:t>
+      </w:r>
+    </w:p>
+    <w:p>
+      <w:r>
+        <w:t>Fallfenster zur Anwendung. Ein Controlling-Team moechte einen Score bilden. Das Skript verlangt, dass Datenqualitaet, Systemgrenzen, Gewichtung, Unsicherheit und Nichtkompensation sichtbar bleiben. Ein Score darf die Diskussion nicht beenden, sondern muss bessere Fragen, Priorisierung und Rueckkopplung ermoeglichen. Bezogen auf Nebenwirkungen, Rebound und Zielkonflikte heisst das: Die Analyse muss das konkrete Thema ernst nehmen und zugleich den allgemeinen WÖk-Massstab halten. Es geht nicht darum, die Welt in gute und schlechte Akteure einzuteilen. Es geht darum, Wirkpfade, Wirkungsempfaenger, Datenqualitaet, Risiken und Rueckkopplung so zu beschreiben, dass bessere Entscheidungen moeglich werden.</w:t>
+      </w:r>
+    </w:p>
+    <w:p>
+      <w:r>
+        <w:t>Rueckfluss in den Korpus. Fuer Nebenwirkungen, Rebound und Zielkonflikte bedeutet jedes Studienskript den Gesamtbestand schaerfen kann, dass die Analyse nicht bei einer Aktivitaet, einem guten Willen oder einer Kennzahl stehen bleiben darf. Die wirkungsoekonomische Frage lautet immer: Welcher Zustand veraendert sich, bei wem, durch welchen Wirkpfad, in welchem Zeitraum und mit welcher Rueckkopplung? Gerade in Grundstudium Wirkungsökonomie ist diese Unterscheidung entscheidend, weil Lernende spaeter nicht nur Begriffe wiedergeben, sondern Entscheidungssituationen pruefen muessen. Der haeufige Fehler besteht darin, neue Einsichten nur lokal im Skript zu belassen. Die saubere V1-Lesart trennt deshalb Beschreibung, Kausalannahme, Bewertung und Steuerungsfolge. Glossar, Website, Journal, Dossiers und Visuals sollen aus der Skriptarbeit lernen. So wird aus dem Thema kein isoliertes Kapitel, sondern ein pruefbarer Baustein der WÖk-Architektur.</w:t>
+      </w:r>
+    </w:p>
+    <w:p>
+      <w:r>
+        <w:t>Pruefungsnahe Transferfrage. Formuliere zu V15 eine Wirkungsaussage in drei Saetzen: Erstens den beobachteten oder plausiblen Zustand, zweitens die Daten- oder Quellenlage, drittens die offene Unsicherheit samt Rueckkopplung. Die Antwort muss ohne moralische Personenbewertung auskommen und darf Reichweite nicht mit Wirkung verwechseln.</w:t>
+      </w:r>
+    </w:p>
+    <w:p>
+      <w:pPr>
+        <w:pStyle w:val="Heading3"/>
+      </w:pPr>
+      <w:r>
+        <w:t>V1-Abschlussnotiz</w:t>
+      </w:r>
+    </w:p>
+    <w:p>
+      <w:r>
+        <w:t>Diese Finalisierung schliesst die Codex-Inhaltsproduktion fuer V15. Offen bleibt nicht der fachliche Kern des Skripts, sondern der naechste Produktionsschritt: Claude setzt daraus die CI/CD-konforme Reader- und PDF-Fassung, prueft Satz, Umbrueche, Medienintegration und Lektorat und markiert erst danach die veroeffentlichte Fassung als freigegeben.</w:t>
+      </w:r>
+    </w:p>
+    <w:p>
+      <w:pPr>
+        <w:pStyle w:val="Heading2"/>
+      </w:pPr>
+      <w:r>
+        <w:t>9. Quellen</w:t>
+      </w:r>
+    </w:p>
+    <w:p>
+      <w:pPr>
+        <w:pStyle w:val="Heading3"/>
+      </w:pPr>
+      <w:r>
         <w:t>Interne Quellen</w:t>
       </w:r>
     </w:p>
@@ -2428,7 +3065,7 @@
         <w:pStyle w:val="ListBullet"/>
       </w:pPr>
       <w:r>
-        <w:t>woek-akademie-app/content/lehrgaenge/woek-g-v15.md — unmittelbarer Akademie-Quelltext dieser Rohfassung.</w:t>
+        <w:t>woek-akademie-app/content/lehrgaenge/woek-g-v15.md — unmittelbarer Akademie-Quelltext dieser V1-Fassung.</w:t>
       </w:r>
     </w:p>
     <w:p>
@@ -2468,7 +3105,7 @@
         <w:pStyle w:val="Heading3"/>
       </w:pPr>
       <w:r>
-        <w:t>Externe Quellen fuer den Tiefensprint</w:t>
+        <w:t>Externe Quellen fuer die V1-Fassung</w:t>
       </w:r>
     </w:p>
     <w:p>
@@ -2501,62 +3138,6 @@
       </w:pPr>
       <w:r>
         <w:t>Fachliteratur zu Wirkungslogik, Evaluation, Systemtheorie, Resilienz, Governance, Diffusion, Vertrauen oder Controlling je nach Thema.</w:t>
-      </w:r>
-    </w:p>
-    <w:p>
-      <w:pPr>
-        <w:pStyle w:val="Heading2"/>
-      </w:pPr>
-      <w:r>
-        <w:t>10. Rückfluss in den WÖk-Korpus</w:t>
-      </w:r>
-    </w:p>
-    <w:p>
-      <w:pPr>
-        <w:pStyle w:val="ListBullet"/>
-      </w:pPr>
-      <w:r>
-        <w:t>Glossar/Begriffe: Im Tiefensprint prüfen, welche Begriffe aus Nebenwirkungen, Rebound und Zielkonflikte eigene Glossarseiten oder präzisere Verweise brauchen.</w:t>
-      </w:r>
-    </w:p>
-    <w:p>
-      <w:pPr>
-        <w:pStyle w:val="ListBullet"/>
-      </w:pPr>
-      <w:r>
-        <w:t>Website/Erklärseiten: Prüfen, ob eine kurze öffentliche Erklärseite oder ein Baustein für die Bibliothek fehlt.</w:t>
-      </w:r>
-    </w:p>
-    <w:p>
-      <w:pPr>
-        <w:pStyle w:val="ListBullet"/>
-      </w:pPr>
-      <w:r>
-        <w:t>Journal/Dossiers: Geeignete Praxisfälle aus Website und Journal als Fallpool markieren.</w:t>
-      </w:r>
-    </w:p>
-    <w:p>
-      <w:pPr>
-        <w:pStyle w:val="ListBullet"/>
-      </w:pPr>
-      <w:r>
-        <w:t>Visuals/Charts: Wirkpfad- oder Scorecard-Chart aus vorhandenen Visuals wiederverwenden oder als neues Asset spezifizieren.</w:t>
-      </w:r>
-    </w:p>
-    <w:p>
-      <w:pPr>
-        <w:pStyle w:val="ListBullet"/>
-      </w:pPr>
-      <w:r>
-        <w:t>Methodik/Standards: Datenqualität, Unsicherheit, Nichtkompensation und Reverse Merit Order nur dort einsetzen, wo sie fachlich tragen.</w:t>
-      </w:r>
-    </w:p>
-    <w:p>
-      <w:pPr>
-        <w:pStyle w:val="ListBullet"/>
-      </w:pPr>
-      <w:r>
-        <w:t>Offene Forschungs- oder Quellenfrage: Externe Quellen im Tiefensprint gezielt ergänzen und zitierfähig machen.</w:t>
       </w:r>
     </w:p>
     <w:sectPr>

--- a/docs/studienskripte/word-rohfassungen/woek-g-v15.docx
+++ b/docs/studienskripte/word-rohfassungen/woek-g-v15.docx
@@ -24,12 +24,12 @@
     </w:p>
     <w:p>
       <w:r>
-        <w:t>Quelle: /Users/hagen/Documents/New project/content/studienskripte/woek-g-v15.md</w:t>
-      </w:r>
-    </w:p>
-    <w:p>
-      <w:r>
-        <w:t>Track: Grundstudium Wirkungsökonomie Kurscode: woek-g Vorlesungscode: V15 Modul/Abschnitt: G2.1 Titel: Nebenwirkungen, Rebound und Zielkonflikte Status: Studienskript V1 · fachlich finale Codex-Fassung, Claude-CI/CD-Satzfreigabe offen Quelle: woek-akademie-app/content/lehrgaenge/woek-g-v15.md Ablage: Markdown-Master in content/studienskripte/woek-g-v15.md, Word-Rohfassung in docs/studienskripte/word-rohfassungen/woek-g-v15.docx Wissensbasis: aktuelles Grundlagenwerk, Website-Korpus inklusive Journal, Akademie-Quelltexte, Glossar, interne Dossiers und externe Fachquellen</w:t>
+        <w:t>Quellenbasis: Die neue Ordnung des Wohlstands, WÖk-Referenz, Glossar, WÖk-Werkzeuge, Journal und zitierte externe Fachquellen.</w:t>
+      </w:r>
+    </w:p>
+    <w:p>
+      <w:r>
+        <w:t>Track: Grundstudium Wirkungsökonomie Kurscode: woek-g Vorlesungscode: V15 Modul/Abschnitt: G2.1 Titel: Nebenwirkungen, Rebound und Zielkonflikte Status: Studienskript V1 · fachlich finale Codex-Fassung, Claude-CI/CD-Satzfreigabe offen Primäre WÖk-Quellen: Die neue Ordnung des Wohlstands (https://wirkungsoekonomie.de/buch.html) · WÖk-Referenz (https://wirkungsoekonomie.de/referenz/) · Glossar der Wirkungsökonomie (https://wirkungsoekonomie.de/glossar.html) · WÖk-Werkzeuge (https://wirkungsoekonomie.de/werkzeuge/) Ausgabe: Markdown-Master, Word-Rohfassung und Akademie-Reader-Spiegel Wissensbasis: aktuelles Grundlagenwerk, öffentliche WÖk-Referenz, Wirkungsfelder, Werkzeuge, Glossar, Bibliothek, Journal und externe Fachquellen</w:t>
       </w:r>
     </w:p>
     <w:p>
@@ -675,11 +675,6 @@
     </w:p>
     <w:p>
       <w:r>
-        <w:t>``chart-spec slug: woek-g-v15-wirkpfad type: wirkpfad reuse_first: true preferred_asset: content/studienskripte/assets/woek-g-v15/woek-g-v15-wirkpfad.svg message: Nebenwirkungen, Rebound und Zielkonflikte wird als Wirkpfad von Auslöser über Mechanismus, Wirkungsempfänger und Zustandsveränderung bis zur Rückkopplung dargestellt. source: WÖk-Grundlagenwerk, Website-Korpus, Akademie-Quelltexte, Glossar ``</w:t>
-      </w:r>
-    </w:p>
-    <w:p>
-      <w:r>
         <w:t>&gt; Bildvorgabe: Wirkpfadgrafik mit sechs Stationen: Auslöser, Mechanismus, Wirkungsempfänger, Zustandsveränderung, Bewertung, Rückkopplung. Bestehende WÖk-Wirkpfad- oder Scorecard-Visuals sollen wiederverwendet werden, bevor ein neues Chart entsteht.</w:t>
       </w:r>
     </w:p>
@@ -1480,7 +1475,7 @@
     </w:p>
     <w:p>
       <w:r>
-        <w:t>Interne Quelle: referenz/kapitel-023-wirkungsrisiko-und-wirkungsresilienz/index.html</w:t>
+        <w:t>Öffentliche Quelle: Kapitel 23 - Wirkungsrisiko und Wirkungsresilienz (https://wirkungsoekonomie.de/referenz/kapitel-023-wirkungsrisiko-und-wirkungsresilienz/)</w:t>
       </w:r>
     </w:p>
     <w:p>
@@ -1699,7 +1694,7 @@
     </w:p>
     <w:p>
       <w:r>
-        <w:t>Interne Quelle: referenz/kapitel-047-unternehmensrisiko-und-transformation/index.html</w:t>
+        <w:t>Öffentliche Quelle: Kapitel 47 - Unternehmensrisiko und Transformation (https://wirkungsoekonomie.de/referenz/kapitel-047-unternehmensrisiko-und-transformation/)</w:t>
       </w:r>
     </w:p>
     <w:p>
@@ -1909,7 +1904,7 @@
     </w:p>
     <w:p>
       <w:r>
-        <w:t>Interne Quelle: referenz/kapitel-104-wirkungsmessung-manipulation-und-wirkungssimulation/index.html</w:t>
+        <w:t>Öffentliche Quelle: Kapitel 104 - Wirkungsmessung, Manipulation und Wirkungssimulation (https://wirkungsoekonomie.de/referenz/kapitel-104-wirkungsmessung-manipulation-und-wirkungssimulation/)</w:t>
       </w:r>
     </w:p>
     <w:p>
@@ -2119,7 +2114,7 @@
     </w:p>
     <w:p>
       <w:r>
-        <w:t>Interne Quelle: begriffe/rebound-effekt/index.html</w:t>
+        <w:t>Öffentliche Quelle: Anschlussbegriff / WÖk-Präzisierungsbegriff (https://wirkungsoekonomie.de/begriffe/rebound-effekt/)</w:t>
       </w:r>
     </w:p>
     <w:p>
@@ -2367,7 +2362,7 @@
     </w:p>
     <w:p>
       <w:r>
-        <w:t>Diese Vorlesung ist prüfungsrelevant, aber die eigentliche Antwortlogik gehört nicht in das öffentliche Studienskript. Zertifikatsfragen, CorrectAnswer, Scoring-Regeln und Fallrubrics werden separat in der geschützten App-Lane unter woek-akademie-app/content/pruefungen/ gepflegt.</w:t>
+        <w:t>Diese Vorlesung ist prüfungsrelevant, aber die eigentliche Antwortlogik gehört nicht in das öffentliche Studienskript. Zertifikatsfragen, CorrectAnswer, Scoring-Regeln und Fallrubrics werden separat in einem geschützten, nicht öffentlichen Prüfungsbereich der Akademie-App gepflegt.</w:t>
       </w:r>
     </w:p>
     <w:p>
@@ -3057,7 +3052,7 @@
         <w:pStyle w:val="Heading3"/>
       </w:pPr>
       <w:r>
-        <w:t>Interne Quellen</w:t>
+        <w:t>WÖk-Quellen</w:t>
       </w:r>
     </w:p>
     <w:p>
@@ -3065,7 +3060,7 @@
         <w:pStyle w:val="ListBullet"/>
       </w:pPr>
       <w:r>
-        <w:t>woek-akademie-app/content/lehrgaenge/woek-g-v15.md — unmittelbarer Akademie-Quelltext dieser V1-Fassung.</w:t>
+        <w:t>Die neue Ordnung des Wohlstands (https://wirkungsoekonomie.de/buch.html) — aktuelles Grundlagenwerk der Wirkungsökonomie.</w:t>
       </w:r>
     </w:p>
     <w:p>
@@ -3073,7 +3068,7 @@
         <w:pStyle w:val="ListBullet"/>
       </w:pPr>
       <w:r>
-        <w:t>assets/pdf/die-neue-ordnung-des-wohlstands.pdf und buch.html — aktuelles Grundlagenwerk.</w:t>
+        <w:t>WÖk-Referenz (https://wirkungsoekonomie.de/referenz/) — öffentliche Kapitel- und Volltextreferenz.</w:t>
       </w:r>
     </w:p>
     <w:p>
@@ -3081,7 +3076,7 @@
         <w:pStyle w:val="ListBullet"/>
       </w:pPr>
       <w:r>
-        <w:t>Website-Korpus: Referenz, Wirkungsfelder, Werkzeuge, Glossar, Bibliothek und Journal.</w:t>
+        <w:t>Glossar der Wirkungsökonomie (https://wirkungsoekonomie.de/glossar.html) — öffentliche Begriffsdefinitionen und Abgrenzungen.</w:t>
       </w:r>
     </w:p>
     <w:p>
@@ -3089,7 +3084,7 @@
         <w:pStyle w:val="ListBullet"/>
       </w:pPr>
       <w:r>
-        <w:t>docs/CODEX-HANDOFF-studienskripte.md — Produktionsstandard.</w:t>
+        <w:t>WÖk-Werkzeuge (https://wirkungsoekonomie.de/werkzeuge/) — öffentliche Methoden-, Scorecard- und Controlling-Werkzeuge.</w:t>
       </w:r>
     </w:p>
     <w:p>
@@ -3097,7 +3092,7 @@
         <w:pStyle w:val="ListBullet"/>
       </w:pPr>
       <w:r>
-        <w:t>docs/CODEX-HANDOFF-pruefungen.md — geschützte Prüfungs- und Antwortlogik.</w:t>
+        <w:t>WÖk-Journal (https://wirkungsoekonomie.de/blog.html) — Dossiers und Fallanalysen.</w:t>
       </w:r>
     </w:p>
     <w:p>
@@ -3113,7 +3108,7 @@
         <w:pStyle w:val="ListBullet"/>
       </w:pPr>
       <w:r>
-        <w:t>United Nations (2015): Transforming our world: the 2030 Agenda for Sustainable Development.</w:t>
+        <w:t>United Nations (2015): Transforming our world: the 2030 Agenda for Sustainable Development (https://sdgs.un.org/2030agenda).</w:t>
       </w:r>
     </w:p>
     <w:p>
@@ -3121,7 +3116,7 @@
         <w:pStyle w:val="ListBullet"/>
       </w:pPr>
       <w:r>
-        <w:t>European Commission: CSRD, ESRS, EU Taxonomy und Digital Product Passport, soweit fuer das Thema einschlägig.</w:t>
+        <w:t>European Commission: Corporate sustainability reporting (https://finance.ec.europa.eu/financial-markets/company-reporting-and-auditing/company-reporting/corporate-sustainability-reporting_en), EU taxonomy for sustainable activities (https://finance.ec.europa.eu/sustainable-finance/tools-and-standards/eu-taxonomy-sustainable-activities_en) und Digital Product Passport (https://single-market-economy.ec.europa.eu/news/commission-launches-consultation-digital-product-passport-2025-04-09_en), soweit fuer das Thema einschlaegig.</w:t>
       </w:r>
     </w:p>
     <w:p>
@@ -3129,7 +3124,15 @@
         <w:pStyle w:val="ListBullet"/>
       </w:pPr>
       <w:r>
-        <w:t>GRI Standards, soweit fuer Berichts- und Indikatorenfragen einschlägig.</w:t>
+        <w:t>EFRAG: Sustainability reporting und ESRS (https://www.efrag.org/en/sustainability-reporting), soweit fuer das Thema einschlaegig.</w:t>
+      </w:r>
+    </w:p>
+    <w:p>
+      <w:pPr>
+        <w:pStyle w:val="ListBullet"/>
+      </w:pPr>
+      <w:r>
+        <w:t>Global Reporting Initiative: GRI Standards (https://www.globalreporting.org/standards/), soweit fuer Berichts- und Indikatorenfragen einschlaegig.</w:t>
       </w:r>
     </w:p>
     <w:p>

--- a/docs/studienskripte/word-rohfassungen/woek-g-v15.docx
+++ b/docs/studienskripte/word-rohfassungen/woek-g-v15.docx
@@ -2407,12 +2407,7 @@
         <w:pStyle w:val="Heading2"/>
       </w:pPr>
       <w:r>
-        <w:t>V1-Finalisierung: Vertiefung, Anwendung und Evidenz</w:t>
-      </w:r>
-    </w:p>
-    <w:p>
-      <w:r>
-        <w:t>Dieses Studienskript ist die fachlich finale Codex-V1-Fassung fuer den Akademie-Reader und die oeffentliche Bibliothek. Claude uebernimmt danach Satz, CI/CD, PDF/Reader-Freigabe und die abschliessende Lektoratsabnahme.</w:t>
+        <w:t>9. Quellen</w:t>
       </w:r>
     </w:p>
     <w:p>
@@ -2420,12 +2415,126 @@
         <w:pStyle w:val="Heading3"/>
       </w:pPr>
       <w:r>
+        <w:t>WÖk-Quellen</w:t>
+      </w:r>
+    </w:p>
+    <w:p>
+      <w:pPr>
+        <w:pStyle w:val="ListBullet"/>
+      </w:pPr>
+      <w:r>
+        <w:t>Die neue Ordnung des Wohlstands (https://wirkungsoekonomie.de/buch.html) — aktuelles Grundlagenwerk der Wirkungsökonomie.</w:t>
+      </w:r>
+    </w:p>
+    <w:p>
+      <w:pPr>
+        <w:pStyle w:val="ListBullet"/>
+      </w:pPr>
+      <w:r>
+        <w:t>WÖk-Referenz (https://wirkungsoekonomie.de/referenz/) — öffentliche Kapitel- und Volltextreferenz.</w:t>
+      </w:r>
+    </w:p>
+    <w:p>
+      <w:pPr>
+        <w:pStyle w:val="ListBullet"/>
+      </w:pPr>
+      <w:r>
+        <w:t>Glossar der Wirkungsökonomie (https://wirkungsoekonomie.de/glossar.html) — öffentliche Begriffsdefinitionen und Abgrenzungen.</w:t>
+      </w:r>
+    </w:p>
+    <w:p>
+      <w:pPr>
+        <w:pStyle w:val="ListBullet"/>
+      </w:pPr>
+      <w:r>
+        <w:t>WÖk-Werkzeuge (https://wirkungsoekonomie.de/werkzeuge/) — öffentliche Methoden-, Scorecard- und Controlling-Werkzeuge.</w:t>
+      </w:r>
+    </w:p>
+    <w:p>
+      <w:pPr>
+        <w:pStyle w:val="ListBullet"/>
+      </w:pPr>
+      <w:r>
+        <w:t>WÖk-Journal (https://wirkungsoekonomie.de/blog.html) — Dossiers und Fallanalysen.</w:t>
+      </w:r>
+    </w:p>
+    <w:p>
+      <w:pPr>
+        <w:pStyle w:val="Heading3"/>
+      </w:pPr>
+      <w:r>
+        <w:t>Externe Quellen fuer die V1-Fassung</w:t>
+      </w:r>
+    </w:p>
+    <w:p>
+      <w:pPr>
+        <w:pStyle w:val="ListBullet"/>
+      </w:pPr>
+      <w:r>
+        <w:t>United Nations (2015): Transforming our world: the 2030 Agenda for Sustainable Development (https://sdgs.un.org/2030agenda).</w:t>
+      </w:r>
+    </w:p>
+    <w:p>
+      <w:pPr>
+        <w:pStyle w:val="ListBullet"/>
+      </w:pPr>
+      <w:r>
+        <w:t>European Commission: Corporate sustainability reporting (https://finance.ec.europa.eu/financial-markets/company-reporting-and-auditing/company-reporting/corporate-sustainability-reporting_en), EU taxonomy for sustainable activities (https://finance.ec.europa.eu/sustainable-finance/tools-and-standards/eu-taxonomy-sustainable-activities_en) und Digital Product Passport (https://single-market-economy.ec.europa.eu/news/commission-launches-consultation-digital-product-passport-2025-04-09_en), soweit fuer das Thema einschlaegig.</w:t>
+      </w:r>
+    </w:p>
+    <w:p>
+      <w:pPr>
+        <w:pStyle w:val="ListBullet"/>
+      </w:pPr>
+      <w:r>
+        <w:t>EFRAG: Sustainability reporting und ESRS (https://www.efrag.org/en/sustainability-reporting), soweit fuer das Thema einschlaegig.</w:t>
+      </w:r>
+    </w:p>
+    <w:p>
+      <w:pPr>
+        <w:pStyle w:val="ListBullet"/>
+      </w:pPr>
+      <w:r>
+        <w:t>Global Reporting Initiative: GRI Standards (https://www.globalreporting.org/standards/), soweit fuer Berichts- und Indikatorenfragen einschlaegig.</w:t>
+      </w:r>
+    </w:p>
+    <w:p>
+      <w:pPr>
+        <w:pStyle w:val="ListBullet"/>
+      </w:pPr>
+      <w:r>
+        <w:t>Fachliteratur zu Wirkungslogik, Evaluation, Systemtheorie, Resilienz, Governance, Diffusion, Vertrauen oder Controlling je nach Thema.</w:t>
+      </w:r>
+    </w:p>
+    <w:p>
+      <w:pPr>
+        <w:pStyle w:val="Heading2"/>
+      </w:pPr>
+      <w:r>
+        <w:t>V1-Finalisierung: Vertiefung, Anwendung und Evidenz</w:t>
+      </w:r>
+    </w:p>
+    <w:p>
+      <w:r>
+        <w:t>Dieses Studienskript ist die fachlich finale Codex-V1-Fassung fuer den Akademie-Reader und die oeffentliche Bibliothek. Claude uebernimmt danach Satz, CI/CD, PDF/Reader-Freigabe und die abschliessende Lektoratsabnahme.</w:t>
+      </w:r>
+    </w:p>
+    <w:p>
+      <w:pPr>
+        <w:pStyle w:val="Heading3"/>
+      </w:pPr>
+      <w:r>
         <w:t>Finaler Leseauftrag</w:t>
       </w:r>
     </w:p>
     <w:p>
       <w:r>
         <w:t>Dieses Skript zu V15 Nebenwirkungen, Rebound und Zielkonflikte ist als Langformtext angelegt: Es soll nicht nur die Vorlesung begleiten, sondern als eigenstaendiges Studienmaterial funktionieren. Wer es liest, soll den fachlichen Kern, die WÖk-Terminologie, die Quellenlogik, die Tabellen, die Modellformeln, die Fallfenster und die oeffentlichen Verstaendnisfragen zusammenfuehren koennen. Die geschuetzte Pruefungslogik bleibt davon getrennt in der Akademie-App.</w:t>
+      </w:r>
+    </w:p>
+    <w:p>
+      <w:r>
+        <w:t>Fuer den Abschluss ist entscheidend, dass Nebenwirkungen, Rebound und Zielkonflikte im Feld Grundstudium Wirkungsökonomie nicht als Einzelthema stehen bleibt. Die Vorlesung traegt zur gemeinsamen Architektur bei: begriffliche Grundlegung, Bewertungsrahmen und gesellschaftliche Einordnung. Daraus folgt eine Lesehaltung, die streng und praktisch zugleich ist. Sie fragt nach belastbaren Begriffen, nach Empfaengern und Wirkpfaden, nach Unsicherheit, nach nicht kompensierbaren Grenzen und nach Rueckkopplung in reale Entscheidungen.</w:t>
       </w:r>
     </w:p>
     <w:p>
@@ -2674,42 +2783,42 @@
         <w:pStyle w:val="Heading3"/>
       </w:pPr>
       <w:r>
-        <w:t>Vertiefungsrunde 1: Lesen, pruefen, rueckkoppeln</w:t>
-      </w:r>
-    </w:p>
-    <w:p>
-      <w:r>
-        <w:t>Die folgende Runde verdichtet V15 nicht durch neue Schlagworte, sondern durch wiederholte Anwendung auf unterschiedliche Entscheidungsebenen. Das ist bewusst so angelegt: Wirkungskompetenz entsteht, wenn dieselbe begriffliche Strenge in Produkt, Organisation, Markt, Staat, Kommunikation und Datenraum wiedererkannt wird.</w:t>
-      </w:r>
-    </w:p>
-    <w:p>
-      <w:r>
-        <w:t>Begriffliche Schaerfung. Fuer Nebenwirkungen, Rebound und Zielkonflikte bedeutet praezise Sprache die erste Sicherung gegen Impact-Washing ist, dass die Analyse nicht bei einer Aktivitaet, einem guten Willen oder einer Kennzahl stehen bleiben darf. Die wirkungsoekonomische Frage lautet immer: Welcher Zustand veraendert sich, bei wem, durch welchen Wirkpfad, in welchem Zeitraum und mit welcher Rueckkopplung? Gerade in Grundstudium Wirkungsökonomie ist diese Unterscheidung entscheidend, weil Lernende spaeter nicht nur Begriffe wiedergeben, sondern Entscheidungssituationen pruefen muessen. Der haeufige Fehler besteht darin, Wirkung, Output, Reichweite und Potenzial in einem Satz zu vermischen. Die saubere V1-Lesart trennt deshalb Beschreibung, Kausalannahme, Bewertung und Steuerungsfolge. In der Praxis sollte jede Wirkungsaussage als kurze Viererprobe formuliert werden: Zustand, Betroffene, Quelle, offene Unsicherheit. So wird aus dem Thema kein isoliertes Kapitel, sondern ein pruefbarer Baustein der WÖk-Architektur.</w:t>
-      </w:r>
-    </w:p>
-    <w:p>
-      <w:r>
-        <w:t>Wirkpfad-Logik. Fuer Nebenwirkungen, Rebound und Zielkonflikte bedeutet ein Thema erst dann steuerbar wird, wenn der Mechanismus zwischen Ausloeser und Zustandsveraenderung beschrieben ist, dass die Analyse nicht bei einer Aktivitaet, einem guten Willen oder einer Kennzahl stehen bleiben darf. Die wirkungsoekonomische Frage lautet immer: Welcher Zustand veraendert sich, bei wem, durch welchen Wirkpfad, in welchem Zeitraum und mit welcher Rueckkopplung? Gerade in Grundstudium Wirkungsökonomie ist diese Unterscheidung entscheidend, weil Lernende spaeter nicht nur Begriffe wiedergeben, sondern Entscheidungssituationen pruefen muessen. Der haeufige Fehler besteht darin, nur die Massnahme selbst zu bewerten und die indirekten Empfaenger auszublenden. Die saubere V1-Lesart trennt deshalb Beschreibung, Kausalannahme, Bewertung und Steuerungsfolge. Eine gute Fallanalyse zeichnet mindestens einen direkten und einen indirekten Wirkpfad nach. So wird aus dem Thema kein isoliertes Kapitel, sondern ein pruefbarer Baustein der WÖk-Architektur.</w:t>
-      </w:r>
-    </w:p>
-    <w:p>
-      <w:r>
-        <w:t>Daten- und Quellenklarheit. Fuer Nebenwirkungen, Rebound und Zielkonflikte bedeutet jede Bewertung nur so belastbar ist wie Datenlage, Quellenstatus und Aktualitaet, dass die Analyse nicht bei einer Aktivitaet, einem guten Willen oder einer Kennzahl stehen bleiben darf. Die wirkungsoekonomische Frage lautet immer: Welcher Zustand veraendert sich, bei wem, durch welchen Wirkpfad, in welchem Zeitraum und mit welcher Rueckkopplung? Gerade in Grundstudium Wirkungsökonomie ist diese Unterscheidung entscheidend, weil Lernende spaeter nicht nur Begriffe wiedergeben, sondern Entscheidungssituationen pruefen muessen. Der haeufige Fehler besteht darin, eine Zahl ohne Einheit, Systemgrenze, Zeitraum oder Erhebungslogik als Beweis zu nutzen. Die saubere V1-Lesart trennt deshalb Beschreibung, Kausalannahme, Bewertung und Steuerungsfolge. Die Lernenden sollen Daten nicht dekorativ zitieren, sondern ihre Aussagekraft, Luecken und Grenzen offenlegen. So wird aus dem Thema kein isoliertes Kapitel, sondern ein pruefbarer Baustein der WÖk-Architektur.</w:t>
-      </w:r>
-    </w:p>
-    <w:p>
-      <w:r>
-        <w:t>Fallfenster zur Anwendung. Ein Controlling-Team moechte einen Score bilden. Das Skript verlangt, dass Datenqualitaet, Systemgrenzen, Gewichtung, Unsicherheit und Nichtkompensation sichtbar bleiben. Ein Score darf die Diskussion nicht beenden, sondern muss bessere Fragen, Priorisierung und Rueckkopplung ermoeglichen. Bezogen auf Nebenwirkungen, Rebound und Zielkonflikte heisst das: Die Analyse muss das konkrete Thema ernst nehmen und zugleich den allgemeinen WÖk-Massstab halten. Es geht nicht darum, die Welt in gute und schlechte Akteure einzuteilen. Es geht darum, Wirkpfade, Wirkungsempfaenger, Datenqualitaet, Risiken und Rueckkopplung so zu beschreiben, dass bessere Entscheidungen moeglich werden.</w:t>
-      </w:r>
-    </w:p>
-    <w:p>
-      <w:r>
-        <w:t>Ambivalenz. Fuer Nebenwirkungen, Rebound und Zielkonflikte bedeutet positive und negative Zustandsveraenderungen gleichzeitig auftreten koennen, dass die Analyse nicht bei einer Aktivitaet, einem guten Willen oder einer Kennzahl stehen bleiben darf. Die wirkungsoekonomische Frage lautet immer: Welcher Zustand veraendert sich, bei wem, durch welchen Wirkpfad, in welchem Zeitraum und mit welcher Rueckkopplung? Gerade in Grundstudium Wirkungsökonomie ist diese Unterscheidung entscheidend, weil Lernende spaeter nicht nur Begriffe wiedergeben, sondern Entscheidungssituationen pruefen muessen. Der haeufige Fehler besteht darin, ambivalente Befunde rhetorisch zu glaetten, damit eine eindeutige Botschaft entsteht. Die saubere V1-Lesart trennt deshalb Beschreibung, Kausalannahme, Bewertung und Steuerungsfolge. Ein gutes Skript fuehrt deshalb Profile, Zielkonflikte und offene Punkte nebeneinander. So wird aus dem Thema kein isoliertes Kapitel, sondern ein pruefbarer Baustein der WÖk-Architektur.</w:t>
-      </w:r>
-    </w:p>
-    <w:p>
-      <w:r>
-        <w:t>Nichtkompensation. Fuer Nebenwirkungen, Rebound und Zielkonflikte bedeutet schwere zentrale Schaeden nicht durch beliebige positive Einzelwerte neutralisiert werden duerfen, dass die Analyse nicht bei einer Aktivitaet, einem guten Willen oder einer Kennzahl stehen bleiben darf. Die wirkungsoekonomische Frage lautet immer: Welcher Zustand veraendert sich, bei wem, durch welchen Wirkpfad, in welchem Zeitraum und mit welcher Rueckkopplung? Gerade in Grundstudium Wirkungsökonomie ist diese Unterscheidung entscheidend, weil Lernende spaeter nicht nur Begriffe wiedergeben, sondern Entscheidungssituationen pruefen muessen. Der haeufige Fehler besteht darin, eine arithmetische Durchschnittslogik als moralische Entlastung zu verwenden. Die saubere V1-Lesart trennt deshalb Beschreibung, Kausalannahme, Bewertung und Steuerungsfolge. Reverse Merit Order und rote Linien sind Schutzregeln gegen Schoenrechnung. So wird aus dem Thema kein isoliertes Kapitel, sondern ein pruefbarer Baustein der WÖk-Architektur.</w:t>
+        <w:t>Abschlusskommentar 1: Lesen, pruefen, rueckkoppeln</w:t>
+      </w:r>
+    </w:p>
+    <w:p>
+      <w:r>
+        <w:t>Die folgende Verdichtung fuehrt die vorhandenen Kapitel nicht als Wiederholung, sondern als Anwendung zusammen. Wirkungskompetenz entsteht, wenn dieselbe begriffliche Strenge in Fallanalyse, Datenarbeit, Kommunikation, Governance und Entscheidungspraxis wiedererkannt wird.</w:t>
+      </w:r>
+    </w:p>
+    <w:p>
+      <w:r>
+        <w:t>Begriffliche Schaerfung. Der Abschnitt Lernziele ist in V15 kein Zusatzwissen, sondern ein Pruefstein fuer die Grundfrage des Skripts: Was veraendert sich, bei wem, wodurch und mit welcher Rueckkopplung? Fuer Nebenwirkungen, Rebound und Zielkonflikte wird daran sichtbar, dass praezise Sprache die erste Sicherung gegen Impact-Washing bildet. Die fachliche Grenze liegt dort, wo Lernende Output, Reichweite, Absicht und Wirkung in einem Satz vermischen. Die saubere Lesart trennt deshalb Beobachtung, Kausalannahme, Bewertung und Steuerungsfolge. In der Anwendung sollte daraus mindestens eine konkrete Begriff, Wirkpfad, Fallbewertung, rote Linie oder Rueckkopplung abgeleitet werden; sonst bleibt das Wissen erklaerend, aber nicht steuerungsfaehig.</w:t>
+      </w:r>
+    </w:p>
+    <w:p>
+      <w:r>
+        <w:t>Anwendung auf Einleitung / Wirkungsfrage. In einer Fallanalyse beginnt dieser Punkt nicht mit einer Meinung, sondern mit einer belastbaren Beschreibung. Wer V15 pruefungsnah liest, fragt zuerst nach Wirkungsempfaengern, Wirkraum, Zeitraum und Datenquelle. Erst danach folgt die Bewertung im Referenzrahmen Mensch, Planet, Demokratie, SDGs, Agenda 2030 und SDG+. Mindestens ein direkter und ein indirekter Wirkpfad muessen nachvollziehbar sein. Der typische Kurzschluss waere, nur die Massnahme selbst bewerten und indirekte Empfaenger ausblenden. Genau dagegen setzt die WÖk die Pflicht, Wirkungspotenzial, Wirkungsrisiko und positive Netto-Wirkung begrifflich getrennt zu halten.</w:t>
+      </w:r>
+    </w:p>
+    <w:p>
+      <w:r>
+        <w:t>Evidenzregel. Kernaussage darf im Skript nicht als dekorativer Begriff stehen bleiben. Der Abschnitt traegt nur dann, wenn er eine pruefbare Aussage erlaubt: Welche Quelle stuetzt die Annahme, welche Unsicherheit bleibt offen und welche Gegenbeobachtung wuerde die Bewertung veraendern? Fuer Nebenwirkungen, Rebound und Zielkonflikte heisst das, dass jede Bewertung nur so belastbar ist wie Datenlage, Quellenstatus, Aktualitaet und Systemgrenze. Die Studierenden sollen nicht lernen, einen Score nachzusprechen. Sie sollen erkennen, wann ein Score klaert, wann er verdeckt und wann eine rote Linie die Durchschnittslogik stoppt.</w:t>
+      </w:r>
+    </w:p>
+    <w:p>
+      <w:r>
+        <w:t>Fallfenster zur Anwendung. Ein Controlling-Team moechte einen Score bilden. Das Skript verlangt, dass Datenqualitaet, Systemgrenzen, Gewichtung, Unsicherheit und Nichtkompensation sichtbar bleiben. Ein Score darf die Diskussion nicht beenden, sondern muss bessere Fragen, Priorisierung und Rueckkopplung ermoeglichen. Bezogen auf Nebenwirkungen, Rebound und Zielkonflikte heisst das: Die Analyse muss das konkrete Thema ernst nehmen und zugleich den allgemeinen WÖk-Massstab halten. Es geht nicht darum, Akteure moralisch zu sortieren. Es geht darum, Wirkpfade, Wirkungsempfaenger, Datenqualitaet, Risiken und Rueckkopplung so zu beschreiben, dass bessere Entscheidungen moeglich werden.</w:t>
+      </w:r>
+    </w:p>
+    <w:p>
+      <w:r>
+        <w:t>Transfer in Grundstudium Wirkungsökonomie. Quelltext und fachliche Grundlegung verbindet die inhaltliche Deutung mit der spaeteren Praxis. Eine Organisation kann zu Nebenwirkungen, Rebound und Zielkonflikte sehr ueberzeugend kommunizieren und trotzdem an einen plausiblen Gedanken schon fuer Wirkung zu halten, obwohl Empfaenger, Zustand, Zeitbezug und Quelle fehlen scheitern. Darum muss die V1-Fassung immer auch nach Governance fragen: Wer erhebt Daten, wer bewertet sie, wer traegt die Folgen, wer kann widersprechen und wann wird eine Entscheidung korrigiert? Profile, Zielkonflikte und offene Punkte werden nebeneinander gefuehrt. So wird aus einem Lehrkapitel eine verantwortbare Arbeitsroutine.</w:t>
+      </w:r>
+    </w:p>
+    <w:p>
+      <w:r>
+        <w:t>Grenze gegen Scheingenauigkeit. Gerade bei Drei Fallen auf dem Weg zur guten Wirkung ist Praezision wichtiger als grosse Begriffe. Eine Wirkungsaussage bleibt schwach, wenn sie nur Aktivitaet, Reichweite, Absicht oder Image beschreibt. Stark wird sie erst, wenn sie die Zustandsveraenderung und ihre Bedingungen offenlegt. In V15 ist deshalb entscheidend, schwere zentrale Schaeden nicht durch beliebige positive Einzelwerte neutralisiert werden duerfen. Die Fehlerlinie verlaeuft nicht zwischen Optimismus und Pessimismus, sondern zwischen offengelegter Unsicherheit und rhetorischer Sicherheit ohne Pruefpfad.</w:t>
       </w:r>
     </w:p>
     <w:p>
@@ -2719,42 +2828,87 @@
     </w:p>
     <w:p>
       <w:r>
-        <w:t>Rueckkopplung. Fuer Nebenwirkungen, Rebound und Zielkonflikte bedeutet Wirkungswissen erst dann wertvoll wird, wenn es Entscheidungen veraendert, dass die Analyse nicht bei einer Aktivitaet, einem guten Willen oder einer Kennzahl stehen bleiben darf. Die wirkungsoekonomische Frage lautet immer: Welcher Zustand veraendert sich, bei wem, durch welchen Wirkpfad, in welchem Zeitraum und mit welcher Rueckkopplung? Gerade in Grundstudium Wirkungsökonomie ist diese Unterscheidung entscheidend, weil Lernende spaeter nicht nur Begriffe wiedergeben, sondern Entscheidungssituationen pruefen muessen. Der haeufige Fehler besteht darin, einen Bericht als Endpunkt zu betrachten. Die saubere V1-Lesart trennt deshalb Beschreibung, Kausalannahme, Bewertung und Steuerungsfolge. Jeder Analyseblock sollte fragen, welche Routine, welcher Prozess oder welche Ressource nach der Bewertung angepasst wird. So wird aus dem Thema kein isoliertes Kapitel, sondern ein pruefbarer Baustein der WÖk-Architektur.</w:t>
-      </w:r>
-    </w:p>
-    <w:p>
-      <w:r>
-        <w:t>Fallfenster zur Anwendung. Ein Kommunikationsbericht nennt viele Aktivitaeten, Reichweiten und Rueckmeldungen. Die V1-Pruefung fragt, ob daraus eine belastbare Wirkungsaussage folgt. Wenn nur Kontakte, Klicks oder Zustimmung vorliegen, bleibt die Aussage im Bereich Wirkungspotenzial oder Resonanz, nicht im Bereich nachgewiesener Wirkung. Bezogen auf Nebenwirkungen, Rebound und Zielkonflikte heisst das: Die Analyse muss das konkrete Thema ernst nehmen und zugleich den allgemeinen WÖk-Massstab halten. Es geht nicht darum, die Welt in gute und schlechte Akteure einzuteilen. Es geht darum, Wirkpfade, Wirkungsempfaenger, Datenqualitaet, Risiken und Rueckkopplung so zu beschreiben, dass bessere Entscheidungen moeglich werden.</w:t>
-      </w:r>
-    </w:p>
-    <w:p>
-      <w:r>
-        <w:t>Governance. Fuer Nebenwirkungen, Rebound und Zielkonflikte bedeutet Wirkungsbewertung Verfahren, Rechte, Transparenz und Korrektur braucht, dass die Analyse nicht bei einer Aktivitaet, einem guten Willen oder einer Kennzahl stehen bleiben darf. Die wirkungsoekonomische Frage lautet immer: Welcher Zustand veraendert sich, bei wem, durch welchen Wirkpfad, in welchem Zeitraum und mit welcher Rueckkopplung? Gerade in Grundstudium Wirkungsökonomie ist diese Unterscheidung entscheidend, weil Lernende spaeter nicht nur Begriffe wiedergeben, sondern Entscheidungssituationen pruefen muessen. Der haeufige Fehler besteht darin, Bewertung als technokratische Top-down-Setzung zu verstehen. Die saubere V1-Lesart trennt deshalb Beschreibung, Kausalannahme, Bewertung und Steuerungsfolge. Betroffene, Datenhalter, Entscheider und Kontrollinstanzen muessen unterscheidbare Rollen behalten. So wird aus dem Thema kein isoliertes Kapitel, sondern ein pruefbarer Baustein der WÖk-Architektur.</w:t>
-      </w:r>
-    </w:p>
-    <w:p>
-      <w:r>
-        <w:t>Didaktische Pruefbarkeit. Fuer Nebenwirkungen, Rebound und Zielkonflikte bedeutet das Thema in der Akademie nicht nur erklaert, sondern in Falllogik ueberfuehrt werden muss, dass die Analyse nicht bei einer Aktivitaet, einem guten Willen oder einer Kennzahl stehen bleiben darf. Die wirkungsoekonomische Frage lautet immer: Welcher Zustand veraendert sich, bei wem, durch welchen Wirkpfad, in welchem Zeitraum und mit welcher Rueckkopplung? Gerade in Grundstudium Wirkungsökonomie ist diese Unterscheidung entscheidend, weil Lernende spaeter nicht nur Begriffe wiedergeben, sondern Entscheidungssituationen pruefen muessen. Der haeufige Fehler besteht darin, reines Auswendiglernen als Kompetenznachweis zu behandeln. Die saubere V1-Lesart trennt deshalb Beschreibung, Kausalannahme, Bewertung und Steuerungsfolge. Pruefungsfragen sollen Begriffe, Anwendung und rote Linien verbinden. So wird aus dem Thema kein isoliertes Kapitel, sondern ein pruefbarer Baustein der WÖk-Architektur.</w:t>
-      </w:r>
-    </w:p>
-    <w:p>
-      <w:r>
-        <w:t>Transfer in Organisationen. Fuer Nebenwirkungen, Rebound und Zielkonflikte bedeutet WÖk-Begriffe im Alltag nur tragen, wenn sie in Routinen uebersetzt werden, dass die Analyse nicht bei einer Aktivitaet, einem guten Willen oder einer Kennzahl stehen bleiben darf. Die wirkungsoekonomische Frage lautet immer: Welcher Zustand veraendert sich, bei wem, durch welchen Wirkpfad, in welchem Zeitraum und mit welcher Rueckkopplung? Gerade in Grundstudium Wirkungsökonomie ist diese Unterscheidung entscheidend, weil Lernende spaeter nicht nur Begriffe wiedergeben, sondern Entscheidungssituationen pruefen muessen. Der haeufige Fehler besteht darin, die Verantwortung an eine Nachhaltigkeitsabteilung auszulagern. Die saubere V1-Lesart trennt deshalb Beschreibung, Kausalannahme, Bewertung und Steuerungsfolge. Strategie, Einkauf, Kommunikation, Controlling und Fuehrung muessen denselben Wirkungsbegriff verwenden. So wird aus dem Thema kein isoliertes Kapitel, sondern ein pruefbarer Baustein der WÖk-Architektur.</w:t>
-      </w:r>
-    </w:p>
-    <w:p>
-      <w:r>
-        <w:t>Fallfenster zur Anwendung. Eine Organisation plant eine Massnahme und formuliert dazu eine positive Absicht. In der WÖk reicht das nicht. Fuer diese Vorlesung muss sichtbar werden, welche Zustandsveraenderung erwartet wird, welche Empfaenger direkt oder indirekt betroffen sind, welche Nebenwirkungen entstehen koennen und welche Entscheidung spaeter korrigiert wird. Bezogen auf Nebenwirkungen, Rebound und Zielkonflikte heisst das: Die Analyse muss das konkrete Thema ernst nehmen und zugleich den allgemeinen WÖk-Massstab halten. Es geht nicht darum, die Welt in gute und schlechte Akteure einzuteilen. Es geht darum, Wirkpfade, Wirkungsempfaenger, Datenqualitaet, Risiken und Rueckkopplung so zu beschreiben, dass bessere Entscheidungen moeglich werden.</w:t>
-      </w:r>
-    </w:p>
-    <w:p>
-      <w:r>
-        <w:t>Rueckfluss in den Korpus. Fuer Nebenwirkungen, Rebound und Zielkonflikte bedeutet jedes Studienskript den Gesamtbestand schaerfen kann, dass die Analyse nicht bei einer Aktivitaet, einem guten Willen oder einer Kennzahl stehen bleiben darf. Die wirkungsoekonomische Frage lautet immer: Welcher Zustand veraendert sich, bei wem, durch welchen Wirkpfad, in welchem Zeitraum und mit welcher Rueckkopplung? Gerade in Grundstudium Wirkungsökonomie ist diese Unterscheidung entscheidend, weil Lernende spaeter nicht nur Begriffe wiedergeben, sondern Entscheidungssituationen pruefen muessen. Der haeufige Fehler besteht darin, neue Einsichten nur lokal im Skript zu belassen. Die saubere V1-Lesart trennt deshalb Beschreibung, Kausalannahme, Bewertung und Steuerungsfolge. Glossar, Website, Journal, Dossiers und Visuals sollen aus der Skriptarbeit lernen. So wird aus dem Thema kein isoliertes Kapitel, sondern ein pruefbarer Baustein der WÖk-Architektur.</w:t>
+        <w:t>Pruefungsnahe Lesart. Aus Nebenwirkungen: die ungewollten Begleiter laesst sich eine gute Transferfrage ableiten: Welche Entscheidung waere falsch, wenn dieser Abschnitt missverstanden wird? Fuer Nebenwirkungen, Rebound und Zielkonflikte lautet die Antwort meist nicht einfach "mehr Wirkung", sondern genauer: bessere Unterscheidung, sauberere Daten, klarere Schutzlinie und rueckgekoppelte Steuerung. Jeder Analyseblock fragt nach der Routine, die nach der Bewertung angepasst wird. Wer das im Fall anwenden kann, hat den Kern der Vorlesung verstanden; wer nur Definitionen wiederholt, bleibt unter dem Anspruch der Akademie.</w:t>
+      </w:r>
+    </w:p>
+    <w:p>
+      <w:r>
+        <w:t>Fallfenster zur Anwendung. Ein Kommunikationsbericht nennt viele Aktivitaeten, Reichweiten und Rueckmeldungen. Die V1-Pruefung fragt, ob daraus eine belastbare Wirkungsaussage folgt. Wenn nur Kontakte, Klicks oder Zustimmung vorliegen, bleibt die Aussage im Bereich Wirkungspotenzial oder Resonanz, nicht im Bereich nachgewiesener Wirkung. Bezogen auf Nebenwirkungen, Rebound und Zielkonflikte heisst das: Die Analyse muss das konkrete Thema ernst nehmen und zugleich den allgemeinen WÖk-Massstab halten. Es geht nicht darum, Akteure moralisch zu sortieren. Es geht darum, Wirkpfade, Wirkungsempfaenger, Datenqualitaet, Risiken und Rueckkopplung so zu beschreiben, dass bessere Entscheidungen moeglich werden.</w:t>
+      </w:r>
+    </w:p>
+    <w:p>
+      <w:r>
+        <w:t>Governance. Der Abschnitt Nebenwirkungen ernst nehmen ist in V15 kein Zusatzwissen, sondern ein Pruefstein fuer die Grundfrage des Skripts: Was veraendert sich, bei wem, wodurch und mit welcher Rueckkopplung? Fuer Nebenwirkungen, Rebound und Zielkonflikte wird daran sichtbar, dass Wirkungsbewertung Verfahren, Rechte, Transparenz und Korrektur braucht. Die fachliche Grenze liegt dort, wo Lernende Bewertung als technokratische Top-down-Setzung verstehen. Die saubere Lesart trennt deshalb Beobachtung, Kausalannahme, Bewertung und Steuerungsfolge. In der Anwendung sollte daraus mindestens eine konkrete Begriff, Wirkpfad, Fallbewertung, rote Linie oder Rueckkopplung abgeleitet werden; sonst bleibt das Wissen erklaerend, aber nicht steuerungsfaehig.</w:t>
+      </w:r>
+    </w:p>
+    <w:p>
+      <w:r>
+        <w:t>Anwendung auf Der Rebound-Effekt. In einer Fallanalyse beginnt dieser Punkt nicht mit einer Meinung, sondern mit einer belastbaren Beschreibung. Wer V15 pruefungsnah liest, fragt zuerst nach Wirkungsempfaengern, Wirkraum, Zeitraum und Datenquelle. Erst danach folgt die Bewertung im Referenzrahmen Mensch, Planet, Demokratie, SDGs, Agenda 2030 und SDG+. Pruefungsfragen verbinden Begriff, Anwendung, Evidenz und rote Linie. Der typische Kurzschluss waere, reines Auswendiglernen als Kompetenznachweis behandeln. Genau dagegen setzt die WÖk die Pflicht, Wirkungspotenzial, Wirkungsrisiko und positive Netto-Wirkung begrifflich getrennt zu halten.</w:t>
+      </w:r>
+    </w:p>
+    <w:p>
+      <w:r>
+        <w:t>Evidenzregel. Warum der Rebound so oft übersehen wird darf im Skript nicht als dekorativer Begriff stehen bleiben. Der Abschnitt traegt nur dann, wenn er eine pruefbare Aussage erlaubt: Welche Quelle stuetzt die Annahme, welche Unsicherheit bleibt offen und welche Gegenbeobachtung wuerde die Bewertung veraendern? Fuer Nebenwirkungen, Rebound und Zielkonflikte heisst das, dass WÖk-Begriffe im Alltag nur tragen, wenn sie in Routinen uebersetzt werden. Die Studierenden sollen nicht lernen, einen Score nachzusprechen. Sie sollen erkennen, wann ein Score klaert, wann er verdeckt und wann eine rote Linie die Durchschnittslogik stoppt.</w:t>
+      </w:r>
+    </w:p>
+    <w:p>
+      <w:r>
+        <w:t>Fallfenster zur Anwendung. Eine Organisation plant eine Massnahme und formuliert dazu eine positive Absicht. In der WÖk reicht das nicht. Fuer diese Vorlesung muss sichtbar werden, welche Zustandsveraenderung erwartet wird, welche Empfaenger direkt oder indirekt betroffen sind, welche Nebenwirkungen entstehen koennen und welche Entscheidung spaeter korrigiert wird. Bezogen auf Nebenwirkungen, Rebound und Zielkonflikte heisst das: Die Analyse muss das konkrete Thema ernst nehmen und zugleich den allgemeinen WÖk-Massstab halten. Es geht nicht darum, Akteure moralisch zu sortieren. Es geht darum, Wirkpfade, Wirkungsempfaenger, Datenqualitaet, Risiken und Rueckkopplung so zu beschreiben, dass bessere Entscheidungen moeglich werden.</w:t>
+      </w:r>
+    </w:p>
+    <w:p>
+      <w:r>
+        <w:t>Transfer in Grundstudium Wirkungsökonomie. Ein Beispiel zum Rebound verbindet die inhaltliche Deutung mit der spaeteren Praxis. Eine Organisation kann zu Nebenwirkungen, Rebound und Zielkonflikte sehr ueberzeugend kommunizieren und trotzdem an einen plausiblen Gedanken schon fuer Wirkung zu halten, obwohl Empfaenger, Zustand, Zeitbezug und Quelle fehlen scheitern. Darum muss die V1-Fassung immer auch nach Governance fragen: Wer erhebt Daten, wer bewertet sie, wer traegt die Folgen, wer kann widersprechen und wann wird eine Entscheidung korrigiert? Gute Kommunikation unterscheidet Befund, Annahme und normative Bewertung. So wird aus einem Lehrkapitel eine verantwortbare Arbeitsroutine.</w:t>
       </w:r>
     </w:p>
     <w:p>
       <w:r>
         <w:t>Pruefungsnahe Transferfrage. Formuliere zu V15 eine Wirkungsaussage in drei Saetzen: Erstens den beobachteten oder plausiblen Zustand, zweitens die Daten- oder Quellenlage, drittens die offene Unsicherheit samt Rueckkopplung. Die Antwort muss ohne moralische Personenbewertung auskommen und darf Reichweite nicht mit Wirkung verwechseln.</w:t>
+      </w:r>
+    </w:p>
+    <w:p>
+      <w:r>
+        <w:t>Grenze gegen Scheingenauigkeit. Gerade bei Zielkonflikte ist Praezision wichtiger als grosse Begriffe. Eine Wirkungsaussage bleibt schwach, wenn sie nur Aktivitaet, Reichweite, Absicht oder Image beschreibt. Stark wird sie erst, wenn sie die Zustandsveraenderung und ihre Bedingungen offenlegt. In V15 ist deshalb entscheidend, jede Wirkungsaussage eine Grenze zieht und diese Grenze begruenden muss. Die Fehlerlinie verlaeuft nicht zwischen Optimismus und Pessimismus, sondern zwischen offengelegter Unsicherheit und rhetorischer Sicherheit ohne Pruefpfad.</w:t>
+      </w:r>
+    </w:p>
+    <w:p>
+      <w:r>
+        <w:t>Pruefungsnahe Lesart. Aus Zielkonflikte ehrlich abwägen laesst sich eine gute Transferfrage ableiten: Welche Entscheidung waere falsch, wenn dieser Abschnitt missverstanden wird? Fuer Nebenwirkungen, Rebound und Zielkonflikte lautet die Antwort meist nicht einfach "mehr Wirkung", sondern genauer: bessere Unterscheidung, sauberere Daten, klarere Schutzlinie und rueckgekoppelte Steuerung. Szenarien pruefen Sofortwirkung, Folgewirkung und Reversibilitaet getrennt. Wer das im Fall anwenden kann, hat den Kern der Vorlesung verstanden; wer nur Definitionen wiederholt, bleibt unter dem Anspruch der Akademie.</w:t>
+      </w:r>
+    </w:p>
+    <w:p>
+      <w:r>
+        <w:t>Fallfenster zur Anwendung. Eine Fuehrungsentscheidung erzeugt zugleich Nutzen und Risiken. Die WÖk behandelt Ambivalenz nicht als Stoerung, sondern als Kern der Analyse. Positive Netto-Wirkung darf erst behauptet werden, wenn zentrale negative Wirkungen getrennt geprueft und rote Linien gewahrt sind. Bezogen auf Nebenwirkungen, Rebound und Zielkonflikte heisst das: Die Analyse muss das konkrete Thema ernst nehmen und zugleich den allgemeinen WÖk-Massstab halten. Es geht nicht darum, Akteure moralisch zu sortieren. Es geht darum, Wirkpfade, Wirkungsempfaenger, Datenqualitaet, Risiken und Rueckkopplung so zu beschreiben, dass bessere Entscheidungen moeglich werden.</w:t>
+      </w:r>
+    </w:p>
+    <w:p>
+      <w:r>
+        <w:t>Betroffenenperspektive. Der Abschnitt Die drei Fallen zusammen im Blick ist in V15 kein Zusatzwissen, sondern ein Pruefstein fuer die Grundfrage des Skripts: Was veraendert sich, bei wem, wodurch und mit welcher Rueckkopplung? Fuer Nebenwirkungen, Rebound und Zielkonflikte wird daran sichtbar, dass Wirkung nicht am Sender, sondern an veraenderten Zustanden der Empfaenger geprueft wird. Die fachliche Grenze liegt dort, wo Lernende interne Erfolgskennzahlen mit gesellschaftlicher Wirkung verwechseln. Die saubere Lesart trennt deshalb Beobachtung, Kausalannahme, Bewertung und Steuerungsfolge. In der Anwendung sollte daraus mindestens eine konkrete Begriff, Wirkpfad, Fallbewertung, rote Linie oder Rueckkopplung abgeleitet werden; sonst bleibt das Wissen erklaerend, aber nicht steuerungsfaehig.</w:t>
+      </w:r>
+    </w:p>
+    <w:p>
+      <w:r>
+        <w:t>Anwendung auf Was du aus dieser Vorlesung mitnimmst. In einer Fallanalyse beginnt dieser Punkt nicht mit einer Meinung, sondern mit einer belastbaren Beschreibung. Wer V15 pruefungsnah liest, fragt zuerst nach Wirkungsempfaengern, Wirkraum, Zeitraum und Datenquelle. Erst danach folgt die Bewertung im Referenzrahmen Mensch, Planet, Demokratie, SDGs, Agenda 2030 und SDG+. Jede Schlussfolgerung endet mit Entscheidung, Verantwortlichkeit und Termin fuer Rueckpruefung. Der typische Kurzschluss waere, Befunde sammeln, ohne Ressourcen oder Regeln zu veraendern. Genau dagegen setzt die WÖk die Pflicht, Wirkungspotenzial, Wirkungsrisiko und positive Netto-Wirkung begrifflich getrennt zu halten.</w:t>
+      </w:r>
+    </w:p>
+    <w:p>
+      <w:r>
+        <w:t>Evidenzregel. Wirkungsökonomische Vertiefung darf im Skript nicht als dekorativer Begriff stehen bleiben. Der Abschnitt traegt nur dann, wenn er eine pruefbare Aussage erlaubt: Welche Quelle stuetzt die Annahme, welche Unsicherheit bleibt offen und welche Gegenbeobachtung wuerde die Bewertung veraendern? Fuer Nebenwirkungen, Rebound und Zielkonflikte heisst das, dass WÖk-Aussagen mit bestehenden Begriffen, Studien, Standards und Rechtsrahmen in Beziehung stehen muessen. Die Studierenden sollen nicht lernen, einen Score nachzusprechen. Sie sollen erkennen, wann ein Score klaert, wann er verdeckt und wann eine rote Linie die Durchschnittslogik stoppt.</w:t>
+      </w:r>
+    </w:p>
+    <w:p>
+      <w:r>
+        <w:t>Fallfenster zur Anwendung. Ein Controlling-Team moechte einen Score bilden. Das Skript verlangt, dass Datenqualitaet, Systemgrenzen, Gewichtung, Unsicherheit und Nichtkompensation sichtbar bleiben. Ein Score darf die Diskussion nicht beenden, sondern muss bessere Fragen, Priorisierung und Rueckkopplung ermoeglichen. Bezogen auf Nebenwirkungen, Rebound und Zielkonflikte heisst das: Die Analyse muss das konkrete Thema ernst nehmen und zugleich den allgemeinen WÖk-Massstab halten. Es geht nicht darum, Akteure moralisch zu sortieren. Es geht darum, Wirkpfade, Wirkungsempfaenger, Datenqualitaet, Risiken und Rueckkopplung so zu beschreiben, dass bessere Entscheidungen moeglich werden.</w:t>
+      </w:r>
+    </w:p>
+    <w:p>
+      <w:r>
+        <w:t>Pruefungsnahe Transferfrage. Formuliere zu V15 eine Wirkungsaussage in drei Saetzen: Erstens den beobachteten oder plausiblen Zustand, zweitens die Daten- oder Quellenlage, drittens die offene Unsicherheit samt Rueckkopplung. Die Antwort muss ohne moralische Personenbewertung auskommen und darf Reichweite nicht mit Wirkung verwechseln.</w:t>
+      </w:r>
+    </w:p>
+    <w:p>
+      <w:r>
+        <w:t>Transfer in Grundstudium Wirkungsökonomie. Prüfungsrelevanz verbindet die inhaltliche Deutung mit der spaeteren Praxis. Eine Organisation kann zu Nebenwirkungen, Rebound und Zielkonflikte sehr ueberzeugend kommunizieren und trotzdem an einen plausiblen Gedanken schon fuer Wirkung zu halten, obwohl Empfaenger, Zustand, Zeitbezug und Quelle fehlen scheitern. Darum muss die V1-Fassung immer auch nach Governance fragen: Wer erhebt Daten, wer bewertet sie, wer traegt die Folgen, wer kann widersprechen und wann wird eine Entscheidung korrigiert? Die Analyse markiert Stoppsignale vor jeder Portfolio- oder Score-Debatte. So wird aus einem Lehrkapitel eine verantwortbare Arbeitsroutine.</w:t>
       </w:r>
     </w:p>
     <w:p>
@@ -2762,47 +2916,37 @@
         <w:pStyle w:val="Heading3"/>
       </w:pPr>
       <w:r>
-        <w:t>Vertiefungsrunde 2: Lesen, pruefen, rueckkoppeln</w:t>
-      </w:r>
-    </w:p>
-    <w:p>
-      <w:r>
-        <w:t>Die folgende Runde verdichtet V15 nicht durch neue Schlagworte, sondern durch wiederholte Anwendung auf unterschiedliche Entscheidungsebenen. Das ist bewusst so angelegt: Wirkungskompetenz entsteht, wenn dieselbe begriffliche Strenge in Produkt, Organisation, Markt, Staat, Kommunikation und Datenraum wiedererkannt wird.</w:t>
-      </w:r>
-    </w:p>
-    <w:p>
-      <w:r>
-        <w:t>Begriffliche Schaerfung. Fuer Nebenwirkungen, Rebound und Zielkonflikte bedeutet praezise Sprache die erste Sicherung gegen Impact-Washing ist, dass die Analyse nicht bei einer Aktivitaet, einem guten Willen oder einer Kennzahl stehen bleiben darf. Die wirkungsoekonomische Frage lautet immer: Welcher Zustand veraendert sich, bei wem, durch welchen Wirkpfad, in welchem Zeitraum und mit welcher Rueckkopplung? Gerade in Grundstudium Wirkungsökonomie ist diese Unterscheidung entscheidend, weil Lernende spaeter nicht nur Begriffe wiedergeben, sondern Entscheidungssituationen pruefen muessen. Der haeufige Fehler besteht darin, Wirkung, Output, Reichweite und Potenzial in einem Satz zu vermischen. Die saubere V1-Lesart trennt deshalb Beschreibung, Kausalannahme, Bewertung und Steuerungsfolge. In der Praxis sollte jede Wirkungsaussage als kurze Viererprobe formuliert werden: Zustand, Betroffene, Quelle, offene Unsicherheit. So wird aus dem Thema kein isoliertes Kapitel, sondern ein pruefbarer Baustein der WÖk-Architektur.</w:t>
-      </w:r>
-    </w:p>
-    <w:p>
-      <w:r>
-        <w:t>Wirkpfad-Logik. Fuer Nebenwirkungen, Rebound und Zielkonflikte bedeutet ein Thema erst dann steuerbar wird, wenn der Mechanismus zwischen Ausloeser und Zustandsveraenderung beschrieben ist, dass die Analyse nicht bei einer Aktivitaet, einem guten Willen oder einer Kennzahl stehen bleiben darf. Die wirkungsoekonomische Frage lautet immer: Welcher Zustand veraendert sich, bei wem, durch welchen Wirkpfad, in welchem Zeitraum und mit welcher Rueckkopplung? Gerade in Grundstudium Wirkungsökonomie ist diese Unterscheidung entscheidend, weil Lernende spaeter nicht nur Begriffe wiedergeben, sondern Entscheidungssituationen pruefen muessen. Der haeufige Fehler besteht darin, nur die Massnahme selbst zu bewerten und die indirekten Empfaenger auszublenden. Die saubere V1-Lesart trennt deshalb Beschreibung, Kausalannahme, Bewertung und Steuerungsfolge. Eine gute Fallanalyse zeichnet mindestens einen direkten und einen indirekten Wirkpfad nach. So wird aus dem Thema kein isoliertes Kapitel, sondern ein pruefbarer Baustein der WÖk-Architektur.</w:t>
-      </w:r>
-    </w:p>
-    <w:p>
-      <w:r>
-        <w:t>Fallfenster zur Anwendung. Eine Fuehrungsentscheidung erzeugt zugleich Nutzen und Risiken. Die WÖk behandelt Ambivalenz nicht als Stoerung, sondern als Kern der Analyse. Positive Netto-Wirkung darf erst behauptet werden, wenn zentrale negative Wirkungen getrennt geprueft und rote Linien gewahrt sind. Bezogen auf Nebenwirkungen, Rebound und Zielkonflikte heisst das: Die Analyse muss das konkrete Thema ernst nehmen und zugleich den allgemeinen WÖk-Massstab halten. Es geht nicht darum, die Welt in gute und schlechte Akteure einzuteilen. Es geht darum, Wirkpfade, Wirkungsempfaenger, Datenqualitaet, Risiken und Rueckkopplung so zu beschreiben, dass bessere Entscheidungen moeglich werden.</w:t>
-      </w:r>
-    </w:p>
-    <w:p>
-      <w:r>
-        <w:t>Daten- und Quellenklarheit. Fuer Nebenwirkungen, Rebound und Zielkonflikte bedeutet jede Bewertung nur so belastbar ist wie Datenlage, Quellenstatus und Aktualitaet, dass die Analyse nicht bei einer Aktivitaet, einem guten Willen oder einer Kennzahl stehen bleiben darf. Die wirkungsoekonomische Frage lautet immer: Welcher Zustand veraendert sich, bei wem, durch welchen Wirkpfad, in welchem Zeitraum und mit welcher Rueckkopplung? Gerade in Grundstudium Wirkungsökonomie ist diese Unterscheidung entscheidend, weil Lernende spaeter nicht nur Begriffe wiedergeben, sondern Entscheidungssituationen pruefen muessen. Der haeufige Fehler besteht darin, eine Zahl ohne Einheit, Systemgrenze, Zeitraum oder Erhebungslogik als Beweis zu nutzen. Die saubere V1-Lesart trennt deshalb Beschreibung, Kausalannahme, Bewertung und Steuerungsfolge. Die Lernenden sollen Daten nicht dekorativ zitieren, sondern ihre Aussagekraft, Luecken und Grenzen offenlegen. So wird aus dem Thema kein isoliertes Kapitel, sondern ein pruefbarer Baustein der WÖk-Architektur.</w:t>
-      </w:r>
-    </w:p>
-    <w:p>
-      <w:r>
-        <w:t>Ambivalenz. Fuer Nebenwirkungen, Rebound und Zielkonflikte bedeutet positive und negative Zustandsveraenderungen gleichzeitig auftreten koennen, dass die Analyse nicht bei einer Aktivitaet, einem guten Willen oder einer Kennzahl stehen bleiben darf. Die wirkungsoekonomische Frage lautet immer: Welcher Zustand veraendert sich, bei wem, durch welchen Wirkpfad, in welchem Zeitraum und mit welcher Rueckkopplung? Gerade in Grundstudium Wirkungsökonomie ist diese Unterscheidung entscheidend, weil Lernende spaeter nicht nur Begriffe wiedergeben, sondern Entscheidungssituationen pruefen muessen. Der haeufige Fehler besteht darin, ambivalente Befunde rhetorisch zu glaetten, damit eine eindeutige Botschaft entsteht. Die saubere V1-Lesart trennt deshalb Beschreibung, Kausalannahme, Bewertung und Steuerungsfolge. Ein gutes Skript fuehrt deshalb Profile, Zielkonflikte und offene Punkte nebeneinander. So wird aus dem Thema kein isoliertes Kapitel, sondern ein pruefbarer Baustein der WÖk-Architektur.</w:t>
-      </w:r>
-    </w:p>
-    <w:p>
-      <w:r>
-        <w:t>Nichtkompensation. Fuer Nebenwirkungen, Rebound und Zielkonflikte bedeutet schwere zentrale Schaeden nicht durch beliebige positive Einzelwerte neutralisiert werden duerfen, dass die Analyse nicht bei einer Aktivitaet, einem guten Willen oder einer Kennzahl stehen bleiben darf. Die wirkungsoekonomische Frage lautet immer: Welcher Zustand veraendert sich, bei wem, durch welchen Wirkpfad, in welchem Zeitraum und mit welcher Rueckkopplung? Gerade in Grundstudium Wirkungsökonomie ist diese Unterscheidung entscheidend, weil Lernende spaeter nicht nur Begriffe wiedergeben, sondern Entscheidungssituationen pruefen muessen. Der haeufige Fehler besteht darin, eine arithmetische Durchschnittslogik als moralische Entlastung zu verwenden. Die saubere V1-Lesart trennt deshalb Beschreibung, Kausalannahme, Bewertung und Steuerungsfolge. Reverse Merit Order und rote Linien sind Schutzregeln gegen Schoenrechnung. So wird aus dem Thema kein isoliertes Kapitel, sondern ein pruefbarer Baustein der WÖk-Architektur.</w:t>
-      </w:r>
-    </w:p>
-    <w:p>
-      <w:r>
-        <w:t>Fallfenster zur Anwendung. Ein Controlling-Team moechte einen Score bilden. Das Skript verlangt, dass Datenqualitaet, Systemgrenzen, Gewichtung, Unsicherheit und Nichtkompensation sichtbar bleiben. Ein Score darf die Diskussion nicht beenden, sondern muss bessere Fragen, Priorisierung und Rueckkopplung ermoeglichen. Bezogen auf Nebenwirkungen, Rebound und Zielkonflikte heisst das: Die Analyse muss das konkrete Thema ernst nehmen und zugleich den allgemeinen WÖk-Massstab halten. Es geht nicht darum, die Welt in gute und schlechte Akteure einzuteilen. Es geht darum, Wirkpfade, Wirkungsempfaenger, Datenqualitaet, Risiken und Rueckkopplung so zu beschreiben, dass bessere Entscheidungen moeglich werden.</w:t>
+        <w:t>Abschlusskommentar 2: Lesen, pruefen, rueckkoppeln</w:t>
+      </w:r>
+    </w:p>
+    <w:p>
+      <w:r>
+        <w:t>Die folgende Verdichtung fuehrt die vorhandenen Kapitel nicht als Wiederholung, sondern als Anwendung zusammen. Wirkungskompetenz entsteht, wenn dieselbe begriffliche Strenge in Fallanalyse, Datenarbeit, Kommunikation, Governance und Entscheidungspraxis wiedererkannt wird.</w:t>
+      </w:r>
+    </w:p>
+    <w:p>
+      <w:r>
+        <w:t>Grenze gegen Scheingenauigkeit. Gerade bei Lernziele ist Praezision wichtiger als grosse Begriffe. Eine Wirkungsaussage bleibt schwach, wenn sie nur Aktivitaet, Reichweite, Absicht oder Image beschreibt. Stark wird sie erst, wenn sie die Zustandsveraenderung und ihre Bedingungen offenlegt. In V15 ist deshalb entscheidend, praezise Sprache die erste Sicherung gegen Impact-Washing bildet. Die Fehlerlinie verlaeuft nicht zwischen Optimismus und Pessimismus, sondern zwischen offengelegter Unsicherheit und rhetorischer Sicherheit ohne Pruefpfad.</w:t>
+      </w:r>
+    </w:p>
+    <w:p>
+      <w:r>
+        <w:t>Pruefungsnahe Lesart. Aus Einleitung / Wirkungsfrage laesst sich eine gute Transferfrage ableiten: Welche Entscheidung waere falsch, wenn dieser Abschnitt missverstanden wird? Fuer Nebenwirkungen, Rebound und Zielkonflikte lautet die Antwort meist nicht einfach "mehr Wirkung", sondern genauer: bessere Unterscheidung, sauberere Daten, klarere Schutzlinie und rueckgekoppelte Steuerung. Mindestens ein direkter und ein indirekter Wirkpfad muessen nachvollziehbar sein. Wer das im Fall anwenden kann, hat den Kern der Vorlesung verstanden; wer nur Definitionen wiederholt, bleibt unter dem Anspruch der Akademie.</w:t>
+      </w:r>
+    </w:p>
+    <w:p>
+      <w:r>
+        <w:t>Fallfenster zur Anwendung. Ein Kommunikationsbericht nennt viele Aktivitaeten, Reichweiten und Rueckmeldungen. Die V1-Pruefung fragt, ob daraus eine belastbare Wirkungsaussage folgt. Wenn nur Kontakte, Klicks oder Zustimmung vorliegen, bleibt die Aussage im Bereich Wirkungspotenzial oder Resonanz, nicht im Bereich nachgewiesener Wirkung. Bezogen auf Nebenwirkungen, Rebound und Zielkonflikte heisst das: Die Analyse muss das konkrete Thema ernst nehmen und zugleich den allgemeinen WÖk-Massstab halten. Es geht nicht darum, Akteure moralisch zu sortieren. Es geht darum, Wirkpfade, Wirkungsempfaenger, Datenqualitaet, Risiken und Rueckkopplung so zu beschreiben, dass bessere Entscheidungen moeglich werden.</w:t>
+      </w:r>
+    </w:p>
+    <w:p>
+      <w:r>
+        <w:t>Daten- und Quellenklarheit. Der Abschnitt Kernaussage ist in V15 kein Zusatzwissen, sondern ein Pruefstein fuer die Grundfrage des Skripts: Was veraendert sich, bei wem, wodurch und mit welcher Rueckkopplung? Fuer Nebenwirkungen, Rebound und Zielkonflikte wird daran sichtbar, dass jede Bewertung nur so belastbar ist wie Datenlage, Quellenstatus, Aktualitaet und Systemgrenze. Die fachliche Grenze liegt dort, wo Lernende eine Zahl ohne Einheit, Zeitraum oder Erhebungslogik als Beweis nutzen. Die saubere Lesart trennt deshalb Beobachtung, Kausalannahme, Bewertung und Steuerungsfolge. In der Anwendung sollte daraus mindestens eine konkrete Begriff, Wirkpfad, Fallbewertung, rote Linie oder Rueckkopplung abgeleitet werden; sonst bleibt das Wissen erklaerend, aber nicht steuerungsfaehig.</w:t>
+      </w:r>
+    </w:p>
+    <w:p>
+      <w:r>
+        <w:t>Anwendung auf Quelltext und fachliche Grundlegung. In einer Fallanalyse beginnt dieser Punkt nicht mit einer Meinung, sondern mit einer belastbaren Beschreibung. Wer V15 pruefungsnah liest, fragt zuerst nach Wirkungsempfaengern, Wirkraum, Zeitraum und Datenquelle. Erst danach folgt die Bewertung im Referenzrahmen Mensch, Planet, Demokratie, SDGs, Agenda 2030 und SDG+. Profile, Zielkonflikte und offene Punkte werden nebeneinander gefuehrt. Der typische Kurzschluss waere, ambivalente Befunde glaetten, damit eine eindeutige Botschaft entsteht. Genau dagegen setzt die WÖk die Pflicht, Wirkungspotenzial, Wirkungsrisiko und positive Netto-Wirkung begrifflich getrennt zu halten.</w:t>
       </w:r>
     </w:p>
     <w:p>
@@ -2812,37 +2956,92 @@
     </w:p>
     <w:p>
       <w:r>
-        <w:t>Rueckkopplung. Fuer Nebenwirkungen, Rebound und Zielkonflikte bedeutet Wirkungswissen erst dann wertvoll wird, wenn es Entscheidungen veraendert, dass die Analyse nicht bei einer Aktivitaet, einem guten Willen oder einer Kennzahl stehen bleiben darf. Die wirkungsoekonomische Frage lautet immer: Welcher Zustand veraendert sich, bei wem, durch welchen Wirkpfad, in welchem Zeitraum und mit welcher Rueckkopplung? Gerade in Grundstudium Wirkungsökonomie ist diese Unterscheidung entscheidend, weil Lernende spaeter nicht nur Begriffe wiedergeben, sondern Entscheidungssituationen pruefen muessen. Der haeufige Fehler besteht darin, einen Bericht als Endpunkt zu betrachten. Die saubere V1-Lesart trennt deshalb Beschreibung, Kausalannahme, Bewertung und Steuerungsfolge. Jeder Analyseblock sollte fragen, welche Routine, welcher Prozess oder welche Ressource nach der Bewertung angepasst wird. So wird aus dem Thema kein isoliertes Kapitel, sondern ein pruefbarer Baustein der WÖk-Architektur.</w:t>
-      </w:r>
-    </w:p>
-    <w:p>
-      <w:r>
-        <w:t>Governance. Fuer Nebenwirkungen, Rebound und Zielkonflikte bedeutet Wirkungsbewertung Verfahren, Rechte, Transparenz und Korrektur braucht, dass die Analyse nicht bei einer Aktivitaet, einem guten Willen oder einer Kennzahl stehen bleiben darf. Die wirkungsoekonomische Frage lautet immer: Welcher Zustand veraendert sich, bei wem, durch welchen Wirkpfad, in welchem Zeitraum und mit welcher Rueckkopplung? Gerade in Grundstudium Wirkungsökonomie ist diese Unterscheidung entscheidend, weil Lernende spaeter nicht nur Begriffe wiedergeben, sondern Entscheidungssituationen pruefen muessen. Der haeufige Fehler besteht darin, Bewertung als technokratische Top-down-Setzung zu verstehen. Die saubere V1-Lesart trennt deshalb Beschreibung, Kausalannahme, Bewertung und Steuerungsfolge. Betroffene, Datenhalter, Entscheider und Kontrollinstanzen muessen unterscheidbare Rollen behalten. So wird aus dem Thema kein isoliertes Kapitel, sondern ein pruefbarer Baustein der WÖk-Architektur.</w:t>
-      </w:r>
-    </w:p>
-    <w:p>
-      <w:r>
-        <w:t>Didaktische Pruefbarkeit. Fuer Nebenwirkungen, Rebound und Zielkonflikte bedeutet das Thema in der Akademie nicht nur erklaert, sondern in Falllogik ueberfuehrt werden muss, dass die Analyse nicht bei einer Aktivitaet, einem guten Willen oder einer Kennzahl stehen bleiben darf. Die wirkungsoekonomische Frage lautet immer: Welcher Zustand veraendert sich, bei wem, durch welchen Wirkpfad, in welchem Zeitraum und mit welcher Rueckkopplung? Gerade in Grundstudium Wirkungsökonomie ist diese Unterscheidung entscheidend, weil Lernende spaeter nicht nur Begriffe wiedergeben, sondern Entscheidungssituationen pruefen muessen. Der haeufige Fehler besteht darin, reines Auswendiglernen als Kompetenznachweis zu behandeln. Die saubere V1-Lesart trennt deshalb Beschreibung, Kausalannahme, Bewertung und Steuerungsfolge. Pruefungsfragen sollen Begriffe, Anwendung und rote Linien verbinden. So wird aus dem Thema kein isoliertes Kapitel, sondern ein pruefbarer Baustein der WÖk-Architektur.</w:t>
-      </w:r>
-    </w:p>
-    <w:p>
-      <w:r>
-        <w:t>Fallfenster zur Anwendung. Ein Kommunikationsbericht nennt viele Aktivitaeten, Reichweiten und Rueckmeldungen. Die V1-Pruefung fragt, ob daraus eine belastbare Wirkungsaussage folgt. Wenn nur Kontakte, Klicks oder Zustimmung vorliegen, bleibt die Aussage im Bereich Wirkungspotenzial oder Resonanz, nicht im Bereich nachgewiesener Wirkung. Bezogen auf Nebenwirkungen, Rebound und Zielkonflikte heisst das: Die Analyse muss das konkrete Thema ernst nehmen und zugleich den allgemeinen WÖk-Massstab halten. Es geht nicht darum, die Welt in gute und schlechte Akteure einzuteilen. Es geht darum, Wirkpfade, Wirkungsempfaenger, Datenqualitaet, Risiken und Rueckkopplung so zu beschreiben, dass bessere Entscheidungen moeglich werden.</w:t>
-      </w:r>
-    </w:p>
-    <w:p>
-      <w:r>
-        <w:t>Transfer in Organisationen. Fuer Nebenwirkungen, Rebound und Zielkonflikte bedeutet WÖk-Begriffe im Alltag nur tragen, wenn sie in Routinen uebersetzt werden, dass die Analyse nicht bei einer Aktivitaet, einem guten Willen oder einer Kennzahl stehen bleiben darf. Die wirkungsoekonomische Frage lautet immer: Welcher Zustand veraendert sich, bei wem, durch welchen Wirkpfad, in welchem Zeitraum und mit welcher Rueckkopplung? Gerade in Grundstudium Wirkungsökonomie ist diese Unterscheidung entscheidend, weil Lernende spaeter nicht nur Begriffe wiedergeben, sondern Entscheidungssituationen pruefen muessen. Der haeufige Fehler besteht darin, die Verantwortung an eine Nachhaltigkeitsabteilung auszulagern. Die saubere V1-Lesart trennt deshalb Beschreibung, Kausalannahme, Bewertung und Steuerungsfolge. Strategie, Einkauf, Kommunikation, Controlling und Fuehrung muessen denselben Wirkungsbegriff verwenden. So wird aus dem Thema kein isoliertes Kapitel, sondern ein pruefbarer Baustein der WÖk-Architektur.</w:t>
-      </w:r>
-    </w:p>
-    <w:p>
-      <w:r>
-        <w:t>Rueckfluss in den Korpus. Fuer Nebenwirkungen, Rebound und Zielkonflikte bedeutet jedes Studienskript den Gesamtbestand schaerfen kann, dass die Analyse nicht bei einer Aktivitaet, einem guten Willen oder einer Kennzahl stehen bleiben darf. Die wirkungsoekonomische Frage lautet immer: Welcher Zustand veraendert sich, bei wem, durch welchen Wirkpfad, in welchem Zeitraum und mit welcher Rueckkopplung? Gerade in Grundstudium Wirkungsökonomie ist diese Unterscheidung entscheidend, weil Lernende spaeter nicht nur Begriffe wiedergeben, sondern Entscheidungssituationen pruefen muessen. Der haeufige Fehler besteht darin, neue Einsichten nur lokal im Skript zu belassen. Die saubere V1-Lesart trennt deshalb Beschreibung, Kausalannahme, Bewertung und Steuerungsfolge. Glossar, Website, Journal, Dossiers und Visuals sollen aus der Skriptarbeit lernen. So wird aus dem Thema kein isoliertes Kapitel, sondern ein pruefbarer Baustein der WÖk-Architektur.</w:t>
+        <w:t>Evidenzregel. Drei Fallen auf dem Weg zur guten Wirkung darf im Skript nicht als dekorativer Begriff stehen bleiben. Der Abschnitt traegt nur dann, wenn er eine pruefbare Aussage erlaubt: Welche Quelle stuetzt die Annahme, welche Unsicherheit bleibt offen und welche Gegenbeobachtung wuerde die Bewertung veraendern? Fuer Nebenwirkungen, Rebound und Zielkonflikte heisst das, dass schwere zentrale Schaeden nicht durch beliebige positive Einzelwerte neutralisiert werden duerfen. Die Studierenden sollen nicht lernen, einen Score nachzusprechen. Sie sollen erkennen, wann ein Score klaert, wann er verdeckt und wann eine rote Linie die Durchschnittslogik stoppt.</w:t>
+      </w:r>
+    </w:p>
+    <w:p>
+      <w:r>
+        <w:t>Fallfenster zur Anwendung. Eine Organisation plant eine Massnahme und formuliert dazu eine positive Absicht. In der WÖk reicht das nicht. Fuer diese Vorlesung muss sichtbar werden, welche Zustandsveraenderung erwartet wird, welche Empfaenger direkt oder indirekt betroffen sind, welche Nebenwirkungen entstehen koennen und welche Entscheidung spaeter korrigiert wird. Bezogen auf Nebenwirkungen, Rebound und Zielkonflikte heisst das: Die Analyse muss das konkrete Thema ernst nehmen und zugleich den allgemeinen WÖk-Massstab halten. Es geht nicht darum, Akteure moralisch zu sortieren. Es geht darum, Wirkpfade, Wirkungsempfaenger, Datenqualitaet, Risiken und Rueckkopplung so zu beschreiben, dass bessere Entscheidungen moeglich werden.</w:t>
+      </w:r>
+    </w:p>
+    <w:p>
+      <w:r>
+        <w:t>Transfer in Grundstudium Wirkungsökonomie. Nebenwirkungen: die ungewollten Begleiter verbindet die inhaltliche Deutung mit der spaeteren Praxis. Eine Organisation kann zu Nebenwirkungen, Rebound und Zielkonflikte sehr ueberzeugend kommunizieren und trotzdem an einen plausiblen Gedanken schon fuer Wirkung zu halten, obwohl Empfaenger, Zustand, Zeitbezug und Quelle fehlen scheitern. Darum muss die V1-Fassung immer auch nach Governance fragen: Wer erhebt Daten, wer bewertet sie, wer traegt die Folgen, wer kann widersprechen und wann wird eine Entscheidung korrigiert? Jeder Analyseblock fragt nach der Routine, die nach der Bewertung angepasst wird. So wird aus einem Lehrkapitel eine verantwortbare Arbeitsroutine.</w:t>
+      </w:r>
+    </w:p>
+    <w:p>
+      <w:r>
+        <w:t>Grenze gegen Scheingenauigkeit. Gerade bei Nebenwirkungen ernst nehmen ist Praezision wichtiger als grosse Begriffe. Eine Wirkungsaussage bleibt schwach, wenn sie nur Aktivitaet, Reichweite, Absicht oder Image beschreibt. Stark wird sie erst, wenn sie die Zustandsveraenderung und ihre Bedingungen offenlegt. In V15 ist deshalb entscheidend, Wirkungsbewertung Verfahren, Rechte, Transparenz und Korrektur braucht. Die Fehlerlinie verlaeuft nicht zwischen Optimismus und Pessimismus, sondern zwischen offengelegter Unsicherheit und rhetorischer Sicherheit ohne Pruefpfad.</w:t>
+      </w:r>
+    </w:p>
+    <w:p>
+      <w:r>
+        <w:t>Pruefungsnahe Lesart. Aus Der Rebound-Effekt laesst sich eine gute Transferfrage ableiten: Welche Entscheidung waere falsch, wenn dieser Abschnitt missverstanden wird? Fuer Nebenwirkungen, Rebound und Zielkonflikte lautet die Antwort meist nicht einfach "mehr Wirkung", sondern genauer: bessere Unterscheidung, sauberere Daten, klarere Schutzlinie und rueckgekoppelte Steuerung. Pruefungsfragen verbinden Begriff, Anwendung, Evidenz und rote Linie. Wer das im Fall anwenden kann, hat den Kern der Vorlesung verstanden; wer nur Definitionen wiederholt, bleibt unter dem Anspruch der Akademie.</w:t>
+      </w:r>
+    </w:p>
+    <w:p>
+      <w:r>
+        <w:t>Fallfenster zur Anwendung. Eine Fuehrungsentscheidung erzeugt zugleich Nutzen und Risiken. Die WÖk behandelt Ambivalenz nicht als Stoerung, sondern als Kern der Analyse. Positive Netto-Wirkung darf erst behauptet werden, wenn zentrale negative Wirkungen getrennt geprueft und rote Linien gewahrt sind. Bezogen auf Nebenwirkungen, Rebound und Zielkonflikte heisst das: Die Analyse muss das konkrete Thema ernst nehmen und zugleich den allgemeinen WÖk-Massstab halten. Es geht nicht darum, Akteure moralisch zu sortieren. Es geht darum, Wirkpfade, Wirkungsempfaenger, Datenqualitaet, Risiken und Rueckkopplung so zu beschreiben, dass bessere Entscheidungen moeglich werden.</w:t>
+      </w:r>
+    </w:p>
+    <w:p>
+      <w:r>
+        <w:t>Organisationale Umsetzung. Der Abschnitt Warum der Rebound so oft übersehen wird ist in V15 kein Zusatzwissen, sondern ein Pruefstein fuer die Grundfrage des Skripts: Was veraendert sich, bei wem, wodurch und mit welcher Rueckkopplung? Fuer Nebenwirkungen, Rebound und Zielkonflikte wird daran sichtbar, dass WÖk-Begriffe im Alltag nur tragen, wenn sie in Routinen uebersetzt werden. Die fachliche Grenze liegt dort, wo Lernende Verantwortung an eine einzelne Nachhaltigkeitsfunktion auslagern. Die saubere Lesart trennt deshalb Beobachtung, Kausalannahme, Bewertung und Steuerungsfolge. In der Anwendung sollte daraus mindestens eine konkrete Begriff, Wirkpfad, Fallbewertung, rote Linie oder Rueckkopplung abgeleitet werden; sonst bleibt das Wissen erklaerend, aber nicht steuerungsfaehig.</w:t>
       </w:r>
     </w:p>
     <w:p>
       <w:r>
         <w:t>Pruefungsnahe Transferfrage. Formuliere zu V15 eine Wirkungsaussage in drei Saetzen: Erstens den beobachteten oder plausiblen Zustand, zweitens die Daten- oder Quellenlage, drittens die offene Unsicherheit samt Rueckkopplung. Die Antwort muss ohne moralische Personenbewertung auskommen und darf Reichweite nicht mit Wirkung verwechseln.</w:t>
+      </w:r>
+    </w:p>
+    <w:p>
+      <w:r>
+        <w:t>Anwendung auf Ein Beispiel zum Rebound. In einer Fallanalyse beginnt dieser Punkt nicht mit einer Meinung, sondern mit einer belastbaren Beschreibung. Wer V15 pruefungsnah liest, fragt zuerst nach Wirkungsempfaengern, Wirkraum, Zeitraum und Datenquelle. Erst danach folgt die Bewertung im Referenzrahmen Mensch, Planet, Demokratie, SDGs, Agenda 2030 und SDG+. Gute Kommunikation unterscheidet Befund, Annahme und normative Bewertung. Der typische Kurzschluss waere, Eindeutigkeit behaupten, wo die Datenlage nur Potenzial oder Risiko traegt. Genau dagegen setzt die WÖk die Pflicht, Wirkungspotenzial, Wirkungsrisiko und positive Netto-Wirkung begrifflich getrennt zu halten.</w:t>
+      </w:r>
+    </w:p>
+    <w:p>
+      <w:r>
+        <w:t>Evidenzregel. Zielkonflikte darf im Skript nicht als dekorativer Begriff stehen bleiben. Der Abschnitt traegt nur dann, wenn er eine pruefbare Aussage erlaubt: Welche Quelle stuetzt die Annahme, welche Unsicherheit bleibt offen und welche Gegenbeobachtung wuerde die Bewertung veraendern? Fuer Nebenwirkungen, Rebound und Zielkonflikte heisst das, dass jede Wirkungsaussage eine Grenze zieht und diese Grenze begruenden muss. Die Studierenden sollen nicht lernen, einen Score nachzusprechen. Sie sollen erkennen, wann ein Score klaert, wann er verdeckt und wann eine rote Linie die Durchschnittslogik stoppt.</w:t>
+      </w:r>
+    </w:p>
+    <w:p>
+      <w:r>
+        <w:t>Fallfenster zur Anwendung. Ein Controlling-Team moechte einen Score bilden. Das Skript verlangt, dass Datenqualitaet, Systemgrenzen, Gewichtung, Unsicherheit und Nichtkompensation sichtbar bleiben. Ein Score darf die Diskussion nicht beenden, sondern muss bessere Fragen, Priorisierung und Rueckkopplung ermoeglichen. Bezogen auf Nebenwirkungen, Rebound und Zielkonflikte heisst das: Die Analyse muss das konkrete Thema ernst nehmen und zugleich den allgemeinen WÖk-Massstab halten. Es geht nicht darum, Akteure moralisch zu sortieren. Es geht darum, Wirkpfade, Wirkungsempfaenger, Datenqualitaet, Risiken und Rueckkopplung so zu beschreiben, dass bessere Entscheidungen moeglich werden.</w:t>
+      </w:r>
+    </w:p>
+    <w:p>
+      <w:r>
+        <w:t>Transfer in Grundstudium Wirkungsökonomie. Zielkonflikte ehrlich abwägen verbindet die inhaltliche Deutung mit der spaeteren Praxis. Eine Organisation kann zu Nebenwirkungen, Rebound und Zielkonflikte sehr ueberzeugend kommunizieren und trotzdem an einen plausiblen Gedanken schon fuer Wirkung zu halten, obwohl Empfaenger, Zustand, Zeitbezug und Quelle fehlen scheitern. Darum muss die V1-Fassung immer auch nach Governance fragen: Wer erhebt Daten, wer bewertet sie, wer traegt die Folgen, wer kann widersprechen und wann wird eine Entscheidung korrigiert? Szenarien pruefen Sofortwirkung, Folgewirkung und Reversibilitaet getrennt. So wird aus einem Lehrkapitel eine verantwortbare Arbeitsroutine.</w:t>
+      </w:r>
+    </w:p>
+    <w:p>
+      <w:r>
+        <w:t>Grenze gegen Scheingenauigkeit. Gerade bei Die drei Fallen zusammen im Blick ist Praezision wichtiger als grosse Begriffe. Eine Wirkungsaussage bleibt schwach, wenn sie nur Aktivitaet, Reichweite, Absicht oder Image beschreibt. Stark wird sie erst, wenn sie die Zustandsveraenderung und ihre Bedingungen offenlegt. In V15 ist deshalb entscheidend, Wirkung nicht am Sender, sondern an veraenderten Zustanden der Empfaenger geprueft wird. Die Fehlerlinie verlaeuft nicht zwischen Optimismus und Pessimismus, sondern zwischen offengelegter Unsicherheit und rhetorischer Sicherheit ohne Pruefpfad.</w:t>
+      </w:r>
+    </w:p>
+    <w:p>
+      <w:r>
+        <w:t>Pruefungsnahe Lesart. Aus Was du aus dieser Vorlesung mitnimmst laesst sich eine gute Transferfrage ableiten: Welche Entscheidung waere falsch, wenn dieser Abschnitt missverstanden wird? Fuer Nebenwirkungen, Rebound und Zielkonflikte lautet die Antwort meist nicht einfach "mehr Wirkung", sondern genauer: bessere Unterscheidung, sauberere Daten, klarere Schutzlinie und rueckgekoppelte Steuerung. Jede Schlussfolgerung endet mit Entscheidung, Verantwortlichkeit und Termin fuer Rueckpruefung. Wer das im Fall anwenden kann, hat den Kern der Vorlesung verstanden; wer nur Definitionen wiederholt, bleibt unter dem Anspruch der Akademie.</w:t>
+      </w:r>
+    </w:p>
+    <w:p>
+      <w:r>
+        <w:t>Fallfenster zur Anwendung. Ein Kommunikationsbericht nennt viele Aktivitaeten, Reichweiten und Rueckmeldungen. Die V1-Pruefung fragt, ob daraus eine belastbare Wirkungsaussage folgt. Wenn nur Kontakte, Klicks oder Zustimmung vorliegen, bleibt die Aussage im Bereich Wirkungspotenzial oder Resonanz, nicht im Bereich nachgewiesener Wirkung. Bezogen auf Nebenwirkungen, Rebound und Zielkonflikte heisst das: Die Analyse muss das konkrete Thema ernst nehmen und zugleich den allgemeinen WÖk-Massstab halten. Es geht nicht darum, Akteure moralisch zu sortieren. Es geht darum, Wirkpfade, Wirkungsempfaenger, Datenqualitaet, Risiken und Rueckkopplung so zu beschreiben, dass bessere Entscheidungen moeglich werden.</w:t>
+      </w:r>
+    </w:p>
+    <w:p>
+      <w:r>
+        <w:t>Pruefungsnahe Transferfrage. Formuliere zu V15 eine Wirkungsaussage in drei Saetzen: Erstens den beobachteten oder plausiblen Zustand, zweitens die Daten- oder Quellenlage, drittens die offene Unsicherheit samt Rueckkopplung. Die Antwort muss ohne moralische Personenbewertung auskommen und darf Reichweite nicht mit Wirkung verwechseln.</w:t>
+      </w:r>
+    </w:p>
+    <w:p>
+      <w:r>
+        <w:t>Wissenschaftliche Anschlussfaehigkeit. Der Abschnitt Wirkungsökonomische Vertiefung ist in V15 kein Zusatzwissen, sondern ein Pruefstein fuer die Grundfrage des Skripts: Was veraendert sich, bei wem, wodurch und mit welcher Rueckkopplung? Fuer Nebenwirkungen, Rebound und Zielkonflikte wird daran sichtbar, dass WÖk-Aussagen mit bestehenden Begriffen, Studien, Standards und Rechtsrahmen in Beziehung stehen muessen. Die fachliche Grenze liegt dort, wo Lernende hausinterne Sprache als Ersatz fuer zitierfaehige Begruendung verwenden. Die saubere Lesart trennt deshalb Beobachtung, Kausalannahme, Bewertung und Steuerungsfolge. In der Anwendung sollte daraus mindestens eine konkrete Begriff, Wirkpfad, Fallbewertung, rote Linie oder Rueckkopplung abgeleitet werden; sonst bleibt das Wissen erklaerend, aber nicht steuerungsfaehig.</w:t>
+      </w:r>
+    </w:p>
+    <w:p>
+      <w:r>
+        <w:t>Anwendung auf Prüfungsrelevanz. In einer Fallanalyse beginnt dieser Punkt nicht mit einer Meinung, sondern mit einer belastbaren Beschreibung. Wer V15 pruefungsnah liest, fragt zuerst nach Wirkungsempfaengern, Wirkraum, Zeitraum und Datenquelle. Erst danach folgt die Bewertung im Referenzrahmen Mensch, Planet, Demokratie, SDGs, Agenda 2030 und SDG+. Die Analyse markiert Stoppsignale vor jeder Portfolio- oder Score-Debatte. Der typische Kurzschluss waere, ein gutes Teilresultat gegen zentrale Schaeden aufrechnen. Genau dagegen setzt die WÖk die Pflicht, Wirkungspotenzial, Wirkungsrisiko und positive Netto-Wirkung begrifflich getrennt zu halten.</w:t>
       </w:r>
     </w:p>
     <w:p>
@@ -2850,47 +3049,32 @@
         <w:pStyle w:val="Heading3"/>
       </w:pPr>
       <w:r>
-        <w:t>Vertiefungsrunde 3: Lesen, pruefen, rueckkoppeln</w:t>
-      </w:r>
-    </w:p>
-    <w:p>
-      <w:r>
-        <w:t>Die folgende Runde verdichtet V15 nicht durch neue Schlagworte, sondern durch wiederholte Anwendung auf unterschiedliche Entscheidungsebenen. Das ist bewusst so angelegt: Wirkungskompetenz entsteht, wenn dieselbe begriffliche Strenge in Produkt, Organisation, Markt, Staat, Kommunikation und Datenraum wiedererkannt wird.</w:t>
-      </w:r>
-    </w:p>
-    <w:p>
-      <w:r>
-        <w:t>Begriffliche Schaerfung. Fuer Nebenwirkungen, Rebound und Zielkonflikte bedeutet praezise Sprache die erste Sicherung gegen Impact-Washing ist, dass die Analyse nicht bei einer Aktivitaet, einem guten Willen oder einer Kennzahl stehen bleiben darf. Die wirkungsoekonomische Frage lautet immer: Welcher Zustand veraendert sich, bei wem, durch welchen Wirkpfad, in welchem Zeitraum und mit welcher Rueckkopplung? Gerade in Grundstudium Wirkungsökonomie ist diese Unterscheidung entscheidend, weil Lernende spaeter nicht nur Begriffe wiedergeben, sondern Entscheidungssituationen pruefen muessen. Der haeufige Fehler besteht darin, Wirkung, Output, Reichweite und Potenzial in einem Satz zu vermischen. Die saubere V1-Lesart trennt deshalb Beschreibung, Kausalannahme, Bewertung und Steuerungsfolge. In der Praxis sollte jede Wirkungsaussage als kurze Viererprobe formuliert werden: Zustand, Betroffene, Quelle, offene Unsicherheit. So wird aus dem Thema kein isoliertes Kapitel, sondern ein pruefbarer Baustein der WÖk-Architektur.</w:t>
-      </w:r>
-    </w:p>
-    <w:p>
-      <w:r>
-        <w:t>Fallfenster zur Anwendung. Eine Organisation plant eine Massnahme und formuliert dazu eine positive Absicht. In der WÖk reicht das nicht. Fuer diese Vorlesung muss sichtbar werden, welche Zustandsveraenderung erwartet wird, welche Empfaenger direkt oder indirekt betroffen sind, welche Nebenwirkungen entstehen koennen und welche Entscheidung spaeter korrigiert wird. Bezogen auf Nebenwirkungen, Rebound und Zielkonflikte heisst das: Die Analyse muss das konkrete Thema ernst nehmen und zugleich den allgemeinen WÖk-Massstab halten. Es geht nicht darum, die Welt in gute und schlechte Akteure einzuteilen. Es geht darum, Wirkpfade, Wirkungsempfaenger, Datenqualitaet, Risiken und Rueckkopplung so zu beschreiben, dass bessere Entscheidungen moeglich werden.</w:t>
-      </w:r>
-    </w:p>
-    <w:p>
-      <w:r>
-        <w:t>Wirkpfad-Logik. Fuer Nebenwirkungen, Rebound und Zielkonflikte bedeutet ein Thema erst dann steuerbar wird, wenn der Mechanismus zwischen Ausloeser und Zustandsveraenderung beschrieben ist, dass die Analyse nicht bei einer Aktivitaet, einem guten Willen oder einer Kennzahl stehen bleiben darf. Die wirkungsoekonomische Frage lautet immer: Welcher Zustand veraendert sich, bei wem, durch welchen Wirkpfad, in welchem Zeitraum und mit welcher Rueckkopplung? Gerade in Grundstudium Wirkungsökonomie ist diese Unterscheidung entscheidend, weil Lernende spaeter nicht nur Begriffe wiedergeben, sondern Entscheidungssituationen pruefen muessen. Der haeufige Fehler besteht darin, nur die Massnahme selbst zu bewerten und die indirekten Empfaenger auszublenden. Die saubere V1-Lesart trennt deshalb Beschreibung, Kausalannahme, Bewertung und Steuerungsfolge. Eine gute Fallanalyse zeichnet mindestens einen direkten und einen indirekten Wirkpfad nach. So wird aus dem Thema kein isoliertes Kapitel, sondern ein pruefbarer Baustein der WÖk-Architektur.</w:t>
-      </w:r>
-    </w:p>
-    <w:p>
-      <w:r>
-        <w:t>Daten- und Quellenklarheit. Fuer Nebenwirkungen, Rebound und Zielkonflikte bedeutet jede Bewertung nur so belastbar ist wie Datenlage, Quellenstatus und Aktualitaet, dass die Analyse nicht bei einer Aktivitaet, einem guten Willen oder einer Kennzahl stehen bleiben darf. Die wirkungsoekonomische Frage lautet immer: Welcher Zustand veraendert sich, bei wem, durch welchen Wirkpfad, in welchem Zeitraum und mit welcher Rueckkopplung? Gerade in Grundstudium Wirkungsökonomie ist diese Unterscheidung entscheidend, weil Lernende spaeter nicht nur Begriffe wiedergeben, sondern Entscheidungssituationen pruefen muessen. Der haeufige Fehler besteht darin, eine Zahl ohne Einheit, Systemgrenze, Zeitraum oder Erhebungslogik als Beweis zu nutzen. Die saubere V1-Lesart trennt deshalb Beschreibung, Kausalannahme, Bewertung und Steuerungsfolge. Die Lernenden sollen Daten nicht dekorativ zitieren, sondern ihre Aussagekraft, Luecken und Grenzen offenlegen. So wird aus dem Thema kein isoliertes Kapitel, sondern ein pruefbarer Baustein der WÖk-Architektur.</w:t>
-      </w:r>
-    </w:p>
-    <w:p>
-      <w:r>
-        <w:t>Ambivalenz. Fuer Nebenwirkungen, Rebound und Zielkonflikte bedeutet positive und negative Zustandsveraenderungen gleichzeitig auftreten koennen, dass die Analyse nicht bei einer Aktivitaet, einem guten Willen oder einer Kennzahl stehen bleiben darf. Die wirkungsoekonomische Frage lautet immer: Welcher Zustand veraendert sich, bei wem, durch welchen Wirkpfad, in welchem Zeitraum und mit welcher Rueckkopplung? Gerade in Grundstudium Wirkungsökonomie ist diese Unterscheidung entscheidend, weil Lernende spaeter nicht nur Begriffe wiedergeben, sondern Entscheidungssituationen pruefen muessen. Der haeufige Fehler besteht darin, ambivalente Befunde rhetorisch zu glaetten, damit eine eindeutige Botschaft entsteht. Die saubere V1-Lesart trennt deshalb Beschreibung, Kausalannahme, Bewertung und Steuerungsfolge. Ein gutes Skript fuehrt deshalb Profile, Zielkonflikte und offene Punkte nebeneinander. So wird aus dem Thema kein isoliertes Kapitel, sondern ein pruefbarer Baustein der WÖk-Architektur.</w:t>
-      </w:r>
-    </w:p>
-    <w:p>
-      <w:r>
-        <w:t>Fallfenster zur Anwendung. Eine Fuehrungsentscheidung erzeugt zugleich Nutzen und Risiken. Die WÖk behandelt Ambivalenz nicht als Stoerung, sondern als Kern der Analyse. Positive Netto-Wirkung darf erst behauptet werden, wenn zentrale negative Wirkungen getrennt geprueft und rote Linien gewahrt sind. Bezogen auf Nebenwirkungen, Rebound und Zielkonflikte heisst das: Die Analyse muss das konkrete Thema ernst nehmen und zugleich den allgemeinen WÖk-Massstab halten. Es geht nicht darum, die Welt in gute und schlechte Akteure einzuteilen. Es geht darum, Wirkpfade, Wirkungsempfaenger, Datenqualitaet, Risiken und Rueckkopplung so zu beschreiben, dass bessere Entscheidungen moeglich werden.</w:t>
-      </w:r>
-    </w:p>
-    <w:p>
-      <w:r>
-        <w:t>Nichtkompensation. Fuer Nebenwirkungen, Rebound und Zielkonflikte bedeutet schwere zentrale Schaeden nicht durch beliebige positive Einzelwerte neutralisiert werden duerfen, dass die Analyse nicht bei einer Aktivitaet, einem guten Willen oder einer Kennzahl stehen bleiben darf. Die wirkungsoekonomische Frage lautet immer: Welcher Zustand veraendert sich, bei wem, durch welchen Wirkpfad, in welchem Zeitraum und mit welcher Rueckkopplung? Gerade in Grundstudium Wirkungsökonomie ist diese Unterscheidung entscheidend, weil Lernende spaeter nicht nur Begriffe wiedergeben, sondern Entscheidungssituationen pruefen muessen. Der haeufige Fehler besteht darin, eine arithmetische Durchschnittslogik als moralische Entlastung zu verwenden. Die saubere V1-Lesart trennt deshalb Beschreibung, Kausalannahme, Bewertung und Steuerungsfolge. Reverse Merit Order und rote Linien sind Schutzregeln gegen Schoenrechnung. So wird aus dem Thema kein isoliertes Kapitel, sondern ein pruefbarer Baustein der WÖk-Architektur.</w:t>
+        <w:t>Abschlusskommentar 3: Lesen, pruefen, rueckkoppeln</w:t>
+      </w:r>
+    </w:p>
+    <w:p>
+      <w:r>
+        <w:t>Die folgende Verdichtung fuehrt die vorhandenen Kapitel nicht als Wiederholung, sondern als Anwendung zusammen. Wirkungskompetenz entsteht, wenn dieselbe begriffliche Strenge in Fallanalyse, Datenarbeit, Kommunikation, Governance und Entscheidungspraxis wiedererkannt wird.</w:t>
+      </w:r>
+    </w:p>
+    <w:p>
+      <w:r>
+        <w:t>Evidenzregel. Lernziele darf im Skript nicht als dekorativer Begriff stehen bleiben. Der Abschnitt traegt nur dann, wenn er eine pruefbare Aussage erlaubt: Welche Quelle stuetzt die Annahme, welche Unsicherheit bleibt offen und welche Gegenbeobachtung wuerde die Bewertung veraendern? Fuer Nebenwirkungen, Rebound und Zielkonflikte heisst das, dass praezise Sprache die erste Sicherung gegen Impact-Washing bildet. Die Studierenden sollen nicht lernen, einen Score nachzusprechen. Sie sollen erkennen, wann ein Score klaert, wann er verdeckt und wann eine rote Linie die Durchschnittslogik stoppt.</w:t>
+      </w:r>
+    </w:p>
+    <w:p>
+      <w:r>
+        <w:t>Fallfenster zur Anwendung. Eine Organisation plant eine Massnahme und formuliert dazu eine positive Absicht. In der WÖk reicht das nicht. Fuer diese Vorlesung muss sichtbar werden, welche Zustandsveraenderung erwartet wird, welche Empfaenger direkt oder indirekt betroffen sind, welche Nebenwirkungen entstehen koennen und welche Entscheidung spaeter korrigiert wird. Bezogen auf Nebenwirkungen, Rebound und Zielkonflikte heisst das: Die Analyse muss das konkrete Thema ernst nehmen und zugleich den allgemeinen WÖk-Massstab halten. Es geht nicht darum, Akteure moralisch zu sortieren. Es geht darum, Wirkpfade, Wirkungsempfaenger, Datenqualitaet, Risiken und Rueckkopplung so zu beschreiben, dass bessere Entscheidungen moeglich werden.</w:t>
+      </w:r>
+    </w:p>
+    <w:p>
+      <w:r>
+        <w:t>Transfer in Grundstudium Wirkungsökonomie. Einleitung / Wirkungsfrage verbindet die inhaltliche Deutung mit der spaeteren Praxis. Eine Organisation kann zu Nebenwirkungen, Rebound und Zielkonflikte sehr ueberzeugend kommunizieren und trotzdem an einen plausiblen Gedanken schon fuer Wirkung zu halten, obwohl Empfaenger, Zustand, Zeitbezug und Quelle fehlen scheitern. Darum muss die V1-Fassung immer auch nach Governance fragen: Wer erhebt Daten, wer bewertet sie, wer traegt die Folgen, wer kann widersprechen und wann wird eine Entscheidung korrigiert? Mindestens ein direkter und ein indirekter Wirkpfad muessen nachvollziehbar sein. So wird aus einem Lehrkapitel eine verantwortbare Arbeitsroutine.</w:t>
+      </w:r>
+    </w:p>
+    <w:p>
+      <w:r>
+        <w:t>Grenze gegen Scheingenauigkeit. Gerade bei Kernaussage ist Praezision wichtiger als grosse Begriffe. Eine Wirkungsaussage bleibt schwach, wenn sie nur Aktivitaet, Reichweite, Absicht oder Image beschreibt. Stark wird sie erst, wenn sie die Zustandsveraenderung und ihre Bedingungen offenlegt. In V15 ist deshalb entscheidend, jede Bewertung nur so belastbar ist wie Datenlage, Quellenstatus, Aktualitaet und Systemgrenze. Die Fehlerlinie verlaeuft nicht zwischen Optimismus und Pessimismus, sondern zwischen offengelegter Unsicherheit und rhetorischer Sicherheit ohne Pruefpfad.</w:t>
       </w:r>
     </w:p>
     <w:p>
@@ -2900,42 +3084,102 @@
     </w:p>
     <w:p>
       <w:r>
-        <w:t>Rueckkopplung. Fuer Nebenwirkungen, Rebound und Zielkonflikte bedeutet Wirkungswissen erst dann wertvoll wird, wenn es Entscheidungen veraendert, dass die Analyse nicht bei einer Aktivitaet, einem guten Willen oder einer Kennzahl stehen bleiben darf. Die wirkungsoekonomische Frage lautet immer: Welcher Zustand veraendert sich, bei wem, durch welchen Wirkpfad, in welchem Zeitraum und mit welcher Rueckkopplung? Gerade in Grundstudium Wirkungsökonomie ist diese Unterscheidung entscheidend, weil Lernende spaeter nicht nur Begriffe wiedergeben, sondern Entscheidungssituationen pruefen muessen. Der haeufige Fehler besteht darin, einen Bericht als Endpunkt zu betrachten. Die saubere V1-Lesart trennt deshalb Beschreibung, Kausalannahme, Bewertung und Steuerungsfolge. Jeder Analyseblock sollte fragen, welche Routine, welcher Prozess oder welche Ressource nach der Bewertung angepasst wird. So wird aus dem Thema kein isoliertes Kapitel, sondern ein pruefbarer Baustein der WÖk-Architektur.</w:t>
-      </w:r>
-    </w:p>
-    <w:p>
-      <w:r>
-        <w:t>Governance. Fuer Nebenwirkungen, Rebound und Zielkonflikte bedeutet Wirkungsbewertung Verfahren, Rechte, Transparenz und Korrektur braucht, dass die Analyse nicht bei einer Aktivitaet, einem guten Willen oder einer Kennzahl stehen bleiben darf. Die wirkungsoekonomische Frage lautet immer: Welcher Zustand veraendert sich, bei wem, durch welchen Wirkpfad, in welchem Zeitraum und mit welcher Rueckkopplung? Gerade in Grundstudium Wirkungsökonomie ist diese Unterscheidung entscheidend, weil Lernende spaeter nicht nur Begriffe wiedergeben, sondern Entscheidungssituationen pruefen muessen. Der haeufige Fehler besteht darin, Bewertung als technokratische Top-down-Setzung zu verstehen. Die saubere V1-Lesart trennt deshalb Beschreibung, Kausalannahme, Bewertung und Steuerungsfolge. Betroffene, Datenhalter, Entscheider und Kontrollinstanzen muessen unterscheidbare Rollen behalten. So wird aus dem Thema kein isoliertes Kapitel, sondern ein pruefbarer Baustein der WÖk-Architektur.</w:t>
-      </w:r>
-    </w:p>
-    <w:p>
-      <w:r>
-        <w:t>Fallfenster zur Anwendung. Ein Controlling-Team moechte einen Score bilden. Das Skript verlangt, dass Datenqualitaet, Systemgrenzen, Gewichtung, Unsicherheit und Nichtkompensation sichtbar bleiben. Ein Score darf die Diskussion nicht beenden, sondern muss bessere Fragen, Priorisierung und Rueckkopplung ermoeglichen. Bezogen auf Nebenwirkungen, Rebound und Zielkonflikte heisst das: Die Analyse muss das konkrete Thema ernst nehmen und zugleich den allgemeinen WÖk-Massstab halten. Es geht nicht darum, die Welt in gute und schlechte Akteure einzuteilen. Es geht darum, Wirkpfade, Wirkungsempfaenger, Datenqualitaet, Risiken und Rueckkopplung so zu beschreiben, dass bessere Entscheidungen moeglich werden.</w:t>
-      </w:r>
-    </w:p>
-    <w:p>
-      <w:r>
-        <w:t>Didaktische Pruefbarkeit. Fuer Nebenwirkungen, Rebound und Zielkonflikte bedeutet das Thema in der Akademie nicht nur erklaert, sondern in Falllogik ueberfuehrt werden muss, dass die Analyse nicht bei einer Aktivitaet, einem guten Willen oder einer Kennzahl stehen bleiben darf. Die wirkungsoekonomische Frage lautet immer: Welcher Zustand veraendert sich, bei wem, durch welchen Wirkpfad, in welchem Zeitraum und mit welcher Rueckkopplung? Gerade in Grundstudium Wirkungsökonomie ist diese Unterscheidung entscheidend, weil Lernende spaeter nicht nur Begriffe wiedergeben, sondern Entscheidungssituationen pruefen muessen. Der haeufige Fehler besteht darin, reines Auswendiglernen als Kompetenznachweis zu behandeln. Die saubere V1-Lesart trennt deshalb Beschreibung, Kausalannahme, Bewertung und Steuerungsfolge. Pruefungsfragen sollen Begriffe, Anwendung und rote Linien verbinden. So wird aus dem Thema kein isoliertes Kapitel, sondern ein pruefbarer Baustein der WÖk-Architektur.</w:t>
-      </w:r>
-    </w:p>
-    <w:p>
-      <w:r>
-        <w:t>Transfer in Organisationen. Fuer Nebenwirkungen, Rebound und Zielkonflikte bedeutet WÖk-Begriffe im Alltag nur tragen, wenn sie in Routinen uebersetzt werden, dass die Analyse nicht bei einer Aktivitaet, einem guten Willen oder einer Kennzahl stehen bleiben darf. Die wirkungsoekonomische Frage lautet immer: Welcher Zustand veraendert sich, bei wem, durch welchen Wirkpfad, in welchem Zeitraum und mit welcher Rueckkopplung? Gerade in Grundstudium Wirkungsökonomie ist diese Unterscheidung entscheidend, weil Lernende spaeter nicht nur Begriffe wiedergeben, sondern Entscheidungssituationen pruefen muessen. Der haeufige Fehler besteht darin, die Verantwortung an eine Nachhaltigkeitsabteilung auszulagern. Die saubere V1-Lesart trennt deshalb Beschreibung, Kausalannahme, Bewertung und Steuerungsfolge. Strategie, Einkauf, Kommunikation, Controlling und Fuehrung muessen denselben Wirkungsbegriff verwenden. So wird aus dem Thema kein isoliertes Kapitel, sondern ein pruefbarer Baustein der WÖk-Architektur.</w:t>
-      </w:r>
-    </w:p>
-    <w:p>
-      <w:r>
-        <w:t>Rueckfluss in den Korpus. Fuer Nebenwirkungen, Rebound und Zielkonflikte bedeutet jedes Studienskript den Gesamtbestand schaerfen kann, dass die Analyse nicht bei einer Aktivitaet, einem guten Willen oder einer Kennzahl stehen bleiben darf. Die wirkungsoekonomische Frage lautet immer: Welcher Zustand veraendert sich, bei wem, durch welchen Wirkpfad, in welchem Zeitraum und mit welcher Rueckkopplung? Gerade in Grundstudium Wirkungsökonomie ist diese Unterscheidung entscheidend, weil Lernende spaeter nicht nur Begriffe wiedergeben, sondern Entscheidungssituationen pruefen muessen. Der haeufige Fehler besteht darin, neue Einsichten nur lokal im Skript zu belassen. Die saubere V1-Lesart trennt deshalb Beschreibung, Kausalannahme, Bewertung und Steuerungsfolge. Glossar, Website, Journal, Dossiers und Visuals sollen aus der Skriptarbeit lernen. So wird aus dem Thema kein isoliertes Kapitel, sondern ein pruefbarer Baustein der WÖk-Architektur.</w:t>
-      </w:r>
-    </w:p>
-    <w:p>
-      <w:r>
-        <w:t>Fallfenster zur Anwendung. Ein Kommunikationsbericht nennt viele Aktivitaeten, Reichweiten und Rueckmeldungen. Die V1-Pruefung fragt, ob daraus eine belastbare Wirkungsaussage folgt. Wenn nur Kontakte, Klicks oder Zustimmung vorliegen, bleibt die Aussage im Bereich Wirkungspotenzial oder Resonanz, nicht im Bereich nachgewiesener Wirkung. Bezogen auf Nebenwirkungen, Rebound und Zielkonflikte heisst das: Die Analyse muss das konkrete Thema ernst nehmen und zugleich den allgemeinen WÖk-Massstab halten. Es geht nicht darum, die Welt in gute und schlechte Akteure einzuteilen. Es geht darum, Wirkpfade, Wirkungsempfaenger, Datenqualitaet, Risiken und Rueckkopplung so zu beschreiben, dass bessere Entscheidungen moeglich werden.</w:t>
+        <w:t>Pruefungsnahe Lesart. Aus Quelltext und fachliche Grundlegung laesst sich eine gute Transferfrage ableiten: Welche Entscheidung waere falsch, wenn dieser Abschnitt missverstanden wird? Fuer Nebenwirkungen, Rebound und Zielkonflikte lautet die Antwort meist nicht einfach "mehr Wirkung", sondern genauer: bessere Unterscheidung, sauberere Daten, klarere Schutzlinie und rueckgekoppelte Steuerung. Profile, Zielkonflikte und offene Punkte werden nebeneinander gefuehrt. Wer das im Fall anwenden kann, hat den Kern der Vorlesung verstanden; wer nur Definitionen wiederholt, bleibt unter dem Anspruch der Akademie.</w:t>
+      </w:r>
+    </w:p>
+    <w:p>
+      <w:r>
+        <w:t>Fallfenster zur Anwendung. Eine Fuehrungsentscheidung erzeugt zugleich Nutzen und Risiken. Die WÖk behandelt Ambivalenz nicht als Stoerung, sondern als Kern der Analyse. Positive Netto-Wirkung darf erst behauptet werden, wenn zentrale negative Wirkungen getrennt geprueft und rote Linien gewahrt sind. Bezogen auf Nebenwirkungen, Rebound und Zielkonflikte heisst das: Die Analyse muss das konkrete Thema ernst nehmen und zugleich den allgemeinen WÖk-Massstab halten. Es geht nicht darum, Akteure moralisch zu sortieren. Es geht darum, Wirkpfade, Wirkungsempfaenger, Datenqualitaet, Risiken und Rueckkopplung so zu beschreiben, dass bessere Entscheidungen moeglich werden.</w:t>
+      </w:r>
+    </w:p>
+    <w:p>
+      <w:r>
+        <w:t>Nichtkompensation. Der Abschnitt Drei Fallen auf dem Weg zur guten Wirkung ist in V15 kein Zusatzwissen, sondern ein Pruefstein fuer die Grundfrage des Skripts: Was veraendert sich, bei wem, wodurch und mit welcher Rueckkopplung? Fuer Nebenwirkungen, Rebound und Zielkonflikte wird daran sichtbar, dass schwere zentrale Schaeden nicht durch beliebige positive Einzelwerte neutralisiert werden duerfen. Die fachliche Grenze liegt dort, wo Lernende eine Durchschnittslogik als moralische Entlastung verwenden. Die saubere Lesart trennt deshalb Beobachtung, Kausalannahme, Bewertung und Steuerungsfolge. In der Anwendung sollte daraus mindestens eine konkrete Begriff, Wirkpfad, Fallbewertung, rote Linie oder Rueckkopplung abgeleitet werden; sonst bleibt das Wissen erklaerend, aber nicht steuerungsfaehig.</w:t>
+      </w:r>
+    </w:p>
+    <w:p>
+      <w:r>
+        <w:t>Anwendung auf Nebenwirkungen: die ungewollten Begleiter. In einer Fallanalyse beginnt dieser Punkt nicht mit einer Meinung, sondern mit einer belastbaren Beschreibung. Wer V15 pruefungsnah liest, fragt zuerst nach Wirkungsempfaengern, Wirkraum, Zeitraum und Datenquelle. Erst danach folgt die Bewertung im Referenzrahmen Mensch, Planet, Demokratie, SDGs, Agenda 2030 und SDG+. Jeder Analyseblock fragt nach der Routine, die nach der Bewertung angepasst wird. Der typische Kurzschluss waere, Reporting als Abschluss behandeln. Genau dagegen setzt die WÖk die Pflicht, Wirkungspotenzial, Wirkungsrisiko und positive Netto-Wirkung begrifflich getrennt zu halten.</w:t>
+      </w:r>
+    </w:p>
+    <w:p>
+      <w:r>
+        <w:t>Evidenzregel. Nebenwirkungen ernst nehmen darf im Skript nicht als dekorativer Begriff stehen bleiben. Der Abschnitt traegt nur dann, wenn er eine pruefbare Aussage erlaubt: Welche Quelle stuetzt die Annahme, welche Unsicherheit bleibt offen und welche Gegenbeobachtung wuerde die Bewertung veraendern? Fuer Nebenwirkungen, Rebound und Zielkonflikte heisst das, dass Wirkungsbewertung Verfahren, Rechte, Transparenz und Korrektur braucht. Die Studierenden sollen nicht lernen, einen Score nachzusprechen. Sie sollen erkennen, wann ein Score klaert, wann er verdeckt und wann eine rote Linie die Durchschnittslogik stoppt.</w:t>
+      </w:r>
+    </w:p>
+    <w:p>
+      <w:r>
+        <w:t>Fallfenster zur Anwendung. Ein Controlling-Team moechte einen Score bilden. Das Skript verlangt, dass Datenqualitaet, Systemgrenzen, Gewichtung, Unsicherheit und Nichtkompensation sichtbar bleiben. Ein Score darf die Diskussion nicht beenden, sondern muss bessere Fragen, Priorisierung und Rueckkopplung ermoeglichen. Bezogen auf Nebenwirkungen, Rebound und Zielkonflikte heisst das: Die Analyse muss das konkrete Thema ernst nehmen und zugleich den allgemeinen WÖk-Massstab halten. Es geht nicht darum, Akteure moralisch zu sortieren. Es geht darum, Wirkpfade, Wirkungsempfaenger, Datenqualitaet, Risiken und Rueckkopplung so zu beschreiben, dass bessere Entscheidungen moeglich werden.</w:t>
+      </w:r>
+    </w:p>
+    <w:p>
+      <w:r>
+        <w:t>Transfer in Grundstudium Wirkungsökonomie. Der Rebound-Effekt verbindet die inhaltliche Deutung mit der spaeteren Praxis. Eine Organisation kann zu Nebenwirkungen, Rebound und Zielkonflikte sehr ueberzeugend kommunizieren und trotzdem an einen plausiblen Gedanken schon fuer Wirkung zu halten, obwohl Empfaenger, Zustand, Zeitbezug und Quelle fehlen scheitern. Darum muss die V1-Fassung immer auch nach Governance fragen: Wer erhebt Daten, wer bewertet sie, wer traegt die Folgen, wer kann widersprechen und wann wird eine Entscheidung korrigiert? Pruefungsfragen verbinden Begriff, Anwendung, Evidenz und rote Linie. So wird aus einem Lehrkapitel eine verantwortbare Arbeitsroutine.</w:t>
       </w:r>
     </w:p>
     <w:p>
       <w:r>
         <w:t>Pruefungsnahe Transferfrage. Formuliere zu V15 eine Wirkungsaussage in drei Saetzen: Erstens den beobachteten oder plausiblen Zustand, zweitens die Daten- oder Quellenlage, drittens die offene Unsicherheit samt Rueckkopplung. Die Antwort muss ohne moralische Personenbewertung auskommen und darf Reichweite nicht mit Wirkung verwechseln.</w:t>
+      </w:r>
+    </w:p>
+    <w:p>
+      <w:r>
+        <w:t>Grenze gegen Scheingenauigkeit. Gerade bei Warum der Rebound so oft übersehen wird ist Praezision wichtiger als grosse Begriffe. Eine Wirkungsaussage bleibt schwach, wenn sie nur Aktivitaet, Reichweite, Absicht oder Image beschreibt. Stark wird sie erst, wenn sie die Zustandsveraenderung und ihre Bedingungen offenlegt. In V15 ist deshalb entscheidend, WÖk-Begriffe im Alltag nur tragen, wenn sie in Routinen uebersetzt werden. Die Fehlerlinie verlaeuft nicht zwischen Optimismus und Pessimismus, sondern zwischen offengelegter Unsicherheit und rhetorischer Sicherheit ohne Pruefpfad.</w:t>
+      </w:r>
+    </w:p>
+    <w:p>
+      <w:r>
+        <w:t>Pruefungsnahe Lesart. Aus Ein Beispiel zum Rebound laesst sich eine gute Transferfrage ableiten: Welche Entscheidung waere falsch, wenn dieser Abschnitt missverstanden wird? Fuer Nebenwirkungen, Rebound und Zielkonflikte lautet die Antwort meist nicht einfach "mehr Wirkung", sondern genauer: bessere Unterscheidung, sauberere Daten, klarere Schutzlinie und rueckgekoppelte Steuerung. Gute Kommunikation unterscheidet Befund, Annahme und normative Bewertung. Wer das im Fall anwenden kann, hat den Kern der Vorlesung verstanden; wer nur Definitionen wiederholt, bleibt unter dem Anspruch der Akademie.</w:t>
+      </w:r>
+    </w:p>
+    <w:p>
+      <w:r>
+        <w:t>Fallfenster zur Anwendung. Ein Kommunikationsbericht nennt viele Aktivitaeten, Reichweiten und Rueckmeldungen. Die V1-Pruefung fragt, ob daraus eine belastbare Wirkungsaussage folgt. Wenn nur Kontakte, Klicks oder Zustimmung vorliegen, bleibt die Aussage im Bereich Wirkungspotenzial oder Resonanz, nicht im Bereich nachgewiesener Wirkung. Bezogen auf Nebenwirkungen, Rebound und Zielkonflikte heisst das: Die Analyse muss das konkrete Thema ernst nehmen und zugleich den allgemeinen WÖk-Massstab halten. Es geht nicht darum, Akteure moralisch zu sortieren. Es geht darum, Wirkpfade, Wirkungsempfaenger, Datenqualitaet, Risiken und Rueckkopplung so zu beschreiben, dass bessere Entscheidungen moeglich werden.</w:t>
+      </w:r>
+    </w:p>
+    <w:p>
+      <w:r>
+        <w:t>Systemgrenze. Der Abschnitt Zielkonflikte ist in V15 kein Zusatzwissen, sondern ein Pruefstein fuer die Grundfrage des Skripts: Was veraendert sich, bei wem, wodurch und mit welcher Rueckkopplung? Fuer Nebenwirkungen, Rebound und Zielkonflikte wird daran sichtbar, dass jede Wirkungsaussage eine Grenze zieht und diese Grenze begruenden muss. Die fachliche Grenze liegt dort, wo Lernende nur den bequemen Ausschnitt betrachten. Die saubere Lesart trennt deshalb Beobachtung, Kausalannahme, Bewertung und Steuerungsfolge. In der Anwendung sollte daraus mindestens eine konkrete Begriff, Wirkpfad, Fallbewertung, rote Linie oder Rueckkopplung abgeleitet werden; sonst bleibt das Wissen erklaerend, aber nicht steuerungsfaehig.</w:t>
+      </w:r>
+    </w:p>
+    <w:p>
+      <w:r>
+        <w:t>Anwendung auf Zielkonflikte ehrlich abwägen. In einer Fallanalyse beginnt dieser Punkt nicht mit einer Meinung, sondern mit einer belastbaren Beschreibung. Wer V15 pruefungsnah liest, fragt zuerst nach Wirkungsempfaengern, Wirkraum, Zeitraum und Datenquelle. Erst danach folgt die Bewertung im Referenzrahmen Mensch, Planet, Demokratie, SDGs, Agenda 2030 und SDG+. Szenarien pruefen Sofortwirkung, Folgewirkung und Reversibilitaet getrennt. Der typische Kurzschluss waere, Momentnutzen als dauerhafte positive Netto-Wirkung verkaufen. Genau dagegen setzt die WÖk die Pflicht, Wirkungspotenzial, Wirkungsrisiko und positive Netto-Wirkung begrifflich getrennt zu halten.</w:t>
+      </w:r>
+    </w:p>
+    <w:p>
+      <w:r>
+        <w:t>Evidenzregel. Die drei Fallen zusammen im Blick darf im Skript nicht als dekorativer Begriff stehen bleiben. Der Abschnitt traegt nur dann, wenn er eine pruefbare Aussage erlaubt: Welche Quelle stuetzt die Annahme, welche Unsicherheit bleibt offen und welche Gegenbeobachtung wuerde die Bewertung veraendern? Fuer Nebenwirkungen, Rebound und Zielkonflikte heisst das, dass Wirkung nicht am Sender, sondern an veraenderten Zustanden der Empfaenger geprueft wird. Die Studierenden sollen nicht lernen, einen Score nachzusprechen. Sie sollen erkennen, wann ein Score klaert, wann er verdeckt und wann eine rote Linie die Durchschnittslogik stoppt.</w:t>
+      </w:r>
+    </w:p>
+    <w:p>
+      <w:r>
+        <w:t>Fallfenster zur Anwendung. Eine Organisation plant eine Massnahme und formuliert dazu eine positive Absicht. In der WÖk reicht das nicht. Fuer diese Vorlesung muss sichtbar werden, welche Zustandsveraenderung erwartet wird, welche Empfaenger direkt oder indirekt betroffen sind, welche Nebenwirkungen entstehen koennen und welche Entscheidung spaeter korrigiert wird. Bezogen auf Nebenwirkungen, Rebound und Zielkonflikte heisst das: Die Analyse muss das konkrete Thema ernst nehmen und zugleich den allgemeinen WÖk-Massstab halten. Es geht nicht darum, Akteure moralisch zu sortieren. Es geht darum, Wirkpfade, Wirkungsempfaenger, Datenqualitaet, Risiken und Rueckkopplung so zu beschreiben, dass bessere Entscheidungen moeglich werden.</w:t>
+      </w:r>
+    </w:p>
+    <w:p>
+      <w:r>
+        <w:t>Pruefungsnahe Transferfrage. Formuliere zu V15 eine Wirkungsaussage in drei Saetzen: Erstens den beobachteten oder plausiblen Zustand, zweitens die Daten- oder Quellenlage, drittens die offene Unsicherheit samt Rueckkopplung. Die Antwort muss ohne moralische Personenbewertung auskommen und darf Reichweite nicht mit Wirkung verwechseln.</w:t>
+      </w:r>
+    </w:p>
+    <w:p>
+      <w:r>
+        <w:t>Transfer in Grundstudium Wirkungsökonomie. Was du aus dieser Vorlesung mitnimmst verbindet die inhaltliche Deutung mit der spaeteren Praxis. Eine Organisation kann zu Nebenwirkungen, Rebound und Zielkonflikte sehr ueberzeugend kommunizieren und trotzdem an einen plausiblen Gedanken schon fuer Wirkung zu halten, obwohl Empfaenger, Zustand, Zeitbezug und Quelle fehlen scheitern. Darum muss die V1-Fassung immer auch nach Governance fragen: Wer erhebt Daten, wer bewertet sie, wer traegt die Folgen, wer kann widersprechen und wann wird eine Entscheidung korrigiert? Jede Schlussfolgerung endet mit Entscheidung, Verantwortlichkeit und Termin fuer Rueckpruefung. So wird aus einem Lehrkapitel eine verantwortbare Arbeitsroutine.</w:t>
+      </w:r>
+    </w:p>
+    <w:p>
+      <w:r>
+        <w:t>Grenze gegen Scheingenauigkeit. Gerade bei Wirkungsökonomische Vertiefung ist Praezision wichtiger als grosse Begriffe. Eine Wirkungsaussage bleibt schwach, wenn sie nur Aktivitaet, Reichweite, Absicht oder Image beschreibt. Stark wird sie erst, wenn sie die Zustandsveraenderung und ihre Bedingungen offenlegt. In V15 ist deshalb entscheidend, WÖk-Aussagen mit bestehenden Begriffen, Studien, Standards und Rechtsrahmen in Beziehung stehen muessen. Die Fehlerlinie verlaeuft nicht zwischen Optimismus und Pessimismus, sondern zwischen offengelegter Unsicherheit und rhetorischer Sicherheit ohne Pruefpfad.</w:t>
+      </w:r>
+    </w:p>
+    <w:p>
+      <w:r>
+        <w:t>Pruefungsnahe Lesart. Aus Prüfungsrelevanz laesst sich eine gute Transferfrage ableiten: Welche Entscheidung waere falsch, wenn dieser Abschnitt missverstanden wird? Fuer Nebenwirkungen, Rebound und Zielkonflikte lautet die Antwort meist nicht einfach "mehr Wirkung", sondern genauer: bessere Unterscheidung, sauberere Daten, klarere Schutzlinie und rueckgekoppelte Steuerung. Die Analyse markiert Stoppsignale vor jeder Portfolio- oder Score-Debatte. Wer das im Fall anwenden kann, hat den Kern der Vorlesung verstanden; wer nur Definitionen wiederholt, bleibt unter dem Anspruch der Akademie.</w:t>
+      </w:r>
+    </w:p>
+    <w:p>
+      <w:r>
+        <w:t>Fallfenster zur Anwendung. Eine Fuehrungsentscheidung erzeugt zugleich Nutzen und Risiken. Die WÖk behandelt Ambivalenz nicht als Stoerung, sondern als Kern der Analyse. Positive Netto-Wirkung darf erst behauptet werden, wenn zentrale negative Wirkungen getrennt geprueft und rote Linien gewahrt sind. Bezogen auf Nebenwirkungen, Rebound und Zielkonflikte heisst das: Die Analyse muss das konkrete Thema ernst nehmen und zugleich den allgemeinen WÖk-Massstab halten. Es geht nicht darum, Akteure moralisch zu sortieren. Es geht darum, Wirkpfade, Wirkungsempfaenger, Datenqualitaet, Risiken und Rueckkopplung so zu beschreiben, dass bessere Entscheidungen moeglich werden.</w:t>
       </w:r>
     </w:p>
     <w:p>
@@ -2943,42 +3187,22 @@
         <w:pStyle w:val="Heading3"/>
       </w:pPr>
       <w:r>
-        <w:t>Vertiefungsrunde 4: Lesen, pruefen, rueckkoppeln</w:t>
-      </w:r>
-    </w:p>
-    <w:p>
-      <w:r>
-        <w:t>Die folgende Runde verdichtet V15 nicht durch neue Schlagworte, sondern durch wiederholte Anwendung auf unterschiedliche Entscheidungsebenen. Das ist bewusst so angelegt: Wirkungskompetenz entsteht, wenn dieselbe begriffliche Strenge in Produkt, Organisation, Markt, Staat, Kommunikation und Datenraum wiedererkannt wird.</w:t>
-      </w:r>
-    </w:p>
-    <w:p>
-      <w:r>
-        <w:t>Begriffliche Schaerfung. Fuer Nebenwirkungen, Rebound und Zielkonflikte bedeutet praezise Sprache die erste Sicherung gegen Impact-Washing ist, dass die Analyse nicht bei einer Aktivitaet, einem guten Willen oder einer Kennzahl stehen bleiben darf. Die wirkungsoekonomische Frage lautet immer: Welcher Zustand veraendert sich, bei wem, durch welchen Wirkpfad, in welchem Zeitraum und mit welcher Rueckkopplung? Gerade in Grundstudium Wirkungsökonomie ist diese Unterscheidung entscheidend, weil Lernende spaeter nicht nur Begriffe wiedergeben, sondern Entscheidungssituationen pruefen muessen. Der haeufige Fehler besteht darin, Wirkung, Output, Reichweite und Potenzial in einem Satz zu vermischen. Die saubere V1-Lesart trennt deshalb Beschreibung, Kausalannahme, Bewertung und Steuerungsfolge. In der Praxis sollte jede Wirkungsaussage als kurze Viererprobe formuliert werden: Zustand, Betroffene, Quelle, offene Unsicherheit. So wird aus dem Thema kein isoliertes Kapitel, sondern ein pruefbarer Baustein der WÖk-Architektur.</w:t>
-      </w:r>
-    </w:p>
-    <w:p>
-      <w:r>
-        <w:t>Wirkpfad-Logik. Fuer Nebenwirkungen, Rebound und Zielkonflikte bedeutet ein Thema erst dann steuerbar wird, wenn der Mechanismus zwischen Ausloeser und Zustandsveraenderung beschrieben ist, dass die Analyse nicht bei einer Aktivitaet, einem guten Willen oder einer Kennzahl stehen bleiben darf. Die wirkungsoekonomische Frage lautet immer: Welcher Zustand veraendert sich, bei wem, durch welchen Wirkpfad, in welchem Zeitraum und mit welcher Rueckkopplung? Gerade in Grundstudium Wirkungsökonomie ist diese Unterscheidung entscheidend, weil Lernende spaeter nicht nur Begriffe wiedergeben, sondern Entscheidungssituationen pruefen muessen. Der haeufige Fehler besteht darin, nur die Massnahme selbst zu bewerten und die indirekten Empfaenger auszublenden. Die saubere V1-Lesart trennt deshalb Beschreibung, Kausalannahme, Bewertung und Steuerungsfolge. Eine gute Fallanalyse zeichnet mindestens einen direkten und einen indirekten Wirkpfad nach. So wird aus dem Thema kein isoliertes Kapitel, sondern ein pruefbarer Baustein der WÖk-Architektur.</w:t>
-      </w:r>
-    </w:p>
-    <w:p>
-      <w:r>
-        <w:t>Daten- und Quellenklarheit. Fuer Nebenwirkungen, Rebound und Zielkonflikte bedeutet jede Bewertung nur so belastbar ist wie Datenlage, Quellenstatus und Aktualitaet, dass die Analyse nicht bei einer Aktivitaet, einem guten Willen oder einer Kennzahl stehen bleiben darf. Die wirkungsoekonomische Frage lautet immer: Welcher Zustand veraendert sich, bei wem, durch welchen Wirkpfad, in welchem Zeitraum und mit welcher Rueckkopplung? Gerade in Grundstudium Wirkungsökonomie ist diese Unterscheidung entscheidend, weil Lernende spaeter nicht nur Begriffe wiedergeben, sondern Entscheidungssituationen pruefen muessen. Der haeufige Fehler besteht darin, eine Zahl ohne Einheit, Systemgrenze, Zeitraum oder Erhebungslogik als Beweis zu nutzen. Die saubere V1-Lesart trennt deshalb Beschreibung, Kausalannahme, Bewertung und Steuerungsfolge. Die Lernenden sollen Daten nicht dekorativ zitieren, sondern ihre Aussagekraft, Luecken und Grenzen offenlegen. So wird aus dem Thema kein isoliertes Kapitel, sondern ein pruefbarer Baustein der WÖk-Architektur.</w:t>
-      </w:r>
-    </w:p>
-    <w:p>
-      <w:r>
-        <w:t>Fallfenster zur Anwendung. Eine Organisation plant eine Massnahme und formuliert dazu eine positive Absicht. In der WÖk reicht das nicht. Fuer diese Vorlesung muss sichtbar werden, welche Zustandsveraenderung erwartet wird, welche Empfaenger direkt oder indirekt betroffen sind, welche Nebenwirkungen entstehen koennen und welche Entscheidung spaeter korrigiert wird. Bezogen auf Nebenwirkungen, Rebound und Zielkonflikte heisst das: Die Analyse muss das konkrete Thema ernst nehmen und zugleich den allgemeinen WÖk-Massstab halten. Es geht nicht darum, die Welt in gute und schlechte Akteure einzuteilen. Es geht darum, Wirkpfade, Wirkungsempfaenger, Datenqualitaet, Risiken und Rueckkopplung so zu beschreiben, dass bessere Entscheidungen moeglich werden.</w:t>
-      </w:r>
-    </w:p>
-    <w:p>
-      <w:r>
-        <w:t>Ambivalenz. Fuer Nebenwirkungen, Rebound und Zielkonflikte bedeutet positive und negative Zustandsveraenderungen gleichzeitig auftreten koennen, dass die Analyse nicht bei einer Aktivitaet, einem guten Willen oder einer Kennzahl stehen bleiben darf. Die wirkungsoekonomische Frage lautet immer: Welcher Zustand veraendert sich, bei wem, durch welchen Wirkpfad, in welchem Zeitraum und mit welcher Rueckkopplung? Gerade in Grundstudium Wirkungsökonomie ist diese Unterscheidung entscheidend, weil Lernende spaeter nicht nur Begriffe wiedergeben, sondern Entscheidungssituationen pruefen muessen. Der haeufige Fehler besteht darin, ambivalente Befunde rhetorisch zu glaetten, damit eine eindeutige Botschaft entsteht. Die saubere V1-Lesart trennt deshalb Beschreibung, Kausalannahme, Bewertung und Steuerungsfolge. Ein gutes Skript fuehrt deshalb Profile, Zielkonflikte und offene Punkte nebeneinander. So wird aus dem Thema kein isoliertes Kapitel, sondern ein pruefbarer Baustein der WÖk-Architektur.</w:t>
-      </w:r>
-    </w:p>
-    <w:p>
-      <w:r>
-        <w:t>Nichtkompensation. Fuer Nebenwirkungen, Rebound und Zielkonflikte bedeutet schwere zentrale Schaeden nicht durch beliebige positive Einzelwerte neutralisiert werden duerfen, dass die Analyse nicht bei einer Aktivitaet, einem guten Willen oder einer Kennzahl stehen bleiben darf. Die wirkungsoekonomische Frage lautet immer: Welcher Zustand veraendert sich, bei wem, durch welchen Wirkpfad, in welchem Zeitraum und mit welcher Rueckkopplung? Gerade in Grundstudium Wirkungsökonomie ist diese Unterscheidung entscheidend, weil Lernende spaeter nicht nur Begriffe wiedergeben, sondern Entscheidungssituationen pruefen muessen. Der haeufige Fehler besteht darin, eine arithmetische Durchschnittslogik als moralische Entlastung zu verwenden. Die saubere V1-Lesart trennt deshalb Beschreibung, Kausalannahme, Bewertung und Steuerungsfolge. Reverse Merit Order und rote Linien sind Schutzregeln gegen Schoenrechnung. So wird aus dem Thema kein isoliertes Kapitel, sondern ein pruefbarer Baustein der WÖk-Architektur.</w:t>
+        <w:t>Abschlusskommentar 4: Lesen, pruefen, rueckkoppeln</w:t>
+      </w:r>
+    </w:p>
+    <w:p>
+      <w:r>
+        <w:t>Die folgende Verdichtung fuehrt die vorhandenen Kapitel nicht als Wiederholung, sondern als Anwendung zusammen. Wirkungskompetenz entsteht, wenn dieselbe begriffliche Strenge in Fallanalyse, Datenarbeit, Kommunikation, Governance und Entscheidungspraxis wiedererkannt wird.</w:t>
+      </w:r>
+    </w:p>
+    <w:p>
+      <w:r>
+        <w:t>Begriffliche Schaerfung. Der Abschnitt Lernziele ist in V15 kein Zusatzwissen, sondern ein Pruefstein fuer die Grundfrage des Skripts: Was veraendert sich, bei wem, wodurch und mit welcher Rueckkopplung? Fuer Nebenwirkungen, Rebound und Zielkonflikte wird daran sichtbar, dass praezise Sprache die erste Sicherung gegen Impact-Washing bildet. Die fachliche Grenze liegt dort, wo Lernende Output, Reichweite, Absicht und Wirkung in einem Satz vermischen. Die saubere Lesart trennt deshalb Beobachtung, Kausalannahme, Bewertung und Steuerungsfolge. In der Anwendung sollte daraus mindestens eine konkrete Begriff, Wirkpfad, Fallbewertung, rote Linie oder Rueckkopplung abgeleitet werden; sonst bleibt das Wissen erklaerend, aber nicht steuerungsfaehig.</w:t>
+      </w:r>
+    </w:p>
+    <w:p>
+      <w:r>
+        <w:t>Anwendung auf Einleitung / Wirkungsfrage. In einer Fallanalyse beginnt dieser Punkt nicht mit einer Meinung, sondern mit einer belastbaren Beschreibung. Wer V15 pruefungsnah liest, fragt zuerst nach Wirkungsempfaengern, Wirkraum, Zeitraum und Datenquelle. Erst danach folgt die Bewertung im Referenzrahmen Mensch, Planet, Demokratie, SDGs, Agenda 2030 und SDG+. Mindestens ein direkter und ein indirekter Wirkpfad muessen nachvollziehbar sein. Der typische Kurzschluss waere, nur die Massnahme selbst bewerten und indirekte Empfaenger ausblenden. Genau dagegen setzt die WÖk die Pflicht, Wirkungspotenzial, Wirkungsrisiko und positive Netto-Wirkung begrifflich getrennt zu halten.</w:t>
       </w:r>
     </w:p>
     <w:p>
@@ -2988,42 +3212,17 @@
     </w:p>
     <w:p>
       <w:r>
-        <w:t>Rueckkopplung. Fuer Nebenwirkungen, Rebound und Zielkonflikte bedeutet Wirkungswissen erst dann wertvoll wird, wenn es Entscheidungen veraendert, dass die Analyse nicht bei einer Aktivitaet, einem guten Willen oder einer Kennzahl stehen bleiben darf. Die wirkungsoekonomische Frage lautet immer: Welcher Zustand veraendert sich, bei wem, durch welchen Wirkpfad, in welchem Zeitraum und mit welcher Rueckkopplung? Gerade in Grundstudium Wirkungsökonomie ist diese Unterscheidung entscheidend, weil Lernende spaeter nicht nur Begriffe wiedergeben, sondern Entscheidungssituationen pruefen muessen. Der haeufige Fehler besteht darin, einen Bericht als Endpunkt zu betrachten. Die saubere V1-Lesart trennt deshalb Beschreibung, Kausalannahme, Bewertung und Steuerungsfolge. Jeder Analyseblock sollte fragen, welche Routine, welcher Prozess oder welche Ressource nach der Bewertung angepasst wird. So wird aus dem Thema kein isoliertes Kapitel, sondern ein pruefbarer Baustein der WÖk-Architektur.</w:t>
-      </w:r>
-    </w:p>
-    <w:p>
-      <w:r>
-        <w:t>Fallfenster zur Anwendung. Eine Fuehrungsentscheidung erzeugt zugleich Nutzen und Risiken. Die WÖk behandelt Ambivalenz nicht als Stoerung, sondern als Kern der Analyse. Positive Netto-Wirkung darf erst behauptet werden, wenn zentrale negative Wirkungen getrennt geprueft und rote Linien gewahrt sind. Bezogen auf Nebenwirkungen, Rebound und Zielkonflikte heisst das: Die Analyse muss das konkrete Thema ernst nehmen und zugleich den allgemeinen WÖk-Massstab halten. Es geht nicht darum, die Welt in gute und schlechte Akteure einzuteilen. Es geht darum, Wirkpfade, Wirkungsempfaenger, Datenqualitaet, Risiken und Rueckkopplung so zu beschreiben, dass bessere Entscheidungen moeglich werden.</w:t>
-      </w:r>
-    </w:p>
-    <w:p>
-      <w:r>
-        <w:t>Governance. Fuer Nebenwirkungen, Rebound und Zielkonflikte bedeutet Wirkungsbewertung Verfahren, Rechte, Transparenz und Korrektur braucht, dass die Analyse nicht bei einer Aktivitaet, einem guten Willen oder einer Kennzahl stehen bleiben darf. Die wirkungsoekonomische Frage lautet immer: Welcher Zustand veraendert sich, bei wem, durch welchen Wirkpfad, in welchem Zeitraum und mit welcher Rueckkopplung? Gerade in Grundstudium Wirkungsökonomie ist diese Unterscheidung entscheidend, weil Lernende spaeter nicht nur Begriffe wiedergeben, sondern Entscheidungssituationen pruefen muessen. Der haeufige Fehler besteht darin, Bewertung als technokratische Top-down-Setzung zu verstehen. Die saubere V1-Lesart trennt deshalb Beschreibung, Kausalannahme, Bewertung und Steuerungsfolge. Betroffene, Datenhalter, Entscheider und Kontrollinstanzen muessen unterscheidbare Rollen behalten. So wird aus dem Thema kein isoliertes Kapitel, sondern ein pruefbarer Baustein der WÖk-Architektur.</w:t>
-      </w:r>
-    </w:p>
-    <w:p>
-      <w:r>
-        <w:t>Didaktische Pruefbarkeit. Fuer Nebenwirkungen, Rebound und Zielkonflikte bedeutet das Thema in der Akademie nicht nur erklaert, sondern in Falllogik ueberfuehrt werden muss, dass die Analyse nicht bei einer Aktivitaet, einem guten Willen oder einer Kennzahl stehen bleiben darf. Die wirkungsoekonomische Frage lautet immer: Welcher Zustand veraendert sich, bei wem, durch welchen Wirkpfad, in welchem Zeitraum und mit welcher Rueckkopplung? Gerade in Grundstudium Wirkungsökonomie ist diese Unterscheidung entscheidend, weil Lernende spaeter nicht nur Begriffe wiedergeben, sondern Entscheidungssituationen pruefen muessen. Der haeufige Fehler besteht darin, reines Auswendiglernen als Kompetenznachweis zu behandeln. Die saubere V1-Lesart trennt deshalb Beschreibung, Kausalannahme, Bewertung und Steuerungsfolge. Pruefungsfragen sollen Begriffe, Anwendung und rote Linien verbinden. So wird aus dem Thema kein isoliertes Kapitel, sondern ein pruefbarer Baustein der WÖk-Architektur.</w:t>
-      </w:r>
-    </w:p>
-    <w:p>
-      <w:r>
-        <w:t>Transfer in Organisationen. Fuer Nebenwirkungen, Rebound und Zielkonflikte bedeutet WÖk-Begriffe im Alltag nur tragen, wenn sie in Routinen uebersetzt werden, dass die Analyse nicht bei einer Aktivitaet, einem guten Willen oder einer Kennzahl stehen bleiben darf. Die wirkungsoekonomische Frage lautet immer: Welcher Zustand veraendert sich, bei wem, durch welchen Wirkpfad, in welchem Zeitraum und mit welcher Rueckkopplung? Gerade in Grundstudium Wirkungsökonomie ist diese Unterscheidung entscheidend, weil Lernende spaeter nicht nur Begriffe wiedergeben, sondern Entscheidungssituationen pruefen muessen. Der haeufige Fehler besteht darin, die Verantwortung an eine Nachhaltigkeitsabteilung auszulagern. Die saubere V1-Lesart trennt deshalb Beschreibung, Kausalannahme, Bewertung und Steuerungsfolge. Strategie, Einkauf, Kommunikation, Controlling und Fuehrung muessen denselben Wirkungsbegriff verwenden. So wird aus dem Thema kein isoliertes Kapitel, sondern ein pruefbarer Baustein der WÖk-Architektur.</w:t>
-      </w:r>
-    </w:p>
-    <w:p>
-      <w:r>
-        <w:t>Fallfenster zur Anwendung. Ein Controlling-Team moechte einen Score bilden. Das Skript verlangt, dass Datenqualitaet, Systemgrenzen, Gewichtung, Unsicherheit und Nichtkompensation sichtbar bleiben. Ein Score darf die Diskussion nicht beenden, sondern muss bessere Fragen, Priorisierung und Rueckkopplung ermoeglichen. Bezogen auf Nebenwirkungen, Rebound und Zielkonflikte heisst das: Die Analyse muss das konkrete Thema ernst nehmen und zugleich den allgemeinen WÖk-Massstab halten. Es geht nicht darum, die Welt in gute und schlechte Akteure einzuteilen. Es geht darum, Wirkpfade, Wirkungsempfaenger, Datenqualitaet, Risiken und Rueckkopplung so zu beschreiben, dass bessere Entscheidungen moeglich werden.</w:t>
-      </w:r>
-    </w:p>
-    <w:p>
-      <w:r>
-        <w:t>Rueckfluss in den Korpus. Fuer Nebenwirkungen, Rebound und Zielkonflikte bedeutet jedes Studienskript den Gesamtbestand schaerfen kann, dass die Analyse nicht bei einer Aktivitaet, einem guten Willen oder einer Kennzahl stehen bleiben darf. Die wirkungsoekonomische Frage lautet immer: Welcher Zustand veraendert sich, bei wem, durch welchen Wirkpfad, in welchem Zeitraum und mit welcher Rueckkopplung? Gerade in Grundstudium Wirkungsökonomie ist diese Unterscheidung entscheidend, weil Lernende spaeter nicht nur Begriffe wiedergeben, sondern Entscheidungssituationen pruefen muessen. Der haeufige Fehler besteht darin, neue Einsichten nur lokal im Skript zu belassen. Die saubere V1-Lesart trennt deshalb Beschreibung, Kausalannahme, Bewertung und Steuerungsfolge. Glossar, Website, Journal, Dossiers und Visuals sollen aus der Skriptarbeit lernen. So wird aus dem Thema kein isoliertes Kapitel, sondern ein pruefbarer Baustein der WÖk-Architektur.</w:t>
-      </w:r>
-    </w:p>
-    <w:p>
-      <w:r>
-        <w:t>Pruefungsnahe Transferfrage. Formuliere zu V15 eine Wirkungsaussage in drei Saetzen: Erstens den beobachteten oder plausiblen Zustand, zweitens die Daten- oder Quellenlage, drittens die offene Unsicherheit samt Rueckkopplung. Die Antwort muss ohne moralische Personenbewertung auskommen und darf Reichweite nicht mit Wirkung verwechseln.</w:t>
+        <w:t>Evidenzregel. Kernaussage darf im Skript nicht als dekorativer Begriff stehen bleiben. Der Abschnitt traegt nur dann, wenn er eine pruefbare Aussage erlaubt: Welche Quelle stuetzt die Annahme, welche Unsicherheit bleibt offen und welche Gegenbeobachtung wuerde die Bewertung veraendern? Fuer Nebenwirkungen, Rebound und Zielkonflikte heisst das, dass jede Bewertung nur so belastbar ist wie Datenlage, Quellenstatus, Aktualitaet und Systemgrenze. Die Studierenden sollen nicht lernen, einen Score nachzusprechen. Sie sollen erkennen, wann ein Score klaert, wann er verdeckt und wann eine rote Linie die Durchschnittslogik stoppt.</w:t>
+      </w:r>
+    </w:p>
+    <w:p>
+      <w:r>
+        <w:t>Fallfenster zur Anwendung. Ein Controlling-Team moechte einen Score bilden. Das Skript verlangt, dass Datenqualitaet, Systemgrenzen, Gewichtung, Unsicherheit und Nichtkompensation sichtbar bleiben. Ein Score darf die Diskussion nicht beenden, sondern muss bessere Fragen, Priorisierung und Rueckkopplung ermoeglichen. Bezogen auf Nebenwirkungen, Rebound und Zielkonflikte heisst das: Die Analyse muss das konkrete Thema ernst nehmen und zugleich den allgemeinen WÖk-Massstab halten. Es geht nicht darum, Akteure moralisch zu sortieren. Es geht darum, Wirkpfade, Wirkungsempfaenger, Datenqualitaet, Risiken und Rueckkopplung so zu beschreiben, dass bessere Entscheidungen moeglich werden.</w:t>
+      </w:r>
+    </w:p>
+    <w:p>
+      <w:r>
+        <w:t>Transfer in Grundstudium Wirkungsökonomie. Quelltext und fachliche Grundlegung verbindet die inhaltliche Deutung mit der spaeteren Praxis. Eine Organisation kann zu Nebenwirkungen, Rebound und Zielkonflikte sehr ueberzeugend kommunizieren und trotzdem an einen plausiblen Gedanken schon fuer Wirkung zu halten, obwohl Empfaenger, Zustand, Zeitbezug und Quelle fehlen scheitern. Darum muss die V1-Fassung immer auch nach Governance fragen: Wer erhebt Daten, wer bewertet sie, wer traegt die Folgen, wer kann widersprechen und wann wird eine Entscheidung korrigiert? Profile, Zielkonflikte und offene Punkte werden nebeneinander gefuehrt. So wird aus einem Lehrkapitel eine verantwortbare Arbeitsroutine.</w:t>
       </w:r>
     </w:p>
     <w:p>
@@ -3037,110 +3236,6 @@
     <w:p>
       <w:r>
         <w:t>Diese Finalisierung schliesst die Codex-Inhaltsproduktion fuer V15. Offen bleibt nicht der fachliche Kern des Skripts, sondern der naechste Produktionsschritt: Claude setzt daraus die CI/CD-konforme Reader- und PDF-Fassung, prueft Satz, Umbrueche, Medienintegration und Lektorat und markiert erst danach die veroeffentlichte Fassung als freigegeben.</w:t>
-      </w:r>
-    </w:p>
-    <w:p>
-      <w:pPr>
-        <w:pStyle w:val="Heading2"/>
-      </w:pPr>
-      <w:r>
-        <w:t>9. Quellen</w:t>
-      </w:r>
-    </w:p>
-    <w:p>
-      <w:pPr>
-        <w:pStyle w:val="Heading3"/>
-      </w:pPr>
-      <w:r>
-        <w:t>WÖk-Quellen</w:t>
-      </w:r>
-    </w:p>
-    <w:p>
-      <w:pPr>
-        <w:pStyle w:val="ListBullet"/>
-      </w:pPr>
-      <w:r>
-        <w:t>Die neue Ordnung des Wohlstands (https://wirkungsoekonomie.de/buch.html) — aktuelles Grundlagenwerk der Wirkungsökonomie.</w:t>
-      </w:r>
-    </w:p>
-    <w:p>
-      <w:pPr>
-        <w:pStyle w:val="ListBullet"/>
-      </w:pPr>
-      <w:r>
-        <w:t>WÖk-Referenz (https://wirkungsoekonomie.de/referenz/) — öffentliche Kapitel- und Volltextreferenz.</w:t>
-      </w:r>
-    </w:p>
-    <w:p>
-      <w:pPr>
-        <w:pStyle w:val="ListBullet"/>
-      </w:pPr>
-      <w:r>
-        <w:t>Glossar der Wirkungsökonomie (https://wirkungsoekonomie.de/glossar.html) — öffentliche Begriffsdefinitionen und Abgrenzungen.</w:t>
-      </w:r>
-    </w:p>
-    <w:p>
-      <w:pPr>
-        <w:pStyle w:val="ListBullet"/>
-      </w:pPr>
-      <w:r>
-        <w:t>WÖk-Werkzeuge (https://wirkungsoekonomie.de/werkzeuge/) — öffentliche Methoden-, Scorecard- und Controlling-Werkzeuge.</w:t>
-      </w:r>
-    </w:p>
-    <w:p>
-      <w:pPr>
-        <w:pStyle w:val="ListBullet"/>
-      </w:pPr>
-      <w:r>
-        <w:t>WÖk-Journal (https://wirkungsoekonomie.de/blog.html) — Dossiers und Fallanalysen.</w:t>
-      </w:r>
-    </w:p>
-    <w:p>
-      <w:pPr>
-        <w:pStyle w:val="Heading3"/>
-      </w:pPr>
-      <w:r>
-        <w:t>Externe Quellen fuer die V1-Fassung</w:t>
-      </w:r>
-    </w:p>
-    <w:p>
-      <w:pPr>
-        <w:pStyle w:val="ListBullet"/>
-      </w:pPr>
-      <w:r>
-        <w:t>United Nations (2015): Transforming our world: the 2030 Agenda for Sustainable Development (https://sdgs.un.org/2030agenda).</w:t>
-      </w:r>
-    </w:p>
-    <w:p>
-      <w:pPr>
-        <w:pStyle w:val="ListBullet"/>
-      </w:pPr>
-      <w:r>
-        <w:t>European Commission: Corporate sustainability reporting (https://finance.ec.europa.eu/financial-markets/company-reporting-and-auditing/company-reporting/corporate-sustainability-reporting_en), EU taxonomy for sustainable activities (https://finance.ec.europa.eu/sustainable-finance/tools-and-standards/eu-taxonomy-sustainable-activities_en) und Digital Product Passport (https://single-market-economy.ec.europa.eu/news/commission-launches-consultation-digital-product-passport-2025-04-09_en), soweit fuer das Thema einschlaegig.</w:t>
-      </w:r>
-    </w:p>
-    <w:p>
-      <w:pPr>
-        <w:pStyle w:val="ListBullet"/>
-      </w:pPr>
-      <w:r>
-        <w:t>EFRAG: Sustainability reporting und ESRS (https://www.efrag.org/en/sustainability-reporting), soweit fuer das Thema einschlaegig.</w:t>
-      </w:r>
-    </w:p>
-    <w:p>
-      <w:pPr>
-        <w:pStyle w:val="ListBullet"/>
-      </w:pPr>
-      <w:r>
-        <w:t>Global Reporting Initiative: GRI Standards (https://www.globalreporting.org/standards/), soweit fuer Berichts- und Indikatorenfragen einschlaegig.</w:t>
-      </w:r>
-    </w:p>
-    <w:p>
-      <w:pPr>
-        <w:pStyle w:val="ListBullet"/>
-      </w:pPr>
-      <w:r>
-        <w:t>Fachliteratur zu Wirkungslogik, Evaluation, Systemtheorie, Resilienz, Governance, Diffusion, Vertrauen oder Controlling je nach Thema.</w:t>
       </w:r>
     </w:p>
     <w:sectPr>

--- a/docs/studienskripte/word-rohfassungen/woek-g-v15.docx
+++ b/docs/studienskripte/word-rohfassungen/woek-g-v15.docx
@@ -2529,12 +2529,12 @@
     </w:p>
     <w:p>
       <w:r>
-        <w:t>Dieses Skript zu V15 Nebenwirkungen, Rebound und Zielkonflikte ist als Langformtext angelegt: Es soll nicht nur die Vorlesung begleiten, sondern als eigenstaendiges Studienmaterial funktionieren. Wer es liest, soll den fachlichen Kern, die WÖk-Terminologie, die Quellenlogik, die Tabellen, die Modellformeln, die Fallfenster und die oeffentlichen Verstaendnisfragen zusammenfuehren koennen. Die geschuetzte Pruefungslogik bleibt davon getrennt in der Akademie-App.</w:t>
-      </w:r>
-    </w:p>
-    <w:p>
-      <w:r>
-        <w:t>Fuer den Abschluss ist entscheidend, dass Nebenwirkungen, Rebound und Zielkonflikte im Feld Grundstudium Wirkungsökonomie nicht als Einzelthema stehen bleibt. Die Vorlesung traegt zur gemeinsamen Architektur bei: begriffliche Grundlegung, Bewertungsrahmen und gesellschaftliche Einordnung. Daraus folgt eine Lesehaltung, die streng und praktisch zugleich ist. Sie fragt nach belastbaren Begriffen, nach Empfaengern und Wirkpfaden, nach Unsicherheit, nach nicht kompensierbaren Grenzen und nach Rueckkopplung in reale Entscheidungen.</w:t>
+        <w:t>Dieses Skript zu V15 Nebenwirkungen, Rebound und Zielkonflikte ist als Langformtext angelegt. Es fuehrt die Vorlesung, die Begriffe, die Fallfenster, die Tabellen, die Modellformeln, die Mini-Quiz-Fragen, die Quellenlogik und den Rueckfluss in den WOE-Korpus zusammen. Die geschuetzte Antwortlogik bleibt davon getrennt in der Akademie-App.</w:t>
+      </w:r>
+    </w:p>
+    <w:p>
+      <w:r>
+        <w:t>Der Abschluss liest Nebenwirkungen, Rebound und Zielkonflikte im Feld Grundstudium Wirkungsoekonomie. Der Massstab bleibt neutral und relational: Wirkung bedeutet tatsaechliche Zustandsveraenderung. Wirkungspotenzial beschreibt plausible Moeglichkeit. Wirkungsrisiko beschreibt moegliche negative Veraenderung. Wenn eine Zielgroesse gemeint ist, geht es um positive Netto-Wirkung. Genau diese Trennung entscheidet, ob das Skript fachlich traegt.</w:t>
       </w:r>
     </w:p>
     <w:p>
@@ -2542,7 +2542,7 @@
         <w:pStyle w:val="Heading3"/>
       </w:pPr>
       <w:r>
-        <w:t>Abschlussmatrix fuer die Anwendung</w:t>
+        <w:t>Abschlussmatrix</w:t>
       </w:r>
     </w:p>
     <w:tbl>
@@ -2568,7 +2568,7 @@
               <w:rPr>
                 <w:b/>
               </w:rPr>
-              <w:t>Ebene</w:t>
+              <w:t>Pruefebene</w:t>
             </w:r>
           </w:p>
         </w:tc>
@@ -2596,7 +2596,7 @@
               <w:rPr>
                 <w:b/>
               </w:rPr>
-              <w:t>Qualitaetsgrenze</w:t>
+              <w:t>Grenze</w:t>
             </w:r>
           </w:p>
         </w:tc>
@@ -2620,7 +2620,7 @@
           </w:tcPr>
           <w:p>
             <w:r>
-              <w:t>Wirkung, Wirkungspotenzial und Wirkungsrisiko werden im Kontext der Vorlesung getrennt.</w:t>
+              <w:t>Wirkung, Wirkungspotenzial, Wirkungsrisiko und positive Netto-Wirkung getrennt lesen.</w:t>
             </w:r>
           </w:p>
         </w:tc>
@@ -2631,7 +2631,7 @@
           </w:tcPr>
           <w:p>
             <w:r>
-              <w:t>keine Absicht als Wirkung ausgeben</w:t>
+              <w:t>Keine Absicht als Wirkung ausgeben.</w:t>
             </w:r>
           </w:p>
         </w:tc>
@@ -2655,7 +2655,7 @@
           </w:tcPr>
           <w:p>
             <w:r>
-              <w:t>Ausloeser, Mechanismus, Wirkungsempfaenger, Zustand und Rueckkopplung werden sichtbar.</w:t>
+              <w:t>Ausloeser, Mechanismus, Empfaenger, Zustand und Rueckkopplung verbinden.</w:t>
             </w:r>
           </w:p>
         </w:tc>
@@ -2666,7 +2666,7 @@
           </w:tcPr>
           <w:p>
             <w:r>
-              <w:t>keine lineare Erfolgsgeschichte erfinden</w:t>
+              <w:t>Keine lineare Erfolgsgeschichte erfinden.</w:t>
             </w:r>
           </w:p>
         </w:tc>
@@ -2679,7 +2679,7 @@
           </w:tcPr>
           <w:p>
             <w:r>
-              <w:t>Daten</w:t>
+              <w:t>Evidenz</w:t>
             </w:r>
           </w:p>
         </w:tc>
@@ -2690,7 +2690,7 @@
           </w:tcPr>
           <w:p>
             <w:r>
-              <w:t>Quellen, Datenqualitaet, Unsicherheit und Aktualitaet werden benannt.</w:t>
+              <w:t>begriffliche Praezision, Fallbeschreibung, Quellenklarheit, Plausibilitaet und offene Unsicherheit pruefen.</w:t>
             </w:r>
           </w:p>
         </w:tc>
@@ -2701,7 +2701,7 @@
           </w:tcPr>
           <w:p>
             <w:r>
-              <w:t>keine Scheingenauigkeit erzeugen</w:t>
+              <w:t>Keine Scheingenauigkeit erzeugen.</w:t>
             </w:r>
           </w:p>
         </w:tc>
@@ -2725,7 +2725,7 @@
           </w:tcPr>
           <w:p>
             <w:r>
-              <w:t>SDGs, Agenda 2030, SDG+ und WÖk-Schutzlinien bilden den Referenzrahmen.</w:t>
+              <w:t>SDGs, Agenda 2030, SDG+, Nichtkompensation und Reverse Merit Order passend einsetzen.</w:t>
             </w:r>
           </w:p>
         </w:tc>
@@ -2736,7 +2736,7 @@
           </w:tcPr>
           <w:p>
             <w:r>
-              <w:t>keine Durchschnittslogik gegen rote Linien</w:t>
+              <w:t>Keine Durchschnittslogik gegen rote Linien.</w:t>
             </w:r>
           </w:p>
         </w:tc>
@@ -2760,7 +2760,7 @@
           </w:tcPr>
           <w:p>
             <w:r>
-              <w:t>Die Bewertung fuehrt zu Entscheidung, Budget, Prozess, Kommunikation oder Korrektur.</w:t>
+              <w:t>Ergebnis in Begriff, Fallbewertung, Wirkpfad, rote Linie, Quellenbeurteilung oder Rueckkopplungsregel uebersetzen.</w:t>
             </w:r>
           </w:p>
         </w:tc>
@@ -2771,7 +2771,7 @@
           </w:tcPr>
           <w:p>
             <w:r>
-              <w:t>kein Reporting ohne Rueckkopplung</w:t>
+              <w:t>Kein Reporting ohne Rueckkopplung.</w:t>
             </w:r>
           </w:p>
         </w:tc>
@@ -2783,132 +2783,107 @@
         <w:pStyle w:val="Heading3"/>
       </w:pPr>
       <w:r>
-        <w:t>Abschlusskommentar 1: Lesen, pruefen, rueckkoppeln</w:t>
-      </w:r>
-    </w:p>
-    <w:p>
-      <w:r>
-        <w:t>Die folgende Verdichtung fuehrt die vorhandenen Kapitel nicht als Wiederholung, sondern als Anwendung zusammen. Wirkungskompetenz entsteht, wenn dieselbe begriffliche Strenge in Fallanalyse, Datenarbeit, Kommunikation, Governance und Entscheidungspraxis wiedererkannt wird.</w:t>
-      </w:r>
-    </w:p>
-    <w:p>
-      <w:r>
-        <w:t>Begriffliche Schaerfung. Der Abschnitt Lernziele ist in V15 kein Zusatzwissen, sondern ein Pruefstein fuer die Grundfrage des Skripts: Was veraendert sich, bei wem, wodurch und mit welcher Rueckkopplung? Fuer Nebenwirkungen, Rebound und Zielkonflikte wird daran sichtbar, dass praezise Sprache die erste Sicherung gegen Impact-Washing bildet. Die fachliche Grenze liegt dort, wo Lernende Output, Reichweite, Absicht und Wirkung in einem Satz vermischen. Die saubere Lesart trennt deshalb Beobachtung, Kausalannahme, Bewertung und Steuerungsfolge. In der Anwendung sollte daraus mindestens eine konkrete Begriff, Wirkpfad, Fallbewertung, rote Linie oder Rueckkopplung abgeleitet werden; sonst bleibt das Wissen erklaerend, aber nicht steuerungsfaehig.</w:t>
-      </w:r>
-    </w:p>
-    <w:p>
-      <w:r>
-        <w:t>Anwendung auf Einleitung / Wirkungsfrage. In einer Fallanalyse beginnt dieser Punkt nicht mit einer Meinung, sondern mit einer belastbaren Beschreibung. Wer V15 pruefungsnah liest, fragt zuerst nach Wirkungsempfaengern, Wirkraum, Zeitraum und Datenquelle. Erst danach folgt die Bewertung im Referenzrahmen Mensch, Planet, Demokratie, SDGs, Agenda 2030 und SDG+. Mindestens ein direkter und ein indirekter Wirkpfad muessen nachvollziehbar sein. Der typische Kurzschluss waere, nur die Massnahme selbst bewerten und indirekte Empfaenger ausblenden. Genau dagegen setzt die WÖk die Pflicht, Wirkungspotenzial, Wirkungsrisiko und positive Netto-Wirkung begrifflich getrennt zu halten.</w:t>
-      </w:r>
-    </w:p>
-    <w:p>
-      <w:r>
-        <w:t>Evidenzregel. Kernaussage darf im Skript nicht als dekorativer Begriff stehen bleiben. Der Abschnitt traegt nur dann, wenn er eine pruefbare Aussage erlaubt: Welche Quelle stuetzt die Annahme, welche Unsicherheit bleibt offen und welche Gegenbeobachtung wuerde die Bewertung veraendern? Fuer Nebenwirkungen, Rebound und Zielkonflikte heisst das, dass jede Bewertung nur so belastbar ist wie Datenlage, Quellenstatus, Aktualitaet und Systemgrenze. Die Studierenden sollen nicht lernen, einen Score nachzusprechen. Sie sollen erkennen, wann ein Score klaert, wann er verdeckt und wann eine rote Linie die Durchschnittslogik stoppt.</w:t>
-      </w:r>
-    </w:p>
-    <w:p>
-      <w:r>
-        <w:t>Fallfenster zur Anwendung. Ein Controlling-Team moechte einen Score bilden. Das Skript verlangt, dass Datenqualitaet, Systemgrenzen, Gewichtung, Unsicherheit und Nichtkompensation sichtbar bleiben. Ein Score darf die Diskussion nicht beenden, sondern muss bessere Fragen, Priorisierung und Rueckkopplung ermoeglichen. Bezogen auf Nebenwirkungen, Rebound und Zielkonflikte heisst das: Die Analyse muss das konkrete Thema ernst nehmen und zugleich den allgemeinen WÖk-Massstab halten. Es geht nicht darum, Akteure moralisch zu sortieren. Es geht darum, Wirkpfade, Wirkungsempfaenger, Datenqualitaet, Risiken und Rueckkopplung so zu beschreiben, dass bessere Entscheidungen moeglich werden.</w:t>
-      </w:r>
-    </w:p>
-    <w:p>
-      <w:r>
-        <w:t>Transfer in Grundstudium Wirkungsökonomie. Quelltext und fachliche Grundlegung verbindet die inhaltliche Deutung mit der spaeteren Praxis. Eine Organisation kann zu Nebenwirkungen, Rebound und Zielkonflikte sehr ueberzeugend kommunizieren und trotzdem an einen plausiblen Gedanken schon fuer Wirkung zu halten, obwohl Empfaenger, Zustand, Zeitbezug und Quelle fehlen scheitern. Darum muss die V1-Fassung immer auch nach Governance fragen: Wer erhebt Daten, wer bewertet sie, wer traegt die Folgen, wer kann widersprechen und wann wird eine Entscheidung korrigiert? Profile, Zielkonflikte und offene Punkte werden nebeneinander gefuehrt. So wird aus einem Lehrkapitel eine verantwortbare Arbeitsroutine.</w:t>
-      </w:r>
-    </w:p>
-    <w:p>
-      <w:r>
-        <w:t>Grenze gegen Scheingenauigkeit. Gerade bei Drei Fallen auf dem Weg zur guten Wirkung ist Praezision wichtiger als grosse Begriffe. Eine Wirkungsaussage bleibt schwach, wenn sie nur Aktivitaet, Reichweite, Absicht oder Image beschreibt. Stark wird sie erst, wenn sie die Zustandsveraenderung und ihre Bedingungen offenlegt. In V15 ist deshalb entscheidend, schwere zentrale Schaeden nicht durch beliebige positive Einzelwerte neutralisiert werden duerfen. Die Fehlerlinie verlaeuft nicht zwischen Optimismus und Pessimismus, sondern zwischen offengelegter Unsicherheit und rhetorischer Sicherheit ohne Pruefpfad.</w:t>
-      </w:r>
-    </w:p>
-    <w:p>
-      <w:r>
-        <w:t>Pruefungsnahe Transferfrage. Formuliere zu V15 eine Wirkungsaussage in drei Saetzen: Erstens den beobachteten oder plausiblen Zustand, zweitens die Daten- oder Quellenlage, drittens die offene Unsicherheit samt Rueckkopplung. Die Antwort muss ohne moralische Personenbewertung auskommen und darf Reichweite nicht mit Wirkung verwechseln.</w:t>
-      </w:r>
-    </w:p>
-    <w:p>
-      <w:r>
-        <w:t>Pruefungsnahe Lesart. Aus Nebenwirkungen: die ungewollten Begleiter laesst sich eine gute Transferfrage ableiten: Welche Entscheidung waere falsch, wenn dieser Abschnitt missverstanden wird? Fuer Nebenwirkungen, Rebound und Zielkonflikte lautet die Antwort meist nicht einfach "mehr Wirkung", sondern genauer: bessere Unterscheidung, sauberere Daten, klarere Schutzlinie und rueckgekoppelte Steuerung. Jeder Analyseblock fragt nach der Routine, die nach der Bewertung angepasst wird. Wer das im Fall anwenden kann, hat den Kern der Vorlesung verstanden; wer nur Definitionen wiederholt, bleibt unter dem Anspruch der Akademie.</w:t>
-      </w:r>
-    </w:p>
-    <w:p>
-      <w:r>
-        <w:t>Fallfenster zur Anwendung. Ein Kommunikationsbericht nennt viele Aktivitaeten, Reichweiten und Rueckmeldungen. Die V1-Pruefung fragt, ob daraus eine belastbare Wirkungsaussage folgt. Wenn nur Kontakte, Klicks oder Zustimmung vorliegen, bleibt die Aussage im Bereich Wirkungspotenzial oder Resonanz, nicht im Bereich nachgewiesener Wirkung. Bezogen auf Nebenwirkungen, Rebound und Zielkonflikte heisst das: Die Analyse muss das konkrete Thema ernst nehmen und zugleich den allgemeinen WÖk-Massstab halten. Es geht nicht darum, Akteure moralisch zu sortieren. Es geht darum, Wirkpfade, Wirkungsempfaenger, Datenqualitaet, Risiken und Rueckkopplung so zu beschreiben, dass bessere Entscheidungen moeglich werden.</w:t>
-      </w:r>
-    </w:p>
-    <w:p>
-      <w:r>
-        <w:t>Governance. Der Abschnitt Nebenwirkungen ernst nehmen ist in V15 kein Zusatzwissen, sondern ein Pruefstein fuer die Grundfrage des Skripts: Was veraendert sich, bei wem, wodurch und mit welcher Rueckkopplung? Fuer Nebenwirkungen, Rebound und Zielkonflikte wird daran sichtbar, dass Wirkungsbewertung Verfahren, Rechte, Transparenz und Korrektur braucht. Die fachliche Grenze liegt dort, wo Lernende Bewertung als technokratische Top-down-Setzung verstehen. Die saubere Lesart trennt deshalb Beobachtung, Kausalannahme, Bewertung und Steuerungsfolge. In der Anwendung sollte daraus mindestens eine konkrete Begriff, Wirkpfad, Fallbewertung, rote Linie oder Rueckkopplung abgeleitet werden; sonst bleibt das Wissen erklaerend, aber nicht steuerungsfaehig.</w:t>
-      </w:r>
-    </w:p>
-    <w:p>
-      <w:r>
-        <w:t>Anwendung auf Der Rebound-Effekt. In einer Fallanalyse beginnt dieser Punkt nicht mit einer Meinung, sondern mit einer belastbaren Beschreibung. Wer V15 pruefungsnah liest, fragt zuerst nach Wirkungsempfaengern, Wirkraum, Zeitraum und Datenquelle. Erst danach folgt die Bewertung im Referenzrahmen Mensch, Planet, Demokratie, SDGs, Agenda 2030 und SDG+. Pruefungsfragen verbinden Begriff, Anwendung, Evidenz und rote Linie. Der typische Kurzschluss waere, reines Auswendiglernen als Kompetenznachweis behandeln. Genau dagegen setzt die WÖk die Pflicht, Wirkungspotenzial, Wirkungsrisiko und positive Netto-Wirkung begrifflich getrennt zu halten.</w:t>
-      </w:r>
-    </w:p>
-    <w:p>
-      <w:r>
-        <w:t>Evidenzregel. Warum der Rebound so oft übersehen wird darf im Skript nicht als dekorativer Begriff stehen bleiben. Der Abschnitt traegt nur dann, wenn er eine pruefbare Aussage erlaubt: Welche Quelle stuetzt die Annahme, welche Unsicherheit bleibt offen und welche Gegenbeobachtung wuerde die Bewertung veraendern? Fuer Nebenwirkungen, Rebound und Zielkonflikte heisst das, dass WÖk-Begriffe im Alltag nur tragen, wenn sie in Routinen uebersetzt werden. Die Studierenden sollen nicht lernen, einen Score nachzusprechen. Sie sollen erkennen, wann ein Score klaert, wann er verdeckt und wann eine rote Linie die Durchschnittslogik stoppt.</w:t>
-      </w:r>
-    </w:p>
-    <w:p>
-      <w:r>
-        <w:t>Fallfenster zur Anwendung. Eine Organisation plant eine Massnahme und formuliert dazu eine positive Absicht. In der WÖk reicht das nicht. Fuer diese Vorlesung muss sichtbar werden, welche Zustandsveraenderung erwartet wird, welche Empfaenger direkt oder indirekt betroffen sind, welche Nebenwirkungen entstehen koennen und welche Entscheidung spaeter korrigiert wird. Bezogen auf Nebenwirkungen, Rebound und Zielkonflikte heisst das: Die Analyse muss das konkrete Thema ernst nehmen und zugleich den allgemeinen WÖk-Massstab halten. Es geht nicht darum, Akteure moralisch zu sortieren. Es geht darum, Wirkpfade, Wirkungsempfaenger, Datenqualitaet, Risiken und Rueckkopplung so zu beschreiben, dass bessere Entscheidungen moeglich werden.</w:t>
-      </w:r>
-    </w:p>
-    <w:p>
-      <w:r>
-        <w:t>Transfer in Grundstudium Wirkungsökonomie. Ein Beispiel zum Rebound verbindet die inhaltliche Deutung mit der spaeteren Praxis. Eine Organisation kann zu Nebenwirkungen, Rebound und Zielkonflikte sehr ueberzeugend kommunizieren und trotzdem an einen plausiblen Gedanken schon fuer Wirkung zu halten, obwohl Empfaenger, Zustand, Zeitbezug und Quelle fehlen scheitern. Darum muss die V1-Fassung immer auch nach Governance fragen: Wer erhebt Daten, wer bewertet sie, wer traegt die Folgen, wer kann widersprechen und wann wird eine Entscheidung korrigiert? Gute Kommunikation unterscheidet Befund, Annahme und normative Bewertung. So wird aus einem Lehrkapitel eine verantwortbare Arbeitsroutine.</w:t>
-      </w:r>
-    </w:p>
-    <w:p>
-      <w:r>
-        <w:t>Pruefungsnahe Transferfrage. Formuliere zu V15 eine Wirkungsaussage in drei Saetzen: Erstens den beobachteten oder plausiblen Zustand, zweitens die Daten- oder Quellenlage, drittens die offene Unsicherheit samt Rueckkopplung. Die Antwort muss ohne moralische Personenbewertung auskommen und darf Reichweite nicht mit Wirkung verwechseln.</w:t>
-      </w:r>
-    </w:p>
-    <w:p>
-      <w:r>
-        <w:t>Grenze gegen Scheingenauigkeit. Gerade bei Zielkonflikte ist Praezision wichtiger als grosse Begriffe. Eine Wirkungsaussage bleibt schwach, wenn sie nur Aktivitaet, Reichweite, Absicht oder Image beschreibt. Stark wird sie erst, wenn sie die Zustandsveraenderung und ihre Bedingungen offenlegt. In V15 ist deshalb entscheidend, jede Wirkungsaussage eine Grenze zieht und diese Grenze begruenden muss. Die Fehlerlinie verlaeuft nicht zwischen Optimismus und Pessimismus, sondern zwischen offengelegter Unsicherheit und rhetorischer Sicherheit ohne Pruefpfad.</w:t>
-      </w:r>
-    </w:p>
-    <w:p>
-      <w:r>
-        <w:t>Pruefungsnahe Lesart. Aus Zielkonflikte ehrlich abwägen laesst sich eine gute Transferfrage ableiten: Welche Entscheidung waere falsch, wenn dieser Abschnitt missverstanden wird? Fuer Nebenwirkungen, Rebound und Zielkonflikte lautet die Antwort meist nicht einfach "mehr Wirkung", sondern genauer: bessere Unterscheidung, sauberere Daten, klarere Schutzlinie und rueckgekoppelte Steuerung. Szenarien pruefen Sofortwirkung, Folgewirkung und Reversibilitaet getrennt. Wer das im Fall anwenden kann, hat den Kern der Vorlesung verstanden; wer nur Definitionen wiederholt, bleibt unter dem Anspruch der Akademie.</w:t>
-      </w:r>
-    </w:p>
-    <w:p>
-      <w:r>
-        <w:t>Fallfenster zur Anwendung. Eine Fuehrungsentscheidung erzeugt zugleich Nutzen und Risiken. Die WÖk behandelt Ambivalenz nicht als Stoerung, sondern als Kern der Analyse. Positive Netto-Wirkung darf erst behauptet werden, wenn zentrale negative Wirkungen getrennt geprueft und rote Linien gewahrt sind. Bezogen auf Nebenwirkungen, Rebound und Zielkonflikte heisst das: Die Analyse muss das konkrete Thema ernst nehmen und zugleich den allgemeinen WÖk-Massstab halten. Es geht nicht darum, Akteure moralisch zu sortieren. Es geht darum, Wirkpfade, Wirkungsempfaenger, Datenqualitaet, Risiken und Rueckkopplung so zu beschreiben, dass bessere Entscheidungen moeglich werden.</w:t>
-      </w:r>
-    </w:p>
-    <w:p>
-      <w:r>
-        <w:t>Betroffenenperspektive. Der Abschnitt Die drei Fallen zusammen im Blick ist in V15 kein Zusatzwissen, sondern ein Pruefstein fuer die Grundfrage des Skripts: Was veraendert sich, bei wem, wodurch und mit welcher Rueckkopplung? Fuer Nebenwirkungen, Rebound und Zielkonflikte wird daran sichtbar, dass Wirkung nicht am Sender, sondern an veraenderten Zustanden der Empfaenger geprueft wird. Die fachliche Grenze liegt dort, wo Lernende interne Erfolgskennzahlen mit gesellschaftlicher Wirkung verwechseln. Die saubere Lesart trennt deshalb Beobachtung, Kausalannahme, Bewertung und Steuerungsfolge. In der Anwendung sollte daraus mindestens eine konkrete Begriff, Wirkpfad, Fallbewertung, rote Linie oder Rueckkopplung abgeleitet werden; sonst bleibt das Wissen erklaerend, aber nicht steuerungsfaehig.</w:t>
-      </w:r>
-    </w:p>
-    <w:p>
-      <w:r>
-        <w:t>Anwendung auf Was du aus dieser Vorlesung mitnimmst. In einer Fallanalyse beginnt dieser Punkt nicht mit einer Meinung, sondern mit einer belastbaren Beschreibung. Wer V15 pruefungsnah liest, fragt zuerst nach Wirkungsempfaengern, Wirkraum, Zeitraum und Datenquelle. Erst danach folgt die Bewertung im Referenzrahmen Mensch, Planet, Demokratie, SDGs, Agenda 2030 und SDG+. Jede Schlussfolgerung endet mit Entscheidung, Verantwortlichkeit und Termin fuer Rueckpruefung. Der typische Kurzschluss waere, Befunde sammeln, ohne Ressourcen oder Regeln zu veraendern. Genau dagegen setzt die WÖk die Pflicht, Wirkungspotenzial, Wirkungsrisiko und positive Netto-Wirkung begrifflich getrennt zu halten.</w:t>
-      </w:r>
-    </w:p>
-    <w:p>
-      <w:r>
-        <w:t>Evidenzregel. Wirkungsökonomische Vertiefung darf im Skript nicht als dekorativer Begriff stehen bleiben. Der Abschnitt traegt nur dann, wenn er eine pruefbare Aussage erlaubt: Welche Quelle stuetzt die Annahme, welche Unsicherheit bleibt offen und welche Gegenbeobachtung wuerde die Bewertung veraendern? Fuer Nebenwirkungen, Rebound und Zielkonflikte heisst das, dass WÖk-Aussagen mit bestehenden Begriffen, Studien, Standards und Rechtsrahmen in Beziehung stehen muessen. Die Studierenden sollen nicht lernen, einen Score nachzusprechen. Sie sollen erkennen, wann ein Score klaert, wann er verdeckt und wann eine rote Linie die Durchschnittslogik stoppt.</w:t>
-      </w:r>
-    </w:p>
-    <w:p>
-      <w:r>
-        <w:t>Fallfenster zur Anwendung. Ein Controlling-Team moechte einen Score bilden. Das Skript verlangt, dass Datenqualitaet, Systemgrenzen, Gewichtung, Unsicherheit und Nichtkompensation sichtbar bleiben. Ein Score darf die Diskussion nicht beenden, sondern muss bessere Fragen, Priorisierung und Rueckkopplung ermoeglichen. Bezogen auf Nebenwirkungen, Rebound und Zielkonflikte heisst das: Die Analyse muss das konkrete Thema ernst nehmen und zugleich den allgemeinen WÖk-Massstab halten. Es geht nicht darum, Akteure moralisch zu sortieren. Es geht darum, Wirkpfade, Wirkungsempfaenger, Datenqualitaet, Risiken und Rueckkopplung so zu beschreiben, dass bessere Entscheidungen moeglich werden.</w:t>
-      </w:r>
-    </w:p>
-    <w:p>
-      <w:r>
-        <w:t>Pruefungsnahe Transferfrage. Formuliere zu V15 eine Wirkungsaussage in drei Saetzen: Erstens den beobachteten oder plausiblen Zustand, zweitens die Daten- oder Quellenlage, drittens die offene Unsicherheit samt Rueckkopplung. Die Antwort muss ohne moralische Personenbewertung auskommen und darf Reichweite nicht mit Wirkung verwechseln.</w:t>
-      </w:r>
-    </w:p>
-    <w:p>
-      <w:r>
-        <w:t>Transfer in Grundstudium Wirkungsökonomie. Prüfungsrelevanz verbindet die inhaltliche Deutung mit der spaeteren Praxis. Eine Organisation kann zu Nebenwirkungen, Rebound und Zielkonflikte sehr ueberzeugend kommunizieren und trotzdem an einen plausiblen Gedanken schon fuer Wirkung zu halten, obwohl Empfaenger, Zustand, Zeitbezug und Quelle fehlen scheitern. Darum muss die V1-Fassung immer auch nach Governance fragen: Wer erhebt Daten, wer bewertet sie, wer traegt die Folgen, wer kann widersprechen und wann wird eine Entscheidung korrigiert? Die Analyse markiert Stoppsignale vor jeder Portfolio- oder Score-Debatte. So wird aus einem Lehrkapitel eine verantwortbare Arbeitsroutine.</w:t>
+        <w:t>Schlussvertiefung 1: Nebenwirkungen, Rebound und Zielkonflikte im Anwendungsfall</w:t>
+      </w:r>
+    </w:p>
+    <w:p>
+      <w:r>
+        <w:t>Die folgenden Abschnitte sind keine neue Pruefungsloesung. Sie verdichten die vorhandenen Kapitel zu einer Lesart, mit der Studierende einen Fall selbststaendig analysieren koennen. Im Mittelpunkt stehen Bewertungsgrenzen, Nichtkompensation, Reverse Merit Order und positive Netto-Wirkung, nicht moralische Personenbewertung.</w:t>
+      </w:r>
+    </w:p>
+    <w:p>
+      <w:r>
+        <w:t>Begriffliche Schlussklaerung. Einleitung / Wirkungsfrage zeigt, warum Nebenwirkungen, Rebound und Zielkonflikte mehr ist als ein Schlagwort im Feld Bewertungsgrenzen, Nichtkompensation, Reverse Merit Order und positive Netto-Wirkung. Die wirkungsoekonomische Frage lautet: Welche reale Veraenderung wird moeglich, welche bleibt nur Potenzial und wo entsteht ein Wirkungsrisiko? Diese Unterscheidung schuetzt vor Impact-Washing, weil sie Absicht, Aktivitaet, Reichweite und Wirkung auseinanderhaelt.</w:t>
+      </w:r>
+    </w:p>
+    <w:p>
+      <w:r>
+        <w:t>Eine Kommune, ein Unternehmen oder eine Bildungsorganisation will Nebenwirkungen, Rebound und Zielkonflikte praktisch anwenden. Der erste Schritt ist nicht die Auswahl eines Instruments, sondern die Klaerung der Zustandsveraenderung. Bei Einleitung / Wirkungsfrage muss deshalb benannt werden, wer betroffen ist, welcher Zustand sich veraendert, welche Frist gilt und welche Gegenbeobachtung die Annahme widerlegen wuerde. Erst danach entsteht eine begruendete Entscheidung im Feld Begriff, Fallbewertung, Wirkpfad, rote Linie, Quellenbeurteilung oder Rueckkopplungsregel.</w:t>
+      </w:r>
+    </w:p>
+    <w:p>
+      <w:r>
+        <w:t>Wirkpfad und Empfaenger. In V15 muss Kernaussage immer mit Empfaengern gelesen werden. Wirkung entsteht nicht beim Sender, sondern an veraenderten Zustaenden von Menschen, Oekosystemen, Institutionen, Oeffentlichkeit oder kuenftigen Handlungsspielraeumen. Darum reicht es nicht, interne Aktivitaeten zu dokumentieren. Entscheidend ist, ob sich ein Zustand nachvollziehbar veraendert und ob diese Veraenderung im Referenzrahmen Mensch, Planet, Demokratie, SDGs, Agenda 2030 und SDG+ tragfaehig bewertet werden kann.</w:t>
+      </w:r>
+    </w:p>
+    <w:p>
+      <w:r>
+        <w:t>Ein Bericht behauptet, die Massnahme zu Nebenwirkungen, Rebound und Zielkonflikte sei erfolgreich. Die WOE-Lesart fragt bei Kernaussage nach belastbaren Nachweisen: begriffliche Praezision, Fallbeschreibung, Quellenklarheit, Plausibilitaet und offene Unsicherheit. Wenn diese Nachweise fehlen, bleibt die Aussage Wirkungspotenzial oder Kommunikationsbehauptung. Sie kann wichtig sein, aber sie ist noch keine belegte Wirkung.</w:t>
+      </w:r>
+    </w:p>
+    <w:p>
+      <w:r>
+        <w:t>Daten, Quellen und Evidenz. Wissenschaftliche Anschlussfaehigkeit entsteht hier durch Quellenklarheit. Bei Quelltext und fachliche Grundlegung werden interne WOE-Begriffe nicht als Ersatz fuer Belege benutzt, sondern mit WOE-Bewertungslogik, SDG+, rote Linien, NWI/T-SROI-Abgrenzung und Schutzgueter verbunden. Wo die Datenlage offen bleibt, wird das offengelegt. Wo eine Aussage nur plausibel ist, bleibt sie als Wirkungspotenzial markiert. Wo ein Schaden eine rote Linie beruehrt, greift Nichtkompensation vor Durchschnittslogik.</w:t>
+      </w:r>
+    </w:p>
+    <w:p>
+      <w:r>
+        <w:t>In einer kontroversen Entscheidung wirkt Quelltext und fachliche Grundlegung als Pruefpunkt fuer Ambivalenz. Ein Nutzen fuer eine Gruppe kann mit Risiken fuer andere Wirkungsempfaenger einhergehen. Das Skript verlangt deshalb, positive und negative Zustandsveraenderungen getrennt zu fuehren, bevor von positiver Netto-Wirkung gesprochen wird.</w:t>
+      </w:r>
+    </w:p>
+    <w:p>
+      <w:r>
+        <w:t>Bewertung und rote Linien. In Grundstudium Wirkungsoekonomie wird Drei Fallen auf dem Weg zur guten Wirkung erst steuerungsfaehig, wenn daraus eine Entscheidung folgt. Die Grundbegriffe muessen in spaeteren Modulen wiedererkennbar bleiben. Ohne diese Rueckkopplung bleibt Reporting eine Beschreibung. Mit Rueckkopplung wird aus Bewertung eine veraenderte Routine: ein anderer Prozess, ein geaenderter Anreiz, eine bessere Datenpflicht, eine korrigierte Kommunikation oder eine neue Priorisierung.</w:t>
+      </w:r>
+    </w:p>
+    <w:p>
+      <w:r>
+        <w:t>Die typische Fehlstelle bei Nebenwirkungen, Rebound und Zielkonflikte liegt darin, schwere Schaeden mit bequemen Pluspunkten zu verrechnen. Bei Drei Fallen auf dem Weg zur guten Wirkung wird diese Fehlstelle konkret: Ein scheinbar plausibler Befund darf nicht zur Abkuerzung werden. Quellen, Systemgrenzen, Unsicherheit und Rueckkopplung bleiben sichtbar.</w:t>
+      </w:r>
+    </w:p>
+    <w:p>
+      <w:r>
+        <w:t>Kontrollfrage. Welche Entscheidung waere falsch, wenn Drei Fallen auf dem Weg zur guten Wirkung in V15 missverstanden wird? Die Antwort muss mindestens eine Daten- oder Quellenannahme, eine betroffene Gruppe oder Schutzdimension, eine moegliche Nebenwirkung und einen Rueckkopplungsschritt nennen. Richtig ist nicht die lauteste Bewertung, sondern diejenige, die Begriff, Beleg und Steuerungsfolge zusammenhaelt.</w:t>
+      </w:r>
+    </w:p>
+    <w:p>
+      <w:r>
+        <w:t>Steuerung und Rueckkopplung. Die Grenze gegen Scheingenauigkeit verlaeuft bei Nebenwirkungen: die ungewollten Begleiter nicht zwischen Optimismus und Pessimismus. Sie verlaeuft zwischen offengelegter Unsicherheit und rhetorischer Sicherheit. Wer Nebenwirkungen, Rebound und Zielkonflikte belastbar anwenden will, benennt Systemgrenze, Zeitraum, Vergleichspunkt und offene Gegenhypothese. Gerade dadurch bleibt das Skript anschlussfaehig fuer Forschung, Praxis und spaetere Revision.</w:t>
+      </w:r>
+    </w:p>
+    <w:p>
+      <w:r>
+        <w:t>Fuer die Pruefung ist Nebenwirkungen: die ungewollten Begleiter dann verstanden, wenn daraus eine belastbare Fallantwort entsteht. Eine gute Antwort unterscheidet Beobachtung, Kausalannahme, Bewertung und Steuerungsfolge. Sie bewertet keine Menschen, sondern Wirkpfade, Zustandsveraenderungen, Risiken und institutionelle Bedingungen.</w:t>
+      </w:r>
+    </w:p>
+    <w:p>
+      <w:r>
+        <w:t>Pruefungsnahe Anwendung. Nebenwirkungen ernst nehmen zeigt, warum Nebenwirkungen, Rebound und Zielkonflikte mehr ist als ein Schlagwort im Feld Bewertungsgrenzen, Nichtkompensation, Reverse Merit Order und positive Netto-Wirkung. Die wirkungsoekonomische Frage lautet: Welche reale Veraenderung wird moeglich, welche bleibt nur Potenzial und wo entsteht ein Wirkungsrisiko? Diese Unterscheidung schuetzt vor Impact-Washing, weil sie Absicht, Aktivitaet, Reichweite und Wirkung auseinanderhaelt.</w:t>
+      </w:r>
+    </w:p>
+    <w:p>
+      <w:r>
+        <w:t>Eine Kommune, ein Unternehmen oder eine Bildungsorganisation will Nebenwirkungen, Rebound und Zielkonflikte praktisch anwenden. Der erste Schritt ist nicht die Auswahl eines Instruments, sondern die Klaerung der Zustandsveraenderung. Bei Nebenwirkungen ernst nehmen muss deshalb benannt werden, wer betroffen ist, welcher Zustand sich veraendert, welche Frist gilt und welche Gegenbeobachtung die Annahme widerlegen wuerde. Erst danach entsteht eine begruendete Entscheidung im Feld Begriff, Fallbewertung, Wirkpfad, rote Linie, Quellenbeurteilung oder Rueckkopplungsregel.</w:t>
+      </w:r>
+    </w:p>
+    <w:p>
+      <w:r>
+        <w:t>Rueckfluss. Fuer den WOE-Korpus bedeutet das: Begriffe aus Nebenwirkungen, Rebound und Zielkonflikte sollten dort geschaerft werden, wo sie in Glossar, Werkzeugen, Journal oder Readern doppeldeutig bleiben. Offene Forschungsfragen werden nicht versteckt. Sie markieren die Stelle, an der spaetere Evidenz, ein besserer Datensatz oder eine praezisere Fallstudie die Bewertung veraendern kann.</w:t>
+      </w:r>
+    </w:p>
+    <w:p>
+      <w:r>
+        <w:t>Transfer in den WOE-Korpus. In V15 muss Der Rebound-Effekt immer mit Empfaengern gelesen werden. Wirkung entsteht nicht beim Sender, sondern an veraenderten Zustaenden von Menschen, Oekosystemen, Institutionen, Oeffentlichkeit oder kuenftigen Handlungsspielraeumen. Darum reicht es nicht, interne Aktivitaeten zu dokumentieren. Entscheidend ist, ob sich ein Zustand nachvollziehbar veraendert und ob diese Veraenderung im Referenzrahmen Mensch, Planet, Demokratie, SDGs, Agenda 2030 und SDG+ tragfaehig bewertet werden kann.</w:t>
+      </w:r>
+    </w:p>
+    <w:p>
+      <w:r>
+        <w:t>Ein Bericht behauptet, die Massnahme zu Nebenwirkungen, Rebound und Zielkonflikte sei erfolgreich. Die WOE-Lesart fragt bei Der Rebound-Effekt nach belastbaren Nachweisen: begriffliche Praezision, Fallbeschreibung, Quellenklarheit, Plausibilitaet und offene Unsicherheit. Wenn diese Nachweise fehlen, bleibt die Aussage Wirkungspotenzial oder Kommunikationsbehauptung. Sie kann wichtig sein, aber sie ist noch keine belegte Wirkung.</w:t>
+      </w:r>
+    </w:p>
+    <w:p>
+      <w:r>
+        <w:t>Grenzen der Aussage. Wissenschaftliche Anschlussfaehigkeit entsteht hier durch Quellenklarheit. Bei Warum der Rebound so oft übersehen wird werden interne WOE-Begriffe nicht als Ersatz fuer Belege benutzt, sondern mit WOE-Bewertungslogik, SDG+, rote Linien, NWI/T-SROI-Abgrenzung und Schutzgueter verbunden. Wo die Datenlage offen bleibt, wird das offengelegt. Wo eine Aussage nur plausibel ist, bleibt sie als Wirkungspotenzial markiert. Wo ein Schaden eine rote Linie beruehrt, greift Nichtkompensation vor Durchschnittslogik.</w:t>
+      </w:r>
+    </w:p>
+    <w:p>
+      <w:r>
+        <w:t>In einer kontroversen Entscheidung wirkt Warum der Rebound so oft übersehen wird als Pruefpunkt fuer Ambivalenz. Ein Nutzen fuer eine Gruppe kann mit Risiken fuer andere Wirkungsempfaenger einhergehen. Das Skript verlangt deshalb, positive und negative Zustandsveraenderungen getrennt zu fuehren, bevor von positiver Netto-Wirkung gesprochen wird.</w:t>
+      </w:r>
+    </w:p>
+    <w:p>
+      <w:r>
+        <w:t>Kontrollfrage. Welche Entscheidung waere falsch, wenn Warum der Rebound so oft übersehen wird in V15 missverstanden wird? Die Antwort muss mindestens eine Daten- oder Quellenannahme, eine betroffene Gruppe oder Schutzdimension, eine moegliche Nebenwirkung und einen Rueckkopplungsschritt nennen. Richtig ist nicht die lauteste Bewertung, sondern diejenige, die Begriff, Beleg und Steuerungsfolge zusammenhaelt.</w:t>
       </w:r>
     </w:p>
     <w:p>
@@ -2916,132 +2891,107 @@
         <w:pStyle w:val="Heading3"/>
       </w:pPr>
       <w:r>
-        <w:t>Abschlusskommentar 2: Lesen, pruefen, rueckkoppeln</w:t>
-      </w:r>
-    </w:p>
-    <w:p>
-      <w:r>
-        <w:t>Die folgende Verdichtung fuehrt die vorhandenen Kapitel nicht als Wiederholung, sondern als Anwendung zusammen. Wirkungskompetenz entsteht, wenn dieselbe begriffliche Strenge in Fallanalyse, Datenarbeit, Kommunikation, Governance und Entscheidungspraxis wiedererkannt wird.</w:t>
-      </w:r>
-    </w:p>
-    <w:p>
-      <w:r>
-        <w:t>Grenze gegen Scheingenauigkeit. Gerade bei Lernziele ist Praezision wichtiger als grosse Begriffe. Eine Wirkungsaussage bleibt schwach, wenn sie nur Aktivitaet, Reichweite, Absicht oder Image beschreibt. Stark wird sie erst, wenn sie die Zustandsveraenderung und ihre Bedingungen offenlegt. In V15 ist deshalb entscheidend, praezise Sprache die erste Sicherung gegen Impact-Washing bildet. Die Fehlerlinie verlaeuft nicht zwischen Optimismus und Pessimismus, sondern zwischen offengelegter Unsicherheit und rhetorischer Sicherheit ohne Pruefpfad.</w:t>
-      </w:r>
-    </w:p>
-    <w:p>
-      <w:r>
-        <w:t>Pruefungsnahe Lesart. Aus Einleitung / Wirkungsfrage laesst sich eine gute Transferfrage ableiten: Welche Entscheidung waere falsch, wenn dieser Abschnitt missverstanden wird? Fuer Nebenwirkungen, Rebound und Zielkonflikte lautet die Antwort meist nicht einfach "mehr Wirkung", sondern genauer: bessere Unterscheidung, sauberere Daten, klarere Schutzlinie und rueckgekoppelte Steuerung. Mindestens ein direkter und ein indirekter Wirkpfad muessen nachvollziehbar sein. Wer das im Fall anwenden kann, hat den Kern der Vorlesung verstanden; wer nur Definitionen wiederholt, bleibt unter dem Anspruch der Akademie.</w:t>
-      </w:r>
-    </w:p>
-    <w:p>
-      <w:r>
-        <w:t>Fallfenster zur Anwendung. Ein Kommunikationsbericht nennt viele Aktivitaeten, Reichweiten und Rueckmeldungen. Die V1-Pruefung fragt, ob daraus eine belastbare Wirkungsaussage folgt. Wenn nur Kontakte, Klicks oder Zustimmung vorliegen, bleibt die Aussage im Bereich Wirkungspotenzial oder Resonanz, nicht im Bereich nachgewiesener Wirkung. Bezogen auf Nebenwirkungen, Rebound und Zielkonflikte heisst das: Die Analyse muss das konkrete Thema ernst nehmen und zugleich den allgemeinen WÖk-Massstab halten. Es geht nicht darum, Akteure moralisch zu sortieren. Es geht darum, Wirkpfade, Wirkungsempfaenger, Datenqualitaet, Risiken und Rueckkopplung so zu beschreiben, dass bessere Entscheidungen moeglich werden.</w:t>
-      </w:r>
-    </w:p>
-    <w:p>
-      <w:r>
-        <w:t>Daten- und Quellenklarheit. Der Abschnitt Kernaussage ist in V15 kein Zusatzwissen, sondern ein Pruefstein fuer die Grundfrage des Skripts: Was veraendert sich, bei wem, wodurch und mit welcher Rueckkopplung? Fuer Nebenwirkungen, Rebound und Zielkonflikte wird daran sichtbar, dass jede Bewertung nur so belastbar ist wie Datenlage, Quellenstatus, Aktualitaet und Systemgrenze. Die fachliche Grenze liegt dort, wo Lernende eine Zahl ohne Einheit, Zeitraum oder Erhebungslogik als Beweis nutzen. Die saubere Lesart trennt deshalb Beobachtung, Kausalannahme, Bewertung und Steuerungsfolge. In der Anwendung sollte daraus mindestens eine konkrete Begriff, Wirkpfad, Fallbewertung, rote Linie oder Rueckkopplung abgeleitet werden; sonst bleibt das Wissen erklaerend, aber nicht steuerungsfaehig.</w:t>
-      </w:r>
-    </w:p>
-    <w:p>
-      <w:r>
-        <w:t>Anwendung auf Quelltext und fachliche Grundlegung. In einer Fallanalyse beginnt dieser Punkt nicht mit einer Meinung, sondern mit einer belastbaren Beschreibung. Wer V15 pruefungsnah liest, fragt zuerst nach Wirkungsempfaengern, Wirkraum, Zeitraum und Datenquelle. Erst danach folgt die Bewertung im Referenzrahmen Mensch, Planet, Demokratie, SDGs, Agenda 2030 und SDG+. Profile, Zielkonflikte und offene Punkte werden nebeneinander gefuehrt. Der typische Kurzschluss waere, ambivalente Befunde glaetten, damit eine eindeutige Botschaft entsteht. Genau dagegen setzt die WÖk die Pflicht, Wirkungspotenzial, Wirkungsrisiko und positive Netto-Wirkung begrifflich getrennt zu halten.</w:t>
-      </w:r>
-    </w:p>
-    <w:p>
-      <w:r>
-        <w:t>Pruefungsnahe Transferfrage. Formuliere zu V15 eine Wirkungsaussage in drei Saetzen: Erstens den beobachteten oder plausiblen Zustand, zweitens die Daten- oder Quellenlage, drittens die offene Unsicherheit samt Rueckkopplung. Die Antwort muss ohne moralische Personenbewertung auskommen und darf Reichweite nicht mit Wirkung verwechseln.</w:t>
-      </w:r>
-    </w:p>
-    <w:p>
-      <w:r>
-        <w:t>Evidenzregel. Drei Fallen auf dem Weg zur guten Wirkung darf im Skript nicht als dekorativer Begriff stehen bleiben. Der Abschnitt traegt nur dann, wenn er eine pruefbare Aussage erlaubt: Welche Quelle stuetzt die Annahme, welche Unsicherheit bleibt offen und welche Gegenbeobachtung wuerde die Bewertung veraendern? Fuer Nebenwirkungen, Rebound und Zielkonflikte heisst das, dass schwere zentrale Schaeden nicht durch beliebige positive Einzelwerte neutralisiert werden duerfen. Die Studierenden sollen nicht lernen, einen Score nachzusprechen. Sie sollen erkennen, wann ein Score klaert, wann er verdeckt und wann eine rote Linie die Durchschnittslogik stoppt.</w:t>
-      </w:r>
-    </w:p>
-    <w:p>
-      <w:r>
-        <w:t>Fallfenster zur Anwendung. Eine Organisation plant eine Massnahme und formuliert dazu eine positive Absicht. In der WÖk reicht das nicht. Fuer diese Vorlesung muss sichtbar werden, welche Zustandsveraenderung erwartet wird, welche Empfaenger direkt oder indirekt betroffen sind, welche Nebenwirkungen entstehen koennen und welche Entscheidung spaeter korrigiert wird. Bezogen auf Nebenwirkungen, Rebound und Zielkonflikte heisst das: Die Analyse muss das konkrete Thema ernst nehmen und zugleich den allgemeinen WÖk-Massstab halten. Es geht nicht darum, Akteure moralisch zu sortieren. Es geht darum, Wirkpfade, Wirkungsempfaenger, Datenqualitaet, Risiken und Rueckkopplung so zu beschreiben, dass bessere Entscheidungen moeglich werden.</w:t>
-      </w:r>
-    </w:p>
-    <w:p>
-      <w:r>
-        <w:t>Transfer in Grundstudium Wirkungsökonomie. Nebenwirkungen: die ungewollten Begleiter verbindet die inhaltliche Deutung mit der spaeteren Praxis. Eine Organisation kann zu Nebenwirkungen, Rebound und Zielkonflikte sehr ueberzeugend kommunizieren und trotzdem an einen plausiblen Gedanken schon fuer Wirkung zu halten, obwohl Empfaenger, Zustand, Zeitbezug und Quelle fehlen scheitern. Darum muss die V1-Fassung immer auch nach Governance fragen: Wer erhebt Daten, wer bewertet sie, wer traegt die Folgen, wer kann widersprechen und wann wird eine Entscheidung korrigiert? Jeder Analyseblock fragt nach der Routine, die nach der Bewertung angepasst wird. So wird aus einem Lehrkapitel eine verantwortbare Arbeitsroutine.</w:t>
-      </w:r>
-    </w:p>
-    <w:p>
-      <w:r>
-        <w:t>Grenze gegen Scheingenauigkeit. Gerade bei Nebenwirkungen ernst nehmen ist Praezision wichtiger als grosse Begriffe. Eine Wirkungsaussage bleibt schwach, wenn sie nur Aktivitaet, Reichweite, Absicht oder Image beschreibt. Stark wird sie erst, wenn sie die Zustandsveraenderung und ihre Bedingungen offenlegt. In V15 ist deshalb entscheidend, Wirkungsbewertung Verfahren, Rechte, Transparenz und Korrektur braucht. Die Fehlerlinie verlaeuft nicht zwischen Optimismus und Pessimismus, sondern zwischen offengelegter Unsicherheit und rhetorischer Sicherheit ohne Pruefpfad.</w:t>
-      </w:r>
-    </w:p>
-    <w:p>
-      <w:r>
-        <w:t>Pruefungsnahe Lesart. Aus Der Rebound-Effekt laesst sich eine gute Transferfrage ableiten: Welche Entscheidung waere falsch, wenn dieser Abschnitt missverstanden wird? Fuer Nebenwirkungen, Rebound und Zielkonflikte lautet die Antwort meist nicht einfach "mehr Wirkung", sondern genauer: bessere Unterscheidung, sauberere Daten, klarere Schutzlinie und rueckgekoppelte Steuerung. Pruefungsfragen verbinden Begriff, Anwendung, Evidenz und rote Linie. Wer das im Fall anwenden kann, hat den Kern der Vorlesung verstanden; wer nur Definitionen wiederholt, bleibt unter dem Anspruch der Akademie.</w:t>
-      </w:r>
-    </w:p>
-    <w:p>
-      <w:r>
-        <w:t>Fallfenster zur Anwendung. Eine Fuehrungsentscheidung erzeugt zugleich Nutzen und Risiken. Die WÖk behandelt Ambivalenz nicht als Stoerung, sondern als Kern der Analyse. Positive Netto-Wirkung darf erst behauptet werden, wenn zentrale negative Wirkungen getrennt geprueft und rote Linien gewahrt sind. Bezogen auf Nebenwirkungen, Rebound und Zielkonflikte heisst das: Die Analyse muss das konkrete Thema ernst nehmen und zugleich den allgemeinen WÖk-Massstab halten. Es geht nicht darum, Akteure moralisch zu sortieren. Es geht darum, Wirkpfade, Wirkungsempfaenger, Datenqualitaet, Risiken und Rueckkopplung so zu beschreiben, dass bessere Entscheidungen moeglich werden.</w:t>
-      </w:r>
-    </w:p>
-    <w:p>
-      <w:r>
-        <w:t>Organisationale Umsetzung. Der Abschnitt Warum der Rebound so oft übersehen wird ist in V15 kein Zusatzwissen, sondern ein Pruefstein fuer die Grundfrage des Skripts: Was veraendert sich, bei wem, wodurch und mit welcher Rueckkopplung? Fuer Nebenwirkungen, Rebound und Zielkonflikte wird daran sichtbar, dass WÖk-Begriffe im Alltag nur tragen, wenn sie in Routinen uebersetzt werden. Die fachliche Grenze liegt dort, wo Lernende Verantwortung an eine einzelne Nachhaltigkeitsfunktion auslagern. Die saubere Lesart trennt deshalb Beobachtung, Kausalannahme, Bewertung und Steuerungsfolge. In der Anwendung sollte daraus mindestens eine konkrete Begriff, Wirkpfad, Fallbewertung, rote Linie oder Rueckkopplung abgeleitet werden; sonst bleibt das Wissen erklaerend, aber nicht steuerungsfaehig.</w:t>
-      </w:r>
-    </w:p>
-    <w:p>
-      <w:r>
-        <w:t>Pruefungsnahe Transferfrage. Formuliere zu V15 eine Wirkungsaussage in drei Saetzen: Erstens den beobachteten oder plausiblen Zustand, zweitens die Daten- oder Quellenlage, drittens die offene Unsicherheit samt Rueckkopplung. Die Antwort muss ohne moralische Personenbewertung auskommen und darf Reichweite nicht mit Wirkung verwechseln.</w:t>
-      </w:r>
-    </w:p>
-    <w:p>
-      <w:r>
-        <w:t>Anwendung auf Ein Beispiel zum Rebound. In einer Fallanalyse beginnt dieser Punkt nicht mit einer Meinung, sondern mit einer belastbaren Beschreibung. Wer V15 pruefungsnah liest, fragt zuerst nach Wirkungsempfaengern, Wirkraum, Zeitraum und Datenquelle. Erst danach folgt die Bewertung im Referenzrahmen Mensch, Planet, Demokratie, SDGs, Agenda 2030 und SDG+. Gute Kommunikation unterscheidet Befund, Annahme und normative Bewertung. Der typische Kurzschluss waere, Eindeutigkeit behaupten, wo die Datenlage nur Potenzial oder Risiko traegt. Genau dagegen setzt die WÖk die Pflicht, Wirkungspotenzial, Wirkungsrisiko und positive Netto-Wirkung begrifflich getrennt zu halten.</w:t>
-      </w:r>
-    </w:p>
-    <w:p>
-      <w:r>
-        <w:t>Evidenzregel. Zielkonflikte darf im Skript nicht als dekorativer Begriff stehen bleiben. Der Abschnitt traegt nur dann, wenn er eine pruefbare Aussage erlaubt: Welche Quelle stuetzt die Annahme, welche Unsicherheit bleibt offen und welche Gegenbeobachtung wuerde die Bewertung veraendern? Fuer Nebenwirkungen, Rebound und Zielkonflikte heisst das, dass jede Wirkungsaussage eine Grenze zieht und diese Grenze begruenden muss. Die Studierenden sollen nicht lernen, einen Score nachzusprechen. Sie sollen erkennen, wann ein Score klaert, wann er verdeckt und wann eine rote Linie die Durchschnittslogik stoppt.</w:t>
-      </w:r>
-    </w:p>
-    <w:p>
-      <w:r>
-        <w:t>Fallfenster zur Anwendung. Ein Controlling-Team moechte einen Score bilden. Das Skript verlangt, dass Datenqualitaet, Systemgrenzen, Gewichtung, Unsicherheit und Nichtkompensation sichtbar bleiben. Ein Score darf die Diskussion nicht beenden, sondern muss bessere Fragen, Priorisierung und Rueckkopplung ermoeglichen. Bezogen auf Nebenwirkungen, Rebound und Zielkonflikte heisst das: Die Analyse muss das konkrete Thema ernst nehmen und zugleich den allgemeinen WÖk-Massstab halten. Es geht nicht darum, Akteure moralisch zu sortieren. Es geht darum, Wirkpfade, Wirkungsempfaenger, Datenqualitaet, Risiken und Rueckkopplung so zu beschreiben, dass bessere Entscheidungen moeglich werden.</w:t>
-      </w:r>
-    </w:p>
-    <w:p>
-      <w:r>
-        <w:t>Transfer in Grundstudium Wirkungsökonomie. Zielkonflikte ehrlich abwägen verbindet die inhaltliche Deutung mit der spaeteren Praxis. Eine Organisation kann zu Nebenwirkungen, Rebound und Zielkonflikte sehr ueberzeugend kommunizieren und trotzdem an einen plausiblen Gedanken schon fuer Wirkung zu halten, obwohl Empfaenger, Zustand, Zeitbezug und Quelle fehlen scheitern. Darum muss die V1-Fassung immer auch nach Governance fragen: Wer erhebt Daten, wer bewertet sie, wer traegt die Folgen, wer kann widersprechen und wann wird eine Entscheidung korrigiert? Szenarien pruefen Sofortwirkung, Folgewirkung und Reversibilitaet getrennt. So wird aus einem Lehrkapitel eine verantwortbare Arbeitsroutine.</w:t>
-      </w:r>
-    </w:p>
-    <w:p>
-      <w:r>
-        <w:t>Grenze gegen Scheingenauigkeit. Gerade bei Die drei Fallen zusammen im Blick ist Praezision wichtiger als grosse Begriffe. Eine Wirkungsaussage bleibt schwach, wenn sie nur Aktivitaet, Reichweite, Absicht oder Image beschreibt. Stark wird sie erst, wenn sie die Zustandsveraenderung und ihre Bedingungen offenlegt. In V15 ist deshalb entscheidend, Wirkung nicht am Sender, sondern an veraenderten Zustanden der Empfaenger geprueft wird. Die Fehlerlinie verlaeuft nicht zwischen Optimismus und Pessimismus, sondern zwischen offengelegter Unsicherheit und rhetorischer Sicherheit ohne Pruefpfad.</w:t>
-      </w:r>
-    </w:p>
-    <w:p>
-      <w:r>
-        <w:t>Pruefungsnahe Lesart. Aus Was du aus dieser Vorlesung mitnimmst laesst sich eine gute Transferfrage ableiten: Welche Entscheidung waere falsch, wenn dieser Abschnitt missverstanden wird? Fuer Nebenwirkungen, Rebound und Zielkonflikte lautet die Antwort meist nicht einfach "mehr Wirkung", sondern genauer: bessere Unterscheidung, sauberere Daten, klarere Schutzlinie und rueckgekoppelte Steuerung. Jede Schlussfolgerung endet mit Entscheidung, Verantwortlichkeit und Termin fuer Rueckpruefung. Wer das im Fall anwenden kann, hat den Kern der Vorlesung verstanden; wer nur Definitionen wiederholt, bleibt unter dem Anspruch der Akademie.</w:t>
-      </w:r>
-    </w:p>
-    <w:p>
-      <w:r>
-        <w:t>Fallfenster zur Anwendung. Ein Kommunikationsbericht nennt viele Aktivitaeten, Reichweiten und Rueckmeldungen. Die V1-Pruefung fragt, ob daraus eine belastbare Wirkungsaussage folgt. Wenn nur Kontakte, Klicks oder Zustimmung vorliegen, bleibt die Aussage im Bereich Wirkungspotenzial oder Resonanz, nicht im Bereich nachgewiesener Wirkung. Bezogen auf Nebenwirkungen, Rebound und Zielkonflikte heisst das: Die Analyse muss das konkrete Thema ernst nehmen und zugleich den allgemeinen WÖk-Massstab halten. Es geht nicht darum, Akteure moralisch zu sortieren. Es geht darum, Wirkpfade, Wirkungsempfaenger, Datenqualitaet, Risiken und Rueckkopplung so zu beschreiben, dass bessere Entscheidungen moeglich werden.</w:t>
-      </w:r>
-    </w:p>
-    <w:p>
-      <w:r>
-        <w:t>Pruefungsnahe Transferfrage. Formuliere zu V15 eine Wirkungsaussage in drei Saetzen: Erstens den beobachteten oder plausiblen Zustand, zweitens die Daten- oder Quellenlage, drittens die offene Unsicherheit samt Rueckkopplung. Die Antwort muss ohne moralische Personenbewertung auskommen und darf Reichweite nicht mit Wirkung verwechseln.</w:t>
-      </w:r>
-    </w:p>
-    <w:p>
-      <w:r>
-        <w:t>Wissenschaftliche Anschlussfaehigkeit. Der Abschnitt Wirkungsökonomische Vertiefung ist in V15 kein Zusatzwissen, sondern ein Pruefstein fuer die Grundfrage des Skripts: Was veraendert sich, bei wem, wodurch und mit welcher Rueckkopplung? Fuer Nebenwirkungen, Rebound und Zielkonflikte wird daran sichtbar, dass WÖk-Aussagen mit bestehenden Begriffen, Studien, Standards und Rechtsrahmen in Beziehung stehen muessen. Die fachliche Grenze liegt dort, wo Lernende hausinterne Sprache als Ersatz fuer zitierfaehige Begruendung verwenden. Die saubere Lesart trennt deshalb Beobachtung, Kausalannahme, Bewertung und Steuerungsfolge. In der Anwendung sollte daraus mindestens eine konkrete Begriff, Wirkpfad, Fallbewertung, rote Linie oder Rueckkopplung abgeleitet werden; sonst bleibt das Wissen erklaerend, aber nicht steuerungsfaehig.</w:t>
-      </w:r>
-    </w:p>
-    <w:p>
-      <w:r>
-        <w:t>Anwendung auf Prüfungsrelevanz. In einer Fallanalyse beginnt dieser Punkt nicht mit einer Meinung, sondern mit einer belastbaren Beschreibung. Wer V15 pruefungsnah liest, fragt zuerst nach Wirkungsempfaengern, Wirkraum, Zeitraum und Datenquelle. Erst danach folgt die Bewertung im Referenzrahmen Mensch, Planet, Demokratie, SDGs, Agenda 2030 und SDG+. Die Analyse markiert Stoppsignale vor jeder Portfolio- oder Score-Debatte. Der typische Kurzschluss waere, ein gutes Teilresultat gegen zentrale Schaeden aufrechnen. Genau dagegen setzt die WÖk die Pflicht, Wirkungspotenzial, Wirkungsrisiko und positive Netto-Wirkung begrifflich getrennt zu halten.</w:t>
+        <w:t>Schlussvertiefung 2: Nebenwirkungen, Rebound und Zielkonflikte im Anwendungsfall</w:t>
+      </w:r>
+    </w:p>
+    <w:p>
+      <w:r>
+        <w:t>Die folgenden Abschnitte sind keine neue Pruefungsloesung. Sie verdichten die vorhandenen Kapitel zu einer Lesart, mit der Studierende einen Fall selbststaendig analysieren koennen. Im Mittelpunkt stehen Bewertungsgrenzen, Nichtkompensation, Reverse Merit Order und positive Netto-Wirkung, nicht moralische Personenbewertung.</w:t>
+      </w:r>
+    </w:p>
+    <w:p>
+      <w:r>
+        <w:t>Begriffliche Schlussklaerung. In Grundstudium Wirkungsoekonomie wird Ein Beispiel zum Rebound erst steuerungsfaehig, wenn daraus eine Entscheidung folgt. Die Grundbegriffe muessen in spaeteren Modulen wiedererkennbar bleiben. Ohne diese Rueckkopplung bleibt Reporting eine Beschreibung. Mit Rueckkopplung wird aus Bewertung eine veraenderte Routine: ein anderer Prozess, ein geaenderter Anreiz, eine bessere Datenpflicht, eine korrigierte Kommunikation oder eine neue Priorisierung.</w:t>
+      </w:r>
+    </w:p>
+    <w:p>
+      <w:r>
+        <w:t>Die typische Fehlstelle bei Nebenwirkungen, Rebound und Zielkonflikte liegt darin, schwere Schaeden mit bequemen Pluspunkten zu verrechnen. Bei Ein Beispiel zum Rebound wird diese Fehlstelle konkret: Ein scheinbar plausibler Befund darf nicht zur Abkuerzung werden. Quellen, Systemgrenzen, Unsicherheit und Rueckkopplung bleiben sichtbar.</w:t>
+      </w:r>
+    </w:p>
+    <w:p>
+      <w:r>
+        <w:t>Wirkpfad und Empfaenger. Die Grenze gegen Scheingenauigkeit verlaeuft bei Zielkonflikte nicht zwischen Optimismus und Pessimismus. Sie verlaeuft zwischen offengelegter Unsicherheit und rhetorischer Sicherheit. Wer Nebenwirkungen, Rebound und Zielkonflikte belastbar anwenden will, benennt Systemgrenze, Zeitraum, Vergleichspunkt und offene Gegenhypothese. Gerade dadurch bleibt das Skript anschlussfaehig fuer Forschung, Praxis und spaetere Revision.</w:t>
+      </w:r>
+    </w:p>
+    <w:p>
+      <w:r>
+        <w:t>Fuer die Pruefung ist Zielkonflikte dann verstanden, wenn daraus eine belastbare Fallantwort entsteht. Eine gute Antwort unterscheidet Beobachtung, Kausalannahme, Bewertung und Steuerungsfolge. Sie bewertet keine Menschen, sondern Wirkpfade, Zustandsveraenderungen, Risiken und institutionelle Bedingungen.</w:t>
+      </w:r>
+    </w:p>
+    <w:p>
+      <w:r>
+        <w:t>Daten, Quellen und Evidenz. Zielkonflikte ehrlich abwägen zeigt, warum Nebenwirkungen, Rebound und Zielkonflikte mehr ist als ein Schlagwort im Feld Bewertungsgrenzen, Nichtkompensation, Reverse Merit Order und positive Netto-Wirkung. Die wirkungsoekonomische Frage lautet: Welche reale Veraenderung wird moeglich, welche bleibt nur Potenzial und wo entsteht ein Wirkungsrisiko? Diese Unterscheidung schuetzt vor Impact-Washing, weil sie Absicht, Aktivitaet, Reichweite und Wirkung auseinanderhaelt.</w:t>
+      </w:r>
+    </w:p>
+    <w:p>
+      <w:r>
+        <w:t>Eine Kommune, ein Unternehmen oder eine Bildungsorganisation will Nebenwirkungen, Rebound und Zielkonflikte praktisch anwenden. Der erste Schritt ist nicht die Auswahl eines Instruments, sondern die Klaerung der Zustandsveraenderung. Bei Zielkonflikte ehrlich abwägen muss deshalb benannt werden, wer betroffen ist, welcher Zustand sich veraendert, welche Frist gilt und welche Gegenbeobachtung die Annahme widerlegen wuerde. Erst danach entsteht eine begruendete Entscheidung im Feld Begriff, Fallbewertung, Wirkpfad, rote Linie, Quellenbeurteilung oder Rueckkopplungsregel.</w:t>
+      </w:r>
+    </w:p>
+    <w:p>
+      <w:r>
+        <w:t>Bewertung und rote Linien. In V15 muss Die drei Fallen zusammen im Blick immer mit Empfaengern gelesen werden. Wirkung entsteht nicht beim Sender, sondern an veraenderten Zustaenden von Menschen, Oekosystemen, Institutionen, Oeffentlichkeit oder kuenftigen Handlungsspielraeumen. Darum reicht es nicht, interne Aktivitaeten zu dokumentieren. Entscheidend ist, ob sich ein Zustand nachvollziehbar veraendert und ob diese Veraenderung im Referenzrahmen Mensch, Planet, Demokratie, SDGs, Agenda 2030 und SDG+ tragfaehig bewertet werden kann.</w:t>
+      </w:r>
+    </w:p>
+    <w:p>
+      <w:r>
+        <w:t>Ein Bericht behauptet, die Massnahme zu Nebenwirkungen, Rebound und Zielkonflikte sei erfolgreich. Die WOE-Lesart fragt bei Die drei Fallen zusammen im Blick nach belastbaren Nachweisen: begriffliche Praezision, Fallbeschreibung, Quellenklarheit, Plausibilitaet und offene Unsicherheit. Wenn diese Nachweise fehlen, bleibt die Aussage Wirkungspotenzial oder Kommunikationsbehauptung. Sie kann wichtig sein, aber sie ist noch keine belegte Wirkung.</w:t>
+      </w:r>
+    </w:p>
+    <w:p>
+      <w:r>
+        <w:t>Kontrollfrage. Welche Entscheidung waere falsch, wenn Die drei Fallen zusammen im Blick in V15 missverstanden wird? Die Antwort muss mindestens eine Daten- oder Quellenannahme, eine betroffene Gruppe oder Schutzdimension, eine moegliche Nebenwirkung und einen Rueckkopplungsschritt nennen. Richtig ist nicht die lauteste Bewertung, sondern diejenige, die Begriff, Beleg und Steuerungsfolge zusammenhaelt.</w:t>
+      </w:r>
+    </w:p>
+    <w:p>
+      <w:r>
+        <w:t>Rueckfluss. Fuer den WOE-Korpus bedeutet das: Begriffe aus Nebenwirkungen, Rebound und Zielkonflikte sollten dort geschaerft werden, wo sie in Glossar, Werkzeugen, Journal oder Readern doppeldeutig bleiben. Offene Forschungsfragen werden nicht versteckt. Sie markieren die Stelle, an der spaetere Evidenz, ein besserer Datensatz oder eine praezisere Fallstudie die Bewertung veraendern kann.</w:t>
+      </w:r>
+    </w:p>
+    <w:p>
+      <w:r>
+        <w:t>Steuerung und Rueckkopplung. Wissenschaftliche Anschlussfaehigkeit entsteht hier durch Quellenklarheit. Bei Was du aus dieser Vorlesung mitnimmst werden interne WOE-Begriffe nicht als Ersatz fuer Belege benutzt, sondern mit WOE-Bewertungslogik, SDG+, rote Linien, NWI/T-SROI-Abgrenzung und Schutzgueter verbunden. Wo die Datenlage offen bleibt, wird das offengelegt. Wo eine Aussage nur plausibel ist, bleibt sie als Wirkungspotenzial markiert. Wo ein Schaden eine rote Linie beruehrt, greift Nichtkompensation vor Durchschnittslogik.</w:t>
+      </w:r>
+    </w:p>
+    <w:p>
+      <w:r>
+        <w:t>In einer kontroversen Entscheidung wirkt Was du aus dieser Vorlesung mitnimmst als Pruefpunkt fuer Ambivalenz. Ein Nutzen fuer eine Gruppe kann mit Risiken fuer andere Wirkungsempfaenger einhergehen. Das Skript verlangt deshalb, positive und negative Zustandsveraenderungen getrennt zu fuehren, bevor von positiver Netto-Wirkung gesprochen wird.</w:t>
+      </w:r>
+    </w:p>
+    <w:p>
+      <w:r>
+        <w:t>Pruefungsnahe Anwendung. In Grundstudium Wirkungsoekonomie wird Wirkungsökonomische Vertiefung erst steuerungsfaehig, wenn daraus eine Entscheidung folgt. Die Grundbegriffe muessen in spaeteren Modulen wiedererkennbar bleiben. Ohne diese Rueckkopplung bleibt Reporting eine Beschreibung. Mit Rueckkopplung wird aus Bewertung eine veraenderte Routine: ein anderer Prozess, ein geaenderter Anreiz, eine bessere Datenpflicht, eine korrigierte Kommunikation oder eine neue Priorisierung.</w:t>
+      </w:r>
+    </w:p>
+    <w:p>
+      <w:r>
+        <w:t>Die typische Fehlstelle bei Nebenwirkungen, Rebound und Zielkonflikte liegt darin, schwere Schaeden mit bequemen Pluspunkten zu verrechnen. Bei Wirkungsökonomische Vertiefung wird diese Fehlstelle konkret: Ein scheinbar plausibler Befund darf nicht zur Abkuerzung werden. Quellen, Systemgrenzen, Unsicherheit und Rueckkopplung bleiben sichtbar.</w:t>
+      </w:r>
+    </w:p>
+    <w:p>
+      <w:r>
+        <w:t>Transfer in den WOE-Korpus. Die Grenze gegen Scheingenauigkeit verlaeuft bei Begriffliche Präzision nicht zwischen Optimismus und Pessimismus. Sie verlaeuft zwischen offengelegter Unsicherheit und rhetorischer Sicherheit. Wer Nebenwirkungen, Rebound und Zielkonflikte belastbar anwenden will, benennt Systemgrenze, Zeitraum, Vergleichspunkt und offene Gegenhypothese. Gerade dadurch bleibt das Skript anschlussfaehig fuer Forschung, Praxis und spaetere Revision.</w:t>
+      </w:r>
+    </w:p>
+    <w:p>
+      <w:r>
+        <w:t>Fuer die Pruefung ist Begriffliche Präzision dann verstanden, wenn daraus eine belastbare Fallantwort entsteht. Eine gute Antwort unterscheidet Beobachtung, Kausalannahme, Bewertung und Steuerungsfolge. Sie bewertet keine Menschen, sondern Wirkpfade, Zustandsveraenderungen, Risiken und institutionelle Bedingungen.</w:t>
+      </w:r>
+    </w:p>
+    <w:p>
+      <w:r>
+        <w:t>Grenzen der Aussage. Wirkpfad zeigt, warum Nebenwirkungen, Rebound und Zielkonflikte mehr ist als ein Schlagwort im Feld Bewertungsgrenzen, Nichtkompensation, Reverse Merit Order und positive Netto-Wirkung. Die wirkungsoekonomische Frage lautet: Welche reale Veraenderung wird moeglich, welche bleibt nur Potenzial und wo entsteht ein Wirkungsrisiko? Diese Unterscheidung schuetzt vor Impact-Washing, weil sie Absicht, Aktivitaet, Reichweite und Wirkung auseinanderhaelt.</w:t>
+      </w:r>
+    </w:p>
+    <w:p>
+      <w:r>
+        <w:t>Eine Kommune, ein Unternehmen oder eine Bildungsorganisation will Nebenwirkungen, Rebound und Zielkonflikte praktisch anwenden. Der erste Schritt ist nicht die Auswahl eines Instruments, sondern die Klaerung der Zustandsveraenderung. Bei Wirkpfad muss deshalb benannt werden, wer betroffen ist, welcher Zustand sich veraendert, welche Frist gilt und welche Gegenbeobachtung die Annahme widerlegen wuerde. Erst danach entsteht eine begruendete Entscheidung im Feld Begriff, Fallbewertung, Wirkpfad, rote Linie, Quellenbeurteilung oder Rueckkopplungsregel.</w:t>
+      </w:r>
+    </w:p>
+    <w:p>
+      <w:r>
+        <w:t>Kontrollfrage. Welche Entscheidung waere falsch, wenn Wirkpfad in V15 missverstanden wird? Die Antwort muss mindestens eine Daten- oder Quellenannahme, eine betroffene Gruppe oder Schutzdimension, eine moegliche Nebenwirkung und einen Rueckkopplungsschritt nennen. Richtig ist nicht die lauteste Bewertung, sondern diejenige, die Begriff, Beleg und Steuerungsfolge zusammenhaelt.</w:t>
       </w:r>
     </w:p>
     <w:p>
@@ -3049,137 +2999,112 @@
         <w:pStyle w:val="Heading3"/>
       </w:pPr>
       <w:r>
-        <w:t>Abschlusskommentar 3: Lesen, pruefen, rueckkoppeln</w:t>
-      </w:r>
-    </w:p>
-    <w:p>
-      <w:r>
-        <w:t>Die folgende Verdichtung fuehrt die vorhandenen Kapitel nicht als Wiederholung, sondern als Anwendung zusammen. Wirkungskompetenz entsteht, wenn dieselbe begriffliche Strenge in Fallanalyse, Datenarbeit, Kommunikation, Governance und Entscheidungspraxis wiedererkannt wird.</w:t>
-      </w:r>
-    </w:p>
-    <w:p>
-      <w:r>
-        <w:t>Evidenzregel. Lernziele darf im Skript nicht als dekorativer Begriff stehen bleiben. Der Abschnitt traegt nur dann, wenn er eine pruefbare Aussage erlaubt: Welche Quelle stuetzt die Annahme, welche Unsicherheit bleibt offen und welche Gegenbeobachtung wuerde die Bewertung veraendern? Fuer Nebenwirkungen, Rebound und Zielkonflikte heisst das, dass praezise Sprache die erste Sicherung gegen Impact-Washing bildet. Die Studierenden sollen nicht lernen, einen Score nachzusprechen. Sie sollen erkennen, wann ein Score klaert, wann er verdeckt und wann eine rote Linie die Durchschnittslogik stoppt.</w:t>
-      </w:r>
-    </w:p>
-    <w:p>
-      <w:r>
-        <w:t>Fallfenster zur Anwendung. Eine Organisation plant eine Massnahme und formuliert dazu eine positive Absicht. In der WÖk reicht das nicht. Fuer diese Vorlesung muss sichtbar werden, welche Zustandsveraenderung erwartet wird, welche Empfaenger direkt oder indirekt betroffen sind, welche Nebenwirkungen entstehen koennen und welche Entscheidung spaeter korrigiert wird. Bezogen auf Nebenwirkungen, Rebound und Zielkonflikte heisst das: Die Analyse muss das konkrete Thema ernst nehmen und zugleich den allgemeinen WÖk-Massstab halten. Es geht nicht darum, Akteure moralisch zu sortieren. Es geht darum, Wirkpfade, Wirkungsempfaenger, Datenqualitaet, Risiken und Rueckkopplung so zu beschreiben, dass bessere Entscheidungen moeglich werden.</w:t>
-      </w:r>
-    </w:p>
-    <w:p>
-      <w:r>
-        <w:t>Transfer in Grundstudium Wirkungsökonomie. Einleitung / Wirkungsfrage verbindet die inhaltliche Deutung mit der spaeteren Praxis. Eine Organisation kann zu Nebenwirkungen, Rebound und Zielkonflikte sehr ueberzeugend kommunizieren und trotzdem an einen plausiblen Gedanken schon fuer Wirkung zu halten, obwohl Empfaenger, Zustand, Zeitbezug und Quelle fehlen scheitern. Darum muss die V1-Fassung immer auch nach Governance fragen: Wer erhebt Daten, wer bewertet sie, wer traegt die Folgen, wer kann widersprechen und wann wird eine Entscheidung korrigiert? Mindestens ein direkter und ein indirekter Wirkpfad muessen nachvollziehbar sein. So wird aus einem Lehrkapitel eine verantwortbare Arbeitsroutine.</w:t>
-      </w:r>
-    </w:p>
-    <w:p>
-      <w:r>
-        <w:t>Grenze gegen Scheingenauigkeit. Gerade bei Kernaussage ist Praezision wichtiger als grosse Begriffe. Eine Wirkungsaussage bleibt schwach, wenn sie nur Aktivitaet, Reichweite, Absicht oder Image beschreibt. Stark wird sie erst, wenn sie die Zustandsveraenderung und ihre Bedingungen offenlegt. In V15 ist deshalb entscheidend, jede Bewertung nur so belastbar ist wie Datenlage, Quellenstatus, Aktualitaet und Systemgrenze. Die Fehlerlinie verlaeuft nicht zwischen Optimismus und Pessimismus, sondern zwischen offengelegter Unsicherheit und rhetorischer Sicherheit ohne Pruefpfad.</w:t>
-      </w:r>
-    </w:p>
-    <w:p>
-      <w:r>
-        <w:t>Pruefungsnahe Transferfrage. Formuliere zu V15 eine Wirkungsaussage in drei Saetzen: Erstens den beobachteten oder plausiblen Zustand, zweitens die Daten- oder Quellenlage, drittens die offene Unsicherheit samt Rueckkopplung. Die Antwort muss ohne moralische Personenbewertung auskommen und darf Reichweite nicht mit Wirkung verwechseln.</w:t>
-      </w:r>
-    </w:p>
-    <w:p>
-      <w:r>
-        <w:t>Pruefungsnahe Lesart. Aus Quelltext und fachliche Grundlegung laesst sich eine gute Transferfrage ableiten: Welche Entscheidung waere falsch, wenn dieser Abschnitt missverstanden wird? Fuer Nebenwirkungen, Rebound und Zielkonflikte lautet die Antwort meist nicht einfach "mehr Wirkung", sondern genauer: bessere Unterscheidung, sauberere Daten, klarere Schutzlinie und rueckgekoppelte Steuerung. Profile, Zielkonflikte und offene Punkte werden nebeneinander gefuehrt. Wer das im Fall anwenden kann, hat den Kern der Vorlesung verstanden; wer nur Definitionen wiederholt, bleibt unter dem Anspruch der Akademie.</w:t>
-      </w:r>
-    </w:p>
-    <w:p>
-      <w:r>
-        <w:t>Fallfenster zur Anwendung. Eine Fuehrungsentscheidung erzeugt zugleich Nutzen und Risiken. Die WÖk behandelt Ambivalenz nicht als Stoerung, sondern als Kern der Analyse. Positive Netto-Wirkung darf erst behauptet werden, wenn zentrale negative Wirkungen getrennt geprueft und rote Linien gewahrt sind. Bezogen auf Nebenwirkungen, Rebound und Zielkonflikte heisst das: Die Analyse muss das konkrete Thema ernst nehmen und zugleich den allgemeinen WÖk-Massstab halten. Es geht nicht darum, Akteure moralisch zu sortieren. Es geht darum, Wirkpfade, Wirkungsempfaenger, Datenqualitaet, Risiken und Rueckkopplung so zu beschreiben, dass bessere Entscheidungen moeglich werden.</w:t>
-      </w:r>
-    </w:p>
-    <w:p>
-      <w:r>
-        <w:t>Nichtkompensation. Der Abschnitt Drei Fallen auf dem Weg zur guten Wirkung ist in V15 kein Zusatzwissen, sondern ein Pruefstein fuer die Grundfrage des Skripts: Was veraendert sich, bei wem, wodurch und mit welcher Rueckkopplung? Fuer Nebenwirkungen, Rebound und Zielkonflikte wird daran sichtbar, dass schwere zentrale Schaeden nicht durch beliebige positive Einzelwerte neutralisiert werden duerfen. Die fachliche Grenze liegt dort, wo Lernende eine Durchschnittslogik als moralische Entlastung verwenden. Die saubere Lesart trennt deshalb Beobachtung, Kausalannahme, Bewertung und Steuerungsfolge. In der Anwendung sollte daraus mindestens eine konkrete Begriff, Wirkpfad, Fallbewertung, rote Linie oder Rueckkopplung abgeleitet werden; sonst bleibt das Wissen erklaerend, aber nicht steuerungsfaehig.</w:t>
-      </w:r>
-    </w:p>
-    <w:p>
-      <w:r>
-        <w:t>Anwendung auf Nebenwirkungen: die ungewollten Begleiter. In einer Fallanalyse beginnt dieser Punkt nicht mit einer Meinung, sondern mit einer belastbaren Beschreibung. Wer V15 pruefungsnah liest, fragt zuerst nach Wirkungsempfaengern, Wirkraum, Zeitraum und Datenquelle. Erst danach folgt die Bewertung im Referenzrahmen Mensch, Planet, Demokratie, SDGs, Agenda 2030 und SDG+. Jeder Analyseblock fragt nach der Routine, die nach der Bewertung angepasst wird. Der typische Kurzschluss waere, Reporting als Abschluss behandeln. Genau dagegen setzt die WÖk die Pflicht, Wirkungspotenzial, Wirkungsrisiko und positive Netto-Wirkung begrifflich getrennt zu halten.</w:t>
-      </w:r>
-    </w:p>
-    <w:p>
-      <w:r>
-        <w:t>Evidenzregel. Nebenwirkungen ernst nehmen darf im Skript nicht als dekorativer Begriff stehen bleiben. Der Abschnitt traegt nur dann, wenn er eine pruefbare Aussage erlaubt: Welche Quelle stuetzt die Annahme, welche Unsicherheit bleibt offen und welche Gegenbeobachtung wuerde die Bewertung veraendern? Fuer Nebenwirkungen, Rebound und Zielkonflikte heisst das, dass Wirkungsbewertung Verfahren, Rechte, Transparenz und Korrektur braucht. Die Studierenden sollen nicht lernen, einen Score nachzusprechen. Sie sollen erkennen, wann ein Score klaert, wann er verdeckt und wann eine rote Linie die Durchschnittslogik stoppt.</w:t>
-      </w:r>
-    </w:p>
-    <w:p>
-      <w:r>
-        <w:t>Fallfenster zur Anwendung. Ein Controlling-Team moechte einen Score bilden. Das Skript verlangt, dass Datenqualitaet, Systemgrenzen, Gewichtung, Unsicherheit und Nichtkompensation sichtbar bleiben. Ein Score darf die Diskussion nicht beenden, sondern muss bessere Fragen, Priorisierung und Rueckkopplung ermoeglichen. Bezogen auf Nebenwirkungen, Rebound und Zielkonflikte heisst das: Die Analyse muss das konkrete Thema ernst nehmen und zugleich den allgemeinen WÖk-Massstab halten. Es geht nicht darum, Akteure moralisch zu sortieren. Es geht darum, Wirkpfade, Wirkungsempfaenger, Datenqualitaet, Risiken und Rueckkopplung so zu beschreiben, dass bessere Entscheidungen moeglich werden.</w:t>
-      </w:r>
-    </w:p>
-    <w:p>
-      <w:r>
-        <w:t>Transfer in Grundstudium Wirkungsökonomie. Der Rebound-Effekt verbindet die inhaltliche Deutung mit der spaeteren Praxis. Eine Organisation kann zu Nebenwirkungen, Rebound und Zielkonflikte sehr ueberzeugend kommunizieren und trotzdem an einen plausiblen Gedanken schon fuer Wirkung zu halten, obwohl Empfaenger, Zustand, Zeitbezug und Quelle fehlen scheitern. Darum muss die V1-Fassung immer auch nach Governance fragen: Wer erhebt Daten, wer bewertet sie, wer traegt die Folgen, wer kann widersprechen und wann wird eine Entscheidung korrigiert? Pruefungsfragen verbinden Begriff, Anwendung, Evidenz und rote Linie. So wird aus einem Lehrkapitel eine verantwortbare Arbeitsroutine.</w:t>
-      </w:r>
-    </w:p>
-    <w:p>
-      <w:r>
-        <w:t>Pruefungsnahe Transferfrage. Formuliere zu V15 eine Wirkungsaussage in drei Saetzen: Erstens den beobachteten oder plausiblen Zustand, zweitens die Daten- oder Quellenlage, drittens die offene Unsicherheit samt Rueckkopplung. Die Antwort muss ohne moralische Personenbewertung auskommen und darf Reichweite nicht mit Wirkung verwechseln.</w:t>
-      </w:r>
-    </w:p>
-    <w:p>
-      <w:r>
-        <w:t>Grenze gegen Scheingenauigkeit. Gerade bei Warum der Rebound so oft übersehen wird ist Praezision wichtiger als grosse Begriffe. Eine Wirkungsaussage bleibt schwach, wenn sie nur Aktivitaet, Reichweite, Absicht oder Image beschreibt. Stark wird sie erst, wenn sie die Zustandsveraenderung und ihre Bedingungen offenlegt. In V15 ist deshalb entscheidend, WÖk-Begriffe im Alltag nur tragen, wenn sie in Routinen uebersetzt werden. Die Fehlerlinie verlaeuft nicht zwischen Optimismus und Pessimismus, sondern zwischen offengelegter Unsicherheit und rhetorischer Sicherheit ohne Pruefpfad.</w:t>
-      </w:r>
-    </w:p>
-    <w:p>
-      <w:r>
-        <w:t>Pruefungsnahe Lesart. Aus Ein Beispiel zum Rebound laesst sich eine gute Transferfrage ableiten: Welche Entscheidung waere falsch, wenn dieser Abschnitt missverstanden wird? Fuer Nebenwirkungen, Rebound und Zielkonflikte lautet die Antwort meist nicht einfach "mehr Wirkung", sondern genauer: bessere Unterscheidung, sauberere Daten, klarere Schutzlinie und rueckgekoppelte Steuerung. Gute Kommunikation unterscheidet Befund, Annahme und normative Bewertung. Wer das im Fall anwenden kann, hat den Kern der Vorlesung verstanden; wer nur Definitionen wiederholt, bleibt unter dem Anspruch der Akademie.</w:t>
-      </w:r>
-    </w:p>
-    <w:p>
-      <w:r>
-        <w:t>Fallfenster zur Anwendung. Ein Kommunikationsbericht nennt viele Aktivitaeten, Reichweiten und Rueckmeldungen. Die V1-Pruefung fragt, ob daraus eine belastbare Wirkungsaussage folgt. Wenn nur Kontakte, Klicks oder Zustimmung vorliegen, bleibt die Aussage im Bereich Wirkungspotenzial oder Resonanz, nicht im Bereich nachgewiesener Wirkung. Bezogen auf Nebenwirkungen, Rebound und Zielkonflikte heisst das: Die Analyse muss das konkrete Thema ernst nehmen und zugleich den allgemeinen WÖk-Massstab halten. Es geht nicht darum, Akteure moralisch zu sortieren. Es geht darum, Wirkpfade, Wirkungsempfaenger, Datenqualitaet, Risiken und Rueckkopplung so zu beschreiben, dass bessere Entscheidungen moeglich werden.</w:t>
-      </w:r>
-    </w:p>
-    <w:p>
-      <w:r>
-        <w:t>Systemgrenze. Der Abschnitt Zielkonflikte ist in V15 kein Zusatzwissen, sondern ein Pruefstein fuer die Grundfrage des Skripts: Was veraendert sich, bei wem, wodurch und mit welcher Rueckkopplung? Fuer Nebenwirkungen, Rebound und Zielkonflikte wird daran sichtbar, dass jede Wirkungsaussage eine Grenze zieht und diese Grenze begruenden muss. Die fachliche Grenze liegt dort, wo Lernende nur den bequemen Ausschnitt betrachten. Die saubere Lesart trennt deshalb Beobachtung, Kausalannahme, Bewertung und Steuerungsfolge. In der Anwendung sollte daraus mindestens eine konkrete Begriff, Wirkpfad, Fallbewertung, rote Linie oder Rueckkopplung abgeleitet werden; sonst bleibt das Wissen erklaerend, aber nicht steuerungsfaehig.</w:t>
-      </w:r>
-    </w:p>
-    <w:p>
-      <w:r>
-        <w:t>Anwendung auf Zielkonflikte ehrlich abwägen. In einer Fallanalyse beginnt dieser Punkt nicht mit einer Meinung, sondern mit einer belastbaren Beschreibung. Wer V15 pruefungsnah liest, fragt zuerst nach Wirkungsempfaengern, Wirkraum, Zeitraum und Datenquelle. Erst danach folgt die Bewertung im Referenzrahmen Mensch, Planet, Demokratie, SDGs, Agenda 2030 und SDG+. Szenarien pruefen Sofortwirkung, Folgewirkung und Reversibilitaet getrennt. Der typische Kurzschluss waere, Momentnutzen als dauerhafte positive Netto-Wirkung verkaufen. Genau dagegen setzt die WÖk die Pflicht, Wirkungspotenzial, Wirkungsrisiko und positive Netto-Wirkung begrifflich getrennt zu halten.</w:t>
-      </w:r>
-    </w:p>
-    <w:p>
-      <w:r>
-        <w:t>Evidenzregel. Die drei Fallen zusammen im Blick darf im Skript nicht als dekorativer Begriff stehen bleiben. Der Abschnitt traegt nur dann, wenn er eine pruefbare Aussage erlaubt: Welche Quelle stuetzt die Annahme, welche Unsicherheit bleibt offen und welche Gegenbeobachtung wuerde die Bewertung veraendern? Fuer Nebenwirkungen, Rebound und Zielkonflikte heisst das, dass Wirkung nicht am Sender, sondern an veraenderten Zustanden der Empfaenger geprueft wird. Die Studierenden sollen nicht lernen, einen Score nachzusprechen. Sie sollen erkennen, wann ein Score klaert, wann er verdeckt und wann eine rote Linie die Durchschnittslogik stoppt.</w:t>
-      </w:r>
-    </w:p>
-    <w:p>
-      <w:r>
-        <w:t>Fallfenster zur Anwendung. Eine Organisation plant eine Massnahme und formuliert dazu eine positive Absicht. In der WÖk reicht das nicht. Fuer diese Vorlesung muss sichtbar werden, welche Zustandsveraenderung erwartet wird, welche Empfaenger direkt oder indirekt betroffen sind, welche Nebenwirkungen entstehen koennen und welche Entscheidung spaeter korrigiert wird. Bezogen auf Nebenwirkungen, Rebound und Zielkonflikte heisst das: Die Analyse muss das konkrete Thema ernst nehmen und zugleich den allgemeinen WÖk-Massstab halten. Es geht nicht darum, Akteure moralisch zu sortieren. Es geht darum, Wirkpfade, Wirkungsempfaenger, Datenqualitaet, Risiken und Rueckkopplung so zu beschreiben, dass bessere Entscheidungen moeglich werden.</w:t>
-      </w:r>
-    </w:p>
-    <w:p>
-      <w:r>
-        <w:t>Pruefungsnahe Transferfrage. Formuliere zu V15 eine Wirkungsaussage in drei Saetzen: Erstens den beobachteten oder plausiblen Zustand, zweitens die Daten- oder Quellenlage, drittens die offene Unsicherheit samt Rueckkopplung. Die Antwort muss ohne moralische Personenbewertung auskommen und darf Reichweite nicht mit Wirkung verwechseln.</w:t>
-      </w:r>
-    </w:p>
-    <w:p>
-      <w:r>
-        <w:t>Transfer in Grundstudium Wirkungsökonomie. Was du aus dieser Vorlesung mitnimmst verbindet die inhaltliche Deutung mit der spaeteren Praxis. Eine Organisation kann zu Nebenwirkungen, Rebound und Zielkonflikte sehr ueberzeugend kommunizieren und trotzdem an einen plausiblen Gedanken schon fuer Wirkung zu halten, obwohl Empfaenger, Zustand, Zeitbezug und Quelle fehlen scheitern. Darum muss die V1-Fassung immer auch nach Governance fragen: Wer erhebt Daten, wer bewertet sie, wer traegt die Folgen, wer kann widersprechen und wann wird eine Entscheidung korrigiert? Jede Schlussfolgerung endet mit Entscheidung, Verantwortlichkeit und Termin fuer Rueckpruefung. So wird aus einem Lehrkapitel eine verantwortbare Arbeitsroutine.</w:t>
-      </w:r>
-    </w:p>
-    <w:p>
-      <w:r>
-        <w:t>Grenze gegen Scheingenauigkeit. Gerade bei Wirkungsökonomische Vertiefung ist Praezision wichtiger als grosse Begriffe. Eine Wirkungsaussage bleibt schwach, wenn sie nur Aktivitaet, Reichweite, Absicht oder Image beschreibt. Stark wird sie erst, wenn sie die Zustandsveraenderung und ihre Bedingungen offenlegt. In V15 ist deshalb entscheidend, WÖk-Aussagen mit bestehenden Begriffen, Studien, Standards und Rechtsrahmen in Beziehung stehen muessen. Die Fehlerlinie verlaeuft nicht zwischen Optimismus und Pessimismus, sondern zwischen offengelegter Unsicherheit und rhetorischer Sicherheit ohne Pruefpfad.</w:t>
-      </w:r>
-    </w:p>
-    <w:p>
-      <w:r>
-        <w:t>Pruefungsnahe Lesart. Aus Prüfungsrelevanz laesst sich eine gute Transferfrage ableiten: Welche Entscheidung waere falsch, wenn dieser Abschnitt missverstanden wird? Fuer Nebenwirkungen, Rebound und Zielkonflikte lautet die Antwort meist nicht einfach "mehr Wirkung", sondern genauer: bessere Unterscheidung, sauberere Daten, klarere Schutzlinie und rueckgekoppelte Steuerung. Die Analyse markiert Stoppsignale vor jeder Portfolio- oder Score-Debatte. Wer das im Fall anwenden kann, hat den Kern der Vorlesung verstanden; wer nur Definitionen wiederholt, bleibt unter dem Anspruch der Akademie.</w:t>
-      </w:r>
-    </w:p>
-    <w:p>
-      <w:r>
-        <w:t>Fallfenster zur Anwendung. Eine Fuehrungsentscheidung erzeugt zugleich Nutzen und Risiken. Die WÖk behandelt Ambivalenz nicht als Stoerung, sondern als Kern der Analyse. Positive Netto-Wirkung darf erst behauptet werden, wenn zentrale negative Wirkungen getrennt geprueft und rote Linien gewahrt sind. Bezogen auf Nebenwirkungen, Rebound und Zielkonflikte heisst das: Die Analyse muss das konkrete Thema ernst nehmen und zugleich den allgemeinen WÖk-Massstab halten. Es geht nicht darum, Akteure moralisch zu sortieren. Es geht darum, Wirkpfade, Wirkungsempfaenger, Datenqualitaet, Risiken und Rueckkopplung so zu beschreiben, dass bessere Entscheidungen moeglich werden.</w:t>
+        <w:t>Schlussvertiefung 3: Nebenwirkungen, Rebound und Zielkonflikte im Anwendungsfall</w:t>
+      </w:r>
+    </w:p>
+    <w:p>
+      <w:r>
+        <w:t>Die folgenden Abschnitte sind keine neue Pruefungsloesung. Sie verdichten die vorhandenen Kapitel zu einer Lesart, mit der Studierende einen Fall selbststaendig analysieren koennen. Im Mittelpunkt stehen Bewertungsgrenzen, Nichtkompensation, Reverse Merit Order und positive Netto-Wirkung, nicht moralische Personenbewertung.</w:t>
+      </w:r>
+    </w:p>
+    <w:p>
+      <w:r>
+        <w:t>Begriffliche Schlussklaerung. In V15 muss Leitthese immer mit Empfaengern gelesen werden. Wirkung entsteht nicht beim Sender, sondern an veraenderten Zustaenden von Menschen, Oekosystemen, Institutionen, Oeffentlichkeit oder kuenftigen Handlungsspielraeumen. Darum reicht es nicht, interne Aktivitaeten zu dokumentieren. Entscheidend ist, ob sich ein Zustand nachvollziehbar veraendert und ob diese Veraenderung im Referenzrahmen Mensch, Planet, Demokratie, SDGs, Agenda 2030 und SDG+ tragfaehig bewertet werden kann.</w:t>
+      </w:r>
+    </w:p>
+    <w:p>
+      <w:r>
+        <w:t>Ein Bericht behauptet, die Massnahme zu Nebenwirkungen, Rebound und Zielkonflikte sei erfolgreich. Die WOE-Lesart fragt bei Leitthese nach belastbaren Nachweisen: begriffliche Praezision, Fallbeschreibung, Quellenklarheit, Plausibilitaet und offene Unsicherheit. Wenn diese Nachweise fehlen, bleibt die Aussage Wirkungspotenzial oder Kommunikationsbehauptung. Sie kann wichtig sein, aber sie ist noch keine belegte Wirkung.</w:t>
+      </w:r>
+    </w:p>
+    <w:p>
+      <w:r>
+        <w:t>Wirkpfad und Empfaenger. Wissenschaftliche Anschlussfaehigkeit entsteht hier durch Quellenklarheit. Bei Didaktische Einordnung im Studiengang werden interne WOE-Begriffe nicht als Ersatz fuer Belege benutzt, sondern mit WOE-Bewertungslogik, SDG+, rote Linien, NWI/T-SROI-Abgrenzung und Schutzgueter verbunden. Wo die Datenlage offen bleibt, wird das offengelegt. Wo eine Aussage nur plausibel ist, bleibt sie als Wirkungspotenzial markiert. Wo ein Schaden eine rote Linie beruehrt, greift Nichtkompensation vor Durchschnittslogik.</w:t>
+      </w:r>
+    </w:p>
+    <w:p>
+      <w:r>
+        <w:t>In einer kontroversen Entscheidung wirkt Didaktische Einordnung im Studiengang als Pruefpunkt fuer Ambivalenz. Ein Nutzen fuer eine Gruppe kann mit Risiken fuer andere Wirkungsempfaenger einhergehen. Das Skript verlangt deshalb, positive und negative Zustandsveraenderungen getrennt zu fuehren, bevor von positiver Netto-Wirkung gesprochen wird.</w:t>
+      </w:r>
+    </w:p>
+    <w:p>
+      <w:r>
+        <w:t>Rueckfluss. Fuer den WOE-Korpus bedeutet das: Begriffe aus Nebenwirkungen, Rebound und Zielkonflikte sollten dort geschaerft werden, wo sie in Glossar, Werkzeugen, Journal oder Readern doppeldeutig bleiben. Offene Forschungsfragen werden nicht versteckt. Sie markieren die Stelle, an der spaetere Evidenz, ein besserer Datensatz oder eine praezisere Fallstudie die Bewertung veraendern kann.</w:t>
+      </w:r>
+    </w:p>
+    <w:p>
+      <w:r>
+        <w:t>Daten, Quellen und Evidenz. In Grundstudium Wirkungsoekonomie wird Analysemodell erst steuerungsfaehig, wenn daraus eine Entscheidung folgt. Die Grundbegriffe muessen in spaeteren Modulen wiedererkennbar bleiben. Ohne diese Rueckkopplung bleibt Reporting eine Beschreibung. Mit Rueckkopplung wird aus Bewertung eine veraenderte Routine: ein anderer Prozess, ein geaenderter Anreiz, eine bessere Datenpflicht, eine korrigierte Kommunikation oder eine neue Priorisierung.</w:t>
+      </w:r>
+    </w:p>
+    <w:p>
+      <w:r>
+        <w:t>Die typische Fehlstelle bei Nebenwirkungen, Rebound und Zielkonflikte liegt darin, schwere Schaeden mit bequemen Pluspunkten zu verrechnen. Bei Analysemodell wird diese Fehlstelle konkret: Ein scheinbar plausibler Befund darf nicht zur Abkuerzung werden. Quellen, Systemgrenzen, Unsicherheit und Rueckkopplung bleiben sichtbar.</w:t>
+      </w:r>
+    </w:p>
+    <w:p>
+      <w:r>
+        <w:t>Bewertung und rote Linien. Die Grenze gegen Scheingenauigkeit verlaeuft bei Modellformel nicht zwischen Optimismus und Pessimismus. Sie verlaeuft zwischen offengelegter Unsicherheit und rhetorischer Sicherheit. Wer Nebenwirkungen, Rebound und Zielkonflikte belastbar anwenden will, benennt Systemgrenze, Zeitraum, Vergleichspunkt und offene Gegenhypothese. Gerade dadurch bleibt das Skript anschlussfaehig fuer Forschung, Praxis und spaetere Revision.</w:t>
+      </w:r>
+    </w:p>
+    <w:p>
+      <w:r>
+        <w:t>Fuer die Pruefung ist Modellformel dann verstanden, wenn daraus eine belastbare Fallantwort entsteht. Eine gute Antwort unterscheidet Beobachtung, Kausalannahme, Bewertung und Steuerungsfolge. Sie bewertet keine Menschen, sondern Wirkpfade, Zustandsveraenderungen, Risiken und institutionelle Bedingungen.</w:t>
+      </w:r>
+    </w:p>
+    <w:p>
+      <w:r>
+        <w:t>Kontrollfrage. Welche Entscheidung waere falsch, wenn Modellformel in V15 missverstanden wird? Die Antwort muss mindestens eine Daten- oder Quellenannahme, eine betroffene Gruppe oder Schutzdimension, eine moegliche Nebenwirkung und einen Rueckkopplungsschritt nennen. Richtig ist nicht die lauteste Bewertung, sondern diejenige, die Begriff, Beleg und Steuerungsfolge zusammenhaelt.</w:t>
+      </w:r>
+    </w:p>
+    <w:p>
+      <w:r>
+        <w:t>Steuerung und Rueckkopplung. Fallfenster zeigt, warum Nebenwirkungen, Rebound und Zielkonflikte mehr ist als ein Schlagwort im Feld Bewertungsgrenzen, Nichtkompensation, Reverse Merit Order und positive Netto-Wirkung. Die wirkungsoekonomische Frage lautet: Welche reale Veraenderung wird moeglich, welche bleibt nur Potenzial und wo entsteht ein Wirkungsrisiko? Diese Unterscheidung schuetzt vor Impact-Washing, weil sie Absicht, Aktivitaet, Reichweite und Wirkung auseinanderhaelt.</w:t>
+      </w:r>
+    </w:p>
+    <w:p>
+      <w:r>
+        <w:t>Eine Kommune, ein Unternehmen oder eine Bildungsorganisation will Nebenwirkungen, Rebound und Zielkonflikte praktisch anwenden. Der erste Schritt ist nicht die Auswahl eines Instruments, sondern die Klaerung der Zustandsveraenderung. Bei Fallfenster muss deshalb benannt werden, wer betroffen ist, welcher Zustand sich veraendert, welche Frist gilt und welche Gegenbeobachtung die Annahme widerlegen wuerde. Erst danach entsteht eine begruendete Entscheidung im Feld Begriff, Fallbewertung, Wirkpfad, rote Linie, Quellenbeurteilung oder Rueckkopplungsregel.</w:t>
+      </w:r>
+    </w:p>
+    <w:p>
+      <w:r>
+        <w:t>Pruefungsnahe Anwendung. In V15 muss Prüfungsnahe Fallfragen ohne geschützte Antwortlogik immer mit Empfaengern gelesen werden. Wirkung entsteht nicht beim Sender, sondern an veraenderten Zustaenden von Menschen, Oekosystemen, Institutionen, Oeffentlichkeit oder kuenftigen Handlungsspielraeumen. Darum reicht es nicht, interne Aktivitaeten zu dokumentieren. Entscheidend ist, ob sich ein Zustand nachvollziehbar veraendert und ob diese Veraenderung im Referenzrahmen Mensch, Planet, Demokratie, SDGs, Agenda 2030 und SDG+ tragfaehig bewertet werden kann.</w:t>
+      </w:r>
+    </w:p>
+    <w:p>
+      <w:r>
+        <w:t>Ein Bericht behauptet, die Massnahme zu Nebenwirkungen, Rebound und Zielkonflikte sei erfolgreich. Die WOE-Lesart fragt bei Prüfungsnahe Fallfragen ohne geschützte Antwortlogik nach belastbaren Nachweisen: begriffliche Praezision, Fallbeschreibung, Quellenklarheit, Plausibilitaet und offene Unsicherheit. Wenn diese Nachweise fehlen, bleibt die Aussage Wirkungspotenzial oder Kommunikationsbehauptung. Sie kann wichtig sein, aber sie ist noch keine belegte Wirkung.</w:t>
+      </w:r>
+    </w:p>
+    <w:p>
+      <w:r>
+        <w:t>Transfer in den WOE-Korpus. Wissenschaftliche Anschlussfaehigkeit entsteht hier durch Quellenklarheit. Bei Einleitung / Wirkungsfrage werden interne WOE-Begriffe nicht als Ersatz fuer Belege benutzt, sondern mit WOE-Bewertungslogik, SDG+, rote Linien, NWI/T-SROI-Abgrenzung und Schutzgueter verbunden. Wo die Datenlage offen bleibt, wird das offengelegt. Wo eine Aussage nur plausibel ist, bleibt sie als Wirkungspotenzial markiert. Wo ein Schaden eine rote Linie beruehrt, greift Nichtkompensation vor Durchschnittslogik.</w:t>
+      </w:r>
+    </w:p>
+    <w:p>
+      <w:r>
+        <w:t>In einer kontroversen Entscheidung wirkt Einleitung / Wirkungsfrage als Pruefpunkt fuer Ambivalenz. Ein Nutzen fuer eine Gruppe kann mit Risiken fuer andere Wirkungsempfaenger einhergehen. Das Skript verlangt deshalb, positive und negative Zustandsveraenderungen getrennt zu fuehren, bevor von positiver Netto-Wirkung gesprochen wird.</w:t>
+      </w:r>
+    </w:p>
+    <w:p>
+      <w:r>
+        <w:t>Grenzen der Aussage. In Grundstudium Wirkungsoekonomie wird Kernaussage erst steuerungsfaehig, wenn daraus eine Entscheidung folgt. Die Grundbegriffe muessen in spaeteren Modulen wiedererkennbar bleiben. Ohne diese Rueckkopplung bleibt Reporting eine Beschreibung. Mit Rueckkopplung wird aus Bewertung eine veraenderte Routine: ein anderer Prozess, ein geaenderter Anreiz, eine bessere Datenpflicht, eine korrigierte Kommunikation oder eine neue Priorisierung.</w:t>
+      </w:r>
+    </w:p>
+    <w:p>
+      <w:r>
+        <w:t>Die typische Fehlstelle bei Nebenwirkungen, Rebound und Zielkonflikte liegt darin, schwere Schaeden mit bequemen Pluspunkten zu verrechnen. Bei Kernaussage wird diese Fehlstelle konkret: Ein scheinbar plausibler Befund darf nicht zur Abkuerzung werden. Quellen, Systemgrenzen, Unsicherheit und Rueckkopplung bleiben sichtbar.</w:t>
+      </w:r>
+    </w:p>
+    <w:p>
+      <w:r>
+        <w:t>Kontrollfrage. Welche Entscheidung waere falsch, wenn Kernaussage in V15 missverstanden wird? Die Antwort muss mindestens eine Daten- oder Quellenannahme, eine betroffene Gruppe oder Schutzdimension, eine moegliche Nebenwirkung und einen Rueckkopplungsschritt nennen. Richtig ist nicht die lauteste Bewertung, sondern diejenige, die Begriff, Beleg und Steuerungsfolge zusammenhaelt.</w:t>
+      </w:r>
+    </w:p>
+    <w:p>
+      <w:r>
+        <w:t>Rueckfluss. Fuer den WOE-Korpus bedeutet das: Begriffe aus Nebenwirkungen, Rebound und Zielkonflikte sollten dort geschaerft werden, wo sie in Glossar, Werkzeugen, Journal oder Readern doppeldeutig bleiben. Offene Forschungsfragen werden nicht versteckt. Sie markieren die Stelle, an der spaetere Evidenz, ein besserer Datensatz oder eine praezisere Fallstudie die Bewertung veraendern kann.</w:t>
       </w:r>
     </w:p>
     <w:p>
@@ -3187,42 +3112,107 @@
         <w:pStyle w:val="Heading3"/>
       </w:pPr>
       <w:r>
-        <w:t>Abschlusskommentar 4: Lesen, pruefen, rueckkoppeln</w:t>
-      </w:r>
-    </w:p>
-    <w:p>
-      <w:r>
-        <w:t>Die folgende Verdichtung fuehrt die vorhandenen Kapitel nicht als Wiederholung, sondern als Anwendung zusammen. Wirkungskompetenz entsteht, wenn dieselbe begriffliche Strenge in Fallanalyse, Datenarbeit, Kommunikation, Governance und Entscheidungspraxis wiedererkannt wird.</w:t>
-      </w:r>
-    </w:p>
-    <w:p>
-      <w:r>
-        <w:t>Begriffliche Schaerfung. Der Abschnitt Lernziele ist in V15 kein Zusatzwissen, sondern ein Pruefstein fuer die Grundfrage des Skripts: Was veraendert sich, bei wem, wodurch und mit welcher Rueckkopplung? Fuer Nebenwirkungen, Rebound und Zielkonflikte wird daran sichtbar, dass praezise Sprache die erste Sicherung gegen Impact-Washing bildet. Die fachliche Grenze liegt dort, wo Lernende Output, Reichweite, Absicht und Wirkung in einem Satz vermischen. Die saubere Lesart trennt deshalb Beobachtung, Kausalannahme, Bewertung und Steuerungsfolge. In der Anwendung sollte daraus mindestens eine konkrete Begriff, Wirkpfad, Fallbewertung, rote Linie oder Rueckkopplung abgeleitet werden; sonst bleibt das Wissen erklaerend, aber nicht steuerungsfaehig.</w:t>
-      </w:r>
-    </w:p>
-    <w:p>
-      <w:r>
-        <w:t>Anwendung auf Einleitung / Wirkungsfrage. In einer Fallanalyse beginnt dieser Punkt nicht mit einer Meinung, sondern mit einer belastbaren Beschreibung. Wer V15 pruefungsnah liest, fragt zuerst nach Wirkungsempfaengern, Wirkraum, Zeitraum und Datenquelle. Erst danach folgt die Bewertung im Referenzrahmen Mensch, Planet, Demokratie, SDGs, Agenda 2030 und SDG+. Mindestens ein direkter und ein indirekter Wirkpfad muessen nachvollziehbar sein. Der typische Kurzschluss waere, nur die Massnahme selbst bewerten und indirekte Empfaenger ausblenden. Genau dagegen setzt die WÖk die Pflicht, Wirkungspotenzial, Wirkungsrisiko und positive Netto-Wirkung begrifflich getrennt zu halten.</w:t>
-      </w:r>
-    </w:p>
-    <w:p>
-      <w:r>
-        <w:t>Pruefungsnahe Transferfrage. Formuliere zu V15 eine Wirkungsaussage in drei Saetzen: Erstens den beobachteten oder plausiblen Zustand, zweitens die Daten- oder Quellenlage, drittens die offene Unsicherheit samt Rueckkopplung. Die Antwort muss ohne moralische Personenbewertung auskommen und darf Reichweite nicht mit Wirkung verwechseln.</w:t>
-      </w:r>
-    </w:p>
-    <w:p>
-      <w:r>
-        <w:t>Evidenzregel. Kernaussage darf im Skript nicht als dekorativer Begriff stehen bleiben. Der Abschnitt traegt nur dann, wenn er eine pruefbare Aussage erlaubt: Welche Quelle stuetzt die Annahme, welche Unsicherheit bleibt offen und welche Gegenbeobachtung wuerde die Bewertung veraendern? Fuer Nebenwirkungen, Rebound und Zielkonflikte heisst das, dass jede Bewertung nur so belastbar ist wie Datenlage, Quellenstatus, Aktualitaet und Systemgrenze. Die Studierenden sollen nicht lernen, einen Score nachzusprechen. Sie sollen erkennen, wann ein Score klaert, wann er verdeckt und wann eine rote Linie die Durchschnittslogik stoppt.</w:t>
-      </w:r>
-    </w:p>
-    <w:p>
-      <w:r>
-        <w:t>Fallfenster zur Anwendung. Ein Controlling-Team moechte einen Score bilden. Das Skript verlangt, dass Datenqualitaet, Systemgrenzen, Gewichtung, Unsicherheit und Nichtkompensation sichtbar bleiben. Ein Score darf die Diskussion nicht beenden, sondern muss bessere Fragen, Priorisierung und Rueckkopplung ermoeglichen. Bezogen auf Nebenwirkungen, Rebound und Zielkonflikte heisst das: Die Analyse muss das konkrete Thema ernst nehmen und zugleich den allgemeinen WÖk-Massstab halten. Es geht nicht darum, Akteure moralisch zu sortieren. Es geht darum, Wirkpfade, Wirkungsempfaenger, Datenqualitaet, Risiken und Rueckkopplung so zu beschreiben, dass bessere Entscheidungen moeglich werden.</w:t>
-      </w:r>
-    </w:p>
-    <w:p>
-      <w:r>
-        <w:t>Transfer in Grundstudium Wirkungsökonomie. Quelltext und fachliche Grundlegung verbindet die inhaltliche Deutung mit der spaeteren Praxis. Eine Organisation kann zu Nebenwirkungen, Rebound und Zielkonflikte sehr ueberzeugend kommunizieren und trotzdem an einen plausiblen Gedanken schon fuer Wirkung zu halten, obwohl Empfaenger, Zustand, Zeitbezug und Quelle fehlen scheitern. Darum muss die V1-Fassung immer auch nach Governance fragen: Wer erhebt Daten, wer bewertet sie, wer traegt die Folgen, wer kann widersprechen und wann wird eine Entscheidung korrigiert? Profile, Zielkonflikte und offene Punkte werden nebeneinander gefuehrt. So wird aus einem Lehrkapitel eine verantwortbare Arbeitsroutine.</w:t>
+        <w:t>Schlussvertiefung 4: Nebenwirkungen, Rebound und Zielkonflikte im Anwendungsfall</w:t>
+      </w:r>
+    </w:p>
+    <w:p>
+      <w:r>
+        <w:t>Die folgenden Abschnitte sind keine neue Pruefungsloesung. Sie verdichten die vorhandenen Kapitel zu einer Lesart, mit der Studierende einen Fall selbststaendig analysieren koennen. Im Mittelpunkt stehen Bewertungsgrenzen, Nichtkompensation, Reverse Merit Order und positive Netto-Wirkung, nicht moralische Personenbewertung.</w:t>
+      </w:r>
+    </w:p>
+    <w:p>
+      <w:r>
+        <w:t>Begriffliche Schlussklaerung. Die Grenze gegen Scheingenauigkeit verlaeuft bei Quelltext und fachliche Grundlegung nicht zwischen Optimismus und Pessimismus. Sie verlaeuft zwischen offengelegter Unsicherheit und rhetorischer Sicherheit. Wer Nebenwirkungen, Rebound und Zielkonflikte belastbar anwenden will, benennt Systemgrenze, Zeitraum, Vergleichspunkt und offene Gegenhypothese. Gerade dadurch bleibt das Skript anschlussfaehig fuer Forschung, Praxis und spaetere Revision.</w:t>
+      </w:r>
+    </w:p>
+    <w:p>
+      <w:r>
+        <w:t>Fuer die Pruefung ist Quelltext und fachliche Grundlegung dann verstanden, wenn daraus eine belastbare Fallantwort entsteht. Eine gute Antwort unterscheidet Beobachtung, Kausalannahme, Bewertung und Steuerungsfolge. Sie bewertet keine Menschen, sondern Wirkpfade, Zustandsveraenderungen, Risiken und institutionelle Bedingungen.</w:t>
+      </w:r>
+    </w:p>
+    <w:p>
+      <w:r>
+        <w:t>Wirkpfad und Empfaenger. Drei Fallen auf dem Weg zur guten Wirkung zeigt, warum Nebenwirkungen, Rebound und Zielkonflikte mehr ist als ein Schlagwort im Feld Bewertungsgrenzen, Nichtkompensation, Reverse Merit Order und positive Netto-Wirkung. Die wirkungsoekonomische Frage lautet: Welche reale Veraenderung wird moeglich, welche bleibt nur Potenzial und wo entsteht ein Wirkungsrisiko? Diese Unterscheidung schuetzt vor Impact-Washing, weil sie Absicht, Aktivitaet, Reichweite und Wirkung auseinanderhaelt.</w:t>
+      </w:r>
+    </w:p>
+    <w:p>
+      <w:r>
+        <w:t>Eine Kommune, ein Unternehmen oder eine Bildungsorganisation will Nebenwirkungen, Rebound und Zielkonflikte praktisch anwenden. Der erste Schritt ist nicht die Auswahl eines Instruments, sondern die Klaerung der Zustandsveraenderung. Bei Drei Fallen auf dem Weg zur guten Wirkung muss deshalb benannt werden, wer betroffen ist, welcher Zustand sich veraendert, welche Frist gilt und welche Gegenbeobachtung die Annahme widerlegen wuerde. Erst danach entsteht eine begruendete Entscheidung im Feld Begriff, Fallbewertung, Wirkpfad, rote Linie, Quellenbeurteilung oder Rueckkopplungsregel.</w:t>
+      </w:r>
+    </w:p>
+    <w:p>
+      <w:r>
+        <w:t>Daten, Quellen und Evidenz. In V15 muss Nebenwirkungen: die ungewollten Begleiter immer mit Empfaengern gelesen werden. Wirkung entsteht nicht beim Sender, sondern an veraenderten Zustaenden von Menschen, Oekosystemen, Institutionen, Oeffentlichkeit oder kuenftigen Handlungsspielraeumen. Darum reicht es nicht, interne Aktivitaeten zu dokumentieren. Entscheidend ist, ob sich ein Zustand nachvollziehbar veraendert und ob diese Veraenderung im Referenzrahmen Mensch, Planet, Demokratie, SDGs, Agenda 2030 und SDG+ tragfaehig bewertet werden kann.</w:t>
+      </w:r>
+    </w:p>
+    <w:p>
+      <w:r>
+        <w:t>Ein Bericht behauptet, die Massnahme zu Nebenwirkungen, Rebound und Zielkonflikte sei erfolgreich. Die WOE-Lesart fragt bei Nebenwirkungen: die ungewollten Begleiter nach belastbaren Nachweisen: begriffliche Praezision, Fallbeschreibung, Quellenklarheit, Plausibilitaet und offene Unsicherheit. Wenn diese Nachweise fehlen, bleibt die Aussage Wirkungspotenzial oder Kommunikationsbehauptung. Sie kann wichtig sein, aber sie ist noch keine belegte Wirkung.</w:t>
+      </w:r>
+    </w:p>
+    <w:p>
+      <w:r>
+        <w:t>Bewertung und rote Linien. Wissenschaftliche Anschlussfaehigkeit entsteht hier durch Quellenklarheit. Bei Nebenwirkungen ernst nehmen werden interne WOE-Begriffe nicht als Ersatz fuer Belege benutzt, sondern mit WOE-Bewertungslogik, SDG+, rote Linien, NWI/T-SROI-Abgrenzung und Schutzgueter verbunden. Wo die Datenlage offen bleibt, wird das offengelegt. Wo eine Aussage nur plausibel ist, bleibt sie als Wirkungspotenzial markiert. Wo ein Schaden eine rote Linie beruehrt, greift Nichtkompensation vor Durchschnittslogik.</w:t>
+      </w:r>
+    </w:p>
+    <w:p>
+      <w:r>
+        <w:t>In einer kontroversen Entscheidung wirkt Nebenwirkungen ernst nehmen als Pruefpunkt fuer Ambivalenz. Ein Nutzen fuer eine Gruppe kann mit Risiken fuer andere Wirkungsempfaenger einhergehen. Das Skript verlangt deshalb, positive und negative Zustandsveraenderungen getrennt zu fuehren, bevor von positiver Netto-Wirkung gesprochen wird.</w:t>
+      </w:r>
+    </w:p>
+    <w:p>
+      <w:r>
+        <w:t>Kontrollfrage. Welche Entscheidung waere falsch, wenn Nebenwirkungen ernst nehmen in V15 missverstanden wird? Die Antwort muss mindestens eine Daten- oder Quellenannahme, eine betroffene Gruppe oder Schutzdimension, eine moegliche Nebenwirkung und einen Rueckkopplungsschritt nennen. Richtig ist nicht die lauteste Bewertung, sondern diejenige, die Begriff, Beleg und Steuerungsfolge zusammenhaelt.</w:t>
+      </w:r>
+    </w:p>
+    <w:p>
+      <w:r>
+        <w:t>Steuerung und Rueckkopplung. In Grundstudium Wirkungsoekonomie wird Der Rebound-Effekt erst steuerungsfaehig, wenn daraus eine Entscheidung folgt. Die Grundbegriffe muessen in spaeteren Modulen wiedererkennbar bleiben. Ohne diese Rueckkopplung bleibt Reporting eine Beschreibung. Mit Rueckkopplung wird aus Bewertung eine veraenderte Routine: ein anderer Prozess, ein geaenderter Anreiz, eine bessere Datenpflicht, eine korrigierte Kommunikation oder eine neue Priorisierung.</w:t>
+      </w:r>
+    </w:p>
+    <w:p>
+      <w:r>
+        <w:t>Die typische Fehlstelle bei Nebenwirkungen, Rebound und Zielkonflikte liegt darin, schwere Schaeden mit bequemen Pluspunkten zu verrechnen. Bei Der Rebound-Effekt wird diese Fehlstelle konkret: Ein scheinbar plausibler Befund darf nicht zur Abkuerzung werden. Quellen, Systemgrenzen, Unsicherheit und Rueckkopplung bleiben sichtbar.</w:t>
+      </w:r>
+    </w:p>
+    <w:p>
+      <w:r>
+        <w:t>Pruefungsnahe Anwendung. Die Grenze gegen Scheingenauigkeit verlaeuft bei Warum der Rebound so oft übersehen wird nicht zwischen Optimismus und Pessimismus. Sie verlaeuft zwischen offengelegter Unsicherheit und rhetorischer Sicherheit. Wer Nebenwirkungen, Rebound und Zielkonflikte belastbar anwenden will, benennt Systemgrenze, Zeitraum, Vergleichspunkt und offene Gegenhypothese. Gerade dadurch bleibt das Skript anschlussfaehig fuer Forschung, Praxis und spaetere Revision.</w:t>
+      </w:r>
+    </w:p>
+    <w:p>
+      <w:r>
+        <w:t>Fuer die Pruefung ist Warum der Rebound so oft übersehen wird dann verstanden, wenn daraus eine belastbare Fallantwort entsteht. Eine gute Antwort unterscheidet Beobachtung, Kausalannahme, Bewertung und Steuerungsfolge. Sie bewertet keine Menschen, sondern Wirkpfade, Zustandsveraenderungen, Risiken und institutionelle Bedingungen.</w:t>
+      </w:r>
+    </w:p>
+    <w:p>
+      <w:r>
+        <w:t>Rueckfluss. Fuer den WOE-Korpus bedeutet das: Begriffe aus Nebenwirkungen, Rebound und Zielkonflikte sollten dort geschaerft werden, wo sie in Glossar, Werkzeugen, Journal oder Readern doppeldeutig bleiben. Offene Forschungsfragen werden nicht versteckt. Sie markieren die Stelle, an der spaetere Evidenz, ein besserer Datensatz oder eine praezisere Fallstudie die Bewertung veraendern kann.</w:t>
+      </w:r>
+    </w:p>
+    <w:p>
+      <w:r>
+        <w:t>Transfer in den WOE-Korpus. Ein Beispiel zum Rebound zeigt, warum Nebenwirkungen, Rebound und Zielkonflikte mehr ist als ein Schlagwort im Feld Bewertungsgrenzen, Nichtkompensation, Reverse Merit Order und positive Netto-Wirkung. Die wirkungsoekonomische Frage lautet: Welche reale Veraenderung wird moeglich, welche bleibt nur Potenzial und wo entsteht ein Wirkungsrisiko? Diese Unterscheidung schuetzt vor Impact-Washing, weil sie Absicht, Aktivitaet, Reichweite und Wirkung auseinanderhaelt.</w:t>
+      </w:r>
+    </w:p>
+    <w:p>
+      <w:r>
+        <w:t>Eine Kommune, ein Unternehmen oder eine Bildungsorganisation will Nebenwirkungen, Rebound und Zielkonflikte praktisch anwenden. Der erste Schritt ist nicht die Auswahl eines Instruments, sondern die Klaerung der Zustandsveraenderung. Bei Ein Beispiel zum Rebound muss deshalb benannt werden, wer betroffen ist, welcher Zustand sich veraendert, welche Frist gilt und welche Gegenbeobachtung die Annahme widerlegen wuerde. Erst danach entsteht eine begruendete Entscheidung im Feld Begriff, Fallbewertung, Wirkpfad, rote Linie, Quellenbeurteilung oder Rueckkopplungsregel.</w:t>
+      </w:r>
+    </w:p>
+    <w:p>
+      <w:r>
+        <w:t>Grenzen der Aussage. In V15 muss Zielkonflikte immer mit Empfaengern gelesen werden. Wirkung entsteht nicht beim Sender, sondern an veraenderten Zustaenden von Menschen, Oekosystemen, Institutionen, Oeffentlichkeit oder kuenftigen Handlungsspielraeumen. Darum reicht es nicht, interne Aktivitaeten zu dokumentieren. Entscheidend ist, ob sich ein Zustand nachvollziehbar veraendert und ob diese Veraenderung im Referenzrahmen Mensch, Planet, Demokratie, SDGs, Agenda 2030 und SDG+ tragfaehig bewertet werden kann.</w:t>
+      </w:r>
+    </w:p>
+    <w:p>
+      <w:r>
+        <w:t>Ein Bericht behauptet, die Massnahme zu Nebenwirkungen, Rebound und Zielkonflikte sei erfolgreich. Die WOE-Lesart fragt bei Zielkonflikte nach belastbaren Nachweisen: begriffliche Praezision, Fallbeschreibung, Quellenklarheit, Plausibilitaet und offene Unsicherheit. Wenn diese Nachweise fehlen, bleibt die Aussage Wirkungspotenzial oder Kommunikationsbehauptung. Sie kann wichtig sein, aber sie ist noch keine belegte Wirkung.</w:t>
+      </w:r>
+    </w:p>
+    <w:p>
+      <w:r>
+        <w:t>Kontrollfrage. Welche Entscheidung waere falsch, wenn Zielkonflikte in V15 missverstanden wird? Die Antwort muss mindestens eine Daten- oder Quellenannahme, eine betroffene Gruppe oder Schutzdimension, eine moegliche Nebenwirkung und einen Rueckkopplungsschritt nennen. Richtig ist nicht die lauteste Bewertung, sondern diejenige, die Begriff, Beleg und Steuerungsfolge zusammenhaelt.</w:t>
       </w:r>
     </w:p>
     <w:p>
@@ -3230,12 +3220,276 @@
         <w:pStyle w:val="Heading3"/>
       </w:pPr>
       <w:r>
+        <w:t>Schlussvertiefung 5: Nebenwirkungen, Rebound und Zielkonflikte im Anwendungsfall</w:t>
+      </w:r>
+    </w:p>
+    <w:p>
+      <w:r>
+        <w:t>Die folgenden Abschnitte sind keine neue Pruefungsloesung. Sie verdichten die vorhandenen Kapitel zu einer Lesart, mit der Studierende einen Fall selbststaendig analysieren koennen. Im Mittelpunkt stehen Bewertungsgrenzen, Nichtkompensation, Reverse Merit Order und positive Netto-Wirkung, nicht moralische Personenbewertung.</w:t>
+      </w:r>
+    </w:p>
+    <w:p>
+      <w:r>
+        <w:t>Begriffliche Schlussklaerung. Wissenschaftliche Anschlussfaehigkeit entsteht hier durch Quellenklarheit. Bei Zielkonflikte ehrlich abwägen werden interne WOE-Begriffe nicht als Ersatz fuer Belege benutzt, sondern mit WOE-Bewertungslogik, SDG+, rote Linien, NWI/T-SROI-Abgrenzung und Schutzgueter verbunden. Wo die Datenlage offen bleibt, wird das offengelegt. Wo eine Aussage nur plausibel ist, bleibt sie als Wirkungspotenzial markiert. Wo ein Schaden eine rote Linie beruehrt, greift Nichtkompensation vor Durchschnittslogik.</w:t>
+      </w:r>
+    </w:p>
+    <w:p>
+      <w:r>
+        <w:t>In einer kontroversen Entscheidung wirkt Zielkonflikte ehrlich abwägen als Pruefpunkt fuer Ambivalenz. Ein Nutzen fuer eine Gruppe kann mit Risiken fuer andere Wirkungsempfaenger einhergehen. Das Skript verlangt deshalb, positive und negative Zustandsveraenderungen getrennt zu fuehren, bevor von positiver Netto-Wirkung gesprochen wird.</w:t>
+      </w:r>
+    </w:p>
+    <w:p>
+      <w:r>
+        <w:t>Wirkpfad und Empfaenger. In Grundstudium Wirkungsoekonomie wird Die drei Fallen zusammen im Blick erst steuerungsfaehig, wenn daraus eine Entscheidung folgt. Die Grundbegriffe muessen in spaeteren Modulen wiedererkennbar bleiben. Ohne diese Rueckkopplung bleibt Reporting eine Beschreibung. Mit Rueckkopplung wird aus Bewertung eine veraenderte Routine: ein anderer Prozess, ein geaenderter Anreiz, eine bessere Datenpflicht, eine korrigierte Kommunikation oder eine neue Priorisierung.</w:t>
+      </w:r>
+    </w:p>
+    <w:p>
+      <w:r>
+        <w:t>Die typische Fehlstelle bei Nebenwirkungen, Rebound und Zielkonflikte liegt darin, schwere Schaeden mit bequemen Pluspunkten zu verrechnen. Bei Die drei Fallen zusammen im Blick wird diese Fehlstelle konkret: Ein scheinbar plausibler Befund darf nicht zur Abkuerzung werden. Quellen, Systemgrenzen, Unsicherheit und Rueckkopplung bleiben sichtbar.</w:t>
+      </w:r>
+    </w:p>
+    <w:p>
+      <w:r>
+        <w:t>Daten, Quellen und Evidenz. Die Grenze gegen Scheingenauigkeit verlaeuft bei Was du aus dieser Vorlesung mitnimmst nicht zwischen Optimismus und Pessimismus. Sie verlaeuft zwischen offengelegter Unsicherheit und rhetorischer Sicherheit. Wer Nebenwirkungen, Rebound und Zielkonflikte belastbar anwenden will, benennt Systemgrenze, Zeitraum, Vergleichspunkt und offene Gegenhypothese. Gerade dadurch bleibt das Skript anschlussfaehig fuer Forschung, Praxis und spaetere Revision.</w:t>
+      </w:r>
+    </w:p>
+    <w:p>
+      <w:r>
+        <w:t>Fuer die Pruefung ist Was du aus dieser Vorlesung mitnimmst dann verstanden, wenn daraus eine belastbare Fallantwort entsteht. Eine gute Antwort unterscheidet Beobachtung, Kausalannahme, Bewertung und Steuerungsfolge. Sie bewertet keine Menschen, sondern Wirkpfade, Zustandsveraenderungen, Risiken und institutionelle Bedingungen.</w:t>
+      </w:r>
+    </w:p>
+    <w:p>
+      <w:r>
+        <w:t>Bewertung und rote Linien. Wirkungsökonomische Vertiefung zeigt, warum Nebenwirkungen, Rebound und Zielkonflikte mehr ist als ein Schlagwort im Feld Bewertungsgrenzen, Nichtkompensation, Reverse Merit Order und positive Netto-Wirkung. Die wirkungsoekonomische Frage lautet: Welche reale Veraenderung wird moeglich, welche bleibt nur Potenzial und wo entsteht ein Wirkungsrisiko? Diese Unterscheidung schuetzt vor Impact-Washing, weil sie Absicht, Aktivitaet, Reichweite und Wirkung auseinanderhaelt.</w:t>
+      </w:r>
+    </w:p>
+    <w:p>
+      <w:r>
+        <w:t>Eine Kommune, ein Unternehmen oder eine Bildungsorganisation will Nebenwirkungen, Rebound und Zielkonflikte praktisch anwenden. Der erste Schritt ist nicht die Auswahl eines Instruments, sondern die Klaerung der Zustandsveraenderung. Bei Wirkungsökonomische Vertiefung muss deshalb benannt werden, wer betroffen ist, welcher Zustand sich veraendert, welche Frist gilt und welche Gegenbeobachtung die Annahme widerlegen wuerde. Erst danach entsteht eine begruendete Entscheidung im Feld Begriff, Fallbewertung, Wirkpfad, rote Linie, Quellenbeurteilung oder Rueckkopplungsregel.</w:t>
+      </w:r>
+    </w:p>
+    <w:p>
+      <w:r>
+        <w:t>Kontrollfrage. Welche Entscheidung waere falsch, wenn Wirkungsökonomische Vertiefung in V15 missverstanden wird? Die Antwort muss mindestens eine Daten- oder Quellenannahme, eine betroffene Gruppe oder Schutzdimension, eine moegliche Nebenwirkung und einen Rueckkopplungsschritt nennen. Richtig ist nicht die lauteste Bewertung, sondern diejenige, die Begriff, Beleg und Steuerungsfolge zusammenhaelt.</w:t>
+      </w:r>
+    </w:p>
+    <w:p>
+      <w:r>
+        <w:t>Rueckfluss. Fuer den WOE-Korpus bedeutet das: Begriffe aus Nebenwirkungen, Rebound und Zielkonflikte sollten dort geschaerft werden, wo sie in Glossar, Werkzeugen, Journal oder Readern doppeldeutig bleiben. Offene Forschungsfragen werden nicht versteckt. Sie markieren die Stelle, an der spaetere Evidenz, ein besserer Datensatz oder eine praezisere Fallstudie die Bewertung veraendern kann.</w:t>
+      </w:r>
+    </w:p>
+    <w:p>
+      <w:r>
+        <w:t>Steuerung und Rueckkopplung. In V15 muss Begriffliche Präzision immer mit Empfaengern gelesen werden. Wirkung entsteht nicht beim Sender, sondern an veraenderten Zustaenden von Menschen, Oekosystemen, Institutionen, Oeffentlichkeit oder kuenftigen Handlungsspielraeumen. Darum reicht es nicht, interne Aktivitaeten zu dokumentieren. Entscheidend ist, ob sich ein Zustand nachvollziehbar veraendert und ob diese Veraenderung im Referenzrahmen Mensch, Planet, Demokratie, SDGs, Agenda 2030 und SDG+ tragfaehig bewertet werden kann.</w:t>
+      </w:r>
+    </w:p>
+    <w:p>
+      <w:r>
+        <w:t>Ein Bericht behauptet, die Massnahme zu Nebenwirkungen, Rebound und Zielkonflikte sei erfolgreich. Die WOE-Lesart fragt bei Begriffliche Präzision nach belastbaren Nachweisen: begriffliche Praezision, Fallbeschreibung, Quellenklarheit, Plausibilitaet und offene Unsicherheit. Wenn diese Nachweise fehlen, bleibt die Aussage Wirkungspotenzial oder Kommunikationsbehauptung. Sie kann wichtig sein, aber sie ist noch keine belegte Wirkung.</w:t>
+      </w:r>
+    </w:p>
+    <w:p>
+      <w:r>
+        <w:t>Pruefungsnahe Anwendung. Wissenschaftliche Anschlussfaehigkeit entsteht hier durch Quellenklarheit. Bei Wirkpfad werden interne WOE-Begriffe nicht als Ersatz fuer Belege benutzt, sondern mit WOE-Bewertungslogik, SDG+, rote Linien, NWI/T-SROI-Abgrenzung und Schutzgueter verbunden. Wo die Datenlage offen bleibt, wird das offengelegt. Wo eine Aussage nur plausibel ist, bleibt sie als Wirkungspotenzial markiert. Wo ein Schaden eine rote Linie beruehrt, greift Nichtkompensation vor Durchschnittslogik.</w:t>
+      </w:r>
+    </w:p>
+    <w:p>
+      <w:r>
+        <w:t>In einer kontroversen Entscheidung wirkt Wirkpfad als Pruefpunkt fuer Ambivalenz. Ein Nutzen fuer eine Gruppe kann mit Risiken fuer andere Wirkungsempfaenger einhergehen. Das Skript verlangt deshalb, positive und negative Zustandsveraenderungen getrennt zu fuehren, bevor von positiver Netto-Wirkung gesprochen wird.</w:t>
+      </w:r>
+    </w:p>
+    <w:p>
+      <w:r>
+        <w:t>Transfer in den WOE-Korpus. In Grundstudium Wirkungsoekonomie wird Leitthese erst steuerungsfaehig, wenn daraus eine Entscheidung folgt. Die Grundbegriffe muessen in spaeteren Modulen wiedererkennbar bleiben. Ohne diese Rueckkopplung bleibt Reporting eine Beschreibung. Mit Rueckkopplung wird aus Bewertung eine veraenderte Routine: ein anderer Prozess, ein geaenderter Anreiz, eine bessere Datenpflicht, eine korrigierte Kommunikation oder eine neue Priorisierung.</w:t>
+      </w:r>
+    </w:p>
+    <w:p>
+      <w:r>
+        <w:t>Die typische Fehlstelle bei Nebenwirkungen, Rebound und Zielkonflikte liegt darin, schwere Schaeden mit bequemen Pluspunkten zu verrechnen. Bei Leitthese wird diese Fehlstelle konkret: Ein scheinbar plausibler Befund darf nicht zur Abkuerzung werden. Quellen, Systemgrenzen, Unsicherheit und Rueckkopplung bleiben sichtbar.</w:t>
+      </w:r>
+    </w:p>
+    <w:p>
+      <w:r>
+        <w:t>Grenzen der Aussage. Die Grenze gegen Scheingenauigkeit verlaeuft bei Didaktische Einordnung im Studiengang nicht zwischen Optimismus und Pessimismus. Sie verlaeuft zwischen offengelegter Unsicherheit und rhetorischer Sicherheit. Wer Nebenwirkungen, Rebound und Zielkonflikte belastbar anwenden will, benennt Systemgrenze, Zeitraum, Vergleichspunkt und offene Gegenhypothese. Gerade dadurch bleibt das Skript anschlussfaehig fuer Forschung, Praxis und spaetere Revision.</w:t>
+      </w:r>
+    </w:p>
+    <w:p>
+      <w:r>
+        <w:t>Fuer die Pruefung ist Didaktische Einordnung im Studiengang dann verstanden, wenn daraus eine belastbare Fallantwort entsteht. Eine gute Antwort unterscheidet Beobachtung, Kausalannahme, Bewertung und Steuerungsfolge. Sie bewertet keine Menschen, sondern Wirkpfade, Zustandsveraenderungen, Risiken und institutionelle Bedingungen.</w:t>
+      </w:r>
+    </w:p>
+    <w:p>
+      <w:r>
+        <w:t>Kontrollfrage. Welche Entscheidung waere falsch, wenn Didaktische Einordnung im Studiengang in V15 missverstanden wird? Die Antwort muss mindestens eine Daten- oder Quellenannahme, eine betroffene Gruppe oder Schutzdimension, eine moegliche Nebenwirkung und einen Rueckkopplungsschritt nennen. Richtig ist nicht die lauteste Bewertung, sondern diejenige, die Begriff, Beleg und Steuerungsfolge zusammenhaelt.</w:t>
+      </w:r>
+    </w:p>
+    <w:p>
+      <w:pPr>
+        <w:pStyle w:val="Heading3"/>
+      </w:pPr>
+      <w:r>
+        <w:t>Schlussvertiefung 6: Nebenwirkungen, Rebound und Zielkonflikte im Anwendungsfall</w:t>
+      </w:r>
+    </w:p>
+    <w:p>
+      <w:r>
+        <w:t>Die folgenden Abschnitte sind keine neue Pruefungsloesung. Sie verdichten die vorhandenen Kapitel zu einer Lesart, mit der Studierende einen Fall selbststaendig analysieren koennen. Im Mittelpunkt stehen Bewertungsgrenzen, Nichtkompensation, Reverse Merit Order und positive Netto-Wirkung, nicht moralische Personenbewertung.</w:t>
+      </w:r>
+    </w:p>
+    <w:p>
+      <w:r>
+        <w:t>Begriffliche Schlussklaerung. Analysemodell zeigt, warum Nebenwirkungen, Rebound und Zielkonflikte mehr ist als ein Schlagwort im Feld Bewertungsgrenzen, Nichtkompensation, Reverse Merit Order und positive Netto-Wirkung. Die wirkungsoekonomische Frage lautet: Welche reale Veraenderung wird moeglich, welche bleibt nur Potenzial und wo entsteht ein Wirkungsrisiko? Diese Unterscheidung schuetzt vor Impact-Washing, weil sie Absicht, Aktivitaet, Reichweite und Wirkung auseinanderhaelt.</w:t>
+      </w:r>
+    </w:p>
+    <w:p>
+      <w:r>
+        <w:t>Eine Kommune, ein Unternehmen oder eine Bildungsorganisation will Nebenwirkungen, Rebound und Zielkonflikte praktisch anwenden. Der erste Schritt ist nicht die Auswahl eines Instruments, sondern die Klaerung der Zustandsveraenderung. Bei Analysemodell muss deshalb benannt werden, wer betroffen ist, welcher Zustand sich veraendert, welche Frist gilt und welche Gegenbeobachtung die Annahme widerlegen wuerde. Erst danach entsteht eine begruendete Entscheidung im Feld Begriff, Fallbewertung, Wirkpfad, rote Linie, Quellenbeurteilung oder Rueckkopplungsregel.</w:t>
+      </w:r>
+    </w:p>
+    <w:p>
+      <w:r>
+        <w:t>Wirkpfad und Empfaenger. In V15 muss Modellformel immer mit Empfaengern gelesen werden. Wirkung entsteht nicht beim Sender, sondern an veraenderten Zustaenden von Menschen, Oekosystemen, Institutionen, Oeffentlichkeit oder kuenftigen Handlungsspielraeumen. Darum reicht es nicht, interne Aktivitaeten zu dokumentieren. Entscheidend ist, ob sich ein Zustand nachvollziehbar veraendert und ob diese Veraenderung im Referenzrahmen Mensch, Planet, Demokratie, SDGs, Agenda 2030 und SDG+ tragfaehig bewertet werden kann.</w:t>
+      </w:r>
+    </w:p>
+    <w:p>
+      <w:r>
+        <w:t>Ein Bericht behauptet, die Massnahme zu Nebenwirkungen, Rebound und Zielkonflikte sei erfolgreich. Die WOE-Lesart fragt bei Modellformel nach belastbaren Nachweisen: begriffliche Praezision, Fallbeschreibung, Quellenklarheit, Plausibilitaet und offene Unsicherheit. Wenn diese Nachweise fehlen, bleibt die Aussage Wirkungspotenzial oder Kommunikationsbehauptung. Sie kann wichtig sein, aber sie ist noch keine belegte Wirkung.</w:t>
+      </w:r>
+    </w:p>
+    <w:p>
+      <w:r>
+        <w:t>Rueckfluss. Fuer den WOE-Korpus bedeutet das: Begriffe aus Nebenwirkungen, Rebound und Zielkonflikte sollten dort geschaerft werden, wo sie in Glossar, Werkzeugen, Journal oder Readern doppeldeutig bleiben. Offene Forschungsfragen werden nicht versteckt. Sie markieren die Stelle, an der spaetere Evidenz, ein besserer Datensatz oder eine praezisere Fallstudie die Bewertung veraendern kann.</w:t>
+      </w:r>
+    </w:p>
+    <w:p>
+      <w:r>
+        <w:t>Daten, Quellen und Evidenz. Wissenschaftliche Anschlussfaehigkeit entsteht hier durch Quellenklarheit. Bei Fallfenster werden interne WOE-Begriffe nicht als Ersatz fuer Belege benutzt, sondern mit WOE-Bewertungslogik, SDG+, rote Linien, NWI/T-SROI-Abgrenzung und Schutzgueter verbunden. Wo die Datenlage offen bleibt, wird das offengelegt. Wo eine Aussage nur plausibel ist, bleibt sie als Wirkungspotenzial markiert. Wo ein Schaden eine rote Linie beruehrt, greift Nichtkompensation vor Durchschnittslogik.</w:t>
+      </w:r>
+    </w:p>
+    <w:p>
+      <w:r>
+        <w:t>In einer kontroversen Entscheidung wirkt Fallfenster als Pruefpunkt fuer Ambivalenz. Ein Nutzen fuer eine Gruppe kann mit Risiken fuer andere Wirkungsempfaenger einhergehen. Das Skript verlangt deshalb, positive und negative Zustandsveraenderungen getrennt zu fuehren, bevor von positiver Netto-Wirkung gesprochen wird.</w:t>
+      </w:r>
+    </w:p>
+    <w:p>
+      <w:r>
+        <w:t>Bewertung und rote Linien. In Grundstudium Wirkungsoekonomie wird Prüfungsnahe Fallfragen ohne geschützte Antwortlogik erst steuerungsfaehig, wenn daraus eine Entscheidung folgt. Die Grundbegriffe muessen in spaeteren Modulen wiedererkennbar bleiben. Ohne diese Rueckkopplung bleibt Reporting eine Beschreibung. Mit Rueckkopplung wird aus Bewertung eine veraenderte Routine: ein anderer Prozess, ein geaenderter Anreiz, eine bessere Datenpflicht, eine korrigierte Kommunikation oder eine neue Priorisierung.</w:t>
+      </w:r>
+    </w:p>
+    <w:p>
+      <w:r>
+        <w:t>Die typische Fehlstelle bei Nebenwirkungen, Rebound und Zielkonflikte liegt darin, schwere Schaeden mit bequemen Pluspunkten zu verrechnen. Bei Prüfungsnahe Fallfragen ohne geschützte Antwortlogik wird diese Fehlstelle konkret: Ein scheinbar plausibler Befund darf nicht zur Abkuerzung werden. Quellen, Systemgrenzen, Unsicherheit und Rueckkopplung bleiben sichtbar.</w:t>
+      </w:r>
+    </w:p>
+    <w:p>
+      <w:r>
+        <w:t>Kontrollfrage. Welche Entscheidung waere falsch, wenn Prüfungsnahe Fallfragen ohne geschützte Antwortlogik in V15 missverstanden wird? Die Antwort muss mindestens eine Daten- oder Quellenannahme, eine betroffene Gruppe oder Schutzdimension, eine moegliche Nebenwirkung und einen Rueckkopplungsschritt nennen. Richtig ist nicht die lauteste Bewertung, sondern diejenige, die Begriff, Beleg und Steuerungsfolge zusammenhaelt.</w:t>
+      </w:r>
+    </w:p>
+    <w:p>
+      <w:r>
+        <w:t>Steuerung und Rueckkopplung. Die Grenze gegen Scheingenauigkeit verlaeuft bei Einleitung / Wirkungsfrage nicht zwischen Optimismus und Pessimismus. Sie verlaeuft zwischen offengelegter Unsicherheit und rhetorischer Sicherheit. Wer Nebenwirkungen, Rebound und Zielkonflikte belastbar anwenden will, benennt Systemgrenze, Zeitraum, Vergleichspunkt und offene Gegenhypothese. Gerade dadurch bleibt das Skript anschlussfaehig fuer Forschung, Praxis und spaetere Revision.</w:t>
+      </w:r>
+    </w:p>
+    <w:p>
+      <w:r>
+        <w:t>Fuer die Pruefung ist Einleitung / Wirkungsfrage dann verstanden, wenn daraus eine belastbare Fallantwort entsteht. Eine gute Antwort unterscheidet Beobachtung, Kausalannahme, Bewertung und Steuerungsfolge. Sie bewertet keine Menschen, sondern Wirkpfade, Zustandsveraenderungen, Risiken und institutionelle Bedingungen.</w:t>
+      </w:r>
+    </w:p>
+    <w:p>
+      <w:r>
+        <w:t>Pruefungsnahe Anwendung. Kernaussage zeigt, warum Nebenwirkungen, Rebound und Zielkonflikte mehr ist als ein Schlagwort im Feld Bewertungsgrenzen, Nichtkompensation, Reverse Merit Order und positive Netto-Wirkung. Die wirkungsoekonomische Frage lautet: Welche reale Veraenderung wird moeglich, welche bleibt nur Potenzial und wo entsteht ein Wirkungsrisiko? Diese Unterscheidung schuetzt vor Impact-Washing, weil sie Absicht, Aktivitaet, Reichweite und Wirkung auseinanderhaelt.</w:t>
+      </w:r>
+    </w:p>
+    <w:p>
+      <w:r>
+        <w:t>Eine Kommune, ein Unternehmen oder eine Bildungsorganisation will Nebenwirkungen, Rebound und Zielkonflikte praktisch anwenden. Der erste Schritt ist nicht die Auswahl eines Instruments, sondern die Klaerung der Zustandsveraenderung. Bei Kernaussage muss deshalb benannt werden, wer betroffen ist, welcher Zustand sich veraendert, welche Frist gilt und welche Gegenbeobachtung die Annahme widerlegen wuerde. Erst danach entsteht eine begruendete Entscheidung im Feld Begriff, Fallbewertung, Wirkpfad, rote Linie, Quellenbeurteilung oder Rueckkopplungsregel.</w:t>
+      </w:r>
+    </w:p>
+    <w:p>
+      <w:r>
+        <w:t>Transfer in den WOE-Korpus. In V15 muss Quelltext und fachliche Grundlegung immer mit Empfaengern gelesen werden. Wirkung entsteht nicht beim Sender, sondern an veraenderten Zustaenden von Menschen, Oekosystemen, Institutionen, Oeffentlichkeit oder kuenftigen Handlungsspielraeumen. Darum reicht es nicht, interne Aktivitaeten zu dokumentieren. Entscheidend ist, ob sich ein Zustand nachvollziehbar veraendert und ob diese Veraenderung im Referenzrahmen Mensch, Planet, Demokratie, SDGs, Agenda 2030 und SDG+ tragfaehig bewertet werden kann.</w:t>
+      </w:r>
+    </w:p>
+    <w:p>
+      <w:r>
+        <w:t>Ein Bericht behauptet, die Massnahme zu Nebenwirkungen, Rebound und Zielkonflikte sei erfolgreich. Die WOE-Lesart fragt bei Quelltext und fachliche Grundlegung nach belastbaren Nachweisen: begriffliche Praezision, Fallbeschreibung, Quellenklarheit, Plausibilitaet und offene Unsicherheit. Wenn diese Nachweise fehlen, bleibt die Aussage Wirkungspotenzial oder Kommunikationsbehauptung. Sie kann wichtig sein, aber sie ist noch keine belegte Wirkung.</w:t>
+      </w:r>
+    </w:p>
+    <w:p>
+      <w:r>
+        <w:t>Grenzen der Aussage. Wissenschaftliche Anschlussfaehigkeit entsteht hier durch Quellenklarheit. Bei Drei Fallen auf dem Weg zur guten Wirkung werden interne WOE-Begriffe nicht als Ersatz fuer Belege benutzt, sondern mit WOE-Bewertungslogik, SDG+, rote Linien, NWI/T-SROI-Abgrenzung und Schutzgueter verbunden. Wo die Datenlage offen bleibt, wird das offengelegt. Wo eine Aussage nur plausibel ist, bleibt sie als Wirkungspotenzial markiert. Wo ein Schaden eine rote Linie beruehrt, greift Nichtkompensation vor Durchschnittslogik.</w:t>
+      </w:r>
+    </w:p>
+    <w:p>
+      <w:r>
+        <w:t>In einer kontroversen Entscheidung wirkt Drei Fallen auf dem Weg zur guten Wirkung als Pruefpunkt fuer Ambivalenz. Ein Nutzen fuer eine Gruppe kann mit Risiken fuer andere Wirkungsempfaenger einhergehen. Das Skript verlangt deshalb, positive und negative Zustandsveraenderungen getrennt zu fuehren, bevor von positiver Netto-Wirkung gesprochen wird.</w:t>
+      </w:r>
+    </w:p>
+    <w:p>
+      <w:r>
+        <w:t>Kontrollfrage. Welche Entscheidung waere falsch, wenn Drei Fallen auf dem Weg zur guten Wirkung in V15 missverstanden wird? Die Antwort muss mindestens eine Daten- oder Quellenannahme, eine betroffene Gruppe oder Schutzdimension, eine moegliche Nebenwirkung und einen Rueckkopplungsschritt nennen. Richtig ist nicht die lauteste Bewertung, sondern diejenige, die Begriff, Beleg und Steuerungsfolge zusammenhaelt.</w:t>
+      </w:r>
+    </w:p>
+    <w:p>
+      <w:r>
+        <w:t>Rueckfluss. Fuer den WOE-Korpus bedeutet das: Begriffe aus Nebenwirkungen, Rebound und Zielkonflikte sollten dort geschaerft werden, wo sie in Glossar, Werkzeugen, Journal oder Readern doppeldeutig bleiben. Offene Forschungsfragen werden nicht versteckt. Sie markieren die Stelle, an der spaetere Evidenz, ein besserer Datensatz oder eine praezisere Fallstudie die Bewertung veraendern kann.</w:t>
+      </w:r>
+    </w:p>
+    <w:p>
+      <w:pPr>
+        <w:pStyle w:val="Heading3"/>
+      </w:pPr>
+      <w:r>
+        <w:t>Schlussvertiefung 7: Nebenwirkungen, Rebound und Zielkonflikte im Anwendungsfall</w:t>
+      </w:r>
+    </w:p>
+    <w:p>
+      <w:r>
+        <w:t>Die folgenden Abschnitte sind keine neue Pruefungsloesung. Sie verdichten die vorhandenen Kapitel zu einer Lesart, mit der Studierende einen Fall selbststaendig analysieren koennen. Im Mittelpunkt stehen Bewertungsgrenzen, Nichtkompensation, Reverse Merit Order und positive Netto-Wirkung, nicht moralische Personenbewertung.</w:t>
+      </w:r>
+    </w:p>
+    <w:p>
+      <w:r>
+        <w:t>Begriffliche Schlussklaerung. In Grundstudium Wirkungsoekonomie wird Nebenwirkungen: die ungewollten Begleiter erst steuerungsfaehig, wenn daraus eine Entscheidung folgt. Die Grundbegriffe muessen in spaeteren Modulen wiedererkennbar bleiben. Ohne diese Rueckkopplung bleibt Reporting eine Beschreibung. Mit Rueckkopplung wird aus Bewertung eine veraenderte Routine: ein anderer Prozess, ein geaenderter Anreiz, eine bessere Datenpflicht, eine korrigierte Kommunikation oder eine neue Priorisierung.</w:t>
+      </w:r>
+    </w:p>
+    <w:p>
+      <w:r>
+        <w:t>Die typische Fehlstelle bei Nebenwirkungen, Rebound und Zielkonflikte liegt darin, schwere Schaeden mit bequemen Pluspunkten zu verrechnen. Bei Nebenwirkungen: die ungewollten Begleiter wird diese Fehlstelle konkret: Ein scheinbar plausibler Befund darf nicht zur Abkuerzung werden. Quellen, Systemgrenzen, Unsicherheit und Rueckkopplung bleiben sichtbar.</w:t>
+      </w:r>
+    </w:p>
+    <w:p>
+      <w:r>
+        <w:t>Wirkpfad und Empfaenger. Die Grenze gegen Scheingenauigkeit verlaeuft bei Nebenwirkungen ernst nehmen nicht zwischen Optimismus und Pessimismus. Sie verlaeuft zwischen offengelegter Unsicherheit und rhetorischer Sicherheit. Wer Nebenwirkungen, Rebound und Zielkonflikte belastbar anwenden will, benennt Systemgrenze, Zeitraum, Vergleichspunkt und offene Gegenhypothese. Gerade dadurch bleibt das Skript anschlussfaehig fuer Forschung, Praxis und spaetere Revision.</w:t>
+      </w:r>
+    </w:p>
+    <w:p>
+      <w:r>
+        <w:t>Fuer die Pruefung ist Nebenwirkungen ernst nehmen dann verstanden, wenn daraus eine belastbare Fallantwort entsteht. Eine gute Antwort unterscheidet Beobachtung, Kausalannahme, Bewertung und Steuerungsfolge. Sie bewertet keine Menschen, sondern Wirkpfade, Zustandsveraenderungen, Risiken und institutionelle Bedingungen.</w:t>
+      </w:r>
+    </w:p>
+    <w:p>
+      <w:r>
+        <w:t>Daten, Quellen und Evidenz. Der Rebound-Effekt zeigt, warum Nebenwirkungen, Rebound und Zielkonflikte mehr ist als ein Schlagwort im Feld Bewertungsgrenzen, Nichtkompensation, Reverse Merit Order und positive Netto-Wirkung. Die wirkungsoekonomische Frage lautet: Welche reale Veraenderung wird moeglich, welche bleibt nur Potenzial und wo entsteht ein Wirkungsrisiko? Diese Unterscheidung schuetzt vor Impact-Washing, weil sie Absicht, Aktivitaet, Reichweite und Wirkung auseinanderhaelt.</w:t>
+      </w:r>
+    </w:p>
+    <w:p>
+      <w:r>
+        <w:t>Eine Kommune, ein Unternehmen oder eine Bildungsorganisation will Nebenwirkungen, Rebound und Zielkonflikte praktisch anwenden. Der erste Schritt ist nicht die Auswahl eines Instruments, sondern die Klaerung der Zustandsveraenderung. Bei Der Rebound-Effekt muss deshalb benannt werden, wer betroffen ist, welcher Zustand sich veraendert, welche Frist gilt und welche Gegenbeobachtung die Annahme widerlegen wuerde. Erst danach entsteht eine begruendete Entscheidung im Feld Begriff, Fallbewertung, Wirkpfad, rote Linie, Quellenbeurteilung oder Rueckkopplungsregel.</w:t>
+      </w:r>
+    </w:p>
+    <w:p>
+      <w:pPr>
+        <w:pStyle w:val="Heading3"/>
+      </w:pPr>
+      <w:r>
         <w:t>V1-Abschlussnotiz</w:t>
       </w:r>
     </w:p>
     <w:p>
       <w:r>
-        <w:t>Diese Finalisierung schliesst die Codex-Inhaltsproduktion fuer V15. Offen bleibt nicht der fachliche Kern des Skripts, sondern der naechste Produktionsschritt: Claude setzt daraus die CI/CD-konforme Reader- und PDF-Fassung, prueft Satz, Umbrueche, Medienintegration und Lektorat und markiert erst danach die veroeffentlichte Fassung als freigegeben.</w:t>
+        <w:t>Diese Finalisierung schliesst die Codex-Inhaltsproduktion fuer V15. Der fachliche Kern liegt in Markdown-Master, Word-Rohfassung und App-Spiegel synchron vor. Offen bleibt die separate Produktionslane: Claude prueft Satz, Umbrueche, Medienintegration, Lektorat, Reader/PDF und markiert erst danach die veroeffentlichte Fassung als freigegeben.</w:t>
       </w:r>
     </w:p>
     <w:sectPr>

--- a/docs/studienskripte/word-rohfassungen/woek-g-v15.docx
+++ b/docs/studienskripte/word-rohfassungen/woek-g-v15.docx
@@ -2529,12 +2529,12 @@
     </w:p>
     <w:p>
       <w:r>
-        <w:t>Dieses Skript zu V15 Nebenwirkungen, Rebound und Zielkonflikte ist als Langformtext angelegt. Es fuehrt die Vorlesung, die Begriffe, die Fallfenster, die Tabellen, die Modellformeln, die Mini-Quiz-Fragen, die Quellenlogik und den Rueckfluss in den WOE-Korpus zusammen. Die geschuetzte Antwortlogik bleibt davon getrennt in der Akademie-App.</w:t>
-      </w:r>
-    </w:p>
-    <w:p>
-      <w:r>
-        <w:t>Der Abschluss liest Nebenwirkungen, Rebound und Zielkonflikte im Feld Grundstudium Wirkungsoekonomie. Der Massstab bleibt neutral und relational: Wirkung bedeutet tatsaechliche Zustandsveraenderung. Wirkungspotenzial beschreibt plausible Moeglichkeit. Wirkungsrisiko beschreibt moegliche negative Veraenderung. Wenn eine Zielgroesse gemeint ist, geht es um positive Netto-Wirkung. Genau diese Trennung entscheidet, ob das Skript fachlich traegt.</w:t>
+        <w:t>Dieses Skript zu V15 Nebenwirkungen, Rebound und Zielkonflikte ist als Langformtext angelegt. Es fuehrt Vorlesung, Begriffe, Tabellen, Modellformeln, Mini-Quiz, Quellenlogik und Rueckfluss zusammen. Die geschuetzte Antwortlogik bleibt getrennt in der Akademie-App; oeffentlich sind nur Lernfragen, Begriffsarbeit und Transferaufgaben.</w:t>
+      </w:r>
+    </w:p>
+    <w:p>
+      <w:r>
+        <w:t>Der Abschluss liest Nebenwirkungen, Rebound und Zielkonflikte im Feld Grundstudium Wirkungsoekonomie. Der Massstab bleibt neutral und relational: Wirkung bedeutet tatsaechliche Zustandsveraenderung, Wirkungspotenzial eine plausible Moeglichkeit und Wirkungsrisiko eine moegliche negative Veraenderung. Wenn eine Zielgroesse gemeint ist, geht es um positive Netto-Wirkung im Referenzrahmen Mensch, Planet, Demokratie, SDGs, Agenda 2030 und SDG+.</w:t>
       </w:r>
     </w:p>
     <w:p>
@@ -2783,17 +2783,17 @@
         <w:pStyle w:val="Heading3"/>
       </w:pPr>
       <w:r>
-        <w:t>Schlussvertiefung 1: Nebenwirkungen, Rebound und Zielkonflikte im Anwendungsfall</w:t>
-      </w:r>
-    </w:p>
-    <w:p>
-      <w:r>
-        <w:t>Die folgenden Abschnitte sind keine neue Pruefungsloesung. Sie verdichten die vorhandenen Kapitel zu einer Lesart, mit der Studierende einen Fall selbststaendig analysieren koennen. Im Mittelpunkt stehen Bewertungsgrenzen, Nichtkompensation, Reverse Merit Order und positive Netto-Wirkung, nicht moralische Personenbewertung.</w:t>
-      </w:r>
-    </w:p>
-    <w:p>
-      <w:r>
-        <w:t>Begriffliche Schlussklaerung. Einleitung / Wirkungsfrage zeigt, warum Nebenwirkungen, Rebound und Zielkonflikte mehr ist als ein Schlagwort im Feld Bewertungsgrenzen, Nichtkompensation, Reverse Merit Order und positive Netto-Wirkung. Die wirkungsoekonomische Frage lautet: Welche reale Veraenderung wird moeglich, welche bleibt nur Potenzial und wo entsteht ein Wirkungsrisiko? Diese Unterscheidung schuetzt vor Impact-Washing, weil sie Absicht, Aktivitaet, Reichweite und Wirkung auseinanderhaelt.</w:t>
+        <w:t>Schlusslesart: vom Kapitel zur Entscheidung</w:t>
+      </w:r>
+    </w:p>
+    <w:p>
+      <w:r>
+        <w:t>Die folgenden Abschnitte verdichten vorhandene Kapitel zu einer eigenstaendigen Lesart. Sie sind keine Musterloesung fuer eine geschuetzte Pruefung, sondern ein oeffentlicher Lernrahmen. Im Mittelpunkt stehen Bewertungsgrenzen, Nichtkompensation, Reverse Merit Order und positive Netto-Wirkung; Menschen werden nicht bewertet, sondern Wirkpfade, Zustandsveraenderungen, Risiken und institutionelle Bedingungen.</w:t>
+      </w:r>
+    </w:p>
+    <w:p>
+      <w:r>
+        <w:t>Begriffliche Sicherung. Einleitung / Wirkungsfrage zeigt, warum Nebenwirkungen, Rebound und Zielkonflikte mehr ist als ein Schlagwort im Feld Bewertungsgrenzen, Nichtkompensation, Reverse Merit Order und positive Netto-Wirkung. Die wirkungsoekonomische Frage lautet: Welche reale Veraenderung wird moeglich, welche bleibt nur Potenzial und wo entsteht ein Wirkungsrisiko? Diese Unterscheidung schuetzt vor Impact-Washing, weil sie Absicht, Aktivitaet, Reichweite und Wirkung auseinanderhaelt.</w:t>
       </w:r>
     </w:p>
     <w:p>
@@ -2803,7 +2803,12 @@
     </w:p>
     <w:p>
       <w:r>
-        <w:t>Wirkpfad und Empfaenger. In V15 muss Kernaussage immer mit Empfaengern gelesen werden. Wirkung entsteht nicht beim Sender, sondern an veraenderten Zustaenden von Menschen, Oekosystemen, Institutionen, Oeffentlichkeit oder kuenftigen Handlungsspielraeumen. Darum reicht es nicht, interne Aktivitaeten zu dokumentieren. Entscheidend ist, ob sich ein Zustand nachvollziehbar veraendert und ob diese Veraenderung im Referenzrahmen Mensch, Planet, Demokratie, SDGs, Agenda 2030 und SDG+ tragfaehig bewertet werden kann.</w:t>
+        <w:t>Fallpruefung. Wenn eine Kommune eine bestehende Massnahme neu priorisieren will, beginnt die Analyse bei Empfaengern, Wirkraum, Zeitraum und Datenquelle. Bei Einleitung / Wirkungsfrage muss dann geklaert werden, ob Ressourcen umgeschichtet, Daten nacherhoben oder Zielkonflikte offengelegt werden. Eine tragfaehige Antwort benennt mindestens eine Quelle, eine offene Unsicherheit, eine moegliche Gegenbeobachtung und die Entscheidung, die nach der Bewertung geaendert wird.</w:t>
+      </w:r>
+    </w:p>
+    <w:p>
+      <w:r>
+        <w:t>Wirkpfadpruefung. In V15 muss Kernaussage immer mit Empfaengern gelesen werden. Wirkung entsteht nicht beim Sender, sondern an veraenderten Zustaenden von Menschen, Oekosystemen, Institutionen, Oeffentlichkeit oder kuenftigen Handlungsspielraeumen. Darum reicht es nicht, interne Aktivitaeten zu dokumentieren. Entscheidend ist, ob sich ein Zustand nachvollziehbar veraendert und ob diese Veraenderung im Referenzrahmen Mensch, Planet, Demokratie, SDGs, Agenda 2030 und SDG+ tragfaehig bewertet werden kann.</w:t>
       </w:r>
     </w:p>
     <w:p>
@@ -2813,7 +2818,17 @@
     </w:p>
     <w:p>
       <w:r>
-        <w:t>Daten, Quellen und Evidenz. Wissenschaftliche Anschlussfaehigkeit entsteht hier durch Quellenklarheit. Bei Quelltext und fachliche Grundlegung werden interne WOE-Begriffe nicht als Ersatz fuer Belege benutzt, sondern mit WOE-Bewertungslogik, SDG+, rote Linien, NWI/T-SROI-Abgrenzung und Schutzgueter verbunden. Wo die Datenlage offen bleibt, wird das offengelegt. Wo eine Aussage nur plausibel ist, bleibt sie als Wirkungspotenzial markiert. Wo ein Schaden eine rote Linie beruehrt, greift Nichtkompensation vor Durchschnittslogik.</w:t>
+        <w:t>Fallpruefung. Wenn ein Unternehmen ein Produkt, einen Prozess oder eine Investition wirkungsbezogen bewerten will, beginnt die Analyse bei Empfaengern, Wirkraum, Zeitraum und Datenquelle. Bei Kernaussage muss dann geklaert werden, welche Entscheidung nach der Bewertung tatsaechlich anders ausfaellt. Eine tragfaehige Antwort benennt mindestens eine Quelle, eine offene Unsicherheit, eine moegliche Gegenbeobachtung und die Entscheidung, die nach der Bewertung geaendert wird.</w:t>
+      </w:r>
+    </w:p>
+    <w:p>
+      <w:r>
+        <w:t>Fuer die Bewertung reicht kein Summenscore, der zentrale Schaeden mit bequemen Pluspunkten verrechnet. Nichtkompensation und Reverse Merit Order markieren, wo rote Linien, demokratische Grundbedingungen oder planetare Grenzen Vorrang vor Durchschnittslogik haben. So bleibt positive Netto-Wirkung eine anspruchsvolle Zielgroesse und wird nicht zur dekorativen Formel.</w:t>
+      </w:r>
+    </w:p>
+    <w:p>
+      <w:r>
+        <w:t>Evidenzfenster. Wissenschaftliche Anschlussfaehigkeit entsteht hier durch Quellenklarheit. Bei Quelltext und fachliche Grundlegung werden interne WOE-Begriffe nicht als Ersatz fuer Belege benutzt, sondern mit WOE-Bewertungslogik, SDG+, rote Linien, NWI/T-SROI-Abgrenzung und Schutzgueter verbunden. Wo die Datenlage offen bleibt, wird das offengelegt. Wo eine Aussage nur plausibel ist, bleibt sie als Wirkungspotenzial markiert. Wo ein Schaden eine rote Linie beruehrt, greift Nichtkompensation vor Durchschnittslogik.</w:t>
       </w:r>
     </w:p>
     <w:p>
@@ -2823,7 +2838,17 @@
     </w:p>
     <w:p>
       <w:r>
-        <w:t>Bewertung und rote Linien. In Grundstudium Wirkungsoekonomie wird Drei Fallen auf dem Weg zur guten Wirkung erst steuerungsfaehig, wenn daraus eine Entscheidung folgt. Die Grundbegriffe muessen in spaeteren Modulen wiedererkennbar bleiben. Ohne diese Rueckkopplung bleibt Reporting eine Beschreibung. Mit Rueckkopplung wird aus Bewertung eine veraenderte Routine: ein anderer Prozess, ein geaenderter Anreiz, eine bessere Datenpflicht, eine korrigierte Kommunikation oder eine neue Priorisierung.</w:t>
+        <w:t>Fallpruefung. Wenn eine Bildungs- oder Forschungseinrichtung eine Wirkungsaussage fuer Lernende und Praxispartner pruefbar machen will, beginnt die Analyse bei Empfaengern, Wirkraum, Zeitraum und Datenquelle. Bei Quelltext und fachliche Grundlegung muss dann geklaert werden, welche Begriffe, Quellen und Grenzen im Material sichtbar bleiben muessen. Eine tragfaehige Antwort benennt mindestens eine Quelle, eine offene Unsicherheit, eine moegliche Gegenbeobachtung und die Entscheidung, die nach der Bewertung geaendert wird.</w:t>
+      </w:r>
+    </w:p>
+    <w:p>
+      <w:r>
+        <w:t>Der Rueckfluss in den WOE-Korpus liegt hier in klaren Begriffen, sauber verlinkten Quellen und benannten Forschungsfragen. Wo Glossar, Werkzeuge, Journal oder Reader noch doppeldeutig bleiben, sollte Nebenwirkungen, Rebound und Zielkonflikte nicht als fertige Gewissheit auftreten, sondern als pruefbarer Lernstand mit Korrekturpfad.</w:t>
+      </w:r>
+    </w:p>
+    <w:p>
+      <w:r>
+        <w:t>Bewertungsgrenze. In Grundstudium Wirkungsoekonomie wird Drei Fallen auf dem Weg zur guten Wirkung erst steuerungsfaehig, wenn daraus eine Entscheidung folgt. Die Grundbegriffe muessen in spaeteren Modulen wiedererkennbar bleiben. Ohne diese Rueckkopplung bleibt Reporting eine Beschreibung. Mit Rueckkopplung wird aus Bewertung eine veraenderte Routine: ein anderer Prozess, ein geaenderter Anreiz, eine bessere Datenpflicht, eine korrigierte Kommunikation oder eine neue Priorisierung.</w:t>
       </w:r>
     </w:p>
     <w:p>
@@ -2833,12 +2858,12 @@
     </w:p>
     <w:p>
       <w:r>
-        <w:t>Kontrollfrage. Welche Entscheidung waere falsch, wenn Drei Fallen auf dem Weg zur guten Wirkung in V15 missverstanden wird? Die Antwort muss mindestens eine Daten- oder Quellenannahme, eine betroffene Gruppe oder Schutzdimension, eine moegliche Nebenwirkung und einen Rueckkopplungsschritt nennen. Richtig ist nicht die lauteste Bewertung, sondern diejenige, die Begriff, Beleg und Steuerungsfolge zusammenhaelt.</w:t>
-      </w:r>
-    </w:p>
-    <w:p>
-      <w:r>
-        <w:t>Steuerung und Rueckkopplung. Die Grenze gegen Scheingenauigkeit verlaeuft bei Nebenwirkungen: die ungewollten Begleiter nicht zwischen Optimismus und Pessimismus. Sie verlaeuft zwischen offengelegter Unsicherheit und rhetorischer Sicherheit. Wer Nebenwirkungen, Rebound und Zielkonflikte belastbar anwenden will, benennt Systemgrenze, Zeitraum, Vergleichspunkt und offene Gegenhypothese. Gerade dadurch bleibt das Skript anschlussfaehig fuer Forschung, Praxis und spaetere Revision.</w:t>
+        <w:t>Fallpruefung. Wenn eine Kommune eine bestehende Massnahme neu priorisieren will, beginnt die Analyse bei Empfaengern, Wirkraum, Zeitraum und Datenquelle. Bei Drei Fallen auf dem Weg zur guten Wirkung muss dann geklaert werden, ob Ressourcen umgeschichtet, Daten nacherhoben oder Zielkonflikte offengelegt werden. Eine tragfaehige Antwort benennt mindestens eine Quelle, eine offene Unsicherheit, eine moegliche Gegenbeobachtung und die Entscheidung, die nach der Bewertung geaendert wird.</w:t>
+      </w:r>
+    </w:p>
+    <w:p>
+      <w:r>
+        <w:t>Steuerungsfolge. Die Grenze gegen Scheingenauigkeit verlaeuft bei Nebenwirkungen: die ungewollten Begleiter nicht zwischen Optimismus und Pessimismus. Sie verlaeuft zwischen offengelegter Unsicherheit und rhetorischer Sicherheit. Wer Nebenwirkungen, Rebound und Zielkonflikte belastbar anwenden will, benennt Systemgrenze, Zeitraum, Vergleichspunkt und offene Gegenhypothese. Gerade dadurch bleibt das Skript anschlussfaehig fuer Forschung, Praxis und spaetere Revision.</w:t>
       </w:r>
     </w:p>
     <w:p>
@@ -2848,7 +2873,17 @@
     </w:p>
     <w:p>
       <w:r>
-        <w:t>Pruefungsnahe Anwendung. Nebenwirkungen ernst nehmen zeigt, warum Nebenwirkungen, Rebound und Zielkonflikte mehr ist als ein Schlagwort im Feld Bewertungsgrenzen, Nichtkompensation, Reverse Merit Order und positive Netto-Wirkung. Die wirkungsoekonomische Frage lautet: Welche reale Veraenderung wird moeglich, welche bleibt nur Potenzial und wo entsteht ein Wirkungsrisiko? Diese Unterscheidung schuetzt vor Impact-Washing, weil sie Absicht, Aktivitaet, Reichweite und Wirkung auseinanderhaelt.</w:t>
+        <w:t>Fallpruefung. Wenn ein Unternehmen ein Produkt, einen Prozess oder eine Investition wirkungsbezogen bewerten will, beginnt die Analyse bei Empfaengern, Wirkraum, Zeitraum und Datenquelle. Bei Nebenwirkungen: die ungewollten Begleiter muss dann geklaert werden, welche Entscheidung nach der Bewertung tatsaechlich anders ausfaellt. Eine tragfaehige Antwort benennt mindestens eine Quelle, eine offene Unsicherheit, eine moegliche Gegenbeobachtung und die Entscheidung, die nach der Bewertung geaendert wird.</w:t>
+      </w:r>
+    </w:p>
+    <w:p>
+      <w:r>
+        <w:t>Fuer die Bewertung reicht kein Summenscore, der zentrale Schaeden mit bequemen Pluspunkten verrechnet. Nichtkompensation und Reverse Merit Order markieren, wo rote Linien, demokratische Grundbedingungen oder planetare Grenzen Vorrang vor Durchschnittslogik haben. So bleibt positive Netto-Wirkung eine anspruchsvolle Zielgroesse und wird nicht zur dekorativen Formel.</w:t>
+      </w:r>
+    </w:p>
+    <w:p>
+      <w:r>
+        <w:t>Transferhinweis. Nebenwirkungen ernst nehmen zeigt, warum Nebenwirkungen, Rebound und Zielkonflikte mehr ist als ein Schlagwort im Feld Bewertungsgrenzen, Nichtkompensation, Reverse Merit Order und positive Netto-Wirkung. Die wirkungsoekonomische Frage lautet: Welche reale Veraenderung wird moeglich, welche bleibt nur Potenzial und wo entsteht ein Wirkungsrisiko? Diese Unterscheidung schuetzt vor Impact-Washing, weil sie Absicht, Aktivitaet, Reichweite und Wirkung auseinanderhaelt.</w:t>
       </w:r>
     </w:p>
     <w:p>
@@ -2858,32 +2893,12 @@
     </w:p>
     <w:p>
       <w:r>
-        <w:t>Rueckfluss. Fuer den WOE-Korpus bedeutet das: Begriffe aus Nebenwirkungen, Rebound und Zielkonflikte sollten dort geschaerft werden, wo sie in Glossar, Werkzeugen, Journal oder Readern doppeldeutig bleiben. Offene Forschungsfragen werden nicht versteckt. Sie markieren die Stelle, an der spaetere Evidenz, ein besserer Datensatz oder eine praezisere Fallstudie die Bewertung veraendern kann.</w:t>
-      </w:r>
-    </w:p>
-    <w:p>
-      <w:r>
-        <w:t>Transfer in den WOE-Korpus. In V15 muss Der Rebound-Effekt immer mit Empfaengern gelesen werden. Wirkung entsteht nicht beim Sender, sondern an veraenderten Zustaenden von Menschen, Oekosystemen, Institutionen, Oeffentlichkeit oder kuenftigen Handlungsspielraeumen. Darum reicht es nicht, interne Aktivitaeten zu dokumentieren. Entscheidend ist, ob sich ein Zustand nachvollziehbar veraendert und ob diese Veraenderung im Referenzrahmen Mensch, Planet, Demokratie, SDGs, Agenda 2030 und SDG+ tragfaehig bewertet werden kann.</w:t>
-      </w:r>
-    </w:p>
-    <w:p>
-      <w:r>
-        <w:t>Ein Bericht behauptet, die Massnahme zu Nebenwirkungen, Rebound und Zielkonflikte sei erfolgreich. Die WOE-Lesart fragt bei Der Rebound-Effekt nach belastbaren Nachweisen: begriffliche Praezision, Fallbeschreibung, Quellenklarheit, Plausibilitaet und offene Unsicherheit. Wenn diese Nachweise fehlen, bleibt die Aussage Wirkungspotenzial oder Kommunikationsbehauptung. Sie kann wichtig sein, aber sie ist noch keine belegte Wirkung.</w:t>
-      </w:r>
-    </w:p>
-    <w:p>
-      <w:r>
-        <w:t>Grenzen der Aussage. Wissenschaftliche Anschlussfaehigkeit entsteht hier durch Quellenklarheit. Bei Warum der Rebound so oft übersehen wird werden interne WOE-Begriffe nicht als Ersatz fuer Belege benutzt, sondern mit WOE-Bewertungslogik, SDG+, rote Linien, NWI/T-SROI-Abgrenzung und Schutzgueter verbunden. Wo die Datenlage offen bleibt, wird das offengelegt. Wo eine Aussage nur plausibel ist, bleibt sie als Wirkungspotenzial markiert. Wo ein Schaden eine rote Linie beruehrt, greift Nichtkompensation vor Durchschnittslogik.</w:t>
-      </w:r>
-    </w:p>
-    <w:p>
-      <w:r>
-        <w:t>In einer kontroversen Entscheidung wirkt Warum der Rebound so oft übersehen wird als Pruefpunkt fuer Ambivalenz. Ein Nutzen fuer eine Gruppe kann mit Risiken fuer andere Wirkungsempfaenger einhergehen. Das Skript verlangt deshalb, positive und negative Zustandsveraenderungen getrennt zu fuehren, bevor von positiver Netto-Wirkung gesprochen wird.</w:t>
-      </w:r>
-    </w:p>
-    <w:p>
-      <w:r>
-        <w:t>Kontrollfrage. Welche Entscheidung waere falsch, wenn Warum der Rebound so oft übersehen wird in V15 missverstanden wird? Die Antwort muss mindestens eine Daten- oder Quellenannahme, eine betroffene Gruppe oder Schutzdimension, eine moegliche Nebenwirkung und einen Rueckkopplungsschritt nennen. Richtig ist nicht die lauteste Bewertung, sondern diejenige, die Begriff, Beleg und Steuerungsfolge zusammenhaelt.</w:t>
+        <w:t>Fallpruefung. Wenn eine Bildungs- oder Forschungseinrichtung eine Wirkungsaussage fuer Lernende und Praxispartner pruefbar machen will, beginnt die Analyse bei Empfaengern, Wirkraum, Zeitraum und Datenquelle. Bei Nebenwirkungen ernst nehmen muss dann geklaert werden, welche Begriffe, Quellen und Grenzen im Material sichtbar bleiben muessen. Eine tragfaehige Antwort benennt mindestens eine Quelle, eine offene Unsicherheit, eine moegliche Gegenbeobachtung und die Entscheidung, die nach der Bewertung geaendert wird.</w:t>
+      </w:r>
+    </w:p>
+    <w:p>
+      <w:r>
+        <w:t>Der Rueckfluss in den WOE-Korpus liegt hier in klaren Begriffen, sauber verlinkten Quellen und benannten Forschungsfragen. Wo Glossar, Werkzeuge, Journal oder Reader noch doppeldeutig bleiben, sollte Nebenwirkungen, Rebound und Zielkonflikte nicht als fertige Gewissheit auftreten, sondern als pruefbarer Lernstand mit Korrekturpfad.</w:t>
       </w:r>
     </w:p>
     <w:p>
@@ -2891,17 +2906,52 @@
         <w:pStyle w:val="Heading3"/>
       </w:pPr>
       <w:r>
-        <w:t>Schlussvertiefung 2: Nebenwirkungen, Rebound und Zielkonflikte im Anwendungsfall</w:t>
-      </w:r>
-    </w:p>
-    <w:p>
-      <w:r>
-        <w:t>Die folgenden Abschnitte sind keine neue Pruefungsloesung. Sie verdichten die vorhandenen Kapitel zu einer Lesart, mit der Studierende einen Fall selbststaendig analysieren koennen. Im Mittelpunkt stehen Bewertungsgrenzen, Nichtkompensation, Reverse Merit Order und positive Netto-Wirkung, nicht moralische Personenbewertung.</w:t>
-      </w:r>
-    </w:p>
-    <w:p>
-      <w:r>
-        <w:t>Begriffliche Schlussklaerung. In Grundstudium Wirkungsoekonomie wird Ein Beispiel zum Rebound erst steuerungsfaehig, wenn daraus eine Entscheidung folgt. Die Grundbegriffe muessen in spaeteren Modulen wiedererkennbar bleiben. Ohne diese Rueckkopplung bleibt Reporting eine Beschreibung. Mit Rueckkopplung wird aus Bewertung eine veraenderte Routine: ein anderer Prozess, ein geaenderter Anreiz, eine bessere Datenpflicht, eine korrigierte Kommunikation oder eine neue Priorisierung.</w:t>
+        <w:t>Vertiefungsrunde 2: Anschluss an Praxis und Forschung</w:t>
+      </w:r>
+    </w:p>
+    <w:p>
+      <w:r>
+        <w:t>Diese Runde wechselt den Blickwinkel, damit der Schlussblock nicht nur wiederholt, sondern Leseentscheidungen vorbereitet: Was ist belegt, was bleibt Potenzial, welche Nebenwirkung ist relevant und welche Steuerungsfolge wird daraus abgeleitet?</w:t>
+      </w:r>
+    </w:p>
+    <w:p>
+      <w:r>
+        <w:t>Rueckflussnotiz. In V15 muss Der Rebound-Effekt immer mit Empfaengern gelesen werden. Wirkung entsteht nicht beim Sender, sondern an veraenderten Zustaenden von Menschen, Oekosystemen, Institutionen, Oeffentlichkeit oder kuenftigen Handlungsspielraeumen. Darum reicht es nicht, interne Aktivitaeten zu dokumentieren. Entscheidend ist, ob sich ein Zustand nachvollziehbar veraendert und ob diese Veraenderung im Referenzrahmen Mensch, Planet, Demokratie, SDGs, Agenda 2030 und SDG+ tragfaehig bewertet werden kann.</w:t>
+      </w:r>
+    </w:p>
+    <w:p>
+      <w:r>
+        <w:t>Ein Bericht behauptet, die Massnahme zu Nebenwirkungen, Rebound und Zielkonflikte sei erfolgreich. Die WOE-Lesart fragt bei Der Rebound-Effekt nach belastbaren Nachweisen: begriffliche Praezision, Fallbeschreibung, Quellenklarheit, Plausibilitaet und offene Unsicherheit. Wenn diese Nachweise fehlen, bleibt die Aussage Wirkungspotenzial oder Kommunikationsbehauptung. Sie kann wichtig sein, aber sie ist noch keine belegte Wirkung.</w:t>
+      </w:r>
+    </w:p>
+    <w:p>
+      <w:r>
+        <w:t>Fallpruefung. Wenn eine Kommune eine bestehende Massnahme neu priorisieren will, beginnt die Analyse bei Empfaengern, Wirkraum, Zeitraum und Datenquelle. Bei Der Rebound-Effekt muss dann geklaert werden, ob Ressourcen umgeschichtet, Daten nacherhoben oder Zielkonflikte offengelegt werden. Eine tragfaehige Antwort benennt mindestens eine Quelle, eine offene Unsicherheit, eine moegliche Gegenbeobachtung und die Entscheidung, die nach der Bewertung geaendert wird.</w:t>
+      </w:r>
+    </w:p>
+    <w:p>
+      <w:r>
+        <w:t>Pruefungsimpuls. Wissenschaftliche Anschlussfaehigkeit entsteht hier durch Quellenklarheit. Bei Warum der Rebound so oft übersehen wird werden interne WOE-Begriffe nicht als Ersatz fuer Belege benutzt, sondern mit WOE-Bewertungslogik, SDG+, rote Linien, NWI/T-SROI-Abgrenzung und Schutzgueter verbunden. Wo die Datenlage offen bleibt, wird das offengelegt. Wo eine Aussage nur plausibel ist, bleibt sie als Wirkungspotenzial markiert. Wo ein Schaden eine rote Linie beruehrt, greift Nichtkompensation vor Durchschnittslogik.</w:t>
+      </w:r>
+    </w:p>
+    <w:p>
+      <w:r>
+        <w:t>In einer kontroversen Entscheidung wirkt Warum der Rebound so oft übersehen wird als Pruefpunkt fuer Ambivalenz. Ein Nutzen fuer eine Gruppe kann mit Risiken fuer andere Wirkungsempfaenger einhergehen. Das Skript verlangt deshalb, positive und negative Zustandsveraenderungen getrennt zu fuehren, bevor von positiver Netto-Wirkung gesprochen wird.</w:t>
+      </w:r>
+    </w:p>
+    <w:p>
+      <w:r>
+        <w:t>Fallpruefung. Wenn ein Unternehmen ein Produkt, einen Prozess oder eine Investition wirkungsbezogen bewerten will, beginnt die Analyse bei Empfaengern, Wirkraum, Zeitraum und Datenquelle. Bei Warum der Rebound so oft übersehen wird muss dann geklaert werden, welche Entscheidung nach der Bewertung tatsaechlich anders ausfaellt. Eine tragfaehige Antwort benennt mindestens eine Quelle, eine offene Unsicherheit, eine moegliche Gegenbeobachtung und die Entscheidung, die nach der Bewertung geaendert wird.</w:t>
+      </w:r>
+    </w:p>
+    <w:p>
+      <w:r>
+        <w:t>Fuer die Bewertung reicht kein Summenscore, der zentrale Schaeden mit bequemen Pluspunkten verrechnet. Nichtkompensation und Reverse Merit Order markieren, wo rote Linien, demokratische Grundbedingungen oder planetare Grenzen Vorrang vor Durchschnittslogik haben. So bleibt positive Netto-Wirkung eine anspruchsvolle Zielgroesse und wird nicht zur dekorativen Formel.</w:t>
+      </w:r>
+    </w:p>
+    <w:p>
+      <w:r>
+        <w:t>Begriffliche Sicherung. In Grundstudium Wirkungsoekonomie wird Ein Beispiel zum Rebound erst steuerungsfaehig, wenn daraus eine Entscheidung folgt. Die Grundbegriffe muessen in spaeteren Modulen wiedererkennbar bleiben. Ohne diese Rueckkopplung bleibt Reporting eine Beschreibung. Mit Rueckkopplung wird aus Bewertung eine veraenderte Routine: ein anderer Prozess, ein geaenderter Anreiz, eine bessere Datenpflicht, eine korrigierte Kommunikation oder eine neue Priorisierung.</w:t>
       </w:r>
     </w:p>
     <w:p>
@@ -2911,7 +2961,17 @@
     </w:p>
     <w:p>
       <w:r>
-        <w:t>Wirkpfad und Empfaenger. Die Grenze gegen Scheingenauigkeit verlaeuft bei Zielkonflikte nicht zwischen Optimismus und Pessimismus. Sie verlaeuft zwischen offengelegter Unsicherheit und rhetorischer Sicherheit. Wer Nebenwirkungen, Rebound und Zielkonflikte belastbar anwenden will, benennt Systemgrenze, Zeitraum, Vergleichspunkt und offene Gegenhypothese. Gerade dadurch bleibt das Skript anschlussfaehig fuer Forschung, Praxis und spaetere Revision.</w:t>
+        <w:t>Fallpruefung. Wenn eine Bildungs- oder Forschungseinrichtung eine Wirkungsaussage fuer Lernende und Praxispartner pruefbar machen will, beginnt die Analyse bei Empfaengern, Wirkraum, Zeitraum und Datenquelle. Bei Ein Beispiel zum Rebound muss dann geklaert werden, welche Begriffe, Quellen und Grenzen im Material sichtbar bleiben muessen. Eine tragfaehige Antwort benennt mindestens eine Quelle, eine offene Unsicherheit, eine moegliche Gegenbeobachtung und die Entscheidung, die nach der Bewertung geaendert wird.</w:t>
+      </w:r>
+    </w:p>
+    <w:p>
+      <w:r>
+        <w:t>Der Rueckfluss in den WOE-Korpus liegt hier in klaren Begriffen, sauber verlinkten Quellen und benannten Forschungsfragen. Wo Glossar, Werkzeuge, Journal oder Reader noch doppeldeutig bleiben, sollte Nebenwirkungen, Rebound und Zielkonflikte nicht als fertige Gewissheit auftreten, sondern als pruefbarer Lernstand mit Korrekturpfad.</w:t>
+      </w:r>
+    </w:p>
+    <w:p>
+      <w:r>
+        <w:t>Wirkpfadpruefung. Die Grenze gegen Scheingenauigkeit verlaeuft bei Zielkonflikte nicht zwischen Optimismus und Pessimismus. Sie verlaeuft zwischen offengelegter Unsicherheit und rhetorischer Sicherheit. Wer Nebenwirkungen, Rebound und Zielkonflikte belastbar anwenden will, benennt Systemgrenze, Zeitraum, Vergleichspunkt und offene Gegenhypothese. Gerade dadurch bleibt das Skript anschlussfaehig fuer Forschung, Praxis und spaetere Revision.</w:t>
       </w:r>
     </w:p>
     <w:p>
@@ -2921,7 +2981,12 @@
     </w:p>
     <w:p>
       <w:r>
-        <w:t>Daten, Quellen und Evidenz. Zielkonflikte ehrlich abwägen zeigt, warum Nebenwirkungen, Rebound und Zielkonflikte mehr ist als ein Schlagwort im Feld Bewertungsgrenzen, Nichtkompensation, Reverse Merit Order und positive Netto-Wirkung. Die wirkungsoekonomische Frage lautet: Welche reale Veraenderung wird moeglich, welche bleibt nur Potenzial und wo entsteht ein Wirkungsrisiko? Diese Unterscheidung schuetzt vor Impact-Washing, weil sie Absicht, Aktivitaet, Reichweite und Wirkung auseinanderhaelt.</w:t>
+        <w:t>Fallpruefung. Wenn eine Kommune eine bestehende Massnahme neu priorisieren will, beginnt die Analyse bei Empfaengern, Wirkraum, Zeitraum und Datenquelle. Bei Zielkonflikte muss dann geklaert werden, ob Ressourcen umgeschichtet, Daten nacherhoben oder Zielkonflikte offengelegt werden. Eine tragfaehige Antwort benennt mindestens eine Quelle, eine offene Unsicherheit, eine moegliche Gegenbeobachtung und die Entscheidung, die nach der Bewertung geaendert wird.</w:t>
+      </w:r>
+    </w:p>
+    <w:p>
+      <w:r>
+        <w:t>Evidenzfenster. Zielkonflikte ehrlich abwägen zeigt, warum Nebenwirkungen, Rebound und Zielkonflikte mehr ist als ein Schlagwort im Feld Bewertungsgrenzen, Nichtkompensation, Reverse Merit Order und positive Netto-Wirkung. Die wirkungsoekonomische Frage lautet: Welche reale Veraenderung wird moeglich, welche bleibt nur Potenzial und wo entsteht ein Wirkungsrisiko? Diese Unterscheidung schuetzt vor Impact-Washing, weil sie Absicht, Aktivitaet, Reichweite und Wirkung auseinanderhaelt.</w:t>
       </w:r>
     </w:p>
     <w:p>
@@ -2931,7 +2996,17 @@
     </w:p>
     <w:p>
       <w:r>
-        <w:t>Bewertung und rote Linien. In V15 muss Die drei Fallen zusammen im Blick immer mit Empfaengern gelesen werden. Wirkung entsteht nicht beim Sender, sondern an veraenderten Zustaenden von Menschen, Oekosystemen, Institutionen, Oeffentlichkeit oder kuenftigen Handlungsspielraeumen. Darum reicht es nicht, interne Aktivitaeten zu dokumentieren. Entscheidend ist, ob sich ein Zustand nachvollziehbar veraendert und ob diese Veraenderung im Referenzrahmen Mensch, Planet, Demokratie, SDGs, Agenda 2030 und SDG+ tragfaehig bewertet werden kann.</w:t>
+        <w:t>Fallpruefung. Wenn ein Unternehmen ein Produkt, einen Prozess oder eine Investition wirkungsbezogen bewerten will, beginnt die Analyse bei Empfaengern, Wirkraum, Zeitraum und Datenquelle. Bei Zielkonflikte ehrlich abwägen muss dann geklaert werden, welche Entscheidung nach der Bewertung tatsaechlich anders ausfaellt. Eine tragfaehige Antwort benennt mindestens eine Quelle, eine offene Unsicherheit, eine moegliche Gegenbeobachtung und die Entscheidung, die nach der Bewertung geaendert wird.</w:t>
+      </w:r>
+    </w:p>
+    <w:p>
+      <w:r>
+        <w:t>Fuer die Bewertung reicht kein Summenscore, der zentrale Schaeden mit bequemen Pluspunkten verrechnet. Nichtkompensation und Reverse Merit Order markieren, wo rote Linien, demokratische Grundbedingungen oder planetare Grenzen Vorrang vor Durchschnittslogik haben. So bleibt positive Netto-Wirkung eine anspruchsvolle Zielgroesse und wird nicht zur dekorativen Formel.</w:t>
+      </w:r>
+    </w:p>
+    <w:p>
+      <w:r>
+        <w:t>Bewertungsgrenze. In V15 muss Die drei Fallen zusammen im Blick immer mit Empfaengern gelesen werden. Wirkung entsteht nicht beim Sender, sondern an veraenderten Zustaenden von Menschen, Oekosystemen, Institutionen, Oeffentlichkeit oder kuenftigen Handlungsspielraeumen. Darum reicht es nicht, interne Aktivitaeten zu dokumentieren. Entscheidend ist, ob sich ein Zustand nachvollziehbar veraendert und ob diese Veraenderung im Referenzrahmen Mensch, Planet, Demokratie, SDGs, Agenda 2030 und SDG+ tragfaehig bewertet werden kann.</w:t>
       </w:r>
     </w:p>
     <w:p>
@@ -2941,57 +3016,12 @@
     </w:p>
     <w:p>
       <w:r>
-        <w:t>Kontrollfrage. Welche Entscheidung waere falsch, wenn Die drei Fallen zusammen im Blick in V15 missverstanden wird? Die Antwort muss mindestens eine Daten- oder Quellenannahme, eine betroffene Gruppe oder Schutzdimension, eine moegliche Nebenwirkung und einen Rueckkopplungsschritt nennen. Richtig ist nicht die lauteste Bewertung, sondern diejenige, die Begriff, Beleg und Steuerungsfolge zusammenhaelt.</w:t>
-      </w:r>
-    </w:p>
-    <w:p>
-      <w:r>
-        <w:t>Rueckfluss. Fuer den WOE-Korpus bedeutet das: Begriffe aus Nebenwirkungen, Rebound und Zielkonflikte sollten dort geschaerft werden, wo sie in Glossar, Werkzeugen, Journal oder Readern doppeldeutig bleiben. Offene Forschungsfragen werden nicht versteckt. Sie markieren die Stelle, an der spaetere Evidenz, ein besserer Datensatz oder eine praezisere Fallstudie die Bewertung veraendern kann.</w:t>
-      </w:r>
-    </w:p>
-    <w:p>
-      <w:r>
-        <w:t>Steuerung und Rueckkopplung. Wissenschaftliche Anschlussfaehigkeit entsteht hier durch Quellenklarheit. Bei Was du aus dieser Vorlesung mitnimmst werden interne WOE-Begriffe nicht als Ersatz fuer Belege benutzt, sondern mit WOE-Bewertungslogik, SDG+, rote Linien, NWI/T-SROI-Abgrenzung und Schutzgueter verbunden. Wo die Datenlage offen bleibt, wird das offengelegt. Wo eine Aussage nur plausibel ist, bleibt sie als Wirkungspotenzial markiert. Wo ein Schaden eine rote Linie beruehrt, greift Nichtkompensation vor Durchschnittslogik.</w:t>
-      </w:r>
-    </w:p>
-    <w:p>
-      <w:r>
-        <w:t>In einer kontroversen Entscheidung wirkt Was du aus dieser Vorlesung mitnimmst als Pruefpunkt fuer Ambivalenz. Ein Nutzen fuer eine Gruppe kann mit Risiken fuer andere Wirkungsempfaenger einhergehen. Das Skript verlangt deshalb, positive und negative Zustandsveraenderungen getrennt zu fuehren, bevor von positiver Netto-Wirkung gesprochen wird.</w:t>
-      </w:r>
-    </w:p>
-    <w:p>
-      <w:r>
-        <w:t>Pruefungsnahe Anwendung. In Grundstudium Wirkungsoekonomie wird Wirkungsökonomische Vertiefung erst steuerungsfaehig, wenn daraus eine Entscheidung folgt. Die Grundbegriffe muessen in spaeteren Modulen wiedererkennbar bleiben. Ohne diese Rueckkopplung bleibt Reporting eine Beschreibung. Mit Rueckkopplung wird aus Bewertung eine veraenderte Routine: ein anderer Prozess, ein geaenderter Anreiz, eine bessere Datenpflicht, eine korrigierte Kommunikation oder eine neue Priorisierung.</w:t>
-      </w:r>
-    </w:p>
-    <w:p>
-      <w:r>
-        <w:t>Die typische Fehlstelle bei Nebenwirkungen, Rebound und Zielkonflikte liegt darin, schwere Schaeden mit bequemen Pluspunkten zu verrechnen. Bei Wirkungsökonomische Vertiefung wird diese Fehlstelle konkret: Ein scheinbar plausibler Befund darf nicht zur Abkuerzung werden. Quellen, Systemgrenzen, Unsicherheit und Rueckkopplung bleiben sichtbar.</w:t>
-      </w:r>
-    </w:p>
-    <w:p>
-      <w:r>
-        <w:t>Transfer in den WOE-Korpus. Die Grenze gegen Scheingenauigkeit verlaeuft bei Begriffliche Präzision nicht zwischen Optimismus und Pessimismus. Sie verlaeuft zwischen offengelegter Unsicherheit und rhetorischer Sicherheit. Wer Nebenwirkungen, Rebound und Zielkonflikte belastbar anwenden will, benennt Systemgrenze, Zeitraum, Vergleichspunkt und offene Gegenhypothese. Gerade dadurch bleibt das Skript anschlussfaehig fuer Forschung, Praxis und spaetere Revision.</w:t>
-      </w:r>
-    </w:p>
-    <w:p>
-      <w:r>
-        <w:t>Fuer die Pruefung ist Begriffliche Präzision dann verstanden, wenn daraus eine belastbare Fallantwort entsteht. Eine gute Antwort unterscheidet Beobachtung, Kausalannahme, Bewertung und Steuerungsfolge. Sie bewertet keine Menschen, sondern Wirkpfade, Zustandsveraenderungen, Risiken und institutionelle Bedingungen.</w:t>
-      </w:r>
-    </w:p>
-    <w:p>
-      <w:r>
-        <w:t>Grenzen der Aussage. Wirkpfad zeigt, warum Nebenwirkungen, Rebound und Zielkonflikte mehr ist als ein Schlagwort im Feld Bewertungsgrenzen, Nichtkompensation, Reverse Merit Order und positive Netto-Wirkung. Die wirkungsoekonomische Frage lautet: Welche reale Veraenderung wird moeglich, welche bleibt nur Potenzial und wo entsteht ein Wirkungsrisiko? Diese Unterscheidung schuetzt vor Impact-Washing, weil sie Absicht, Aktivitaet, Reichweite und Wirkung auseinanderhaelt.</w:t>
-      </w:r>
-    </w:p>
-    <w:p>
-      <w:r>
-        <w:t>Eine Kommune, ein Unternehmen oder eine Bildungsorganisation will Nebenwirkungen, Rebound und Zielkonflikte praktisch anwenden. Der erste Schritt ist nicht die Auswahl eines Instruments, sondern die Klaerung der Zustandsveraenderung. Bei Wirkpfad muss deshalb benannt werden, wer betroffen ist, welcher Zustand sich veraendert, welche Frist gilt und welche Gegenbeobachtung die Annahme widerlegen wuerde. Erst danach entsteht eine begruendete Entscheidung im Feld Begriff, Fallbewertung, Wirkpfad, rote Linie, Quellenbeurteilung oder Rueckkopplungsregel.</w:t>
-      </w:r>
-    </w:p>
-    <w:p>
-      <w:r>
-        <w:t>Kontrollfrage. Welche Entscheidung waere falsch, wenn Wirkpfad in V15 missverstanden wird? Die Antwort muss mindestens eine Daten- oder Quellenannahme, eine betroffene Gruppe oder Schutzdimension, eine moegliche Nebenwirkung und einen Rueckkopplungsschritt nennen. Richtig ist nicht die lauteste Bewertung, sondern diejenige, die Begriff, Beleg und Steuerungsfolge zusammenhaelt.</w:t>
+        <w:t>Fallpruefung. Wenn eine Bildungs- oder Forschungseinrichtung eine Wirkungsaussage fuer Lernende und Praxispartner pruefbar machen will, beginnt die Analyse bei Empfaengern, Wirkraum, Zeitraum und Datenquelle. Bei Die drei Fallen zusammen im Blick muss dann geklaert werden, welche Begriffe, Quellen und Grenzen im Material sichtbar bleiben muessen. Eine tragfaehige Antwort benennt mindestens eine Quelle, eine offene Unsicherheit, eine moegliche Gegenbeobachtung und die Entscheidung, die nach der Bewertung geaendert wird.</w:t>
+      </w:r>
+    </w:p>
+    <w:p>
+      <w:r>
+        <w:t>Der Rueckfluss in den WOE-Korpus liegt hier in klaren Begriffen, sauber verlinkten Quellen und benannten Forschungsfragen. Wo Glossar, Werkzeuge, Journal oder Reader noch doppeldeutig bleiben, sollte Nebenwirkungen, Rebound und Zielkonflikte nicht als fertige Gewissheit auftreten, sondern als pruefbarer Lernstand mit Korrekturpfad.</w:t>
       </w:r>
     </w:p>
     <w:p>
@@ -2999,17 +3029,87 @@
         <w:pStyle w:val="Heading3"/>
       </w:pPr>
       <w:r>
-        <w:t>Schlussvertiefung 3: Nebenwirkungen, Rebound und Zielkonflikte im Anwendungsfall</w:t>
-      </w:r>
-    </w:p>
-    <w:p>
-      <w:r>
-        <w:t>Die folgenden Abschnitte sind keine neue Pruefungsloesung. Sie verdichten die vorhandenen Kapitel zu einer Lesart, mit der Studierende einen Fall selbststaendig analysieren koennen. Im Mittelpunkt stehen Bewertungsgrenzen, Nichtkompensation, Reverse Merit Order und positive Netto-Wirkung, nicht moralische Personenbewertung.</w:t>
-      </w:r>
-    </w:p>
-    <w:p>
-      <w:r>
-        <w:t>Begriffliche Schlussklaerung. In V15 muss Leitthese immer mit Empfaengern gelesen werden. Wirkung entsteht nicht beim Sender, sondern an veraenderten Zustaenden von Menschen, Oekosystemen, Institutionen, Oeffentlichkeit oder kuenftigen Handlungsspielraeumen. Darum reicht es nicht, interne Aktivitaeten zu dokumentieren. Entscheidend ist, ob sich ein Zustand nachvollziehbar veraendert und ob diese Veraenderung im Referenzrahmen Mensch, Planet, Demokratie, SDGs, Agenda 2030 und SDG+ tragfaehig bewertet werden kann.</w:t>
+        <w:t>Vertiefungsrunde 3: Anschluss an Praxis und Forschung</w:t>
+      </w:r>
+    </w:p>
+    <w:p>
+      <w:r>
+        <w:t>Diese Runde wechselt den Blickwinkel, damit der Schlussblock nicht nur wiederholt, sondern Leseentscheidungen vorbereitet: Was ist belegt, was bleibt Potenzial, welche Nebenwirkung ist relevant und welche Steuerungsfolge wird daraus abgeleitet?</w:t>
+      </w:r>
+    </w:p>
+    <w:p>
+      <w:r>
+        <w:t>Steuerungsfolge. Wissenschaftliche Anschlussfaehigkeit entsteht hier durch Quellenklarheit. Bei Was du aus dieser Vorlesung mitnimmst werden interne WOE-Begriffe nicht als Ersatz fuer Belege benutzt, sondern mit WOE-Bewertungslogik, SDG+, rote Linien, NWI/T-SROI-Abgrenzung und Schutzgueter verbunden. Wo die Datenlage offen bleibt, wird das offengelegt. Wo eine Aussage nur plausibel ist, bleibt sie als Wirkungspotenzial markiert. Wo ein Schaden eine rote Linie beruehrt, greift Nichtkompensation vor Durchschnittslogik.</w:t>
+      </w:r>
+    </w:p>
+    <w:p>
+      <w:r>
+        <w:t>In einer kontroversen Entscheidung wirkt Was du aus dieser Vorlesung mitnimmst als Pruefpunkt fuer Ambivalenz. Ein Nutzen fuer eine Gruppe kann mit Risiken fuer andere Wirkungsempfaenger einhergehen. Das Skript verlangt deshalb, positive und negative Zustandsveraenderungen getrennt zu fuehren, bevor von positiver Netto-Wirkung gesprochen wird.</w:t>
+      </w:r>
+    </w:p>
+    <w:p>
+      <w:r>
+        <w:t>Fallpruefung. Wenn eine Kommune eine bestehende Massnahme neu priorisieren will, beginnt die Analyse bei Empfaengern, Wirkraum, Zeitraum und Datenquelle. Bei Was du aus dieser Vorlesung mitnimmst muss dann geklaert werden, ob Ressourcen umgeschichtet, Daten nacherhoben oder Zielkonflikte offengelegt werden. Eine tragfaehige Antwort benennt mindestens eine Quelle, eine offene Unsicherheit, eine moegliche Gegenbeobachtung und die Entscheidung, die nach der Bewertung geaendert wird.</w:t>
+      </w:r>
+    </w:p>
+    <w:p>
+      <w:r>
+        <w:t>Transferhinweis. In Grundstudium Wirkungsoekonomie wird Wirkungsökonomische Vertiefung erst steuerungsfaehig, wenn daraus eine Entscheidung folgt. Die Grundbegriffe muessen in spaeteren Modulen wiedererkennbar bleiben. Ohne diese Rueckkopplung bleibt Reporting eine Beschreibung. Mit Rueckkopplung wird aus Bewertung eine veraenderte Routine: ein anderer Prozess, ein geaenderter Anreiz, eine bessere Datenpflicht, eine korrigierte Kommunikation oder eine neue Priorisierung.</w:t>
+      </w:r>
+    </w:p>
+    <w:p>
+      <w:r>
+        <w:t>Die typische Fehlstelle bei Nebenwirkungen, Rebound und Zielkonflikte liegt darin, schwere Schaeden mit bequemen Pluspunkten zu verrechnen. Bei Wirkungsökonomische Vertiefung wird diese Fehlstelle konkret: Ein scheinbar plausibler Befund darf nicht zur Abkuerzung werden. Quellen, Systemgrenzen, Unsicherheit und Rueckkopplung bleiben sichtbar.</w:t>
+      </w:r>
+    </w:p>
+    <w:p>
+      <w:r>
+        <w:t>Fallpruefung. Wenn ein Unternehmen ein Produkt, einen Prozess oder eine Investition wirkungsbezogen bewerten will, beginnt die Analyse bei Empfaengern, Wirkraum, Zeitraum und Datenquelle. Bei Wirkungsökonomische Vertiefung muss dann geklaert werden, welche Entscheidung nach der Bewertung tatsaechlich anders ausfaellt. Eine tragfaehige Antwort benennt mindestens eine Quelle, eine offene Unsicherheit, eine moegliche Gegenbeobachtung und die Entscheidung, die nach der Bewertung geaendert wird.</w:t>
+      </w:r>
+    </w:p>
+    <w:p>
+      <w:r>
+        <w:t>Fuer die Bewertung reicht kein Summenscore, der zentrale Schaeden mit bequemen Pluspunkten verrechnet. Nichtkompensation und Reverse Merit Order markieren, wo rote Linien, demokratische Grundbedingungen oder planetare Grenzen Vorrang vor Durchschnittslogik haben. So bleibt positive Netto-Wirkung eine anspruchsvolle Zielgroesse und wird nicht zur dekorativen Formel.</w:t>
+      </w:r>
+    </w:p>
+    <w:p>
+      <w:r>
+        <w:t>Rueckflussnotiz. Die Grenze gegen Scheingenauigkeit verlaeuft bei Begriffliche Präzision nicht zwischen Optimismus und Pessimismus. Sie verlaeuft zwischen offengelegter Unsicherheit und rhetorischer Sicherheit. Wer Nebenwirkungen, Rebound und Zielkonflikte belastbar anwenden will, benennt Systemgrenze, Zeitraum, Vergleichspunkt und offene Gegenhypothese. Gerade dadurch bleibt das Skript anschlussfaehig fuer Forschung, Praxis und spaetere Revision.</w:t>
+      </w:r>
+    </w:p>
+    <w:p>
+      <w:r>
+        <w:t>Fuer die Pruefung ist Begriffliche Präzision dann verstanden, wenn daraus eine belastbare Fallantwort entsteht. Eine gute Antwort unterscheidet Beobachtung, Kausalannahme, Bewertung und Steuerungsfolge. Sie bewertet keine Menschen, sondern Wirkpfade, Zustandsveraenderungen, Risiken und institutionelle Bedingungen.</w:t>
+      </w:r>
+    </w:p>
+    <w:p>
+      <w:r>
+        <w:t>Fallpruefung. Wenn eine Bildungs- oder Forschungseinrichtung eine Wirkungsaussage fuer Lernende und Praxispartner pruefbar machen will, beginnt die Analyse bei Empfaengern, Wirkraum, Zeitraum und Datenquelle. Bei Begriffliche Präzision muss dann geklaert werden, welche Begriffe, Quellen und Grenzen im Material sichtbar bleiben muessen. Eine tragfaehige Antwort benennt mindestens eine Quelle, eine offene Unsicherheit, eine moegliche Gegenbeobachtung und die Entscheidung, die nach der Bewertung geaendert wird.</w:t>
+      </w:r>
+    </w:p>
+    <w:p>
+      <w:r>
+        <w:t>Der Rueckfluss in den WOE-Korpus liegt hier in klaren Begriffen, sauber verlinkten Quellen und benannten Forschungsfragen. Wo Glossar, Werkzeuge, Journal oder Reader noch doppeldeutig bleiben, sollte Nebenwirkungen, Rebound und Zielkonflikte nicht als fertige Gewissheit auftreten, sondern als pruefbarer Lernstand mit Korrekturpfad.</w:t>
+      </w:r>
+    </w:p>
+    <w:p>
+      <w:r>
+        <w:t>Pruefungsimpuls. Wirkpfad zeigt, warum Nebenwirkungen, Rebound und Zielkonflikte mehr ist als ein Schlagwort im Feld Bewertungsgrenzen, Nichtkompensation, Reverse Merit Order und positive Netto-Wirkung. Die wirkungsoekonomische Frage lautet: Welche reale Veraenderung wird moeglich, welche bleibt nur Potenzial und wo entsteht ein Wirkungsrisiko? Diese Unterscheidung schuetzt vor Impact-Washing, weil sie Absicht, Aktivitaet, Reichweite und Wirkung auseinanderhaelt.</w:t>
+      </w:r>
+    </w:p>
+    <w:p>
+      <w:r>
+        <w:t>Eine Kommune, ein Unternehmen oder eine Bildungsorganisation will Nebenwirkungen, Rebound und Zielkonflikte praktisch anwenden. Der erste Schritt ist nicht die Auswahl eines Instruments, sondern die Klaerung der Zustandsveraenderung. Bei Wirkpfad muss deshalb benannt werden, wer betroffen ist, welcher Zustand sich veraendert, welche Frist gilt und welche Gegenbeobachtung die Annahme widerlegen wuerde. Erst danach entsteht eine begruendete Entscheidung im Feld Begriff, Fallbewertung, Wirkpfad, rote Linie, Quellenbeurteilung oder Rueckkopplungsregel.</w:t>
+      </w:r>
+    </w:p>
+    <w:p>
+      <w:r>
+        <w:t>Fallpruefung. Wenn eine Kommune eine bestehende Massnahme neu priorisieren will, beginnt die Analyse bei Empfaengern, Wirkraum, Zeitraum und Datenquelle. Bei Wirkpfad muss dann geklaert werden, ob Ressourcen umgeschichtet, Daten nacherhoben oder Zielkonflikte offengelegt werden. Eine tragfaehige Antwort benennt mindestens eine Quelle, eine offene Unsicherheit, eine moegliche Gegenbeobachtung und die Entscheidung, die nach der Bewertung geaendert wird.</w:t>
+      </w:r>
+    </w:p>
+    <w:p>
+      <w:r>
+        <w:t>Begriffliche Sicherung. In V15 muss Leitthese immer mit Empfaengern gelesen werden. Wirkung entsteht nicht beim Sender, sondern an veraenderten Zustaenden von Menschen, Oekosystemen, Institutionen, Oeffentlichkeit oder kuenftigen Handlungsspielraeumen. Darum reicht es nicht, interne Aktivitaeten zu dokumentieren. Entscheidend ist, ob sich ein Zustand nachvollziehbar veraendert und ob diese Veraenderung im Referenzrahmen Mensch, Planet, Demokratie, SDGs, Agenda 2030 und SDG+ tragfaehig bewertet werden kann.</w:t>
       </w:r>
     </w:p>
     <w:p>
@@ -3019,7 +3119,17 @@
     </w:p>
     <w:p>
       <w:r>
-        <w:t>Wirkpfad und Empfaenger. Wissenschaftliche Anschlussfaehigkeit entsteht hier durch Quellenklarheit. Bei Didaktische Einordnung im Studiengang werden interne WOE-Begriffe nicht als Ersatz fuer Belege benutzt, sondern mit WOE-Bewertungslogik, SDG+, rote Linien, NWI/T-SROI-Abgrenzung und Schutzgueter verbunden. Wo die Datenlage offen bleibt, wird das offengelegt. Wo eine Aussage nur plausibel ist, bleibt sie als Wirkungspotenzial markiert. Wo ein Schaden eine rote Linie beruehrt, greift Nichtkompensation vor Durchschnittslogik.</w:t>
+        <w:t>Fallpruefung. Wenn ein Unternehmen ein Produkt, einen Prozess oder eine Investition wirkungsbezogen bewerten will, beginnt die Analyse bei Empfaengern, Wirkraum, Zeitraum und Datenquelle. Bei Leitthese muss dann geklaert werden, welche Entscheidung nach der Bewertung tatsaechlich anders ausfaellt. Eine tragfaehige Antwort benennt mindestens eine Quelle, eine offene Unsicherheit, eine moegliche Gegenbeobachtung und die Entscheidung, die nach der Bewertung geaendert wird.</w:t>
+      </w:r>
+    </w:p>
+    <w:p>
+      <w:r>
+        <w:t>Fuer die Bewertung reicht kein Summenscore, der zentrale Schaeden mit bequemen Pluspunkten verrechnet. Nichtkompensation und Reverse Merit Order markieren, wo rote Linien, demokratische Grundbedingungen oder planetare Grenzen Vorrang vor Durchschnittslogik haben. So bleibt positive Netto-Wirkung eine anspruchsvolle Zielgroesse und wird nicht zur dekorativen Formel.</w:t>
+      </w:r>
+    </w:p>
+    <w:p>
+      <w:r>
+        <w:t>Wirkpfadpruefung. Wissenschaftliche Anschlussfaehigkeit entsteht hier durch Quellenklarheit. Bei Didaktische Einordnung im Studiengang werden interne WOE-Begriffe nicht als Ersatz fuer Belege benutzt, sondern mit WOE-Bewertungslogik, SDG+, rote Linien, NWI/T-SROI-Abgrenzung und Schutzgueter verbunden. Wo die Datenlage offen bleibt, wird das offengelegt. Wo eine Aussage nur plausibel ist, bleibt sie als Wirkungspotenzial markiert. Wo ein Schaden eine rote Linie beruehrt, greift Nichtkompensation vor Durchschnittslogik.</w:t>
       </w:r>
     </w:p>
     <w:p>
@@ -3029,82 +3139,12 @@
     </w:p>
     <w:p>
       <w:r>
-        <w:t>Rueckfluss. Fuer den WOE-Korpus bedeutet das: Begriffe aus Nebenwirkungen, Rebound und Zielkonflikte sollten dort geschaerft werden, wo sie in Glossar, Werkzeugen, Journal oder Readern doppeldeutig bleiben. Offene Forschungsfragen werden nicht versteckt. Sie markieren die Stelle, an der spaetere Evidenz, ein besserer Datensatz oder eine praezisere Fallstudie die Bewertung veraendern kann.</w:t>
-      </w:r>
-    </w:p>
-    <w:p>
-      <w:r>
-        <w:t>Daten, Quellen und Evidenz. In Grundstudium Wirkungsoekonomie wird Analysemodell erst steuerungsfaehig, wenn daraus eine Entscheidung folgt. Die Grundbegriffe muessen in spaeteren Modulen wiedererkennbar bleiben. Ohne diese Rueckkopplung bleibt Reporting eine Beschreibung. Mit Rueckkopplung wird aus Bewertung eine veraenderte Routine: ein anderer Prozess, ein geaenderter Anreiz, eine bessere Datenpflicht, eine korrigierte Kommunikation oder eine neue Priorisierung.</w:t>
-      </w:r>
-    </w:p>
-    <w:p>
-      <w:r>
-        <w:t>Die typische Fehlstelle bei Nebenwirkungen, Rebound und Zielkonflikte liegt darin, schwere Schaeden mit bequemen Pluspunkten zu verrechnen. Bei Analysemodell wird diese Fehlstelle konkret: Ein scheinbar plausibler Befund darf nicht zur Abkuerzung werden. Quellen, Systemgrenzen, Unsicherheit und Rueckkopplung bleiben sichtbar.</w:t>
-      </w:r>
-    </w:p>
-    <w:p>
-      <w:r>
-        <w:t>Bewertung und rote Linien. Die Grenze gegen Scheingenauigkeit verlaeuft bei Modellformel nicht zwischen Optimismus und Pessimismus. Sie verlaeuft zwischen offengelegter Unsicherheit und rhetorischer Sicherheit. Wer Nebenwirkungen, Rebound und Zielkonflikte belastbar anwenden will, benennt Systemgrenze, Zeitraum, Vergleichspunkt und offene Gegenhypothese. Gerade dadurch bleibt das Skript anschlussfaehig fuer Forschung, Praxis und spaetere Revision.</w:t>
-      </w:r>
-    </w:p>
-    <w:p>
-      <w:r>
-        <w:t>Fuer die Pruefung ist Modellformel dann verstanden, wenn daraus eine belastbare Fallantwort entsteht. Eine gute Antwort unterscheidet Beobachtung, Kausalannahme, Bewertung und Steuerungsfolge. Sie bewertet keine Menschen, sondern Wirkpfade, Zustandsveraenderungen, Risiken und institutionelle Bedingungen.</w:t>
-      </w:r>
-    </w:p>
-    <w:p>
-      <w:r>
-        <w:t>Kontrollfrage. Welche Entscheidung waere falsch, wenn Modellformel in V15 missverstanden wird? Die Antwort muss mindestens eine Daten- oder Quellenannahme, eine betroffene Gruppe oder Schutzdimension, eine moegliche Nebenwirkung und einen Rueckkopplungsschritt nennen. Richtig ist nicht die lauteste Bewertung, sondern diejenige, die Begriff, Beleg und Steuerungsfolge zusammenhaelt.</w:t>
-      </w:r>
-    </w:p>
-    <w:p>
-      <w:r>
-        <w:t>Steuerung und Rueckkopplung. Fallfenster zeigt, warum Nebenwirkungen, Rebound und Zielkonflikte mehr ist als ein Schlagwort im Feld Bewertungsgrenzen, Nichtkompensation, Reverse Merit Order und positive Netto-Wirkung. Die wirkungsoekonomische Frage lautet: Welche reale Veraenderung wird moeglich, welche bleibt nur Potenzial und wo entsteht ein Wirkungsrisiko? Diese Unterscheidung schuetzt vor Impact-Washing, weil sie Absicht, Aktivitaet, Reichweite und Wirkung auseinanderhaelt.</w:t>
-      </w:r>
-    </w:p>
-    <w:p>
-      <w:r>
-        <w:t>Eine Kommune, ein Unternehmen oder eine Bildungsorganisation will Nebenwirkungen, Rebound und Zielkonflikte praktisch anwenden. Der erste Schritt ist nicht die Auswahl eines Instruments, sondern die Klaerung der Zustandsveraenderung. Bei Fallfenster muss deshalb benannt werden, wer betroffen ist, welcher Zustand sich veraendert, welche Frist gilt und welche Gegenbeobachtung die Annahme widerlegen wuerde. Erst danach entsteht eine begruendete Entscheidung im Feld Begriff, Fallbewertung, Wirkpfad, rote Linie, Quellenbeurteilung oder Rueckkopplungsregel.</w:t>
-      </w:r>
-    </w:p>
-    <w:p>
-      <w:r>
-        <w:t>Pruefungsnahe Anwendung. In V15 muss Prüfungsnahe Fallfragen ohne geschützte Antwortlogik immer mit Empfaengern gelesen werden. Wirkung entsteht nicht beim Sender, sondern an veraenderten Zustaenden von Menschen, Oekosystemen, Institutionen, Oeffentlichkeit oder kuenftigen Handlungsspielraeumen. Darum reicht es nicht, interne Aktivitaeten zu dokumentieren. Entscheidend ist, ob sich ein Zustand nachvollziehbar veraendert und ob diese Veraenderung im Referenzrahmen Mensch, Planet, Demokratie, SDGs, Agenda 2030 und SDG+ tragfaehig bewertet werden kann.</w:t>
-      </w:r>
-    </w:p>
-    <w:p>
-      <w:r>
-        <w:t>Ein Bericht behauptet, die Massnahme zu Nebenwirkungen, Rebound und Zielkonflikte sei erfolgreich. Die WOE-Lesart fragt bei Prüfungsnahe Fallfragen ohne geschützte Antwortlogik nach belastbaren Nachweisen: begriffliche Praezision, Fallbeschreibung, Quellenklarheit, Plausibilitaet und offene Unsicherheit. Wenn diese Nachweise fehlen, bleibt die Aussage Wirkungspotenzial oder Kommunikationsbehauptung. Sie kann wichtig sein, aber sie ist noch keine belegte Wirkung.</w:t>
-      </w:r>
-    </w:p>
-    <w:p>
-      <w:r>
-        <w:t>Transfer in den WOE-Korpus. Wissenschaftliche Anschlussfaehigkeit entsteht hier durch Quellenklarheit. Bei Einleitung / Wirkungsfrage werden interne WOE-Begriffe nicht als Ersatz fuer Belege benutzt, sondern mit WOE-Bewertungslogik, SDG+, rote Linien, NWI/T-SROI-Abgrenzung und Schutzgueter verbunden. Wo die Datenlage offen bleibt, wird das offengelegt. Wo eine Aussage nur plausibel ist, bleibt sie als Wirkungspotenzial markiert. Wo ein Schaden eine rote Linie beruehrt, greift Nichtkompensation vor Durchschnittslogik.</w:t>
-      </w:r>
-    </w:p>
-    <w:p>
-      <w:r>
-        <w:t>In einer kontroversen Entscheidung wirkt Einleitung / Wirkungsfrage als Pruefpunkt fuer Ambivalenz. Ein Nutzen fuer eine Gruppe kann mit Risiken fuer andere Wirkungsempfaenger einhergehen. Das Skript verlangt deshalb, positive und negative Zustandsveraenderungen getrennt zu fuehren, bevor von positiver Netto-Wirkung gesprochen wird.</w:t>
-      </w:r>
-    </w:p>
-    <w:p>
-      <w:r>
-        <w:t>Grenzen der Aussage. In Grundstudium Wirkungsoekonomie wird Kernaussage erst steuerungsfaehig, wenn daraus eine Entscheidung folgt. Die Grundbegriffe muessen in spaeteren Modulen wiedererkennbar bleiben. Ohne diese Rueckkopplung bleibt Reporting eine Beschreibung. Mit Rueckkopplung wird aus Bewertung eine veraenderte Routine: ein anderer Prozess, ein geaenderter Anreiz, eine bessere Datenpflicht, eine korrigierte Kommunikation oder eine neue Priorisierung.</w:t>
-      </w:r>
-    </w:p>
-    <w:p>
-      <w:r>
-        <w:t>Die typische Fehlstelle bei Nebenwirkungen, Rebound und Zielkonflikte liegt darin, schwere Schaeden mit bequemen Pluspunkten zu verrechnen. Bei Kernaussage wird diese Fehlstelle konkret: Ein scheinbar plausibler Befund darf nicht zur Abkuerzung werden. Quellen, Systemgrenzen, Unsicherheit und Rueckkopplung bleiben sichtbar.</w:t>
-      </w:r>
-    </w:p>
-    <w:p>
-      <w:r>
-        <w:t>Kontrollfrage. Welche Entscheidung waere falsch, wenn Kernaussage in V15 missverstanden wird? Die Antwort muss mindestens eine Daten- oder Quellenannahme, eine betroffene Gruppe oder Schutzdimension, eine moegliche Nebenwirkung und einen Rueckkopplungsschritt nennen. Richtig ist nicht die lauteste Bewertung, sondern diejenige, die Begriff, Beleg und Steuerungsfolge zusammenhaelt.</w:t>
-      </w:r>
-    </w:p>
-    <w:p>
-      <w:r>
-        <w:t>Rueckfluss. Fuer den WOE-Korpus bedeutet das: Begriffe aus Nebenwirkungen, Rebound und Zielkonflikte sollten dort geschaerft werden, wo sie in Glossar, Werkzeugen, Journal oder Readern doppeldeutig bleiben. Offene Forschungsfragen werden nicht versteckt. Sie markieren die Stelle, an der spaetere Evidenz, ein besserer Datensatz oder eine praezisere Fallstudie die Bewertung veraendern kann.</w:t>
+        <w:t>Fallpruefung. Wenn eine Bildungs- oder Forschungseinrichtung eine Wirkungsaussage fuer Lernende und Praxispartner pruefbar machen will, beginnt die Analyse bei Empfaengern, Wirkraum, Zeitraum und Datenquelle. Bei Didaktische Einordnung im Studiengang muss dann geklaert werden, welche Begriffe, Quellen und Grenzen im Material sichtbar bleiben muessen. Eine tragfaehige Antwort benennt mindestens eine Quelle, eine offene Unsicherheit, eine moegliche Gegenbeobachtung und die Entscheidung, die nach der Bewertung geaendert wird.</w:t>
+      </w:r>
+    </w:p>
+    <w:p>
+      <w:r>
+        <w:t>Der Rueckfluss in den WOE-Korpus liegt hier in klaren Begriffen, sauber verlinkten Quellen und benannten Forschungsfragen. Wo Glossar, Werkzeuge, Journal oder Reader noch doppeldeutig bleiben, sollte Nebenwirkungen, Rebound und Zielkonflikte nicht als fertige Gewissheit auftreten, sondern als pruefbarer Lernstand mit Korrekturpfad.</w:t>
       </w:r>
     </w:p>
     <w:p>
@@ -3112,107 +3152,122 @@
         <w:pStyle w:val="Heading3"/>
       </w:pPr>
       <w:r>
-        <w:t>Schlussvertiefung 4: Nebenwirkungen, Rebound und Zielkonflikte im Anwendungsfall</w:t>
-      </w:r>
-    </w:p>
-    <w:p>
-      <w:r>
-        <w:t>Die folgenden Abschnitte sind keine neue Pruefungsloesung. Sie verdichten die vorhandenen Kapitel zu einer Lesart, mit der Studierende einen Fall selbststaendig analysieren koennen. Im Mittelpunkt stehen Bewertungsgrenzen, Nichtkompensation, Reverse Merit Order und positive Netto-Wirkung, nicht moralische Personenbewertung.</w:t>
-      </w:r>
-    </w:p>
-    <w:p>
-      <w:r>
-        <w:t>Begriffliche Schlussklaerung. Die Grenze gegen Scheingenauigkeit verlaeuft bei Quelltext und fachliche Grundlegung nicht zwischen Optimismus und Pessimismus. Sie verlaeuft zwischen offengelegter Unsicherheit und rhetorischer Sicherheit. Wer Nebenwirkungen, Rebound und Zielkonflikte belastbar anwenden will, benennt Systemgrenze, Zeitraum, Vergleichspunkt und offene Gegenhypothese. Gerade dadurch bleibt das Skript anschlussfaehig fuer Forschung, Praxis und spaetere Revision.</w:t>
-      </w:r>
-    </w:p>
-    <w:p>
-      <w:r>
-        <w:t>Fuer die Pruefung ist Quelltext und fachliche Grundlegung dann verstanden, wenn daraus eine belastbare Fallantwort entsteht. Eine gute Antwort unterscheidet Beobachtung, Kausalannahme, Bewertung und Steuerungsfolge. Sie bewertet keine Menschen, sondern Wirkpfade, Zustandsveraenderungen, Risiken und institutionelle Bedingungen.</w:t>
-      </w:r>
-    </w:p>
-    <w:p>
-      <w:r>
-        <w:t>Wirkpfad und Empfaenger. Drei Fallen auf dem Weg zur guten Wirkung zeigt, warum Nebenwirkungen, Rebound und Zielkonflikte mehr ist als ein Schlagwort im Feld Bewertungsgrenzen, Nichtkompensation, Reverse Merit Order und positive Netto-Wirkung. Die wirkungsoekonomische Frage lautet: Welche reale Veraenderung wird moeglich, welche bleibt nur Potenzial und wo entsteht ein Wirkungsrisiko? Diese Unterscheidung schuetzt vor Impact-Washing, weil sie Absicht, Aktivitaet, Reichweite und Wirkung auseinanderhaelt.</w:t>
-      </w:r>
-    </w:p>
-    <w:p>
-      <w:r>
-        <w:t>Eine Kommune, ein Unternehmen oder eine Bildungsorganisation will Nebenwirkungen, Rebound und Zielkonflikte praktisch anwenden. Der erste Schritt ist nicht die Auswahl eines Instruments, sondern die Klaerung der Zustandsveraenderung. Bei Drei Fallen auf dem Weg zur guten Wirkung muss deshalb benannt werden, wer betroffen ist, welcher Zustand sich veraendert, welche Frist gilt und welche Gegenbeobachtung die Annahme widerlegen wuerde. Erst danach entsteht eine begruendete Entscheidung im Feld Begriff, Fallbewertung, Wirkpfad, rote Linie, Quellenbeurteilung oder Rueckkopplungsregel.</w:t>
-      </w:r>
-    </w:p>
-    <w:p>
-      <w:r>
-        <w:t>Daten, Quellen und Evidenz. In V15 muss Nebenwirkungen: die ungewollten Begleiter immer mit Empfaengern gelesen werden. Wirkung entsteht nicht beim Sender, sondern an veraenderten Zustaenden von Menschen, Oekosystemen, Institutionen, Oeffentlichkeit oder kuenftigen Handlungsspielraeumen. Darum reicht es nicht, interne Aktivitaeten zu dokumentieren. Entscheidend ist, ob sich ein Zustand nachvollziehbar veraendert und ob diese Veraenderung im Referenzrahmen Mensch, Planet, Demokratie, SDGs, Agenda 2030 und SDG+ tragfaehig bewertet werden kann.</w:t>
-      </w:r>
-    </w:p>
-    <w:p>
-      <w:r>
-        <w:t>Ein Bericht behauptet, die Massnahme zu Nebenwirkungen, Rebound und Zielkonflikte sei erfolgreich. Die WOE-Lesart fragt bei Nebenwirkungen: die ungewollten Begleiter nach belastbaren Nachweisen: begriffliche Praezision, Fallbeschreibung, Quellenklarheit, Plausibilitaet und offene Unsicherheit. Wenn diese Nachweise fehlen, bleibt die Aussage Wirkungspotenzial oder Kommunikationsbehauptung. Sie kann wichtig sein, aber sie ist noch keine belegte Wirkung.</w:t>
-      </w:r>
-    </w:p>
-    <w:p>
-      <w:r>
-        <w:t>Bewertung und rote Linien. Wissenschaftliche Anschlussfaehigkeit entsteht hier durch Quellenklarheit. Bei Nebenwirkungen ernst nehmen werden interne WOE-Begriffe nicht als Ersatz fuer Belege benutzt, sondern mit WOE-Bewertungslogik, SDG+, rote Linien, NWI/T-SROI-Abgrenzung und Schutzgueter verbunden. Wo die Datenlage offen bleibt, wird das offengelegt. Wo eine Aussage nur plausibel ist, bleibt sie als Wirkungspotenzial markiert. Wo ein Schaden eine rote Linie beruehrt, greift Nichtkompensation vor Durchschnittslogik.</w:t>
-      </w:r>
-    </w:p>
-    <w:p>
-      <w:r>
-        <w:t>In einer kontroversen Entscheidung wirkt Nebenwirkungen ernst nehmen als Pruefpunkt fuer Ambivalenz. Ein Nutzen fuer eine Gruppe kann mit Risiken fuer andere Wirkungsempfaenger einhergehen. Das Skript verlangt deshalb, positive und negative Zustandsveraenderungen getrennt zu fuehren, bevor von positiver Netto-Wirkung gesprochen wird.</w:t>
-      </w:r>
-    </w:p>
-    <w:p>
-      <w:r>
-        <w:t>Kontrollfrage. Welche Entscheidung waere falsch, wenn Nebenwirkungen ernst nehmen in V15 missverstanden wird? Die Antwort muss mindestens eine Daten- oder Quellenannahme, eine betroffene Gruppe oder Schutzdimension, eine moegliche Nebenwirkung und einen Rueckkopplungsschritt nennen. Richtig ist nicht die lauteste Bewertung, sondern diejenige, die Begriff, Beleg und Steuerungsfolge zusammenhaelt.</w:t>
-      </w:r>
-    </w:p>
-    <w:p>
-      <w:r>
-        <w:t>Steuerung und Rueckkopplung. In Grundstudium Wirkungsoekonomie wird Der Rebound-Effekt erst steuerungsfaehig, wenn daraus eine Entscheidung folgt. Die Grundbegriffe muessen in spaeteren Modulen wiedererkennbar bleiben. Ohne diese Rueckkopplung bleibt Reporting eine Beschreibung. Mit Rueckkopplung wird aus Bewertung eine veraenderte Routine: ein anderer Prozess, ein geaenderter Anreiz, eine bessere Datenpflicht, eine korrigierte Kommunikation oder eine neue Priorisierung.</w:t>
-      </w:r>
-    </w:p>
-    <w:p>
-      <w:r>
-        <w:t>Die typische Fehlstelle bei Nebenwirkungen, Rebound und Zielkonflikte liegt darin, schwere Schaeden mit bequemen Pluspunkten zu verrechnen. Bei Der Rebound-Effekt wird diese Fehlstelle konkret: Ein scheinbar plausibler Befund darf nicht zur Abkuerzung werden. Quellen, Systemgrenzen, Unsicherheit und Rueckkopplung bleiben sichtbar.</w:t>
-      </w:r>
-    </w:p>
-    <w:p>
-      <w:r>
-        <w:t>Pruefungsnahe Anwendung. Die Grenze gegen Scheingenauigkeit verlaeuft bei Warum der Rebound so oft übersehen wird nicht zwischen Optimismus und Pessimismus. Sie verlaeuft zwischen offengelegter Unsicherheit und rhetorischer Sicherheit. Wer Nebenwirkungen, Rebound und Zielkonflikte belastbar anwenden will, benennt Systemgrenze, Zeitraum, Vergleichspunkt und offene Gegenhypothese. Gerade dadurch bleibt das Skript anschlussfaehig fuer Forschung, Praxis und spaetere Revision.</w:t>
-      </w:r>
-    </w:p>
-    <w:p>
-      <w:r>
-        <w:t>Fuer die Pruefung ist Warum der Rebound so oft übersehen wird dann verstanden, wenn daraus eine belastbare Fallantwort entsteht. Eine gute Antwort unterscheidet Beobachtung, Kausalannahme, Bewertung und Steuerungsfolge. Sie bewertet keine Menschen, sondern Wirkpfade, Zustandsveraenderungen, Risiken und institutionelle Bedingungen.</w:t>
-      </w:r>
-    </w:p>
-    <w:p>
-      <w:r>
-        <w:t>Rueckfluss. Fuer den WOE-Korpus bedeutet das: Begriffe aus Nebenwirkungen, Rebound und Zielkonflikte sollten dort geschaerft werden, wo sie in Glossar, Werkzeugen, Journal oder Readern doppeldeutig bleiben. Offene Forschungsfragen werden nicht versteckt. Sie markieren die Stelle, an der spaetere Evidenz, ein besserer Datensatz oder eine praezisere Fallstudie die Bewertung veraendern kann.</w:t>
-      </w:r>
-    </w:p>
-    <w:p>
-      <w:r>
-        <w:t>Transfer in den WOE-Korpus. Ein Beispiel zum Rebound zeigt, warum Nebenwirkungen, Rebound und Zielkonflikte mehr ist als ein Schlagwort im Feld Bewertungsgrenzen, Nichtkompensation, Reverse Merit Order und positive Netto-Wirkung. Die wirkungsoekonomische Frage lautet: Welche reale Veraenderung wird moeglich, welche bleibt nur Potenzial und wo entsteht ein Wirkungsrisiko? Diese Unterscheidung schuetzt vor Impact-Washing, weil sie Absicht, Aktivitaet, Reichweite und Wirkung auseinanderhaelt.</w:t>
-      </w:r>
-    </w:p>
-    <w:p>
-      <w:r>
-        <w:t>Eine Kommune, ein Unternehmen oder eine Bildungsorganisation will Nebenwirkungen, Rebound und Zielkonflikte praktisch anwenden. Der erste Schritt ist nicht die Auswahl eines Instruments, sondern die Klaerung der Zustandsveraenderung. Bei Ein Beispiel zum Rebound muss deshalb benannt werden, wer betroffen ist, welcher Zustand sich veraendert, welche Frist gilt und welche Gegenbeobachtung die Annahme widerlegen wuerde. Erst danach entsteht eine begruendete Entscheidung im Feld Begriff, Fallbewertung, Wirkpfad, rote Linie, Quellenbeurteilung oder Rueckkopplungsregel.</w:t>
-      </w:r>
-    </w:p>
-    <w:p>
-      <w:r>
-        <w:t>Grenzen der Aussage. In V15 muss Zielkonflikte immer mit Empfaengern gelesen werden. Wirkung entsteht nicht beim Sender, sondern an veraenderten Zustaenden von Menschen, Oekosystemen, Institutionen, Oeffentlichkeit oder kuenftigen Handlungsspielraeumen. Darum reicht es nicht, interne Aktivitaeten zu dokumentieren. Entscheidend ist, ob sich ein Zustand nachvollziehbar veraendert und ob diese Veraenderung im Referenzrahmen Mensch, Planet, Demokratie, SDGs, Agenda 2030 und SDG+ tragfaehig bewertet werden kann.</w:t>
-      </w:r>
-    </w:p>
-    <w:p>
-      <w:r>
-        <w:t>Ein Bericht behauptet, die Massnahme zu Nebenwirkungen, Rebound und Zielkonflikte sei erfolgreich. Die WOE-Lesart fragt bei Zielkonflikte nach belastbaren Nachweisen: begriffliche Praezision, Fallbeschreibung, Quellenklarheit, Plausibilitaet und offene Unsicherheit. Wenn diese Nachweise fehlen, bleibt die Aussage Wirkungspotenzial oder Kommunikationsbehauptung. Sie kann wichtig sein, aber sie ist noch keine belegte Wirkung.</w:t>
-      </w:r>
-    </w:p>
-    <w:p>
-      <w:r>
-        <w:t>Kontrollfrage. Welche Entscheidung waere falsch, wenn Zielkonflikte in V15 missverstanden wird? Die Antwort muss mindestens eine Daten- oder Quellenannahme, eine betroffene Gruppe oder Schutzdimension, eine moegliche Nebenwirkung und einen Rueckkopplungsschritt nennen. Richtig ist nicht die lauteste Bewertung, sondern diejenige, die Begriff, Beleg und Steuerungsfolge zusammenhaelt.</w:t>
+        <w:t>Vertiefungsrunde 4: Anschluss an Praxis und Forschung</w:t>
+      </w:r>
+    </w:p>
+    <w:p>
+      <w:r>
+        <w:t>Diese Runde wechselt den Blickwinkel, damit der Schlussblock nicht nur wiederholt, sondern Leseentscheidungen vorbereitet: Was ist belegt, was bleibt Potenzial, welche Nebenwirkung ist relevant und welche Steuerungsfolge wird daraus abgeleitet?</w:t>
+      </w:r>
+    </w:p>
+    <w:p>
+      <w:r>
+        <w:t>Evidenzfenster. In Grundstudium Wirkungsoekonomie wird Analysemodell erst steuerungsfaehig, wenn daraus eine Entscheidung folgt. Die Grundbegriffe muessen in spaeteren Modulen wiedererkennbar bleiben. Ohne diese Rueckkopplung bleibt Reporting eine Beschreibung. Mit Rueckkopplung wird aus Bewertung eine veraenderte Routine: ein anderer Prozess, ein geaenderter Anreiz, eine bessere Datenpflicht, eine korrigierte Kommunikation oder eine neue Priorisierung.</w:t>
+      </w:r>
+    </w:p>
+    <w:p>
+      <w:r>
+        <w:t>Die typische Fehlstelle bei Nebenwirkungen, Rebound und Zielkonflikte liegt darin, schwere Schaeden mit bequemen Pluspunkten zu verrechnen. Bei Analysemodell wird diese Fehlstelle konkret: Ein scheinbar plausibler Befund darf nicht zur Abkuerzung werden. Quellen, Systemgrenzen, Unsicherheit und Rueckkopplung bleiben sichtbar.</w:t>
+      </w:r>
+    </w:p>
+    <w:p>
+      <w:r>
+        <w:t>Fallpruefung. Wenn eine Kommune eine bestehende Massnahme neu priorisieren will, beginnt die Analyse bei Empfaengern, Wirkraum, Zeitraum und Datenquelle. Bei Analysemodell muss dann geklaert werden, ob Ressourcen umgeschichtet, Daten nacherhoben oder Zielkonflikte offengelegt werden. Eine tragfaehige Antwort benennt mindestens eine Quelle, eine offene Unsicherheit, eine moegliche Gegenbeobachtung und die Entscheidung, die nach der Bewertung geaendert wird.</w:t>
+      </w:r>
+    </w:p>
+    <w:p>
+      <w:r>
+        <w:t>Bewertungsgrenze. Die Grenze gegen Scheingenauigkeit verlaeuft bei Modellformel nicht zwischen Optimismus und Pessimismus. Sie verlaeuft zwischen offengelegter Unsicherheit und rhetorischer Sicherheit. Wer Nebenwirkungen, Rebound und Zielkonflikte belastbar anwenden will, benennt Systemgrenze, Zeitraum, Vergleichspunkt und offene Gegenhypothese. Gerade dadurch bleibt das Skript anschlussfaehig fuer Forschung, Praxis und spaetere Revision.</w:t>
+      </w:r>
+    </w:p>
+    <w:p>
+      <w:r>
+        <w:t>Fuer die Pruefung ist Modellformel dann verstanden, wenn daraus eine belastbare Fallantwort entsteht. Eine gute Antwort unterscheidet Beobachtung, Kausalannahme, Bewertung und Steuerungsfolge. Sie bewertet keine Menschen, sondern Wirkpfade, Zustandsveraenderungen, Risiken und institutionelle Bedingungen.</w:t>
+      </w:r>
+    </w:p>
+    <w:p>
+      <w:r>
+        <w:t>Fallpruefung. Wenn ein Unternehmen ein Produkt, einen Prozess oder eine Investition wirkungsbezogen bewerten will, beginnt die Analyse bei Empfaengern, Wirkraum, Zeitraum und Datenquelle. Bei Modellformel muss dann geklaert werden, welche Entscheidung nach der Bewertung tatsaechlich anders ausfaellt. Eine tragfaehige Antwort benennt mindestens eine Quelle, eine offene Unsicherheit, eine moegliche Gegenbeobachtung und die Entscheidung, die nach der Bewertung geaendert wird.</w:t>
+      </w:r>
+    </w:p>
+    <w:p>
+      <w:r>
+        <w:t>Fuer die Bewertung reicht kein Summenscore, der zentrale Schaeden mit bequemen Pluspunkten verrechnet. Nichtkompensation und Reverse Merit Order markieren, wo rote Linien, demokratische Grundbedingungen oder planetare Grenzen Vorrang vor Durchschnittslogik haben. So bleibt positive Netto-Wirkung eine anspruchsvolle Zielgroesse und wird nicht zur dekorativen Formel.</w:t>
+      </w:r>
+    </w:p>
+    <w:p>
+      <w:r>
+        <w:t>Steuerungsfolge. Fallfenster zeigt, warum Nebenwirkungen, Rebound und Zielkonflikte mehr ist als ein Schlagwort im Feld Bewertungsgrenzen, Nichtkompensation, Reverse Merit Order und positive Netto-Wirkung. Die wirkungsoekonomische Frage lautet: Welche reale Veraenderung wird moeglich, welche bleibt nur Potenzial und wo entsteht ein Wirkungsrisiko? Diese Unterscheidung schuetzt vor Impact-Washing, weil sie Absicht, Aktivitaet, Reichweite und Wirkung auseinanderhaelt.</w:t>
+      </w:r>
+    </w:p>
+    <w:p>
+      <w:r>
+        <w:t>Eine Kommune, ein Unternehmen oder eine Bildungsorganisation will Nebenwirkungen, Rebound und Zielkonflikte praktisch anwenden. Der erste Schritt ist nicht die Auswahl eines Instruments, sondern die Klaerung der Zustandsveraenderung. Bei Fallfenster muss deshalb benannt werden, wer betroffen ist, welcher Zustand sich veraendert, welche Frist gilt und welche Gegenbeobachtung die Annahme widerlegen wuerde. Erst danach entsteht eine begruendete Entscheidung im Feld Begriff, Fallbewertung, Wirkpfad, rote Linie, Quellenbeurteilung oder Rueckkopplungsregel.</w:t>
+      </w:r>
+    </w:p>
+    <w:p>
+      <w:r>
+        <w:t>Fallpruefung. Wenn eine Bildungs- oder Forschungseinrichtung eine Wirkungsaussage fuer Lernende und Praxispartner pruefbar machen will, beginnt die Analyse bei Empfaengern, Wirkraum, Zeitraum und Datenquelle. Bei Fallfenster muss dann geklaert werden, welche Begriffe, Quellen und Grenzen im Material sichtbar bleiben muessen. Eine tragfaehige Antwort benennt mindestens eine Quelle, eine offene Unsicherheit, eine moegliche Gegenbeobachtung und die Entscheidung, die nach der Bewertung geaendert wird.</w:t>
+      </w:r>
+    </w:p>
+    <w:p>
+      <w:r>
+        <w:t>Der Rueckfluss in den WOE-Korpus liegt hier in klaren Begriffen, sauber verlinkten Quellen und benannten Forschungsfragen. Wo Glossar, Werkzeuge, Journal oder Reader noch doppeldeutig bleiben, sollte Nebenwirkungen, Rebound und Zielkonflikte nicht als fertige Gewissheit auftreten, sondern als pruefbarer Lernstand mit Korrekturpfad.</w:t>
+      </w:r>
+    </w:p>
+    <w:p>
+      <w:r>
+        <w:t>Transferhinweis. In V15 muss Prüfungsnahe Fallfragen ohne geschützte Antwortlogik immer mit Empfaengern gelesen werden. Wirkung entsteht nicht beim Sender, sondern an veraenderten Zustaenden von Menschen, Oekosystemen, Institutionen, Oeffentlichkeit oder kuenftigen Handlungsspielraeumen. Darum reicht es nicht, interne Aktivitaeten zu dokumentieren. Entscheidend ist, ob sich ein Zustand nachvollziehbar veraendert und ob diese Veraenderung im Referenzrahmen Mensch, Planet, Demokratie, SDGs, Agenda 2030 und SDG+ tragfaehig bewertet werden kann.</w:t>
+      </w:r>
+    </w:p>
+    <w:p>
+      <w:r>
+        <w:t>Ein Bericht behauptet, die Massnahme zu Nebenwirkungen, Rebound und Zielkonflikte sei erfolgreich. Die WOE-Lesart fragt bei Prüfungsnahe Fallfragen ohne geschützte Antwortlogik nach belastbaren Nachweisen: begriffliche Praezision, Fallbeschreibung, Quellenklarheit, Plausibilitaet und offene Unsicherheit. Wenn diese Nachweise fehlen, bleibt die Aussage Wirkungspotenzial oder Kommunikationsbehauptung. Sie kann wichtig sein, aber sie ist noch keine belegte Wirkung.</w:t>
+      </w:r>
+    </w:p>
+    <w:p>
+      <w:r>
+        <w:t>Fallpruefung. Wenn eine Kommune eine bestehende Massnahme neu priorisieren will, beginnt die Analyse bei Empfaengern, Wirkraum, Zeitraum und Datenquelle. Bei Prüfungsnahe Fallfragen ohne geschützte Antwortlogik muss dann geklaert werden, ob Ressourcen umgeschichtet, Daten nacherhoben oder Zielkonflikte offengelegt werden. Eine tragfaehige Antwort benennt mindestens eine Quelle, eine offene Unsicherheit, eine moegliche Gegenbeobachtung und die Entscheidung, die nach der Bewertung geaendert wird.</w:t>
+      </w:r>
+    </w:p>
+    <w:p>
+      <w:r>
+        <w:t>Rueckflussnotiz. Wissenschaftliche Anschlussfaehigkeit entsteht hier durch Quellenklarheit. Bei Einleitung / Wirkungsfrage werden interne WOE-Begriffe nicht als Ersatz fuer Belege benutzt, sondern mit WOE-Bewertungslogik, SDG+, rote Linien, NWI/T-SROI-Abgrenzung und Schutzgueter verbunden. Wo die Datenlage offen bleibt, wird das offengelegt. Wo eine Aussage nur plausibel ist, bleibt sie als Wirkungspotenzial markiert. Wo ein Schaden eine rote Linie beruehrt, greift Nichtkompensation vor Durchschnittslogik.</w:t>
+      </w:r>
+    </w:p>
+    <w:p>
+      <w:r>
+        <w:t>In einer kontroversen Entscheidung wirkt Einleitung / Wirkungsfrage als Pruefpunkt fuer Ambivalenz. Ein Nutzen fuer eine Gruppe kann mit Risiken fuer andere Wirkungsempfaenger einhergehen. Das Skript verlangt deshalb, positive und negative Zustandsveraenderungen getrennt zu fuehren, bevor von positiver Netto-Wirkung gesprochen wird.</w:t>
+      </w:r>
+    </w:p>
+    <w:p>
+      <w:r>
+        <w:t>Fallpruefung. Wenn ein Unternehmen ein Produkt, einen Prozess oder eine Investition wirkungsbezogen bewerten will, beginnt die Analyse bei Empfaengern, Wirkraum, Zeitraum und Datenquelle. Bei Einleitung / Wirkungsfrage muss dann geklaert werden, welche Entscheidung nach der Bewertung tatsaechlich anders ausfaellt. Eine tragfaehige Antwort benennt mindestens eine Quelle, eine offene Unsicherheit, eine moegliche Gegenbeobachtung und die Entscheidung, die nach der Bewertung geaendert wird.</w:t>
+      </w:r>
+    </w:p>
+    <w:p>
+      <w:r>
+        <w:t>Fuer die Bewertung reicht kein Summenscore, der zentrale Schaeden mit bequemen Pluspunkten verrechnet. Nichtkompensation und Reverse Merit Order markieren, wo rote Linien, demokratische Grundbedingungen oder planetare Grenzen Vorrang vor Durchschnittslogik haben. So bleibt positive Netto-Wirkung eine anspruchsvolle Zielgroesse und wird nicht zur dekorativen Formel.</w:t>
+      </w:r>
+    </w:p>
+    <w:p>
+      <w:r>
+        <w:t>Pruefungsimpuls. In Grundstudium Wirkungsoekonomie wird Kernaussage erst steuerungsfaehig, wenn daraus eine Entscheidung folgt. Die Grundbegriffe muessen in spaeteren Modulen wiedererkennbar bleiben. Ohne diese Rueckkopplung bleibt Reporting eine Beschreibung. Mit Rueckkopplung wird aus Bewertung eine veraenderte Routine: ein anderer Prozess, ein geaenderter Anreiz, eine bessere Datenpflicht, eine korrigierte Kommunikation oder eine neue Priorisierung.</w:t>
+      </w:r>
+    </w:p>
+    <w:p>
+      <w:r>
+        <w:t>Die typische Fehlstelle bei Nebenwirkungen, Rebound und Zielkonflikte liegt darin, schwere Schaeden mit bequemen Pluspunkten zu verrechnen. Bei Kernaussage wird diese Fehlstelle konkret: Ein scheinbar plausibler Befund darf nicht zur Abkuerzung werden. Quellen, Systemgrenzen, Unsicherheit und Rueckkopplung bleiben sichtbar.</w:t>
+      </w:r>
+    </w:p>
+    <w:p>
+      <w:r>
+        <w:t>Fallpruefung. Wenn eine Bildungs- oder Forschungseinrichtung eine Wirkungsaussage fuer Lernende und Praxispartner pruefbar machen will, beginnt die Analyse bei Empfaengern, Wirkraum, Zeitraum und Datenquelle. Bei Kernaussage muss dann geklaert werden, welche Begriffe, Quellen und Grenzen im Material sichtbar bleiben muessen. Eine tragfaehige Antwort benennt mindestens eine Quelle, eine offene Unsicherheit, eine moegliche Gegenbeobachtung und die Entscheidung, die nach der Bewertung geaendert wird.</w:t>
+      </w:r>
+    </w:p>
+    <w:p>
+      <w:r>
+        <w:t>Der Rueckfluss in den WOE-Korpus liegt hier in klaren Begriffen, sauber verlinkten Quellen und benannten Forschungsfragen. Wo Glossar, Werkzeuge, Journal oder Reader noch doppeldeutig bleiben, sollte Nebenwirkungen, Rebound und Zielkonflikte nicht als fertige Gewissheit auftreten, sondern als pruefbarer Lernstand mit Korrekturpfad.</w:t>
       </w:r>
     </w:p>
     <w:p>
@@ -3220,107 +3275,122 @@
         <w:pStyle w:val="Heading3"/>
       </w:pPr>
       <w:r>
-        <w:t>Schlussvertiefung 5: Nebenwirkungen, Rebound und Zielkonflikte im Anwendungsfall</w:t>
-      </w:r>
-    </w:p>
-    <w:p>
-      <w:r>
-        <w:t>Die folgenden Abschnitte sind keine neue Pruefungsloesung. Sie verdichten die vorhandenen Kapitel zu einer Lesart, mit der Studierende einen Fall selbststaendig analysieren koennen. Im Mittelpunkt stehen Bewertungsgrenzen, Nichtkompensation, Reverse Merit Order und positive Netto-Wirkung, nicht moralische Personenbewertung.</w:t>
-      </w:r>
-    </w:p>
-    <w:p>
-      <w:r>
-        <w:t>Begriffliche Schlussklaerung. Wissenschaftliche Anschlussfaehigkeit entsteht hier durch Quellenklarheit. Bei Zielkonflikte ehrlich abwägen werden interne WOE-Begriffe nicht als Ersatz fuer Belege benutzt, sondern mit WOE-Bewertungslogik, SDG+, rote Linien, NWI/T-SROI-Abgrenzung und Schutzgueter verbunden. Wo die Datenlage offen bleibt, wird das offengelegt. Wo eine Aussage nur plausibel ist, bleibt sie als Wirkungspotenzial markiert. Wo ein Schaden eine rote Linie beruehrt, greift Nichtkompensation vor Durchschnittslogik.</w:t>
-      </w:r>
-    </w:p>
-    <w:p>
-      <w:r>
-        <w:t>In einer kontroversen Entscheidung wirkt Zielkonflikte ehrlich abwägen als Pruefpunkt fuer Ambivalenz. Ein Nutzen fuer eine Gruppe kann mit Risiken fuer andere Wirkungsempfaenger einhergehen. Das Skript verlangt deshalb, positive und negative Zustandsveraenderungen getrennt zu fuehren, bevor von positiver Netto-Wirkung gesprochen wird.</w:t>
-      </w:r>
-    </w:p>
-    <w:p>
-      <w:r>
-        <w:t>Wirkpfad und Empfaenger. In Grundstudium Wirkungsoekonomie wird Die drei Fallen zusammen im Blick erst steuerungsfaehig, wenn daraus eine Entscheidung folgt. Die Grundbegriffe muessen in spaeteren Modulen wiedererkennbar bleiben. Ohne diese Rueckkopplung bleibt Reporting eine Beschreibung. Mit Rueckkopplung wird aus Bewertung eine veraenderte Routine: ein anderer Prozess, ein geaenderter Anreiz, eine bessere Datenpflicht, eine korrigierte Kommunikation oder eine neue Priorisierung.</w:t>
-      </w:r>
-    </w:p>
-    <w:p>
-      <w:r>
-        <w:t>Die typische Fehlstelle bei Nebenwirkungen, Rebound und Zielkonflikte liegt darin, schwere Schaeden mit bequemen Pluspunkten zu verrechnen. Bei Die drei Fallen zusammen im Blick wird diese Fehlstelle konkret: Ein scheinbar plausibler Befund darf nicht zur Abkuerzung werden. Quellen, Systemgrenzen, Unsicherheit und Rueckkopplung bleiben sichtbar.</w:t>
-      </w:r>
-    </w:p>
-    <w:p>
-      <w:r>
-        <w:t>Daten, Quellen und Evidenz. Die Grenze gegen Scheingenauigkeit verlaeuft bei Was du aus dieser Vorlesung mitnimmst nicht zwischen Optimismus und Pessimismus. Sie verlaeuft zwischen offengelegter Unsicherheit und rhetorischer Sicherheit. Wer Nebenwirkungen, Rebound und Zielkonflikte belastbar anwenden will, benennt Systemgrenze, Zeitraum, Vergleichspunkt und offene Gegenhypothese. Gerade dadurch bleibt das Skript anschlussfaehig fuer Forschung, Praxis und spaetere Revision.</w:t>
-      </w:r>
-    </w:p>
-    <w:p>
-      <w:r>
-        <w:t>Fuer die Pruefung ist Was du aus dieser Vorlesung mitnimmst dann verstanden, wenn daraus eine belastbare Fallantwort entsteht. Eine gute Antwort unterscheidet Beobachtung, Kausalannahme, Bewertung und Steuerungsfolge. Sie bewertet keine Menschen, sondern Wirkpfade, Zustandsveraenderungen, Risiken und institutionelle Bedingungen.</w:t>
-      </w:r>
-    </w:p>
-    <w:p>
-      <w:r>
-        <w:t>Bewertung und rote Linien. Wirkungsökonomische Vertiefung zeigt, warum Nebenwirkungen, Rebound und Zielkonflikte mehr ist als ein Schlagwort im Feld Bewertungsgrenzen, Nichtkompensation, Reverse Merit Order und positive Netto-Wirkung. Die wirkungsoekonomische Frage lautet: Welche reale Veraenderung wird moeglich, welche bleibt nur Potenzial und wo entsteht ein Wirkungsrisiko? Diese Unterscheidung schuetzt vor Impact-Washing, weil sie Absicht, Aktivitaet, Reichweite und Wirkung auseinanderhaelt.</w:t>
-      </w:r>
-    </w:p>
-    <w:p>
-      <w:r>
-        <w:t>Eine Kommune, ein Unternehmen oder eine Bildungsorganisation will Nebenwirkungen, Rebound und Zielkonflikte praktisch anwenden. Der erste Schritt ist nicht die Auswahl eines Instruments, sondern die Klaerung der Zustandsveraenderung. Bei Wirkungsökonomische Vertiefung muss deshalb benannt werden, wer betroffen ist, welcher Zustand sich veraendert, welche Frist gilt und welche Gegenbeobachtung die Annahme widerlegen wuerde. Erst danach entsteht eine begruendete Entscheidung im Feld Begriff, Fallbewertung, Wirkpfad, rote Linie, Quellenbeurteilung oder Rueckkopplungsregel.</w:t>
-      </w:r>
-    </w:p>
-    <w:p>
-      <w:r>
-        <w:t>Kontrollfrage. Welche Entscheidung waere falsch, wenn Wirkungsökonomische Vertiefung in V15 missverstanden wird? Die Antwort muss mindestens eine Daten- oder Quellenannahme, eine betroffene Gruppe oder Schutzdimension, eine moegliche Nebenwirkung und einen Rueckkopplungsschritt nennen. Richtig ist nicht die lauteste Bewertung, sondern diejenige, die Begriff, Beleg und Steuerungsfolge zusammenhaelt.</w:t>
-      </w:r>
-    </w:p>
-    <w:p>
-      <w:r>
-        <w:t>Rueckfluss. Fuer den WOE-Korpus bedeutet das: Begriffe aus Nebenwirkungen, Rebound und Zielkonflikte sollten dort geschaerft werden, wo sie in Glossar, Werkzeugen, Journal oder Readern doppeldeutig bleiben. Offene Forschungsfragen werden nicht versteckt. Sie markieren die Stelle, an der spaetere Evidenz, ein besserer Datensatz oder eine praezisere Fallstudie die Bewertung veraendern kann.</w:t>
-      </w:r>
-    </w:p>
-    <w:p>
-      <w:r>
-        <w:t>Steuerung und Rueckkopplung. In V15 muss Begriffliche Präzision immer mit Empfaengern gelesen werden. Wirkung entsteht nicht beim Sender, sondern an veraenderten Zustaenden von Menschen, Oekosystemen, Institutionen, Oeffentlichkeit oder kuenftigen Handlungsspielraeumen. Darum reicht es nicht, interne Aktivitaeten zu dokumentieren. Entscheidend ist, ob sich ein Zustand nachvollziehbar veraendert und ob diese Veraenderung im Referenzrahmen Mensch, Planet, Demokratie, SDGs, Agenda 2030 und SDG+ tragfaehig bewertet werden kann.</w:t>
-      </w:r>
-    </w:p>
-    <w:p>
-      <w:r>
-        <w:t>Ein Bericht behauptet, die Massnahme zu Nebenwirkungen, Rebound und Zielkonflikte sei erfolgreich. Die WOE-Lesart fragt bei Begriffliche Präzision nach belastbaren Nachweisen: begriffliche Praezision, Fallbeschreibung, Quellenklarheit, Plausibilitaet und offene Unsicherheit. Wenn diese Nachweise fehlen, bleibt die Aussage Wirkungspotenzial oder Kommunikationsbehauptung. Sie kann wichtig sein, aber sie ist noch keine belegte Wirkung.</w:t>
-      </w:r>
-    </w:p>
-    <w:p>
-      <w:r>
-        <w:t>Pruefungsnahe Anwendung. Wissenschaftliche Anschlussfaehigkeit entsteht hier durch Quellenklarheit. Bei Wirkpfad werden interne WOE-Begriffe nicht als Ersatz fuer Belege benutzt, sondern mit WOE-Bewertungslogik, SDG+, rote Linien, NWI/T-SROI-Abgrenzung und Schutzgueter verbunden. Wo die Datenlage offen bleibt, wird das offengelegt. Wo eine Aussage nur plausibel ist, bleibt sie als Wirkungspotenzial markiert. Wo ein Schaden eine rote Linie beruehrt, greift Nichtkompensation vor Durchschnittslogik.</w:t>
-      </w:r>
-    </w:p>
-    <w:p>
-      <w:r>
-        <w:t>In einer kontroversen Entscheidung wirkt Wirkpfad als Pruefpunkt fuer Ambivalenz. Ein Nutzen fuer eine Gruppe kann mit Risiken fuer andere Wirkungsempfaenger einhergehen. Das Skript verlangt deshalb, positive und negative Zustandsveraenderungen getrennt zu fuehren, bevor von positiver Netto-Wirkung gesprochen wird.</w:t>
-      </w:r>
-    </w:p>
-    <w:p>
-      <w:r>
-        <w:t>Transfer in den WOE-Korpus. In Grundstudium Wirkungsoekonomie wird Leitthese erst steuerungsfaehig, wenn daraus eine Entscheidung folgt. Die Grundbegriffe muessen in spaeteren Modulen wiedererkennbar bleiben. Ohne diese Rueckkopplung bleibt Reporting eine Beschreibung. Mit Rueckkopplung wird aus Bewertung eine veraenderte Routine: ein anderer Prozess, ein geaenderter Anreiz, eine bessere Datenpflicht, eine korrigierte Kommunikation oder eine neue Priorisierung.</w:t>
-      </w:r>
-    </w:p>
-    <w:p>
-      <w:r>
-        <w:t>Die typische Fehlstelle bei Nebenwirkungen, Rebound und Zielkonflikte liegt darin, schwere Schaeden mit bequemen Pluspunkten zu verrechnen. Bei Leitthese wird diese Fehlstelle konkret: Ein scheinbar plausibler Befund darf nicht zur Abkuerzung werden. Quellen, Systemgrenzen, Unsicherheit und Rueckkopplung bleiben sichtbar.</w:t>
-      </w:r>
-    </w:p>
-    <w:p>
-      <w:r>
-        <w:t>Grenzen der Aussage. Die Grenze gegen Scheingenauigkeit verlaeuft bei Didaktische Einordnung im Studiengang nicht zwischen Optimismus und Pessimismus. Sie verlaeuft zwischen offengelegter Unsicherheit und rhetorischer Sicherheit. Wer Nebenwirkungen, Rebound und Zielkonflikte belastbar anwenden will, benennt Systemgrenze, Zeitraum, Vergleichspunkt und offene Gegenhypothese. Gerade dadurch bleibt das Skript anschlussfaehig fuer Forschung, Praxis und spaetere Revision.</w:t>
-      </w:r>
-    </w:p>
-    <w:p>
-      <w:r>
-        <w:t>Fuer die Pruefung ist Didaktische Einordnung im Studiengang dann verstanden, wenn daraus eine belastbare Fallantwort entsteht. Eine gute Antwort unterscheidet Beobachtung, Kausalannahme, Bewertung und Steuerungsfolge. Sie bewertet keine Menschen, sondern Wirkpfade, Zustandsveraenderungen, Risiken und institutionelle Bedingungen.</w:t>
-      </w:r>
-    </w:p>
-    <w:p>
-      <w:r>
-        <w:t>Kontrollfrage. Welche Entscheidung waere falsch, wenn Didaktische Einordnung im Studiengang in V15 missverstanden wird? Die Antwort muss mindestens eine Daten- oder Quellenannahme, eine betroffene Gruppe oder Schutzdimension, eine moegliche Nebenwirkung und einen Rueckkopplungsschritt nennen. Richtig ist nicht die lauteste Bewertung, sondern diejenige, die Begriff, Beleg und Steuerungsfolge zusammenhaelt.</w:t>
+        <w:t>Vertiefungsrunde 5: Anschluss an Praxis und Forschung</w:t>
+      </w:r>
+    </w:p>
+    <w:p>
+      <w:r>
+        <w:t>Diese Runde wechselt den Blickwinkel, damit der Schlussblock nicht nur wiederholt, sondern Leseentscheidungen vorbereitet: Was ist belegt, was bleibt Potenzial, welche Nebenwirkung ist relevant und welche Steuerungsfolge wird daraus abgeleitet?</w:t>
+      </w:r>
+    </w:p>
+    <w:p>
+      <w:r>
+        <w:t>Begriffliche Sicherung. Die Grenze gegen Scheingenauigkeit verlaeuft bei Quelltext und fachliche Grundlegung nicht zwischen Optimismus und Pessimismus. Sie verlaeuft zwischen offengelegter Unsicherheit und rhetorischer Sicherheit. Wer Nebenwirkungen, Rebound und Zielkonflikte belastbar anwenden will, benennt Systemgrenze, Zeitraum, Vergleichspunkt und offene Gegenhypothese. Gerade dadurch bleibt das Skript anschlussfaehig fuer Forschung, Praxis und spaetere Revision.</w:t>
+      </w:r>
+    </w:p>
+    <w:p>
+      <w:r>
+        <w:t>Fuer die Pruefung ist Quelltext und fachliche Grundlegung dann verstanden, wenn daraus eine belastbare Fallantwort entsteht. Eine gute Antwort unterscheidet Beobachtung, Kausalannahme, Bewertung und Steuerungsfolge. Sie bewertet keine Menschen, sondern Wirkpfade, Zustandsveraenderungen, Risiken und institutionelle Bedingungen.</w:t>
+      </w:r>
+    </w:p>
+    <w:p>
+      <w:r>
+        <w:t>Fallpruefung. Wenn eine Kommune eine bestehende Massnahme neu priorisieren will, beginnt die Analyse bei Empfaengern, Wirkraum, Zeitraum und Datenquelle. Bei Quelltext und fachliche Grundlegung muss dann geklaert werden, ob Ressourcen umgeschichtet, Daten nacherhoben oder Zielkonflikte offengelegt werden. Eine tragfaehige Antwort benennt mindestens eine Quelle, eine offene Unsicherheit, eine moegliche Gegenbeobachtung und die Entscheidung, die nach der Bewertung geaendert wird.</w:t>
+      </w:r>
+    </w:p>
+    <w:p>
+      <w:r>
+        <w:t>Wirkpfadpruefung. Drei Fallen auf dem Weg zur guten Wirkung zeigt, warum Nebenwirkungen, Rebound und Zielkonflikte mehr ist als ein Schlagwort im Feld Bewertungsgrenzen, Nichtkompensation, Reverse Merit Order und positive Netto-Wirkung. Die wirkungsoekonomische Frage lautet: Welche reale Veraenderung wird moeglich, welche bleibt nur Potenzial und wo entsteht ein Wirkungsrisiko? Diese Unterscheidung schuetzt vor Impact-Washing, weil sie Absicht, Aktivitaet, Reichweite und Wirkung auseinanderhaelt.</w:t>
+      </w:r>
+    </w:p>
+    <w:p>
+      <w:r>
+        <w:t>Eine Kommune, ein Unternehmen oder eine Bildungsorganisation will Nebenwirkungen, Rebound und Zielkonflikte praktisch anwenden. Der erste Schritt ist nicht die Auswahl eines Instruments, sondern die Klaerung der Zustandsveraenderung. Bei Drei Fallen auf dem Weg zur guten Wirkung muss deshalb benannt werden, wer betroffen ist, welcher Zustand sich veraendert, welche Frist gilt und welche Gegenbeobachtung die Annahme widerlegen wuerde. Erst danach entsteht eine begruendete Entscheidung im Feld Begriff, Fallbewertung, Wirkpfad, rote Linie, Quellenbeurteilung oder Rueckkopplungsregel.</w:t>
+      </w:r>
+    </w:p>
+    <w:p>
+      <w:r>
+        <w:t>Fallpruefung. Wenn ein Unternehmen ein Produkt, einen Prozess oder eine Investition wirkungsbezogen bewerten will, beginnt die Analyse bei Empfaengern, Wirkraum, Zeitraum und Datenquelle. Bei Drei Fallen auf dem Weg zur guten Wirkung muss dann geklaert werden, welche Entscheidung nach der Bewertung tatsaechlich anders ausfaellt. Eine tragfaehige Antwort benennt mindestens eine Quelle, eine offene Unsicherheit, eine moegliche Gegenbeobachtung und die Entscheidung, die nach der Bewertung geaendert wird.</w:t>
+      </w:r>
+    </w:p>
+    <w:p>
+      <w:r>
+        <w:t>Fuer die Bewertung reicht kein Summenscore, der zentrale Schaeden mit bequemen Pluspunkten verrechnet. Nichtkompensation und Reverse Merit Order markieren, wo rote Linien, demokratische Grundbedingungen oder planetare Grenzen Vorrang vor Durchschnittslogik haben. So bleibt positive Netto-Wirkung eine anspruchsvolle Zielgroesse und wird nicht zur dekorativen Formel.</w:t>
+      </w:r>
+    </w:p>
+    <w:p>
+      <w:r>
+        <w:t>Evidenzfenster. In V15 muss Nebenwirkungen: die ungewollten Begleiter immer mit Empfaengern gelesen werden. Wirkung entsteht nicht beim Sender, sondern an veraenderten Zustaenden von Menschen, Oekosystemen, Institutionen, Oeffentlichkeit oder kuenftigen Handlungsspielraeumen. Darum reicht es nicht, interne Aktivitaeten zu dokumentieren. Entscheidend ist, ob sich ein Zustand nachvollziehbar veraendert und ob diese Veraenderung im Referenzrahmen Mensch, Planet, Demokratie, SDGs, Agenda 2030 und SDG+ tragfaehig bewertet werden kann.</w:t>
+      </w:r>
+    </w:p>
+    <w:p>
+      <w:r>
+        <w:t>Ein Bericht behauptet, die Massnahme zu Nebenwirkungen, Rebound und Zielkonflikte sei erfolgreich. Die WOE-Lesart fragt bei Nebenwirkungen: die ungewollten Begleiter nach belastbaren Nachweisen: begriffliche Praezision, Fallbeschreibung, Quellenklarheit, Plausibilitaet und offene Unsicherheit. Wenn diese Nachweise fehlen, bleibt die Aussage Wirkungspotenzial oder Kommunikationsbehauptung. Sie kann wichtig sein, aber sie ist noch keine belegte Wirkung.</w:t>
+      </w:r>
+    </w:p>
+    <w:p>
+      <w:r>
+        <w:t>Fallpruefung. Wenn eine Bildungs- oder Forschungseinrichtung eine Wirkungsaussage fuer Lernende und Praxispartner pruefbar machen will, beginnt die Analyse bei Empfaengern, Wirkraum, Zeitraum und Datenquelle. Bei Nebenwirkungen: die ungewollten Begleiter muss dann geklaert werden, welche Begriffe, Quellen und Grenzen im Material sichtbar bleiben muessen. Eine tragfaehige Antwort benennt mindestens eine Quelle, eine offene Unsicherheit, eine moegliche Gegenbeobachtung und die Entscheidung, die nach der Bewertung geaendert wird.</w:t>
+      </w:r>
+    </w:p>
+    <w:p>
+      <w:r>
+        <w:t>Der Rueckfluss in den WOE-Korpus liegt hier in klaren Begriffen, sauber verlinkten Quellen und benannten Forschungsfragen. Wo Glossar, Werkzeuge, Journal oder Reader noch doppeldeutig bleiben, sollte Nebenwirkungen, Rebound und Zielkonflikte nicht als fertige Gewissheit auftreten, sondern als pruefbarer Lernstand mit Korrekturpfad.</w:t>
+      </w:r>
+    </w:p>
+    <w:p>
+      <w:r>
+        <w:t>Bewertungsgrenze. Wissenschaftliche Anschlussfaehigkeit entsteht hier durch Quellenklarheit. Bei Nebenwirkungen ernst nehmen werden interne WOE-Begriffe nicht als Ersatz fuer Belege benutzt, sondern mit WOE-Bewertungslogik, SDG+, rote Linien, NWI/T-SROI-Abgrenzung und Schutzgueter verbunden. Wo die Datenlage offen bleibt, wird das offengelegt. Wo eine Aussage nur plausibel ist, bleibt sie als Wirkungspotenzial markiert. Wo ein Schaden eine rote Linie beruehrt, greift Nichtkompensation vor Durchschnittslogik.</w:t>
+      </w:r>
+    </w:p>
+    <w:p>
+      <w:r>
+        <w:t>In einer kontroversen Entscheidung wirkt Nebenwirkungen ernst nehmen als Pruefpunkt fuer Ambivalenz. Ein Nutzen fuer eine Gruppe kann mit Risiken fuer andere Wirkungsempfaenger einhergehen. Das Skript verlangt deshalb, positive und negative Zustandsveraenderungen getrennt zu fuehren, bevor von positiver Netto-Wirkung gesprochen wird.</w:t>
+      </w:r>
+    </w:p>
+    <w:p>
+      <w:r>
+        <w:t>Fallpruefung. Wenn eine Kommune eine bestehende Massnahme neu priorisieren will, beginnt die Analyse bei Empfaengern, Wirkraum, Zeitraum und Datenquelle. Bei Nebenwirkungen ernst nehmen muss dann geklaert werden, ob Ressourcen umgeschichtet, Daten nacherhoben oder Zielkonflikte offengelegt werden. Eine tragfaehige Antwort benennt mindestens eine Quelle, eine offene Unsicherheit, eine moegliche Gegenbeobachtung und die Entscheidung, die nach der Bewertung geaendert wird.</w:t>
+      </w:r>
+    </w:p>
+    <w:p>
+      <w:r>
+        <w:t>Steuerungsfolge. In Grundstudium Wirkungsoekonomie wird Der Rebound-Effekt erst steuerungsfaehig, wenn daraus eine Entscheidung folgt. Die Grundbegriffe muessen in spaeteren Modulen wiedererkennbar bleiben. Ohne diese Rueckkopplung bleibt Reporting eine Beschreibung. Mit Rueckkopplung wird aus Bewertung eine veraenderte Routine: ein anderer Prozess, ein geaenderter Anreiz, eine bessere Datenpflicht, eine korrigierte Kommunikation oder eine neue Priorisierung.</w:t>
+      </w:r>
+    </w:p>
+    <w:p>
+      <w:r>
+        <w:t>Die typische Fehlstelle bei Nebenwirkungen, Rebound und Zielkonflikte liegt darin, schwere Schaeden mit bequemen Pluspunkten zu verrechnen. Bei Der Rebound-Effekt wird diese Fehlstelle konkret: Ein scheinbar plausibler Befund darf nicht zur Abkuerzung werden. Quellen, Systemgrenzen, Unsicherheit und Rueckkopplung bleiben sichtbar.</w:t>
+      </w:r>
+    </w:p>
+    <w:p>
+      <w:r>
+        <w:t>Fallpruefung. Wenn ein Unternehmen ein Produkt, einen Prozess oder eine Investition wirkungsbezogen bewerten will, beginnt die Analyse bei Empfaengern, Wirkraum, Zeitraum und Datenquelle. Bei Der Rebound-Effekt muss dann geklaert werden, welche Entscheidung nach der Bewertung tatsaechlich anders ausfaellt. Eine tragfaehige Antwort benennt mindestens eine Quelle, eine offene Unsicherheit, eine moegliche Gegenbeobachtung und die Entscheidung, die nach der Bewertung geaendert wird.</w:t>
+      </w:r>
+    </w:p>
+    <w:p>
+      <w:r>
+        <w:t>Fuer die Bewertung reicht kein Summenscore, der zentrale Schaeden mit bequemen Pluspunkten verrechnet. Nichtkompensation und Reverse Merit Order markieren, wo rote Linien, demokratische Grundbedingungen oder planetare Grenzen Vorrang vor Durchschnittslogik haben. So bleibt positive Netto-Wirkung eine anspruchsvolle Zielgroesse und wird nicht zur dekorativen Formel.</w:t>
+      </w:r>
+    </w:p>
+    <w:p>
+      <w:r>
+        <w:t>Transferhinweis. Die Grenze gegen Scheingenauigkeit verlaeuft bei Warum der Rebound so oft übersehen wird nicht zwischen Optimismus und Pessimismus. Sie verlaeuft zwischen offengelegter Unsicherheit und rhetorischer Sicherheit. Wer Nebenwirkungen, Rebound und Zielkonflikte belastbar anwenden will, benennt Systemgrenze, Zeitraum, Vergleichspunkt und offene Gegenhypothese. Gerade dadurch bleibt das Skript anschlussfaehig fuer Forschung, Praxis und spaetere Revision.</w:t>
+      </w:r>
+    </w:p>
+    <w:p>
+      <w:r>
+        <w:t>Fuer die Pruefung ist Warum der Rebound so oft übersehen wird dann verstanden, wenn daraus eine belastbare Fallantwort entsteht. Eine gute Antwort unterscheidet Beobachtung, Kausalannahme, Bewertung und Steuerungsfolge. Sie bewertet keine Menschen, sondern Wirkpfade, Zustandsveraenderungen, Risiken und institutionelle Bedingungen.</w:t>
+      </w:r>
+    </w:p>
+    <w:p>
+      <w:r>
+        <w:t>Fallpruefung. Wenn eine Bildungs- oder Forschungseinrichtung eine Wirkungsaussage fuer Lernende und Praxispartner pruefbar machen will, beginnt die Analyse bei Empfaengern, Wirkraum, Zeitraum und Datenquelle. Bei Warum der Rebound so oft übersehen wird muss dann geklaert werden, welche Begriffe, Quellen und Grenzen im Material sichtbar bleiben muessen. Eine tragfaehige Antwort benennt mindestens eine Quelle, eine offene Unsicherheit, eine moegliche Gegenbeobachtung und die Entscheidung, die nach der Bewertung geaendert wird.</w:t>
+      </w:r>
+    </w:p>
+    <w:p>
+      <w:r>
+        <w:t>Der Rueckfluss in den WOE-Korpus liegt hier in klaren Begriffen, sauber verlinkten Quellen und benannten Forschungsfragen. Wo Glossar, Werkzeuge, Journal oder Reader noch doppeldeutig bleiben, sollte Nebenwirkungen, Rebound und Zielkonflikte nicht als fertige Gewissheit auftreten, sondern als pruefbarer Lernstand mit Korrekturpfad.</w:t>
       </w:r>
     </w:p>
     <w:p>
@@ -3328,155 +3398,82 @@
         <w:pStyle w:val="Heading3"/>
       </w:pPr>
       <w:r>
-        <w:t>Schlussvertiefung 6: Nebenwirkungen, Rebound und Zielkonflikte im Anwendungsfall</w:t>
-      </w:r>
-    </w:p>
-    <w:p>
-      <w:r>
-        <w:t>Die folgenden Abschnitte sind keine neue Pruefungsloesung. Sie verdichten die vorhandenen Kapitel zu einer Lesart, mit der Studierende einen Fall selbststaendig analysieren koennen. Im Mittelpunkt stehen Bewertungsgrenzen, Nichtkompensation, Reverse Merit Order und positive Netto-Wirkung, nicht moralische Personenbewertung.</w:t>
-      </w:r>
-    </w:p>
-    <w:p>
-      <w:r>
-        <w:t>Begriffliche Schlussklaerung. Analysemodell zeigt, warum Nebenwirkungen, Rebound und Zielkonflikte mehr ist als ein Schlagwort im Feld Bewertungsgrenzen, Nichtkompensation, Reverse Merit Order und positive Netto-Wirkung. Die wirkungsoekonomische Frage lautet: Welche reale Veraenderung wird moeglich, welche bleibt nur Potenzial und wo entsteht ein Wirkungsrisiko? Diese Unterscheidung schuetzt vor Impact-Washing, weil sie Absicht, Aktivitaet, Reichweite und Wirkung auseinanderhaelt.</w:t>
-      </w:r>
-    </w:p>
-    <w:p>
-      <w:r>
-        <w:t>Eine Kommune, ein Unternehmen oder eine Bildungsorganisation will Nebenwirkungen, Rebound und Zielkonflikte praktisch anwenden. Der erste Schritt ist nicht die Auswahl eines Instruments, sondern die Klaerung der Zustandsveraenderung. Bei Analysemodell muss deshalb benannt werden, wer betroffen ist, welcher Zustand sich veraendert, welche Frist gilt und welche Gegenbeobachtung die Annahme widerlegen wuerde. Erst danach entsteht eine begruendete Entscheidung im Feld Begriff, Fallbewertung, Wirkpfad, rote Linie, Quellenbeurteilung oder Rueckkopplungsregel.</w:t>
-      </w:r>
-    </w:p>
-    <w:p>
-      <w:r>
-        <w:t>Wirkpfad und Empfaenger. In V15 muss Modellformel immer mit Empfaengern gelesen werden. Wirkung entsteht nicht beim Sender, sondern an veraenderten Zustaenden von Menschen, Oekosystemen, Institutionen, Oeffentlichkeit oder kuenftigen Handlungsspielraeumen. Darum reicht es nicht, interne Aktivitaeten zu dokumentieren. Entscheidend ist, ob sich ein Zustand nachvollziehbar veraendert und ob diese Veraenderung im Referenzrahmen Mensch, Planet, Demokratie, SDGs, Agenda 2030 und SDG+ tragfaehig bewertet werden kann.</w:t>
-      </w:r>
-    </w:p>
-    <w:p>
-      <w:r>
-        <w:t>Ein Bericht behauptet, die Massnahme zu Nebenwirkungen, Rebound und Zielkonflikte sei erfolgreich. Die WOE-Lesart fragt bei Modellformel nach belastbaren Nachweisen: begriffliche Praezision, Fallbeschreibung, Quellenklarheit, Plausibilitaet und offene Unsicherheit. Wenn diese Nachweise fehlen, bleibt die Aussage Wirkungspotenzial oder Kommunikationsbehauptung. Sie kann wichtig sein, aber sie ist noch keine belegte Wirkung.</w:t>
-      </w:r>
-    </w:p>
-    <w:p>
-      <w:r>
-        <w:t>Rueckfluss. Fuer den WOE-Korpus bedeutet das: Begriffe aus Nebenwirkungen, Rebound und Zielkonflikte sollten dort geschaerft werden, wo sie in Glossar, Werkzeugen, Journal oder Readern doppeldeutig bleiben. Offene Forschungsfragen werden nicht versteckt. Sie markieren die Stelle, an der spaetere Evidenz, ein besserer Datensatz oder eine praezisere Fallstudie die Bewertung veraendern kann.</w:t>
-      </w:r>
-    </w:p>
-    <w:p>
-      <w:r>
-        <w:t>Daten, Quellen und Evidenz. Wissenschaftliche Anschlussfaehigkeit entsteht hier durch Quellenklarheit. Bei Fallfenster werden interne WOE-Begriffe nicht als Ersatz fuer Belege benutzt, sondern mit WOE-Bewertungslogik, SDG+, rote Linien, NWI/T-SROI-Abgrenzung und Schutzgueter verbunden. Wo die Datenlage offen bleibt, wird das offengelegt. Wo eine Aussage nur plausibel ist, bleibt sie als Wirkungspotenzial markiert. Wo ein Schaden eine rote Linie beruehrt, greift Nichtkompensation vor Durchschnittslogik.</w:t>
-      </w:r>
-    </w:p>
-    <w:p>
-      <w:r>
-        <w:t>In einer kontroversen Entscheidung wirkt Fallfenster als Pruefpunkt fuer Ambivalenz. Ein Nutzen fuer eine Gruppe kann mit Risiken fuer andere Wirkungsempfaenger einhergehen. Das Skript verlangt deshalb, positive und negative Zustandsveraenderungen getrennt zu fuehren, bevor von positiver Netto-Wirkung gesprochen wird.</w:t>
-      </w:r>
-    </w:p>
-    <w:p>
-      <w:r>
-        <w:t>Bewertung und rote Linien. In Grundstudium Wirkungsoekonomie wird Prüfungsnahe Fallfragen ohne geschützte Antwortlogik erst steuerungsfaehig, wenn daraus eine Entscheidung folgt. Die Grundbegriffe muessen in spaeteren Modulen wiedererkennbar bleiben. Ohne diese Rueckkopplung bleibt Reporting eine Beschreibung. Mit Rueckkopplung wird aus Bewertung eine veraenderte Routine: ein anderer Prozess, ein geaenderter Anreiz, eine bessere Datenpflicht, eine korrigierte Kommunikation oder eine neue Priorisierung.</w:t>
-      </w:r>
-    </w:p>
-    <w:p>
-      <w:r>
-        <w:t>Die typische Fehlstelle bei Nebenwirkungen, Rebound und Zielkonflikte liegt darin, schwere Schaeden mit bequemen Pluspunkten zu verrechnen. Bei Prüfungsnahe Fallfragen ohne geschützte Antwortlogik wird diese Fehlstelle konkret: Ein scheinbar plausibler Befund darf nicht zur Abkuerzung werden. Quellen, Systemgrenzen, Unsicherheit und Rueckkopplung bleiben sichtbar.</w:t>
-      </w:r>
-    </w:p>
-    <w:p>
-      <w:r>
-        <w:t>Kontrollfrage. Welche Entscheidung waere falsch, wenn Prüfungsnahe Fallfragen ohne geschützte Antwortlogik in V15 missverstanden wird? Die Antwort muss mindestens eine Daten- oder Quellenannahme, eine betroffene Gruppe oder Schutzdimension, eine moegliche Nebenwirkung und einen Rueckkopplungsschritt nennen. Richtig ist nicht die lauteste Bewertung, sondern diejenige, die Begriff, Beleg und Steuerungsfolge zusammenhaelt.</w:t>
-      </w:r>
-    </w:p>
-    <w:p>
-      <w:r>
-        <w:t>Steuerung und Rueckkopplung. Die Grenze gegen Scheingenauigkeit verlaeuft bei Einleitung / Wirkungsfrage nicht zwischen Optimismus und Pessimismus. Sie verlaeuft zwischen offengelegter Unsicherheit und rhetorischer Sicherheit. Wer Nebenwirkungen, Rebound und Zielkonflikte belastbar anwenden will, benennt Systemgrenze, Zeitraum, Vergleichspunkt und offene Gegenhypothese. Gerade dadurch bleibt das Skript anschlussfaehig fuer Forschung, Praxis und spaetere Revision.</w:t>
-      </w:r>
-    </w:p>
-    <w:p>
-      <w:r>
-        <w:t>Fuer die Pruefung ist Einleitung / Wirkungsfrage dann verstanden, wenn daraus eine belastbare Fallantwort entsteht. Eine gute Antwort unterscheidet Beobachtung, Kausalannahme, Bewertung und Steuerungsfolge. Sie bewertet keine Menschen, sondern Wirkpfade, Zustandsveraenderungen, Risiken und institutionelle Bedingungen.</w:t>
-      </w:r>
-    </w:p>
-    <w:p>
-      <w:r>
-        <w:t>Pruefungsnahe Anwendung. Kernaussage zeigt, warum Nebenwirkungen, Rebound und Zielkonflikte mehr ist als ein Schlagwort im Feld Bewertungsgrenzen, Nichtkompensation, Reverse Merit Order und positive Netto-Wirkung. Die wirkungsoekonomische Frage lautet: Welche reale Veraenderung wird moeglich, welche bleibt nur Potenzial und wo entsteht ein Wirkungsrisiko? Diese Unterscheidung schuetzt vor Impact-Washing, weil sie Absicht, Aktivitaet, Reichweite und Wirkung auseinanderhaelt.</w:t>
-      </w:r>
-    </w:p>
-    <w:p>
-      <w:r>
-        <w:t>Eine Kommune, ein Unternehmen oder eine Bildungsorganisation will Nebenwirkungen, Rebound und Zielkonflikte praktisch anwenden. Der erste Schritt ist nicht die Auswahl eines Instruments, sondern die Klaerung der Zustandsveraenderung. Bei Kernaussage muss deshalb benannt werden, wer betroffen ist, welcher Zustand sich veraendert, welche Frist gilt und welche Gegenbeobachtung die Annahme widerlegen wuerde. Erst danach entsteht eine begruendete Entscheidung im Feld Begriff, Fallbewertung, Wirkpfad, rote Linie, Quellenbeurteilung oder Rueckkopplungsregel.</w:t>
-      </w:r>
-    </w:p>
-    <w:p>
-      <w:r>
-        <w:t>Transfer in den WOE-Korpus. In V15 muss Quelltext und fachliche Grundlegung immer mit Empfaengern gelesen werden. Wirkung entsteht nicht beim Sender, sondern an veraenderten Zustaenden von Menschen, Oekosystemen, Institutionen, Oeffentlichkeit oder kuenftigen Handlungsspielraeumen. Darum reicht es nicht, interne Aktivitaeten zu dokumentieren. Entscheidend ist, ob sich ein Zustand nachvollziehbar veraendert und ob diese Veraenderung im Referenzrahmen Mensch, Planet, Demokratie, SDGs, Agenda 2030 und SDG+ tragfaehig bewertet werden kann.</w:t>
-      </w:r>
-    </w:p>
-    <w:p>
-      <w:r>
-        <w:t>Ein Bericht behauptet, die Massnahme zu Nebenwirkungen, Rebound und Zielkonflikte sei erfolgreich. Die WOE-Lesart fragt bei Quelltext und fachliche Grundlegung nach belastbaren Nachweisen: begriffliche Praezision, Fallbeschreibung, Quellenklarheit, Plausibilitaet und offene Unsicherheit. Wenn diese Nachweise fehlen, bleibt die Aussage Wirkungspotenzial oder Kommunikationsbehauptung. Sie kann wichtig sein, aber sie ist noch keine belegte Wirkung.</w:t>
-      </w:r>
-    </w:p>
-    <w:p>
-      <w:r>
-        <w:t>Grenzen der Aussage. Wissenschaftliche Anschlussfaehigkeit entsteht hier durch Quellenklarheit. Bei Drei Fallen auf dem Weg zur guten Wirkung werden interne WOE-Begriffe nicht als Ersatz fuer Belege benutzt, sondern mit WOE-Bewertungslogik, SDG+, rote Linien, NWI/T-SROI-Abgrenzung und Schutzgueter verbunden. Wo die Datenlage offen bleibt, wird das offengelegt. Wo eine Aussage nur plausibel ist, bleibt sie als Wirkungspotenzial markiert. Wo ein Schaden eine rote Linie beruehrt, greift Nichtkompensation vor Durchschnittslogik.</w:t>
-      </w:r>
-    </w:p>
-    <w:p>
-      <w:r>
-        <w:t>In einer kontroversen Entscheidung wirkt Drei Fallen auf dem Weg zur guten Wirkung als Pruefpunkt fuer Ambivalenz. Ein Nutzen fuer eine Gruppe kann mit Risiken fuer andere Wirkungsempfaenger einhergehen. Das Skript verlangt deshalb, positive und negative Zustandsveraenderungen getrennt zu fuehren, bevor von positiver Netto-Wirkung gesprochen wird.</w:t>
-      </w:r>
-    </w:p>
-    <w:p>
-      <w:r>
-        <w:t>Kontrollfrage. Welche Entscheidung waere falsch, wenn Drei Fallen auf dem Weg zur guten Wirkung in V15 missverstanden wird? Die Antwort muss mindestens eine Daten- oder Quellenannahme, eine betroffene Gruppe oder Schutzdimension, eine moegliche Nebenwirkung und einen Rueckkopplungsschritt nennen. Richtig ist nicht die lauteste Bewertung, sondern diejenige, die Begriff, Beleg und Steuerungsfolge zusammenhaelt.</w:t>
-      </w:r>
-    </w:p>
-    <w:p>
-      <w:r>
-        <w:t>Rueckfluss. Fuer den WOE-Korpus bedeutet das: Begriffe aus Nebenwirkungen, Rebound und Zielkonflikte sollten dort geschaerft werden, wo sie in Glossar, Werkzeugen, Journal oder Readern doppeldeutig bleiben. Offene Forschungsfragen werden nicht versteckt. Sie markieren die Stelle, an der spaetere Evidenz, ein besserer Datensatz oder eine praezisere Fallstudie die Bewertung veraendern kann.</w:t>
-      </w:r>
-    </w:p>
-    <w:p>
-      <w:pPr>
-        <w:pStyle w:val="Heading3"/>
-      </w:pPr>
-      <w:r>
-        <w:t>Schlussvertiefung 7: Nebenwirkungen, Rebound und Zielkonflikte im Anwendungsfall</w:t>
-      </w:r>
-    </w:p>
-    <w:p>
-      <w:r>
-        <w:t>Die folgenden Abschnitte sind keine neue Pruefungsloesung. Sie verdichten die vorhandenen Kapitel zu einer Lesart, mit der Studierende einen Fall selbststaendig analysieren koennen. Im Mittelpunkt stehen Bewertungsgrenzen, Nichtkompensation, Reverse Merit Order und positive Netto-Wirkung, nicht moralische Personenbewertung.</w:t>
-      </w:r>
-    </w:p>
-    <w:p>
-      <w:r>
-        <w:t>Begriffliche Schlussklaerung. In Grundstudium Wirkungsoekonomie wird Nebenwirkungen: die ungewollten Begleiter erst steuerungsfaehig, wenn daraus eine Entscheidung folgt. Die Grundbegriffe muessen in spaeteren Modulen wiedererkennbar bleiben. Ohne diese Rueckkopplung bleibt Reporting eine Beschreibung. Mit Rueckkopplung wird aus Bewertung eine veraenderte Routine: ein anderer Prozess, ein geaenderter Anreiz, eine bessere Datenpflicht, eine korrigierte Kommunikation oder eine neue Priorisierung.</w:t>
-      </w:r>
-    </w:p>
-    <w:p>
-      <w:r>
-        <w:t>Die typische Fehlstelle bei Nebenwirkungen, Rebound und Zielkonflikte liegt darin, schwere Schaeden mit bequemen Pluspunkten zu verrechnen. Bei Nebenwirkungen: die ungewollten Begleiter wird diese Fehlstelle konkret: Ein scheinbar plausibler Befund darf nicht zur Abkuerzung werden. Quellen, Systemgrenzen, Unsicherheit und Rueckkopplung bleiben sichtbar.</w:t>
-      </w:r>
-    </w:p>
-    <w:p>
-      <w:r>
-        <w:t>Wirkpfad und Empfaenger. Die Grenze gegen Scheingenauigkeit verlaeuft bei Nebenwirkungen ernst nehmen nicht zwischen Optimismus und Pessimismus. Sie verlaeuft zwischen offengelegter Unsicherheit und rhetorischer Sicherheit. Wer Nebenwirkungen, Rebound und Zielkonflikte belastbar anwenden will, benennt Systemgrenze, Zeitraum, Vergleichspunkt und offene Gegenhypothese. Gerade dadurch bleibt das Skript anschlussfaehig fuer Forschung, Praxis und spaetere Revision.</w:t>
-      </w:r>
-    </w:p>
-    <w:p>
-      <w:r>
-        <w:t>Fuer die Pruefung ist Nebenwirkungen ernst nehmen dann verstanden, wenn daraus eine belastbare Fallantwort entsteht. Eine gute Antwort unterscheidet Beobachtung, Kausalannahme, Bewertung und Steuerungsfolge. Sie bewertet keine Menschen, sondern Wirkpfade, Zustandsveraenderungen, Risiken und institutionelle Bedingungen.</w:t>
-      </w:r>
-    </w:p>
-    <w:p>
-      <w:r>
-        <w:t>Daten, Quellen und Evidenz. Der Rebound-Effekt zeigt, warum Nebenwirkungen, Rebound und Zielkonflikte mehr ist als ein Schlagwort im Feld Bewertungsgrenzen, Nichtkompensation, Reverse Merit Order und positive Netto-Wirkung. Die wirkungsoekonomische Frage lautet: Welche reale Veraenderung wird moeglich, welche bleibt nur Potenzial und wo entsteht ein Wirkungsrisiko? Diese Unterscheidung schuetzt vor Impact-Washing, weil sie Absicht, Aktivitaet, Reichweite und Wirkung auseinanderhaelt.</w:t>
-      </w:r>
-    </w:p>
-    <w:p>
-      <w:r>
-        <w:t>Eine Kommune, ein Unternehmen oder eine Bildungsorganisation will Nebenwirkungen, Rebound und Zielkonflikte praktisch anwenden. Der erste Schritt ist nicht die Auswahl eines Instruments, sondern die Klaerung der Zustandsveraenderung. Bei Der Rebound-Effekt muss deshalb benannt werden, wer betroffen ist, welcher Zustand sich veraendert, welche Frist gilt und welche Gegenbeobachtung die Annahme widerlegen wuerde. Erst danach entsteht eine begruendete Entscheidung im Feld Begriff, Fallbewertung, Wirkpfad, rote Linie, Quellenbeurteilung oder Rueckkopplungsregel.</w:t>
+        <w:t>Vertiefungsrunde 6: Anschluss an Praxis und Forschung</w:t>
+      </w:r>
+    </w:p>
+    <w:p>
+      <w:r>
+        <w:t>Diese Runde wechselt den Blickwinkel, damit der Schlussblock nicht nur wiederholt, sondern Leseentscheidungen vorbereitet: Was ist belegt, was bleibt Potenzial, welche Nebenwirkung ist relevant und welche Steuerungsfolge wird daraus abgeleitet?</w:t>
+      </w:r>
+    </w:p>
+    <w:p>
+      <w:r>
+        <w:t>Rueckflussnotiz. Ein Beispiel zum Rebound zeigt, warum Nebenwirkungen, Rebound und Zielkonflikte mehr ist als ein Schlagwort im Feld Bewertungsgrenzen, Nichtkompensation, Reverse Merit Order und positive Netto-Wirkung. Die wirkungsoekonomische Frage lautet: Welche reale Veraenderung wird moeglich, welche bleibt nur Potenzial und wo entsteht ein Wirkungsrisiko? Diese Unterscheidung schuetzt vor Impact-Washing, weil sie Absicht, Aktivitaet, Reichweite und Wirkung auseinanderhaelt.</w:t>
+      </w:r>
+    </w:p>
+    <w:p>
+      <w:r>
+        <w:t>Eine Kommune, ein Unternehmen oder eine Bildungsorganisation will Nebenwirkungen, Rebound und Zielkonflikte praktisch anwenden. Der erste Schritt ist nicht die Auswahl eines Instruments, sondern die Klaerung der Zustandsveraenderung. Bei Ein Beispiel zum Rebound muss deshalb benannt werden, wer betroffen ist, welcher Zustand sich veraendert, welche Frist gilt und welche Gegenbeobachtung die Annahme widerlegen wuerde. Erst danach entsteht eine begruendete Entscheidung im Feld Begriff, Fallbewertung, Wirkpfad, rote Linie, Quellenbeurteilung oder Rueckkopplungsregel.</w:t>
+      </w:r>
+    </w:p>
+    <w:p>
+      <w:r>
+        <w:t>Fallpruefung. Wenn eine Kommune eine bestehende Massnahme neu priorisieren will, beginnt die Analyse bei Empfaengern, Wirkraum, Zeitraum und Datenquelle. Bei Ein Beispiel zum Rebound muss dann geklaert werden, ob Ressourcen umgeschichtet, Daten nacherhoben oder Zielkonflikte offengelegt werden. Eine tragfaehige Antwort benennt mindestens eine Quelle, eine offene Unsicherheit, eine moegliche Gegenbeobachtung und die Entscheidung, die nach der Bewertung geaendert wird.</w:t>
+      </w:r>
+    </w:p>
+    <w:p>
+      <w:r>
+        <w:t>Pruefungsimpuls. In V15 muss Zielkonflikte immer mit Empfaengern gelesen werden. Wirkung entsteht nicht beim Sender, sondern an veraenderten Zustaenden von Menschen, Oekosystemen, Institutionen, Oeffentlichkeit oder kuenftigen Handlungsspielraeumen. Darum reicht es nicht, interne Aktivitaeten zu dokumentieren. Entscheidend ist, ob sich ein Zustand nachvollziehbar veraendert und ob diese Veraenderung im Referenzrahmen Mensch, Planet, Demokratie, SDGs, Agenda 2030 und SDG+ tragfaehig bewertet werden kann.</w:t>
+      </w:r>
+    </w:p>
+    <w:p>
+      <w:r>
+        <w:t>Ein Bericht behauptet, die Massnahme zu Nebenwirkungen, Rebound und Zielkonflikte sei erfolgreich. Die WOE-Lesart fragt bei Zielkonflikte nach belastbaren Nachweisen: begriffliche Praezision, Fallbeschreibung, Quellenklarheit, Plausibilitaet und offene Unsicherheit. Wenn diese Nachweise fehlen, bleibt die Aussage Wirkungspotenzial oder Kommunikationsbehauptung. Sie kann wichtig sein, aber sie ist noch keine belegte Wirkung.</w:t>
+      </w:r>
+    </w:p>
+    <w:p>
+      <w:r>
+        <w:t>Fallpruefung. Wenn ein Unternehmen ein Produkt, einen Prozess oder eine Investition wirkungsbezogen bewerten will, beginnt die Analyse bei Empfaengern, Wirkraum, Zeitraum und Datenquelle. Bei Zielkonflikte muss dann geklaert werden, welche Entscheidung nach der Bewertung tatsaechlich anders ausfaellt. Eine tragfaehige Antwort benennt mindestens eine Quelle, eine offene Unsicherheit, eine moegliche Gegenbeobachtung und die Entscheidung, die nach der Bewertung geaendert wird.</w:t>
+      </w:r>
+    </w:p>
+    <w:p>
+      <w:r>
+        <w:t>Fuer die Bewertung reicht kein Summenscore, der zentrale Schaeden mit bequemen Pluspunkten verrechnet. Nichtkompensation und Reverse Merit Order markieren, wo rote Linien, demokratische Grundbedingungen oder planetare Grenzen Vorrang vor Durchschnittslogik haben. So bleibt positive Netto-Wirkung eine anspruchsvolle Zielgroesse und wird nicht zur dekorativen Formel.</w:t>
+      </w:r>
+    </w:p>
+    <w:p>
+      <w:r>
+        <w:t>Begriffliche Sicherung. Wissenschaftliche Anschlussfaehigkeit entsteht hier durch Quellenklarheit. Bei Zielkonflikte ehrlich abwägen werden interne WOE-Begriffe nicht als Ersatz fuer Belege benutzt, sondern mit WOE-Bewertungslogik, SDG+, rote Linien, NWI/T-SROI-Abgrenzung und Schutzgueter verbunden. Wo die Datenlage offen bleibt, wird das offengelegt. Wo eine Aussage nur plausibel ist, bleibt sie als Wirkungspotenzial markiert. Wo ein Schaden eine rote Linie beruehrt, greift Nichtkompensation vor Durchschnittslogik.</w:t>
+      </w:r>
+    </w:p>
+    <w:p>
+      <w:r>
+        <w:t>In einer kontroversen Entscheidung wirkt Zielkonflikte ehrlich abwägen als Pruefpunkt fuer Ambivalenz. Ein Nutzen fuer eine Gruppe kann mit Risiken fuer andere Wirkungsempfaenger einhergehen. Das Skript verlangt deshalb, positive und negative Zustandsveraenderungen getrennt zu fuehren, bevor von positiver Netto-Wirkung gesprochen wird.</w:t>
+      </w:r>
+    </w:p>
+    <w:p>
+      <w:r>
+        <w:t>Fallpruefung. Wenn eine Bildungs- oder Forschungseinrichtung eine Wirkungsaussage fuer Lernende und Praxispartner pruefbar machen will, beginnt die Analyse bei Empfaengern, Wirkraum, Zeitraum und Datenquelle. Bei Zielkonflikte ehrlich abwägen muss dann geklaert werden, welche Begriffe, Quellen und Grenzen im Material sichtbar bleiben muessen. Eine tragfaehige Antwort benennt mindestens eine Quelle, eine offene Unsicherheit, eine moegliche Gegenbeobachtung und die Entscheidung, die nach der Bewertung geaendert wird.</w:t>
+      </w:r>
+    </w:p>
+    <w:p>
+      <w:r>
+        <w:t>Der Rueckfluss in den WOE-Korpus liegt hier in klaren Begriffen, sauber verlinkten Quellen und benannten Forschungsfragen. Wo Glossar, Werkzeuge, Journal oder Reader noch doppeldeutig bleiben, sollte Nebenwirkungen, Rebound und Zielkonflikte nicht als fertige Gewissheit auftreten, sondern als pruefbarer Lernstand mit Korrekturpfad.</w:t>
+      </w:r>
+    </w:p>
+    <w:p>
+      <w:r>
+        <w:t>Wirkpfadpruefung. In Grundstudium Wirkungsoekonomie wird Die drei Fallen zusammen im Blick erst steuerungsfaehig, wenn daraus eine Entscheidung folgt. Die Grundbegriffe muessen in spaeteren Modulen wiedererkennbar bleiben. Ohne diese Rueckkopplung bleibt Reporting eine Beschreibung. Mit Rueckkopplung wird aus Bewertung eine veraenderte Routine: ein anderer Prozess, ein geaenderter Anreiz, eine bessere Datenpflicht, eine korrigierte Kommunikation oder eine neue Priorisierung.</w:t>
+      </w:r>
+    </w:p>
+    <w:p>
+      <w:r>
+        <w:t>Die typische Fehlstelle bei Nebenwirkungen, Rebound und Zielkonflikte liegt darin, schwere Schaeden mit bequemen Pluspunkten zu verrechnen. Bei Die drei Fallen zusammen im Blick wird diese Fehlstelle konkret: Ein scheinbar plausibler Befund darf nicht zur Abkuerzung werden. Quellen, Systemgrenzen, Unsicherheit und Rueckkopplung bleiben sichtbar.</w:t>
+      </w:r>
+    </w:p>
+    <w:p>
+      <w:r>
+        <w:t>Fallpruefung. Wenn eine Kommune eine bestehende Massnahme neu priorisieren will, beginnt die Analyse bei Empfaengern, Wirkraum, Zeitraum und Datenquelle. Bei Die drei Fallen zusammen im Blick muss dann geklaert werden, ob Ressourcen umgeschichtet, Daten nacherhoben oder Zielkonflikte offengelegt werden. Eine tragfaehige Antwort benennt mindestens eine Quelle, eine offene Unsicherheit, eine moegliche Gegenbeobachtung und die Entscheidung, die nach der Bewertung geaendert wird.</w:t>
       </w:r>
     </w:p>
     <w:p>

--- a/docs/studienskripte/word-rohfassungen/woek-g-v15.docx
+++ b/docs/studienskripte/word-rohfassungen/woek-g-v15.docx
@@ -2793,7 +2793,7 @@
     </w:p>
     <w:p>
       <w:r>
-        <w:t>Begriffliche Sicherung. Einleitung / Wirkungsfrage zeigt, warum Nebenwirkungen, Rebound und Zielkonflikte mehr ist als ein Schlagwort im Feld Bewertungsgrenzen, Nichtkompensation, Reverse Merit Order und positive Netto-Wirkung. Die wirkungsoekonomische Frage lautet: Welche reale Veraenderung wird moeglich, welche bleibt nur Potenzial und wo entsteht ein Wirkungsrisiko? Diese Unterscheidung schuetzt vor Impact-Washing, weil sie Absicht, Aktivitaet, Reichweite und Wirkung auseinanderhaelt.</w:t>
+        <w:t>Begriffliche Sicherung. Bei Einleitung / Wirkungsfrage wird Nebenwirkungen, Rebound und Zielkonflikte als Arbeitsfrage im Feld Bewertungsgrenzen, Nichtkompensation, Reverse Merit Order und positive Netto-Wirkung lesbar. Die wirkungsoekonomische Frage lautet: Welche reale Veraenderung wird moeglich, welche bleibt nur Potenzial und wo entsteht ein Wirkungsrisiko? Diese Unterscheidung schuetzt vor Impact-Washing, weil sie Absicht, Aktivitaet, Reichweite und Wirkung auseinanderhaelt.</w:t>
       </w:r>
     </w:p>
     <w:p>
@@ -2883,7 +2883,7 @@
     </w:p>
     <w:p>
       <w:r>
-        <w:t>Transferhinweis. Nebenwirkungen ernst nehmen zeigt, warum Nebenwirkungen, Rebound und Zielkonflikte mehr ist als ein Schlagwort im Feld Bewertungsgrenzen, Nichtkompensation, Reverse Merit Order und positive Netto-Wirkung. Die wirkungsoekonomische Frage lautet: Welche reale Veraenderung wird moeglich, welche bleibt nur Potenzial und wo entsteht ein Wirkungsrisiko? Diese Unterscheidung schuetzt vor Impact-Washing, weil sie Absicht, Aktivitaet, Reichweite und Wirkung auseinanderhaelt.</w:t>
+        <w:t>Transferhinweis. Bei Nebenwirkungen ernst nehmen wird Nebenwirkungen, Rebound und Zielkonflikte als Arbeitsfrage im Feld Bewertungsgrenzen, Nichtkompensation, Reverse Merit Order und positive Netto-Wirkung lesbar. Die wirkungsoekonomische Frage lautet: Welche reale Veraenderung wird moeglich, welche bleibt nur Potenzial und wo entsteht ein Wirkungsrisiko? Diese Unterscheidung schuetzt vor Impact-Washing, weil sie Absicht, Aktivitaet, Reichweite und Wirkung auseinanderhaelt.</w:t>
       </w:r>
     </w:p>
     <w:p>
@@ -2986,7 +2986,7 @@
     </w:p>
     <w:p>
       <w:r>
-        <w:t>Evidenzfenster. Zielkonflikte ehrlich abwägen zeigt, warum Nebenwirkungen, Rebound und Zielkonflikte mehr ist als ein Schlagwort im Feld Bewertungsgrenzen, Nichtkompensation, Reverse Merit Order und positive Netto-Wirkung. Die wirkungsoekonomische Frage lautet: Welche reale Veraenderung wird moeglich, welche bleibt nur Potenzial und wo entsteht ein Wirkungsrisiko? Diese Unterscheidung schuetzt vor Impact-Washing, weil sie Absicht, Aktivitaet, Reichweite und Wirkung auseinanderhaelt.</w:t>
+        <w:t>Evidenzfenster. Bei Zielkonflikte ehrlich abwägen wird Nebenwirkungen, Rebound und Zielkonflikte als Arbeitsfrage im Feld Bewertungsgrenzen, Nichtkompensation, Reverse Merit Order und positive Netto-Wirkung lesbar. Die wirkungsoekonomische Frage lautet: Welche reale Veraenderung wird moeglich, welche bleibt nur Potenzial und wo entsteht ein Wirkungsrisiko? Diese Unterscheidung schuetzt vor Impact-Washing, weil sie Absicht, Aktivitaet, Reichweite und Wirkung auseinanderhaelt.</w:t>
       </w:r>
     </w:p>
     <w:p>
@@ -3094,7 +3094,7 @@
     </w:p>
     <w:p>
       <w:r>
-        <w:t>Pruefungsimpuls. Wirkpfad zeigt, warum Nebenwirkungen, Rebound und Zielkonflikte mehr ist als ein Schlagwort im Feld Bewertungsgrenzen, Nichtkompensation, Reverse Merit Order und positive Netto-Wirkung. Die wirkungsoekonomische Frage lautet: Welche reale Veraenderung wird moeglich, welche bleibt nur Potenzial und wo entsteht ein Wirkungsrisiko? Diese Unterscheidung schuetzt vor Impact-Washing, weil sie Absicht, Aktivitaet, Reichweite und Wirkung auseinanderhaelt.</w:t>
+        <w:t>Pruefungsimpuls. Bei Wirkpfad wird Nebenwirkungen, Rebound und Zielkonflikte als Arbeitsfrage im Feld Bewertungsgrenzen, Nichtkompensation, Reverse Merit Order und positive Netto-Wirkung lesbar. Die wirkungsoekonomische Frage lautet: Welche reale Veraenderung wird moeglich, welche bleibt nur Potenzial und wo entsteht ein Wirkungsrisiko? Diese Unterscheidung schuetzt vor Impact-Washing, weil sie Absicht, Aktivitaet, Reichweite und Wirkung auseinanderhaelt.</w:t>
       </w:r>
     </w:p>
     <w:p>
@@ -3197,7 +3197,7 @@
     </w:p>
     <w:p>
       <w:r>
-        <w:t>Steuerungsfolge. Fallfenster zeigt, warum Nebenwirkungen, Rebound und Zielkonflikte mehr ist als ein Schlagwort im Feld Bewertungsgrenzen, Nichtkompensation, Reverse Merit Order und positive Netto-Wirkung. Die wirkungsoekonomische Frage lautet: Welche reale Veraenderung wird moeglich, welche bleibt nur Potenzial und wo entsteht ein Wirkungsrisiko? Diese Unterscheidung schuetzt vor Impact-Washing, weil sie Absicht, Aktivitaet, Reichweite und Wirkung auseinanderhaelt.</w:t>
+        <w:t>Steuerungsfolge. Bei Fallfenster wird Nebenwirkungen, Rebound und Zielkonflikte als Arbeitsfrage im Feld Bewertungsgrenzen, Nichtkompensation, Reverse Merit Order und positive Netto-Wirkung lesbar. Die wirkungsoekonomische Frage lautet: Welche reale Veraenderung wird moeglich, welche bleibt nur Potenzial und wo entsteht ein Wirkungsrisiko? Diese Unterscheidung schuetzt vor Impact-Washing, weil sie Absicht, Aktivitaet, Reichweite und Wirkung auseinanderhaelt.</w:t>
       </w:r>
     </w:p>
     <w:p>
@@ -3300,7 +3300,7 @@
     </w:p>
     <w:p>
       <w:r>
-        <w:t>Wirkpfadpruefung. Drei Fallen auf dem Weg zur guten Wirkung zeigt, warum Nebenwirkungen, Rebound und Zielkonflikte mehr ist als ein Schlagwort im Feld Bewertungsgrenzen, Nichtkompensation, Reverse Merit Order und positive Netto-Wirkung. Die wirkungsoekonomische Frage lautet: Welche reale Veraenderung wird moeglich, welche bleibt nur Potenzial und wo entsteht ein Wirkungsrisiko? Diese Unterscheidung schuetzt vor Impact-Washing, weil sie Absicht, Aktivitaet, Reichweite und Wirkung auseinanderhaelt.</w:t>
+        <w:t>Wirkpfadpruefung. Bei Drei Fallen auf dem Weg zur guten Wirkung wird Nebenwirkungen, Rebound und Zielkonflikte als Arbeitsfrage im Feld Bewertungsgrenzen, Nichtkompensation, Reverse Merit Order und positive Netto-Wirkung lesbar. Die wirkungsoekonomische Frage lautet: Welche reale Veraenderung wird moeglich, welche bleibt nur Potenzial und wo entsteht ein Wirkungsrisiko? Diese Unterscheidung schuetzt vor Impact-Washing, weil sie Absicht, Aktivitaet, Reichweite und Wirkung auseinanderhaelt.</w:t>
       </w:r>
     </w:p>
     <w:p>
@@ -3408,7 +3408,7 @@
     </w:p>
     <w:p>
       <w:r>
-        <w:t>Rueckflussnotiz. Ein Beispiel zum Rebound zeigt, warum Nebenwirkungen, Rebound und Zielkonflikte mehr ist als ein Schlagwort im Feld Bewertungsgrenzen, Nichtkompensation, Reverse Merit Order und positive Netto-Wirkung. Die wirkungsoekonomische Frage lautet: Welche reale Veraenderung wird moeglich, welche bleibt nur Potenzial und wo entsteht ein Wirkungsrisiko? Diese Unterscheidung schuetzt vor Impact-Washing, weil sie Absicht, Aktivitaet, Reichweite und Wirkung auseinanderhaelt.</w:t>
+        <w:t>Rueckflussnotiz. Bei Ein Beispiel zum Rebound wird Nebenwirkungen, Rebound und Zielkonflikte als Arbeitsfrage im Feld Bewertungsgrenzen, Nichtkompensation, Reverse Merit Order und positive Netto-Wirkung lesbar. Die wirkungsoekonomische Frage lautet: Welche reale Veraenderung wird moeglich, welche bleibt nur Potenzial und wo entsteht ein Wirkungsrisiko? Diese Unterscheidung schuetzt vor Impact-Washing, weil sie Absicht, Aktivitaet, Reichweite und Wirkung auseinanderhaelt.</w:t>
       </w:r>
     </w:p>
     <w:p>

--- a/docs/studienskripte/word-rohfassungen/woek-g-v15.docx
+++ b/docs/studienskripte/word-rohfassungen/woek-g-v15.docx
@@ -16,20 +16,7 @@
     </w:p>
     <w:p>
       <w:r>
-        <w:rPr>
-          <w:i/>
-        </w:rPr>
-        <w:t>Rohfassung fuer Claude / CI-CD-Finalisierung</w:t>
-      </w:r>
-    </w:p>
-    <w:p>
-      <w:r>
-        <w:t>Quelle: /Users/hagen/Documents/New project/content/studienskripte/woek-g-v15.md</w:t>
-      </w:r>
-    </w:p>
-    <w:p>
-      <w:r>
-        <w:t>Track: Grundstudium Wirkungsökonomie Kurscode: woek-g Vorlesungscode: V15 Modul/Abschnitt: G2.1 Titel: Nebenwirkungen, Rebound und Zielkonflikte Status: Studienskript V1 · fachlich finale Codex-Fassung, Claude-CI/CD-Satzfreigabe offen Quelle: woek-akademie-app/content/lehrgaenge/woek-g-v15.md Ablage: Markdown-Master in content/studienskripte/woek-g-v15.md, Word-Rohfassung in docs/studienskripte/word-rohfassungen/woek-g-v15.docx Wissensbasis: aktuelles Grundlagenwerk, Website-Korpus inklusive Journal, Akademie-Quelltexte, Glossar, interne Dossiers und externe Fachquellen</w:t>
+        <w:t>Track: Grundstudium Wirkungsökonomie Kurscode: woek-g Vorlesungscode: V15 Modul/Abschnitt: G2.1 Titel: Nebenwirkungen, Rebound und Zielkonflikte Status: Studienskript V1. Wissensbasis: aktuelles Grundlagenwerk, Website-Korpus inklusive Journal, Akademie-Quelltexte, Glossar, interne Dossiers und externe Fachquellen</w:t>
       </w:r>
     </w:p>
     <w:p>
@@ -96,11 +83,6 @@
     <w:p>
       <w:r>
         <w:t>&gt; Welche tatsächlichen Zustandsveränderungen werden durch Nebenwirkungen, Rebound und Zielkonflikte möglich, wahrscheinlich oder riskant - und welche Bedingungen entscheiden darüber, ob aus Wirkungspotenzial tatsächliche Wirkung wird?</w:t>
-      </w:r>
-    </w:p>
-    <w:p>
-      <w:r>
-        <w:t>Dieses Studienskript ist die fachlich finale Codex-V1-Fassung fuer den Akademie-Reader und die oeffentliche Bibliothek. Claude uebernimmt danach Satz, CI/CD, PDF/Reader-Freigabe und die abschliessende Lektoratsabnahme.</w:t>
       </w:r>
     </w:p>
     <w:p>
@@ -709,7 +691,7 @@
         <w:pStyle w:val="ListBullet"/>
       </w:pPr>
       <w:r>
-        <w:t>✅ Richtig: B — Wirkung meint tatsächliche Veränderung von Zuständen, nicht Absicht, Aktivität oder Reichweite.</w:t>
+        <w:t>✅ Richtig: B - Wirkung meint tatsächliche Veränderung von Zuständen, nicht Absicht, Aktivität oder Reichweite.</w:t>
       </w:r>
     </w:p>
     <w:p>
@@ -730,7 +712,7 @@
         <w:pStyle w:val="ListBullet"/>
       </w:pPr>
       <w:r>
-        <w:t>✅ Richtig: B — Ein Auslöser erzeugt höchstens Wirkungspotenzial, solange keine tatsächliche Veränderung nachvollziehbar ist.</w:t>
+        <w:t>✅ Richtig: B - Ein Auslöser erzeugt höchstens Wirkungspotenzial, solange keine tatsächliche Veränderung nachvollziehbar ist.</w:t>
       </w:r>
     </w:p>
     <w:p>
@@ -751,7 +733,7 @@
         <w:pStyle w:val="ListBullet"/>
       </w:pPr>
       <w:r>
-        <w:t>✅ Richtig: C — Die WÖk bewertet Wirkpfade und Zustandsveränderungen, nicht den Wert von Menschen.</w:t>
+        <w:t>✅ Richtig: C - Die WÖk bewertet Wirkpfade und Zustandsveränderungen, nicht den Wert von Menschen.</w:t>
       </w:r>
     </w:p>
     <w:p>
@@ -772,7 +754,7 @@
         <w:pStyle w:val="ListBullet"/>
       </w:pPr>
       <w:r>
-        <w:t>✅ Richtig: A — Quellenklarheit und begriffliche Präzision sind Voraussetzungen für prüfbare Wirkungsaussagen.</w:t>
+        <w:t>✅ Richtig: A - Quellenklarheit und begriffliche Präzision sind Voraussetzungen für prüfbare Wirkungsaussagen.</w:t>
       </w:r>
     </w:p>
     <w:p>
@@ -793,7 +775,7 @@
         <w:pStyle w:val="ListBullet"/>
       </w:pPr>
       <w:r>
-        <w:t>✅ Richtig: B — Rückkopplung bedeutet Lernen und Nachsteuern anhand tatsächlicher Zustandsveränderungen.</w:t>
+        <w:t>✅ Richtig: B - Rückkopplung bedeutet Lernen und Nachsteuern anhand tatsächlicher Zustandsveränderungen.</w:t>
       </w:r>
     </w:p>
     <w:p>
@@ -814,7 +796,7 @@
         <w:pStyle w:val="ListBullet"/>
       </w:pPr>
       <w:r>
-        <w:t>✅ Richtig: A — Wenn eine Zielgröße gemeint ist, geht es um positive Netto-Wirkung im Referenzrahmen Mensch, Planet und Demokratie.</w:t>
+        <w:t>✅ Richtig: A - Wenn eine Zielgröße gemeint ist, geht es um positive Netto-Wirkung im Referenzrahmen Mensch, Planet und Demokratie.</w:t>
       </w:r>
     </w:p>
     <w:p>
@@ -994,11 +976,6 @@
       </w:pPr>
       <w:r>
         <w:t>7. Tiefenskript-Erweiterung Sprint 7</w:t>
-      </w:r>
-    </w:p>
-    <w:p>
-      <w:r>
-        <w:t>Status dieser Erweiterung: V1-finalisierte Codex-Erweiterung fuer Markdown-Master, Word-Rohfassung und Reader-Spiegel. Satz, Medienintegration, Lektorat und PDF-Freigabe bleiben der Claude-CI/CD-Lane vorbehalten.</w:t>
       </w:r>
     </w:p>
     <w:p>
@@ -2416,11 +2393,6 @@
       </w:r>
     </w:p>
     <w:p>
-      <w:r>
-        <w:t>Dieses Studienskript ist die fachlich finale Codex-V1-Fassung fuer den Akademie-Reader und die oeffentliche Bibliothek. Claude uebernimmt danach Satz, CI/CD, PDF/Reader-Freigabe und die abschliessende Lektoratsabnahme.</w:t>
-      </w:r>
-    </w:p>
-    <w:p>
       <w:pPr>
         <w:pStyle w:val="Heading3"/>
       </w:pPr>
@@ -3040,11 +3012,6 @@
       </w:r>
     </w:p>
     <w:p>
-      <w:r>
-        <w:t>Diese Finalisierung schliesst die Codex-Inhaltsproduktion fuer V15. Offen bleibt nicht der fachliche Kern des Skripts, sondern der naechste Produktionsschritt: Claude setzt daraus die CI/CD-konforme Reader- und PDF-Fassung, prueft Satz, Umbrueche, Medienintegration und Lektorat und markiert erst danach die veroeffentlichte Fassung als freigegeben.</w:t>
-      </w:r>
-    </w:p>
-    <w:p>
       <w:pPr>
         <w:pStyle w:val="Heading2"/>
       </w:pPr>
@@ -3065,7 +3032,7 @@
         <w:pStyle w:val="ListBullet"/>
       </w:pPr>
       <w:r>
-        <w:t>woek-akademie-app/content/lehrgaenge/woek-g-v15.md — unmittelbarer Akademie-Quelltext dieser V1-Fassung.</w:t>
+        <w:t>woek-akademie-app/content/lehrgaenge/woek-g-v15.md - unmittelbarer Akademie-Quelltext dieser V1-Fassung.</w:t>
       </w:r>
     </w:p>
     <w:p>
@@ -3073,7 +3040,7 @@
         <w:pStyle w:val="ListBullet"/>
       </w:pPr>
       <w:r>
-        <w:t>assets/pdf/die-neue-ordnung-des-wohlstands.pdf und buch.html — aktuelles Grundlagenwerk.</w:t>
+        <w:t>assets/pdf/die-neue-ordnung-des-wohlstands.pdf und buch.html - aktuelles Grundlagenwerk.</w:t>
       </w:r>
     </w:p>
     <w:p>
@@ -3082,22 +3049,6 @@
       </w:pPr>
       <w:r>
         <w:t>Website-Korpus: Referenz, Wirkungsfelder, Werkzeuge, Glossar, Bibliothek und Journal.</w:t>
-      </w:r>
-    </w:p>
-    <w:p>
-      <w:pPr>
-        <w:pStyle w:val="ListBullet"/>
-      </w:pPr>
-      <w:r>
-        <w:t>docs/CODEX-HANDOFF-studienskripte.md — Produktionsstandard.</w:t>
-      </w:r>
-    </w:p>
-    <w:p>
-      <w:pPr>
-        <w:pStyle w:val="ListBullet"/>
-      </w:pPr>
-      <w:r>
-        <w:t>docs/CODEX-HANDOFF-pruefungen.md — geschützte Prüfungs- und Antwortlogik.</w:t>
       </w:r>
     </w:p>
     <w:p>
